--- a/engine/phar_study/EIPICO_Valuation_Study_09-08-2026.docx
+++ b/engine/phar_study/EIPICO_Valuation_Study_09-08-2026.docx
@@ -190,7 +190,7 @@
                 <w:color w:val="1C3A36"/>
                 <w:sz w:val="19"/>
               </w:rPr>
-              <w:t>Five independent lenses put fair value between EGP 56 and EGP 99 a share, weighted centre EGP 80. The market price is EGP 130.05. That gap is the study, and section 1.7 states exactly what would have to be true for the market to be right.</w:t>
+              <w:t>Five independent lenses put fair value between EGP 50 and EGP 79 a share, weighted centre EGP 67. The market price is EGP 130.05. That gap is the study, and section 1.7 states exactly what would have to be true for the market to be right.</w:t>
             </w:r>
           </w:p>
           <w:p>
@@ -211,6 +211,46 @@
                 <w:sz w:val="19"/>
               </w:rPr>
               <w:t>It does not put a revenue line on the company's new biologicals plant, because the company has published no volume, price or utilisation guidance for it. It charges the plant's depreciation and its interest, because both follow mechanically from the licence the company obtained in December 2025. Section 1.7 then solves for how much the plant must sell to justify the market price and states that in observable units.</w:t>
+            </w:r>
+          </w:p>
+          <w:p>
+            <w:pPr>
+              <w:spacing w:after="100"/>
+            </w:pPr>
+            <w:r>
+              <w:rPr>
+                <w:b/>
+                <w:color w:val="1C3A36"/>
+                <w:sz w:val="19"/>
+              </w:rPr>
+              <w:t xml:space="preserve">This is the second edition. </w:t>
+            </w:r>
+            <w:r>
+              <w:rPr>
+                <w:color w:val="1C3A36"/>
+                <w:sz w:val="19"/>
+              </w:rPr>
+              <w:t>It folds in the reviewed first quarter of 2026 and the separately issued audited FY2023 and FY2024 statements, obtained after the first issue. The first quarter CONFIRMED the study's central mechanism — the construction balance is transferring and the depreciation charge has more than doubled — but it also came in softer than the first edition assumed on revenue, associates and capital spending. The weighted central value moves from EGP 79.64 to EGP 67 a share. Section 7 lists what changed and by how much.</w:t>
+            </w:r>
+          </w:p>
+          <w:p>
+            <w:pPr>
+              <w:spacing w:after="100"/>
+            </w:pPr>
+            <w:r>
+              <w:rPr>
+                <w:b/>
+                <w:color w:val="1C3A36"/>
+                <w:sz w:val="19"/>
+              </w:rPr>
+              <w:t xml:space="preserve">The first-quarter review is QUALIFIED. </w:t>
+            </w:r>
+            <w:r>
+              <w:rPr>
+                <w:color w:val="1C3A36"/>
+                <w:sz w:val="19"/>
+              </w:rPr>
+              <w:t>The auditor qualified the conclusion on three matters: the associates' own periodic statements were not received; the active-ingredient company was recognised at cost after loss of control rather than remeasured and equity-accounted; and NO expected-credit-loss charge was recognised in the quarter. The third goes straight to this study's contested judgement and is the reason it is still carried both ways.</w:t>
             </w:r>
           </w:p>
           <w:p>
@@ -294,7 +334,21 @@
           <w:color w:val="1C3A36"/>
           <w:sz w:val="21"/>
         </w:rPr>
-        <w:t>Against that, four lenses that do not depend on the new plant at all — discounted cash flow on two framings of the provision charge, book value against sustainable return, triangulated multiples, and normalised earnings power — cluster between EGP 56 and EGP 99. The market is above all of them.</w:t>
+        <w:t>Against that, four lenses that do not depend on the new plant at all — discounted cash flow on two framings of the provision charge, book value against sustainable return, triangulated multiples, and normalised earnings power — cluster between EGP 50 and EGP 79. The market is above all of them.</w:t>
+      </w:r>
+    </w:p>
+    <w:p>
+      <w:pPr>
+        <w:spacing w:after="120" w:before="0"/>
+      </w:pPr>
+      <w:r>
+        <w:rPr>
+          <w:b w:val="0"/>
+          <w:i w:val="0"/>
+          <w:color w:val="1C3A36"/>
+          <w:sz w:val="21"/>
+        </w:rPr>
+        <w:t>The first quarter of 2026, reviewed and published in May, settles part of that question and sharpens the rest. Fixed assets rose EGP 1,140 million and the construction balance fell EGP 918 million in three months; depreciation and amortisation went to EGP 56.2 million from EGP 26.6 million a year earlier, more than double. The plant is in service and the charge has arrived, exactly as this study said it would. What has not arrived is the revenue: net sales grew 10.1% and attributable profit FELL 10.9% to EGP 284 million.</w:t>
       </w:r>
     </w:p>
     <w:p>
@@ -503,7 +557,7 @@
                 <w:color w:val="1C3A36"/>
                 <w:sz w:val="18"/>
               </w:rPr>
-              <w:t>86.06</w:t>
+              <w:t>67.22</w:t>
             </w:r>
           </w:p>
         </w:tc>
@@ -521,7 +575,7 @@
                 <w:color w:val="1C3A36"/>
                 <w:sz w:val="18"/>
               </w:rPr>
-              <w:t>-34%</w:t>
+              <w:t>-48%</w:t>
             </w:r>
           </w:p>
         </w:tc>
@@ -539,7 +593,7 @@
                 <w:color w:val="1C3A36"/>
                 <w:sz w:val="18"/>
               </w:rPr>
-              <w:t>terminal value 74% of enterprise value</w:t>
+              <w:t>terminal value 76% of enterprise value</w:t>
             </w:r>
           </w:p>
         </w:tc>
@@ -576,7 +630,7 @@
                 <w:color w:val="1C3A36"/>
                 <w:sz w:val="18"/>
               </w:rPr>
-              <w:t>99.07</w:t>
+              <w:t>79.33</w:t>
             </w:r>
           </w:p>
         </w:tc>
@@ -594,7 +648,7 @@
                 <w:color w:val="1C3A36"/>
                 <w:sz w:val="18"/>
               </w:rPr>
-              <w:t>-24%</w:t>
+              <w:t>-39%</w:t>
             </w:r>
           </w:p>
         </w:tc>
@@ -612,7 +666,7 @@
                 <w:color w:val="1C3A36"/>
                 <w:sz w:val="18"/>
               </w:rPr>
-              <w:t>terminal value 74% of enterprise value</w:t>
+              <w:t>terminal value 75% of enterprise value</w:t>
             </w:r>
           </w:p>
         </w:tc>
@@ -649,7 +703,7 @@
                 <w:color w:val="1C3A36"/>
                 <w:sz w:val="18"/>
               </w:rPr>
-              <w:t>73.10</w:t>
+              <w:t>63.12</w:t>
             </w:r>
           </w:p>
         </w:tc>
@@ -667,7 +721,7 @@
                 <w:color w:val="1C3A36"/>
                 <w:sz w:val="18"/>
               </w:rPr>
-              <w:t>-44%</w:t>
+              <w:t>-51%</w:t>
             </w:r>
           </w:p>
         </w:tc>
@@ -685,7 +739,7 @@
                 <w:color w:val="1C3A36"/>
                 <w:sz w:val="18"/>
               </w:rPr>
-              <w:t>justified 1.98x book of EGP 37.00</w:t>
+              <w:t>justified 1.71x book of EGP 37.00</w:t>
             </w:r>
           </w:p>
         </w:tc>
@@ -722,7 +776,7 @@
                 <w:color w:val="1C3A36"/>
                 <w:sz w:val="18"/>
               </w:rPr>
-              <w:t>55.58</w:t>
+              <w:t>50.09</w:t>
             </w:r>
           </w:p>
         </w:tc>
@@ -740,7 +794,7 @@
                 <w:color w:val="1C3A36"/>
                 <w:sz w:val="18"/>
               </w:rPr>
-              <w:t>-57%</w:t>
+              <w:t>-61%</w:t>
             </w:r>
           </w:p>
         </w:tc>
@@ -795,7 +849,7 @@
                 <w:color w:val="1C3A36"/>
                 <w:sz w:val="18"/>
               </w:rPr>
-              <w:t>69.33</w:t>
+              <w:t>65.27</w:t>
             </w:r>
           </w:p>
         </w:tc>
@@ -813,7 +867,7 @@
                 <w:color w:val="1C3A36"/>
                 <w:sz w:val="18"/>
               </w:rPr>
-              <w:t>-47%</w:t>
+              <w:t>-50%</w:t>
             </w:r>
           </w:p>
         </w:tc>
@@ -872,7 +926,7 @@
                 <w:color w:val="1C3A36"/>
                 <w:sz w:val="18"/>
               </w:rPr>
-              <w:t>79.64</w:t>
+              <w:t>66.57</w:t>
             </w:r>
           </w:p>
         </w:tc>
@@ -892,7 +946,7 @@
                 <w:color w:val="1C3A36"/>
                 <w:sz w:val="18"/>
               </w:rPr>
-              <w:t>-39%</w:t>
+              <w:t>-49%</w:t>
             </w:r>
           </w:p>
         </w:tc>
@@ -949,7 +1003,7 @@
                 <w:color w:val="1C3A36"/>
                 <w:sz w:val="18"/>
               </w:rPr>
-              <w:t>55.58 – 99.07</w:t>
+              <w:t>50.09 – 79.33</w:t>
             </w:r>
           </w:p>
         </w:tc>
@@ -1482,7 +1536,7 @@
                 <w:color w:val="1C3A36"/>
                 <w:sz w:val="18"/>
               </w:rPr>
-              <w:t>11.9x</w:t>
+              <w:t>11.8x</w:t>
             </w:r>
           </w:p>
         </w:tc>
@@ -2407,7 +2461,7 @@
           <w:color w:val="1C3A36"/>
           <w:sz w:val="21"/>
         </w:rPr>
-        <w:t>Two things about this company are unusual enough to change how it must be valued. First, it is nearly currency-neutral on its balance sheet: the audited note shows a net monetary position of minus USD 0.5 million at the year end, against a company that earns USD 60 million of export revenue. It hedges by matching, not by contract. Second, its two equity-accounted associates contributed EGP 495 million in FY2025 — 34% of attributable profit — against a carrying value of only EGP 676 million. Carrying value is not a usable proxy for what that stake is worth, so this study values it on its earnings instead.</w:t>
+        <w:t>Two things about this company are unusual enough to change how it must be valued. First, it is nearly currency-neutral on its balance sheet: the audited note shows a net monetary position of minus USD 0.5 million at the year end, against a company that earns USD 60 million of export revenue. It hedges by matching, not by contract. Second, its two equity-accounted associates contributed EGP 512 million in FY2025 — 36% of attributable profit — against a carrying value of only EGP 676 million. Carrying value is not a usable proxy for what that stake is worth, so this study values it on its earnings instead.</w:t>
       </w:r>
     </w:p>
     <w:p>
@@ -2630,7 +2684,7 @@
                 <w:color w:val="1C3A36"/>
                 <w:sz w:val="17"/>
               </w:rPr>
-              <w:t>11,091</w:t>
+              <w:t>10,384</w:t>
             </w:r>
           </w:p>
         </w:tc>
@@ -2648,7 +2702,7 @@
                 <w:color w:val="1C3A36"/>
                 <w:sz w:val="17"/>
               </w:rPr>
-              <w:t>12,942</w:t>
+              <w:t>12,038</w:t>
             </w:r>
           </w:p>
         </w:tc>
@@ -2666,7 +2720,7 @@
                 <w:color w:val="1C3A36"/>
                 <w:sz w:val="17"/>
               </w:rPr>
-              <w:t>14,867</w:t>
+              <w:t>13,825</w:t>
             </w:r>
           </w:p>
         </w:tc>
@@ -2684,7 +2738,7 @@
                 <w:color w:val="1C3A36"/>
                 <w:sz w:val="17"/>
               </w:rPr>
-              <w:t>16,818</w:t>
+              <w:t>15,638</w:t>
             </w:r>
           </w:p>
         </w:tc>
@@ -2702,7 +2756,7 @@
                 <w:color w:val="1C3A36"/>
                 <w:sz w:val="17"/>
               </w:rPr>
-              <w:t>18,718</w:t>
+              <w:t>17,404</w:t>
             </w:r>
           </w:p>
         </w:tc>
@@ -2739,7 +2793,7 @@
                 <w:color w:val="1C3A36"/>
                 <w:sz w:val="17"/>
               </w:rPr>
-              <w:t>2,908</w:t>
+              <w:t>2,576</w:t>
             </w:r>
           </w:p>
         </w:tc>
@@ -2757,7 +2811,7 @@
                 <w:color w:val="1C3A36"/>
                 <w:sz w:val="17"/>
               </w:rPr>
-              <w:t>3,405</w:t>
+              <w:t>2,978</w:t>
             </w:r>
           </w:p>
         </w:tc>
@@ -2775,7 +2829,7 @@
                 <w:color w:val="1C3A36"/>
                 <w:sz w:val="17"/>
               </w:rPr>
-              <w:t>3,942</w:t>
+              <w:t>3,447</w:t>
             </w:r>
           </w:p>
         </w:tc>
@@ -2793,7 +2847,7 @@
                 <w:color w:val="1C3A36"/>
                 <w:sz w:val="17"/>
               </w:rPr>
-              <w:t>4,467</w:t>
+              <w:t>3,905</w:t>
             </w:r>
           </w:p>
         </w:tc>
@@ -2811,7 +2865,7 @@
                 <w:color w:val="1C3A36"/>
                 <w:sz w:val="17"/>
               </w:rPr>
-              <w:t>4,960</w:t>
+              <w:t>4,335</w:t>
             </w:r>
           </w:p>
         </w:tc>
@@ -2848,7 +2902,7 @@
                 <w:color w:val="1C3A36"/>
                 <w:sz w:val="17"/>
               </w:rPr>
-              <w:t>26.2%</w:t>
+              <w:t>24.8%</w:t>
             </w:r>
           </w:p>
         </w:tc>
@@ -2866,7 +2920,7 @@
                 <w:color w:val="1C3A36"/>
                 <w:sz w:val="17"/>
               </w:rPr>
-              <w:t>26.3%</w:t>
+              <w:t>24.7%</w:t>
             </w:r>
           </w:p>
         </w:tc>
@@ -2884,7 +2938,7 @@
                 <w:color w:val="1C3A36"/>
                 <w:sz w:val="17"/>
               </w:rPr>
-              <w:t>26.5%</w:t>
+              <w:t>24.9%</w:t>
             </w:r>
           </w:p>
         </w:tc>
@@ -2902,7 +2956,7 @@
                 <w:color w:val="1C3A36"/>
                 <w:sz w:val="17"/>
               </w:rPr>
-              <w:t>26.6%</w:t>
+              <w:t>25.0%</w:t>
             </w:r>
           </w:p>
         </w:tc>
@@ -2920,7 +2974,7 @@
                 <w:color w:val="1C3A36"/>
                 <w:sz w:val="17"/>
               </w:rPr>
-              <w:t>26.5%</w:t>
+              <w:t>24.9%</w:t>
             </w:r>
           </w:p>
         </w:tc>
@@ -2961,7 +3015,7 @@
                 <w:color w:val="1C3A36"/>
                 <w:sz w:val="17"/>
               </w:rPr>
-              <w:t>(298)</w:t>
+              <w:t>(304)</w:t>
             </w:r>
           </w:p>
         </w:tc>
@@ -2981,7 +3035,7 @@
                 <w:color w:val="1C3A36"/>
                 <w:sz w:val="17"/>
               </w:rPr>
-              <w:t>(416)</w:t>
+              <w:t>(425)</w:t>
             </w:r>
           </w:p>
         </w:tc>
@@ -3001,7 +3055,7 @@
                 <w:color w:val="1C3A36"/>
                 <w:sz w:val="17"/>
               </w:rPr>
-              <w:t>(441)</w:t>
+              <w:t>(446)</w:t>
             </w:r>
           </w:p>
         </w:tc>
@@ -3021,7 +3075,7 @@
                 <w:color w:val="1C3A36"/>
                 <w:sz w:val="17"/>
               </w:rPr>
-              <w:t>(432)</w:t>
+              <w:t>(437)</w:t>
             </w:r>
           </w:p>
         </w:tc>
@@ -3041,7 +3095,7 @@
                 <w:color w:val="1C3A36"/>
                 <w:sz w:val="17"/>
               </w:rPr>
-              <w:t>(418)</w:t>
+              <w:t>(423)</w:t>
             </w:r>
           </w:p>
         </w:tc>
@@ -3078,7 +3132,7 @@
                 <w:color w:val="1C3A36"/>
                 <w:sz w:val="17"/>
               </w:rPr>
-              <w:t>2,610</w:t>
+              <w:t>2,272</w:t>
             </w:r>
           </w:p>
         </w:tc>
@@ -3096,7 +3150,7 @@
                 <w:color w:val="1C3A36"/>
                 <w:sz w:val="17"/>
               </w:rPr>
-              <w:t>2,989</w:t>
+              <w:t>2,553</w:t>
             </w:r>
           </w:p>
         </w:tc>
@@ -3114,7 +3168,7 @@
                 <w:color w:val="1C3A36"/>
                 <w:sz w:val="17"/>
               </w:rPr>
-              <w:t>3,501</w:t>
+              <w:t>3,001</w:t>
             </w:r>
           </w:p>
         </w:tc>
@@ -3132,7 +3186,7 @@
                 <w:color w:val="1C3A36"/>
                 <w:sz w:val="17"/>
               </w:rPr>
-              <w:t>4,034</w:t>
+              <w:t>3,468</w:t>
             </w:r>
           </w:p>
         </w:tc>
@@ -3150,7 +3204,7 @@
                 <w:color w:val="1C3A36"/>
                 <w:sz w:val="17"/>
               </w:rPr>
-              <w:t>4,542</w:t>
+              <w:t>3,912</w:t>
             </w:r>
           </w:p>
         </w:tc>
@@ -3296,7 +3350,7 @@
                 <w:color w:val="1C3A36"/>
                 <w:sz w:val="17"/>
               </w:rPr>
-              <w:t>2,023</w:t>
+              <w:t>1,761</w:t>
             </w:r>
           </w:p>
         </w:tc>
@@ -3314,7 +3368,7 @@
                 <w:color w:val="1C3A36"/>
                 <w:sz w:val="17"/>
               </w:rPr>
-              <w:t>2,317</w:t>
+              <w:t>1,979</w:t>
             </w:r>
           </w:p>
         </w:tc>
@@ -3332,7 +3386,7 @@
                 <w:color w:val="1C3A36"/>
                 <w:sz w:val="17"/>
               </w:rPr>
-              <w:t>2,713</w:t>
+              <w:t>2,326</w:t>
             </w:r>
           </w:p>
         </w:tc>
@@ -3350,7 +3404,7 @@
                 <w:color w:val="1C3A36"/>
                 <w:sz w:val="17"/>
               </w:rPr>
-              <w:t>3,127</w:t>
+              <w:t>2,688</w:t>
             </w:r>
           </w:p>
         </w:tc>
@@ -3368,7 +3422,7 @@
                 <w:color w:val="1C3A36"/>
                 <w:sz w:val="17"/>
               </w:rPr>
-              <w:t>3,520</w:t>
+              <w:t>3,032</w:t>
             </w:r>
           </w:p>
         </w:tc>
@@ -3409,7 +3463,7 @@
                 <w:color w:val="1C3A36"/>
                 <w:sz w:val="17"/>
               </w:rPr>
-              <w:t>298</w:t>
+              <w:t>304</w:t>
             </w:r>
           </w:p>
         </w:tc>
@@ -3429,7 +3483,7 @@
                 <w:color w:val="1C3A36"/>
                 <w:sz w:val="17"/>
               </w:rPr>
-              <w:t>416</w:t>
+              <w:t>425</w:t>
             </w:r>
           </w:p>
         </w:tc>
@@ -3449,7 +3503,7 @@
                 <w:color w:val="1C3A36"/>
                 <w:sz w:val="17"/>
               </w:rPr>
-              <w:t>441</w:t>
+              <w:t>446</w:t>
             </w:r>
           </w:p>
         </w:tc>
@@ -3469,7 +3523,7 @@
                 <w:color w:val="1C3A36"/>
                 <w:sz w:val="17"/>
               </w:rPr>
-              <w:t>432</w:t>
+              <w:t>437</w:t>
             </w:r>
           </w:p>
         </w:tc>
@@ -3489,7 +3543,7 @@
                 <w:color w:val="1C3A36"/>
                 <w:sz w:val="17"/>
               </w:rPr>
-              <w:t>418</w:t>
+              <w:t>423</w:t>
             </w:r>
           </w:p>
         </w:tc>
@@ -3526,7 +3580,7 @@
                 <w:color w:val="1C3A36"/>
                 <w:sz w:val="17"/>
               </w:rPr>
-              <w:t>(832)</w:t>
+              <w:t>(1,298)</w:t>
             </w:r>
           </w:p>
         </w:tc>
@@ -3544,7 +3598,7 @@
                 <w:color w:val="1C3A36"/>
                 <w:sz w:val="17"/>
               </w:rPr>
-              <w:t>(582)</w:t>
+              <w:t>(542)</w:t>
             </w:r>
           </w:p>
         </w:tc>
@@ -3562,7 +3616,7 @@
                 <w:color w:val="1C3A36"/>
                 <w:sz w:val="17"/>
               </w:rPr>
-              <w:t>(520)</w:t>
+              <w:t>(484)</w:t>
             </w:r>
           </w:p>
         </w:tc>
@@ -3580,7 +3634,7 @@
                 <w:color w:val="1C3A36"/>
                 <w:sz w:val="17"/>
               </w:rPr>
-              <w:t>(538)</w:t>
+              <w:t>(500)</w:t>
             </w:r>
           </w:p>
         </w:tc>
@@ -3598,7 +3652,7 @@
                 <w:color w:val="1C3A36"/>
                 <w:sz w:val="17"/>
               </w:rPr>
-              <w:t>(562)</w:t>
+              <w:t>(522)</w:t>
             </w:r>
           </w:p>
         </w:tc>
@@ -3635,7 +3689,7 @@
                 <w:color w:val="1C3A36"/>
                 <w:sz w:val="17"/>
               </w:rPr>
-              <w:t>(917)</w:t>
+              <w:t>(588)</w:t>
             </w:r>
           </w:p>
         </w:tc>
@@ -3653,7 +3707,7 @@
                 <w:color w:val="1C3A36"/>
                 <w:sz w:val="17"/>
               </w:rPr>
-              <w:t>(843)</w:t>
+              <w:t>(768)</w:t>
             </w:r>
           </w:p>
         </w:tc>
@@ -3671,7 +3725,7 @@
                 <w:color w:val="1C3A36"/>
                 <w:sz w:val="17"/>
               </w:rPr>
-              <w:t>(726)</w:t>
+              <w:t>(683)</w:t>
             </w:r>
           </w:p>
         </w:tc>
@@ -3689,7 +3743,7 @@
                 <w:color w:val="1C3A36"/>
                 <w:sz w:val="17"/>
               </w:rPr>
-              <w:t>(759)</w:t>
+              <w:t>(715)</w:t>
             </w:r>
           </w:p>
         </w:tc>
@@ -3707,7 +3761,7 @@
                 <w:color w:val="1C3A36"/>
                 <w:sz w:val="17"/>
               </w:rPr>
-              <w:t>(708)</w:t>
+              <w:t>(669)</w:t>
             </w:r>
           </w:p>
         </w:tc>
@@ -3744,7 +3798,7 @@
                 <w:color w:val="1C3A36"/>
                 <w:sz w:val="17"/>
               </w:rPr>
-              <w:t>572</w:t>
+              <w:t>178</w:t>
             </w:r>
           </w:p>
         </w:tc>
@@ -3762,7 +3816,7 @@
                 <w:color w:val="1C3A36"/>
                 <w:sz w:val="17"/>
               </w:rPr>
-              <w:t>1,308</w:t>
+              <w:t>1,094</w:t>
             </w:r>
           </w:p>
         </w:tc>
@@ -3780,7 +3834,7 @@
                 <w:color w:val="1C3A36"/>
                 <w:sz w:val="17"/>
               </w:rPr>
-              <w:t>1,907</w:t>
+              <w:t>1,605</w:t>
             </w:r>
           </w:p>
         </w:tc>
@@ -3798,7 +3852,7 @@
                 <w:color w:val="1C3A36"/>
                 <w:sz w:val="17"/>
               </w:rPr>
-              <w:t>2,262</w:t>
+              <w:t>1,909</w:t>
             </w:r>
           </w:p>
         </w:tc>
@@ -3816,7 +3870,7 @@
                 <w:color w:val="1C3A36"/>
                 <w:sz w:val="17"/>
               </w:rPr>
-              <w:t>2,669</w:t>
+              <w:t>2,264</w:t>
             </w:r>
           </w:p>
         </w:tc>
@@ -4083,7 +4137,7 @@
                 <w:color w:val="1C3A36"/>
                 <w:sz w:val="17"/>
               </w:rPr>
-              <w:t>468</w:t>
+              <w:t>146</w:t>
             </w:r>
           </w:p>
         </w:tc>
@@ -4101,7 +4155,7 @@
                 <w:color w:val="1C3A36"/>
                 <w:sz w:val="17"/>
               </w:rPr>
-              <w:t>892</w:t>
+              <w:t>746</w:t>
             </w:r>
           </w:p>
         </w:tc>
@@ -4119,7 +4173,7 @@
                 <w:color w:val="1C3A36"/>
                 <w:sz w:val="17"/>
               </w:rPr>
-              <w:t>1,107</w:t>
+              <w:t>932</w:t>
             </w:r>
           </w:p>
         </w:tc>
@@ -4137,7 +4191,7 @@
                 <w:color w:val="1C3A36"/>
                 <w:sz w:val="17"/>
               </w:rPr>
-              <w:t>1,137</w:t>
+              <w:t>960</w:t>
             </w:r>
           </w:p>
         </w:tc>
@@ -4155,7 +4209,7 @@
                 <w:color w:val="1C3A36"/>
                 <w:sz w:val="17"/>
               </w:rPr>
-              <w:t>1,179</w:t>
+              <w:t>1,000</w:t>
             </w:r>
           </w:p>
         </w:tc>
@@ -4298,7 +4352,7 @@
                 <w:color w:val="1C3A36"/>
                 <w:sz w:val="18"/>
               </w:rPr>
-              <w:t>4,784</w:t>
+              <w:t>3,784</w:t>
             </w:r>
           </w:p>
         </w:tc>
@@ -4316,7 +4370,7 @@
                 <w:color w:val="1C3A36"/>
                 <w:sz w:val="18"/>
               </w:rPr>
-              <w:t>28.35</w:t>
+              <w:t>22.42</w:t>
             </w:r>
           </w:p>
         </w:tc>
@@ -4353,7 +4407,7 @@
                 <w:color w:val="1C3A36"/>
                 <w:sz w:val="18"/>
               </w:rPr>
-              <w:t>13,859</w:t>
+              <w:t>11,938</w:t>
             </w:r>
           </w:p>
         </w:tc>
@@ -4371,7 +4425,7 @@
                 <w:color w:val="1C3A36"/>
                 <w:sz w:val="18"/>
               </w:rPr>
-              <w:t>82.12</w:t>
+              <w:t>70.74</w:t>
             </w:r>
           </w:p>
         </w:tc>
@@ -4408,7 +4462,7 @@
                 <w:color w:val="1C3A36"/>
                 <w:sz w:val="18"/>
               </w:rPr>
-              <w:t>18,643</w:t>
+              <w:t>15,722</w:t>
             </w:r>
           </w:p>
         </w:tc>
@@ -4426,7 +4480,7 @@
                 <w:color w:val="1C3A36"/>
                 <w:sz w:val="18"/>
               </w:rPr>
-              <w:t>110.47</w:t>
+              <w:t>93.16</w:t>
             </w:r>
           </w:p>
         </w:tc>
@@ -4467,7 +4521,7 @@
                 <w:color w:val="1C3A36"/>
                 <w:sz w:val="18"/>
               </w:rPr>
-              <w:t>74%</w:t>
+              <w:t>76%</w:t>
             </w:r>
           </w:p>
         </w:tc>
@@ -4523,7 +4577,7 @@
                 <w:color w:val="1C3A36"/>
                 <w:sz w:val="18"/>
               </w:rPr>
-              <w:t>3,520</w:t>
+              <w:t>2,978</w:t>
             </w:r>
           </w:p>
         </w:tc>
@@ -4541,7 +4595,7 @@
                 <w:color w:val="1C3A36"/>
                 <w:sz w:val="18"/>
               </w:rPr>
-              <w:t>20.86</w:t>
+              <w:t>17.65</w:t>
             </w:r>
           </w:p>
         </w:tc>
@@ -4633,7 +4687,7 @@
                 <w:color w:val="1C3A36"/>
                 <w:sz w:val="18"/>
               </w:rPr>
-              <w:t>22,175</w:t>
+              <w:t>18,713</w:t>
             </w:r>
           </w:p>
         </w:tc>
@@ -4651,7 +4705,7 @@
                 <w:color w:val="1C3A36"/>
                 <w:sz w:val="18"/>
               </w:rPr>
-              <w:t>131.41</w:t>
+              <w:t>110.89</w:t>
             </w:r>
           </w:p>
         </w:tc>
@@ -4749,7 +4803,7 @@
                 <w:color w:val="1C3A36"/>
                 <w:sz w:val="18"/>
               </w:rPr>
-              <w:t>(289)</w:t>
+              <w:t>(4)</w:t>
             </w:r>
           </w:p>
         </w:tc>
@@ -4767,7 +4821,7 @@
                 <w:color w:val="1C3A36"/>
                 <w:sz w:val="18"/>
               </w:rPr>
-              <w:t>(1.71)</w:t>
+              <w:t>(0.02)</w:t>
             </w:r>
           </w:p>
         </w:tc>
@@ -4804,7 +4858,7 @@
                 <w:color w:val="1C3A36"/>
                 <w:sz w:val="18"/>
               </w:rPr>
-              <w:t>14,522</w:t>
+              <w:t>11,344</w:t>
             </w:r>
           </w:p>
         </w:tc>
@@ -4822,7 +4876,7 @@
                 <w:color w:val="1C3A36"/>
                 <w:sz w:val="18"/>
               </w:rPr>
-              <w:t>86.06</w:t>
+              <w:t>67.22</w:t>
             </w:r>
           </w:p>
         </w:tc>
@@ -4863,7 +4917,7 @@
                 <w:color w:val="1C3A36"/>
                 <w:sz w:val="18"/>
               </w:rPr>
-              <w:t>16,719</w:t>
+              <w:t>13,387</w:t>
             </w:r>
           </w:p>
         </w:tc>
@@ -4883,7 +4937,7 @@
                 <w:color w:val="1C3A36"/>
                 <w:sz w:val="18"/>
               </w:rPr>
-              <w:t>99.07</w:t>
+              <w:t>79.33</w:t>
             </w:r>
           </w:p>
         </w:tc>
@@ -4933,7 +4987,7 @@
           <w:color w:val="1C3A36"/>
           <w:sz w:val="21"/>
         </w:rPr>
-        <w:t>Book value attributable to shareholders was EGP 6,243 million at the year end, EGP 37.00 a share. Return on average equity was 24.6% in FY2024 and 26.5% in FY2025; the forecast settles at 24.6%. A business earning 24.6% on equity while its perpetual cost of equity is 14.90% is worth more than its book: the multiple that relationship justifies is (return less growth) over (cost of equity less growth), or 1.98 times book — EGP 73.10 a share.</w:t>
+        <w:t>Book value attributable to shareholders was EGP 6,243 million at the year end, EGP 37.00 a share. Return on average equity was 24.6% in FY2024 and 26.5% in FY2025; the forecast settles at 21.9%. A business earning 21.9% on equity while its perpetual cost of equity is 14.90% is worth more than its book: the multiple that relationship justifies is (return less growth) over (cost of equity less growth), or 1.71 times book — EGP 63.12 a share.</w:t>
       </w:r>
     </w:p>
     <w:p>
@@ -4961,7 +5015,7 @@
           <w:color w:val="1C3A36"/>
           <w:sz w:val="21"/>
         </w:rPr>
-        <w:t>The company's own traded history is the primary anchor here, because it is computable entirely from primary material: audited attributable profit against the year-end close. It traded on 4.7 times in 2022, 6.6 times in 2023, 6.2 times in 2024, 9.1 times in 2025 — a four-year mean of 6.7. At EGP 130.05 it trades on 15.2 times trailing attributable earnings and 11.9 times trailing EBITDA. The earnings multiple has more than doubled against its own four-year history. That is the single most important fact about this share price.</w:t>
+        <w:t>The company's own traded history is the primary anchor here, because it is computable entirely from primary material: audited attributable profit against the year-end close. It traded on 4.7 times in 2022, 6.6 times in 2023, 6.2 times in 2024, 9.1 times in 2025 — a four-year mean of 6.7. At EGP 130.05 it trades on 15.2 times trailing attributable earnings and 11.8 times trailing EBITDA. The earnings multiple has more than doubled against its own four-year history. That is the single most important fact about this share price.</w:t>
       </w:r>
     </w:p>
     <w:tbl>
@@ -5102,7 +5156,7 @@
                 <w:color w:val="1C3A36"/>
                 <w:sz w:val="17"/>
               </w:rPr>
-              <w:t>8.0x</w:t>
+              <w:t>7.8x</w:t>
             </w:r>
           </w:p>
         </w:tc>
@@ -5120,7 +5174,7 @@
                 <w:color w:val="1C3A36"/>
                 <w:sz w:val="17"/>
               </w:rPr>
-              <w:t>54.63</w:t>
+              <w:t>48.19</w:t>
             </w:r>
           </w:p>
         </w:tc>
@@ -5138,7 +5192,7 @@
                 <w:color w:val="1C3A36"/>
                 <w:sz w:val="17"/>
               </w:rPr>
-              <w:t>retention must equal growth 5% over sustainable return 24.6%, so payout is 80%</w:t>
+              <w:t>retention must equal growth 5% over sustainable return 21.9%, so payout is 77%</w:t>
             </w:r>
           </w:p>
         </w:tc>
@@ -5193,7 +5247,7 @@
                 <w:color w:val="1C3A36"/>
                 <w:sz w:val="17"/>
               </w:rPr>
-              <w:t>45.25</w:t>
+              <w:t>41.21</w:t>
             </w:r>
           </w:p>
         </w:tc>
@@ -5266,7 +5320,7 @@
                 <w:color w:val="1C3A36"/>
                 <w:sz w:val="17"/>
               </w:rPr>
-              <w:t>66.87</w:t>
+              <w:t>60.89</w:t>
             </w:r>
           </w:p>
         </w:tc>
@@ -5325,7 +5379,7 @@
                 <w:color w:val="1C3A36"/>
                 <w:sz w:val="17"/>
               </w:rPr>
-              <w:t>8.2x</w:t>
+              <w:t>8.1x</w:t>
             </w:r>
           </w:p>
         </w:tc>
@@ -5345,7 +5399,7 @@
                 <w:color w:val="1C3A36"/>
                 <w:sz w:val="17"/>
               </w:rPr>
-              <w:t>55.58</w:t>
+              <w:t>50.09</w:t>
             </w:r>
           </w:p>
         </w:tc>
@@ -5387,7 +5441,7 @@
           <w:color w:val="6E7B77"/>
           <w:sz w:val="17"/>
         </w:rPr>
-        <w:t>Table 6 — three multiples triangulated. Left unadjusted for the cost-of-equity gap, the regional peer median alone would give EGP 132.45 a share; the size of that gap IS the country-risk discount, shown rather than hidden.</w:t>
+        <w:t>Table 6 — three multiples triangulated. Left unadjusted for the cost-of-equity gap, the regional peer median alone would give EGP 120.60 a share; the size of that gap IS the country-risk discount, shown rather than hidden.</w:t>
       </w:r>
     </w:p>
     <w:p>
@@ -5469,7 +5523,7 @@
           <w:color w:val="1C3A36"/>
           <w:sz w:val="21"/>
         </w:rPr>
-        <w:t>FY2025 was the best operating year in the company's history: a 25.1% operating margin against 23.4% in FY2023 and 20.1% in FY2024. This lens deliberately gives part of that back. Applying the three-year average margin of 22.9% to FY2027 revenue, financing it at that year's cost of debt, taxing it at 23.5% and adding the normalised associate contribution gives EGP 8.62 a share of sustainable earnings. Capitalised at the PERPETUAL cost of equity of 14.90% less 5% growth, on the 80% payout that growth rate permits, that is EGP 69.33 a share. Using today's crisis-level cost of equity of 24.82% in a perpetuity would be a category error: a steady-state multiple takes a steady-state rate.</w:t>
+        <w:t>FY2025 was the best operating year in the company's history: a 25.1% operating margin against 23.5% in FY2023 and 20.1% in FY2024. This lens deliberately gives part of that back. Applying the three-year average margin of 22.9% to FY2027 revenue, financing it at that year's cost of debt, taxing it at 23.5% and adding the normalised associate contribution gives EGP 8.38 a share of sustainable earnings. Capitalised at the PERPETUAL cost of equity of 14.90% less 5% growth, on the 77% payout that growth rate permits, that is EGP 65.27 a share. Using today's crisis-level cost of equity of 24.82% in a perpetuity would be a category error: a steady-state multiple takes a steady-state rate.</w:t>
       </w:r>
     </w:p>
     <w:p>
@@ -5497,7 +5551,7 @@
           <w:color w:val="1C3A36"/>
           <w:sz w:val="21"/>
         </w:rPr>
-        <w:t>The five values run from EGP 56 to EGP 99. That spread is not a failure of the methods; it is the honest measure of how much the answer depends on which question you ask. The cash-flow lenses, which see the new plant's costs but not its revenue, sit at the top of the field. The relative lens, which prices the company on what its own economics justify, sits at the bottom. The weighted centre is EGP 80, against a market price of EGP 130.05.</w:t>
+        <w:t>The five values run from EGP 50 to EGP 79. That spread is not a failure of the methods; it is the honest measure of how much the answer depends on which question you ask. The cash-flow lenses, which see the new plant's costs but not its revenue, sit at the top of the field. The relative lens, which prices the company on what its own economics justify, sits at the bottom. The weighted centre is EGP 67, against a market price of EGP 130.05.</w:t>
       </w:r>
     </w:p>
     <w:p>
@@ -5706,7 +5760,7 @@
                 <w:color w:val="1C3A36"/>
                 <w:sz w:val="17"/>
               </w:rPr>
-              <w:t>321.0</w:t>
+              <w:t>307.9</w:t>
             </w:r>
           </w:p>
         </w:tc>
@@ -5724,7 +5778,7 @@
                 <w:color w:val="1C3A36"/>
                 <w:sz w:val="17"/>
               </w:rPr>
-              <w:t>348.3</w:t>
+              <w:t>332.5</w:t>
             </w:r>
           </w:p>
         </w:tc>
@@ -5742,7 +5796,7 @@
                 <w:color w:val="1C3A36"/>
                 <w:sz w:val="17"/>
               </w:rPr>
-              <w:t>374.4</w:t>
+              <w:t>357.4</w:t>
             </w:r>
           </w:p>
         </w:tc>
@@ -5760,7 +5814,7 @@
                 <w:color w:val="1C3A36"/>
                 <w:sz w:val="17"/>
               </w:rPr>
-              <w:t>398.7</w:t>
+              <w:t>380.7</w:t>
             </w:r>
           </w:p>
         </w:tc>
@@ -5778,7 +5832,7 @@
                 <w:color w:val="1C3A36"/>
                 <w:sz w:val="17"/>
               </w:rPr>
-              <w:t>420.7</w:t>
+              <w:t>401.6</w:t>
             </w:r>
           </w:p>
         </w:tc>
@@ -5815,7 +5869,7 @@
                 <w:color w:val="1C3A36"/>
                 <w:sz w:val="17"/>
               </w:rPr>
-              <w:t>23.48</w:t>
+              <w:t>22.62</w:t>
             </w:r>
           </w:p>
         </w:tc>
@@ -5833,7 +5887,7 @@
                 <w:color w:val="1C3A36"/>
                 <w:sz w:val="17"/>
               </w:rPr>
-              <w:t>25.47</w:t>
+              <w:t>24.43</w:t>
             </w:r>
           </w:p>
         </w:tc>
@@ -5851,7 +5905,7 @@
                 <w:color w:val="1C3A36"/>
                 <w:sz w:val="17"/>
               </w:rPr>
-              <w:t>27.39</w:t>
+              <w:t>26.26</w:t>
             </w:r>
           </w:p>
         </w:tc>
@@ -5869,7 +5923,7 @@
                 <w:color w:val="1C3A36"/>
                 <w:sz w:val="17"/>
               </w:rPr>
-              <w:t>29.17</w:t>
+              <w:t>27.97</w:t>
             </w:r>
           </w:p>
         </w:tc>
@@ -5887,7 +5941,7 @@
                 <w:color w:val="1C3A36"/>
                 <w:sz w:val="17"/>
               </w:rPr>
-              <w:t>30.77</w:t>
+              <w:t>29.50</w:t>
             </w:r>
           </w:p>
         </w:tc>
@@ -5924,7 +5978,7 @@
                 <w:color w:val="1C3A36"/>
                 <w:sz w:val="17"/>
               </w:rPr>
-              <w:t>65.4</w:t>
+              <w:t>63.0</w:t>
             </w:r>
           </w:p>
         </w:tc>
@@ -5942,7 +5996,7 @@
                 <w:color w:val="1C3A36"/>
                 <w:sz w:val="17"/>
               </w:rPr>
-              <w:t>71.3</w:t>
+              <w:t>68.7</w:t>
             </w:r>
           </w:p>
         </w:tc>
@@ -5960,7 +6014,7 @@
                 <w:color w:val="1C3A36"/>
                 <w:sz w:val="17"/>
               </w:rPr>
-              <w:t>77.3</w:t>
+              <w:t>74.5</w:t>
             </w:r>
           </w:p>
         </w:tc>
@@ -5978,7 +6032,7 @@
                 <w:color w:val="1C3A36"/>
                 <w:sz w:val="17"/>
               </w:rPr>
-              <w:t>83.5</w:t>
+              <w:t>80.5</w:t>
             </w:r>
           </w:p>
         </w:tc>
@@ -5996,7 +6050,7 @@
                 <w:color w:val="1C3A36"/>
                 <w:sz w:val="17"/>
               </w:rPr>
-              <w:t>89.4</w:t>
+              <w:t>86.1</w:t>
             </w:r>
           </w:p>
         </w:tc>
@@ -6251,7 +6305,7 @@
                 <w:color w:val="1C3A36"/>
                 <w:sz w:val="17"/>
               </w:rPr>
-              <w:t>11,091</w:t>
+              <w:t>10,384</w:t>
             </w:r>
           </w:p>
         </w:tc>
@@ -6269,7 +6323,7 @@
                 <w:color w:val="1C3A36"/>
                 <w:sz w:val="17"/>
               </w:rPr>
-              <w:t>12,942</w:t>
+              <w:t>12,038</w:t>
             </w:r>
           </w:p>
         </w:tc>
@@ -6287,7 +6341,7 @@
                 <w:color w:val="1C3A36"/>
                 <w:sz w:val="17"/>
               </w:rPr>
-              <w:t>14,867</w:t>
+              <w:t>13,825</w:t>
             </w:r>
           </w:p>
         </w:tc>
@@ -6305,7 +6359,7 @@
                 <w:color w:val="1C3A36"/>
                 <w:sz w:val="17"/>
               </w:rPr>
-              <w:t>16,818</w:t>
+              <w:t>15,638</w:t>
             </w:r>
           </w:p>
         </w:tc>
@@ -6323,7 +6377,7 @@
                 <w:color w:val="1C3A36"/>
                 <w:sz w:val="17"/>
               </w:rPr>
-              <w:t>18,718</w:t>
+              <w:t>17,404</w:t>
             </w:r>
           </w:p>
         </w:tc>
@@ -6364,7 +6418,7 @@
                 <w:color w:val="1C3A36"/>
                 <w:sz w:val="17"/>
               </w:rPr>
-              <w:t>43.0%</w:t>
+              <w:t>41.4%</w:t>
             </w:r>
           </w:p>
         </w:tc>
@@ -6384,7 +6438,7 @@
                 <w:color w:val="1C3A36"/>
                 <w:sz w:val="17"/>
               </w:rPr>
-              <w:t>42.5%</w:t>
+              <w:t>40.7%</w:t>
             </w:r>
           </w:p>
         </w:tc>
@@ -6404,7 +6458,7 @@
                 <w:color w:val="1C3A36"/>
                 <w:sz w:val="17"/>
               </w:rPr>
-              <w:t>42.7%</w:t>
+              <w:t>40.9%</w:t>
             </w:r>
           </w:p>
         </w:tc>
@@ -6424,7 +6478,7 @@
                 <w:color w:val="1C3A36"/>
                 <w:sz w:val="17"/>
               </w:rPr>
-              <w:t>43.0%</w:t>
+              <w:t>41.2%</w:t>
             </w:r>
           </w:p>
         </w:tc>
@@ -6444,7 +6498,7 @@
                 <w:color w:val="1C3A36"/>
                 <w:sz w:val="17"/>
               </w:rPr>
-              <w:t>43.0%</w:t>
+              <w:t>41.3%</w:t>
             </w:r>
           </w:p>
         </w:tc>
@@ -6998,7 +7052,7 @@
           <w:color w:val="1C3A36"/>
           <w:sz w:val="21"/>
         </w:rPr>
-        <w:t>The crux is the new plant, and it is worth being precise about what this study does and does not assume. It CHARGES the plant: EGP 4,901 million of construction balance transfers into depreciable assets on the company's own disclosed licensing timetable, taking the depreciation charge from EGP 118 million in FY2025 to EGP 298 million in FY2026 and EGP 441 million by FY2028. The interest that had been capitalised into the construction balance — EGP 551 million in FY2025 alone — stops being capitalised and starts being expensed. It does NOT credit the plant with any revenue, because the company has published none.</w:t>
+        <w:t>The crux is the new plant, and it is worth being precise about what this study does and does not assume. It CHARGES the plant: EGP 4,901 million of construction balance transfers into depreciable assets on the company's own disclosed licensing timetable, taking the depreciation charge from EGP 118 million in FY2025 to EGP 304 million in FY2026 and EGP 446 million by FY2028. The interest that had been capitalised into the construction balance — EGP 551 million in FY2025 alone — stops being capitalised and starts being expensed. It does NOT credit the plant with any revenue, because the company has published none.</w:t>
       </w:r>
     </w:p>
     <w:p>
@@ -7066,7 +7120,7 @@
           <w:color w:val="1C3A36"/>
           <w:sz w:val="21"/>
         </w:rPr>
-        <w:t>So the honest question is not what the plant is worth. It is how much it must sell. Solving the same model for the market price: an additional EGP 4,651 million of revenue by FY2030 at a 45% contribution margin closes the gap from EGP 86.06 to EGP 130.05. That is 20% of FY2030 revenue, or about USD 81 million a year — 0.81 times the USD 100 million the company says it invested in the plant.</w:t>
+        <w:t>So the honest question is not what the plant is worth. It is how much it must sell. Solving the same model for the market price: an additional EGP 6,642 million of revenue by FY2030 at a 45% contribution margin closes the gap from EGP 67.22 to EGP 130.05. That is 28% of FY2030 revenue, or about USD 115 million a year — 1.15 times the USD 100 million the company says it invested in the plant.</w:t>
       </w:r>
     </w:p>
     <w:tbl>
@@ -7115,7 +7169,7 @@
                 <w:color w:val="1C3A36"/>
                 <w:sz w:val="19"/>
               </w:rPr>
-              <w:t>It is observable. Roughly USD 81 million a year of biosimilar revenue by 2030 is a figure the company will eventually disclose, and a reader can check this study against it. An asset turn of 0.81 times on a specialist biologics facility is demanding but not absurd; whether it is achievable in Egypt, at Egyptian reimbursement prices, on a product set still moving through registration, is the question the market is answering yes to and this study is declining to answer either way.</w:t>
+              <w:t>It is observable. Roughly USD 115 million a year of biosimilar revenue by 2030 is a figure the company will eventually disclose, and a reader can check this study against it. An asset turn of 1.15 times on a specialist biologics facility is demanding but not absurd; whether it is achievable in Egypt, at Egyptian reimbursement prices, on a product set still moving through registration, is the question the market is answering yes to and this study is declining to answer either way.</w:t>
             </w:r>
           </w:p>
         </w:tc>
@@ -7178,6 +7232,908 @@
           <w:sz w:val="17"/>
         </w:rPr>
         <w:t>Figure 5 — the crux stated as a reverse valuation.</w:t>
+      </w:r>
+    </w:p>
+    <w:p>
+      <w:pPr>
+        <w:spacing w:after="120" w:before="0"/>
+      </w:pPr>
+      <w:r>
+        <w:rPr>
+          <w:b w:val="0"/>
+          <w:i w:val="0"/>
+          <w:color w:val="1C3A36"/>
+          <w:sz w:val="21"/>
+        </w:rPr>
+        <w:t>The first quarter of 2026 is the first real test of all this, and it is worth setting the forecast against it line by line rather than claiming a hit.</w:t>
+      </w:r>
+    </w:p>
+    <w:tbl>
+      <w:tblPr>
+        <w:tblW w:type="auto" w:w="0"/>
+        <w:jc w:val="center"/>
+        <w:tblLook w:firstColumn="1" w:firstRow="1" w:lastColumn="0" w:lastRow="0" w:noHBand="0" w:noVBand="1" w:val="04A0"/>
+        <w:tblLayout w:type="fixed"/>
+        <w:tblCellMar>
+          <w:top w:w="40" w:type="dxa"/>
+          <w:left w:w="90" w:type="dxa"/>
+          <w:bottom w:w="40" w:type="dxa"/>
+          <w:right w:w="90" w:type="dxa"/>
+        </w:tblCellMar>
+        <w:tblBorders>
+          <w:top w:val="single" w:sz="4" w:space="0" w:color="C9D4D1"/>
+          <w:left w:val="single" w:sz="4" w:space="0" w:color="C9D4D1"/>
+          <w:bottom w:val="single" w:sz="4" w:space="0" w:color="C9D4D1"/>
+          <w:right w:val="single" w:sz="4" w:space="0" w:color="C9D4D1"/>
+          <w:insideH w:val="single" w:sz="4" w:space="0" w:color="C9D4D1"/>
+          <w:insideV w:val="single" w:sz="4" w:space="0" w:color="C9D4D1"/>
+        </w:tblBorders>
+        <w:tblLayout w:type="fixed"/>
+      </w:tblPr>
+      <w:tblGrid>
+        <w:gridCol w:w="2520"/>
+        <w:gridCol w:w="1368"/>
+        <w:gridCol w:w="1512"/>
+        <w:gridCol w:w="1440"/>
+        <w:gridCol w:w="3312"/>
+      </w:tblGrid>
+      <w:tr>
+        <w:tc>
+          <w:tcPr>
+            <w:tcW w:type="dxa" w:w="2520"/>
+            <w:shd w:val="clear" w:color="auto" w:fill="EAF0EE"/>
+          </w:tcPr>
+          <w:p>
+            <w:pPr>
+              <w:spacing w:after="20"/>
+            </w:pPr>
+            <w:r>
+              <w:rPr>
+                <w:b/>
+                <w:color w:val="1C3A36"/>
+                <w:sz w:val="16"/>
+              </w:rPr>
+              <w:t>Line</w:t>
+            </w:r>
+          </w:p>
+        </w:tc>
+        <w:tc>
+          <w:tcPr>
+            <w:tcW w:type="dxa" w:w="1368"/>
+            <w:shd w:val="clear" w:color="auto" w:fill="EAF0EE"/>
+          </w:tcPr>
+          <w:p>
+            <w:pPr>
+              <w:spacing w:after="20"/>
+            </w:pPr>
+            <w:r>
+              <w:rPr>
+                <w:b/>
+                <w:color w:val="1C3A36"/>
+                <w:sz w:val="16"/>
+              </w:rPr>
+              <w:t>Q1-2026 actual</w:t>
+            </w:r>
+          </w:p>
+        </w:tc>
+        <w:tc>
+          <w:tcPr>
+            <w:tcW w:type="dxa" w:w="1512"/>
+            <w:shd w:val="clear" w:color="auto" w:fill="EAF0EE"/>
+          </w:tcPr>
+          <w:p>
+            <w:pPr>
+              <w:spacing w:after="20"/>
+            </w:pPr>
+            <w:r>
+              <w:rPr>
+                <w:b/>
+                <w:color w:val="1C3A36"/>
+                <w:sz w:val="16"/>
+              </w:rPr>
+              <w:t>Read into a full year</w:t>
+            </w:r>
+          </w:p>
+        </w:tc>
+        <w:tc>
+          <w:tcPr>
+            <w:tcW w:type="dxa" w:w="1440"/>
+            <w:shd w:val="clear" w:color="auto" w:fill="EAF0EE"/>
+          </w:tcPr>
+          <w:p>
+            <w:pPr>
+              <w:spacing w:after="20"/>
+            </w:pPr>
+            <w:r>
+              <w:rPr>
+                <w:b/>
+                <w:color w:val="1C3A36"/>
+                <w:sz w:val="16"/>
+              </w:rPr>
+              <w:t>This study's FY2026</w:t>
+            </w:r>
+          </w:p>
+        </w:tc>
+        <w:tc>
+          <w:tcPr>
+            <w:tcW w:type="dxa" w:w="3312"/>
+            <w:shd w:val="clear" w:color="auto" w:fill="EAF0EE"/>
+          </w:tcPr>
+          <w:p>
+            <w:pPr>
+              <w:spacing w:after="20"/>
+            </w:pPr>
+            <w:r>
+              <w:rPr>
+                <w:b/>
+                <w:color w:val="1C3A36"/>
+                <w:sz w:val="16"/>
+              </w:rPr>
+              <w:t>How the forecast stands against it</w:t>
+            </w:r>
+          </w:p>
+        </w:tc>
+      </w:tr>
+      <w:tr>
+        <w:tc>
+          <w:tcPr>
+            <w:tcW w:type="dxa" w:w="2520"/>
+          </w:tcPr>
+          <w:p>
+            <w:pPr>
+              <w:spacing w:after="20"/>
+            </w:pPr>
+            <w:r>
+              <w:rPr>
+                <w:color w:val="1C3A36"/>
+                <w:sz w:val="16"/>
+              </w:rPr>
+              <w:t>Net sales (EGP m)</w:t>
+            </w:r>
+          </w:p>
+        </w:tc>
+        <w:tc>
+          <w:tcPr>
+            <w:tcW w:type="dxa" w:w="1368"/>
+          </w:tcPr>
+          <w:p>
+            <w:pPr>
+              <w:spacing w:after="20"/>
+              <w:jc w:val="right"/>
+            </w:pPr>
+            <w:r>
+              <w:rPr>
+                <w:color w:val="1C3A36"/>
+                <w:sz w:val="16"/>
+              </w:rPr>
+              <w:t>2,533</w:t>
+            </w:r>
+          </w:p>
+        </w:tc>
+        <w:tc>
+          <w:tcPr>
+            <w:tcW w:type="dxa" w:w="1512"/>
+          </w:tcPr>
+          <w:p>
+            <w:pPr>
+              <w:spacing w:after="20"/>
+              <w:jc w:val="right"/>
+            </w:pPr>
+            <w:r>
+              <w:rPr>
+                <w:color w:val="1C3A36"/>
+                <w:sz w:val="16"/>
+              </w:rPr>
+              <w:t>10,398</w:t>
+            </w:r>
+          </w:p>
+        </w:tc>
+        <w:tc>
+          <w:tcPr>
+            <w:tcW w:type="dxa" w:w="1440"/>
+          </w:tcPr>
+          <w:p>
+            <w:pPr>
+              <w:spacing w:after="20"/>
+              <w:jc w:val="right"/>
+            </w:pPr>
+            <w:r>
+              <w:rPr>
+                <w:color w:val="1C3A36"/>
+                <w:sz w:val="16"/>
+              </w:rPr>
+              <w:t>10,384</w:t>
+            </w:r>
+          </w:p>
+        </w:tc>
+        <w:tc>
+          <w:tcPr>
+            <w:tcW w:type="dxa" w:w="3312"/>
+          </w:tcPr>
+          <w:p>
+            <w:pPr>
+              <w:spacing w:after="20"/>
+              <w:jc w:val="right"/>
+            </w:pPr>
+            <w:r>
+              <w:rPr>
+                <w:color w:val="1C3A36"/>
+                <w:sz w:val="16"/>
+              </w:rPr>
+              <w:t>-0.1% against the quarter's run-rate</w:t>
+            </w:r>
+          </w:p>
+        </w:tc>
+      </w:tr>
+      <w:tr>
+        <w:tc>
+          <w:tcPr>
+            <w:tcW w:type="dxa" w:w="2520"/>
+          </w:tcPr>
+          <w:p>
+            <w:pPr>
+              <w:spacing w:after="20"/>
+            </w:pPr>
+            <w:r>
+              <w:rPr>
+                <w:color w:val="1C3A36"/>
+                <w:sz w:val="16"/>
+              </w:rPr>
+              <w:t>Gross margin</w:t>
+            </w:r>
+          </w:p>
+        </w:tc>
+        <w:tc>
+          <w:tcPr>
+            <w:tcW w:type="dxa" w:w="1368"/>
+          </w:tcPr>
+          <w:p>
+            <w:pPr>
+              <w:spacing w:after="20"/>
+              <w:jc w:val="right"/>
+            </w:pPr>
+            <w:r>
+              <w:rPr>
+                <w:color w:val="1C3A36"/>
+                <w:sz w:val="16"/>
+              </w:rPr>
+              <w:t>42.4%</w:t>
+            </w:r>
+          </w:p>
+        </w:tc>
+        <w:tc>
+          <w:tcPr>
+            <w:tcW w:type="dxa" w:w="1512"/>
+          </w:tcPr>
+          <w:p>
+            <w:pPr>
+              <w:spacing w:after="20"/>
+              <w:jc w:val="right"/>
+            </w:pPr>
+            <w:r>
+              <w:rPr>
+                <w:color w:val="1C3A36"/>
+                <w:sz w:val="16"/>
+              </w:rPr>
+              <w:t>—</w:t>
+            </w:r>
+          </w:p>
+        </w:tc>
+        <w:tc>
+          <w:tcPr>
+            <w:tcW w:type="dxa" w:w="1440"/>
+          </w:tcPr>
+          <w:p>
+            <w:pPr>
+              <w:spacing w:after="20"/>
+              <w:jc w:val="right"/>
+            </w:pPr>
+            <w:r>
+              <w:rPr>
+                <w:color w:val="1C3A36"/>
+                <w:sz w:val="16"/>
+              </w:rPr>
+              <w:t>41.4%</w:t>
+            </w:r>
+          </w:p>
+        </w:tc>
+        <w:tc>
+          <w:tcPr>
+            <w:tcW w:type="dxa" w:w="3312"/>
+          </w:tcPr>
+          <w:p>
+            <w:pPr>
+              <w:spacing w:after="20"/>
+              <w:jc w:val="right"/>
+            </w:pPr>
+            <w:r>
+              <w:rPr>
+                <w:color w:val="1C3A36"/>
+                <w:sz w:val="16"/>
+              </w:rPr>
+              <w:t>within 104 basis points</w:t>
+            </w:r>
+          </w:p>
+        </w:tc>
+      </w:tr>
+      <w:tr>
+        <w:tc>
+          <w:tcPr>
+            <w:tcW w:type="dxa" w:w="2520"/>
+          </w:tcPr>
+          <w:p>
+            <w:pPr>
+              <w:spacing w:after="20"/>
+            </w:pPr>
+            <w:r>
+              <w:rPr>
+                <w:color w:val="1C3A36"/>
+                <w:sz w:val="16"/>
+              </w:rPr>
+              <w:t>Depreciation and amortisation (EGP m)</w:t>
+            </w:r>
+          </w:p>
+        </w:tc>
+        <w:tc>
+          <w:tcPr>
+            <w:tcW w:type="dxa" w:w="1368"/>
+          </w:tcPr>
+          <w:p>
+            <w:pPr>
+              <w:spacing w:after="20"/>
+              <w:jc w:val="right"/>
+            </w:pPr>
+            <w:r>
+              <w:rPr>
+                <w:color w:val="1C3A36"/>
+                <w:sz w:val="16"/>
+              </w:rPr>
+              <w:t>56.2</w:t>
+            </w:r>
+          </w:p>
+        </w:tc>
+        <w:tc>
+          <w:tcPr>
+            <w:tcW w:type="dxa" w:w="1512"/>
+          </w:tcPr>
+          <w:p>
+            <w:pPr>
+              <w:spacing w:after="20"/>
+              <w:jc w:val="right"/>
+            </w:pPr>
+            <w:r>
+              <w:rPr>
+                <w:color w:val="1C3A36"/>
+                <w:sz w:val="16"/>
+              </w:rPr>
+              <w:t>225</w:t>
+            </w:r>
+          </w:p>
+        </w:tc>
+        <w:tc>
+          <w:tcPr>
+            <w:tcW w:type="dxa" w:w="1440"/>
+          </w:tcPr>
+          <w:p>
+            <w:pPr>
+              <w:spacing w:after="20"/>
+              <w:jc w:val="right"/>
+            </w:pPr>
+            <w:r>
+              <w:rPr>
+                <w:color w:val="1C3A36"/>
+                <w:sz w:val="16"/>
+              </w:rPr>
+              <w:t>304</w:t>
+            </w:r>
+          </w:p>
+        </w:tc>
+        <w:tc>
+          <w:tcPr>
+            <w:tcW w:type="dxa" w:w="3312"/>
+          </w:tcPr>
+          <w:p>
+            <w:pPr>
+              <w:spacing w:after="20"/>
+              <w:jc w:val="right"/>
+            </w:pPr>
+            <w:r>
+              <w:rPr>
+                <w:color w:val="1C3A36"/>
+                <w:sz w:val="16"/>
+              </w:rPr>
+              <w:t>the step is real; the study is ahead on timing only</w:t>
+            </w:r>
+          </w:p>
+        </w:tc>
+      </w:tr>
+      <w:tr>
+        <w:tc>
+          <w:tcPr>
+            <w:tcW w:type="dxa" w:w="2520"/>
+          </w:tcPr>
+          <w:p>
+            <w:pPr>
+              <w:spacing w:after="20"/>
+            </w:pPr>
+            <w:r>
+              <w:rPr>
+                <w:color w:val="1C3A36"/>
+                <w:sz w:val="16"/>
+              </w:rPr>
+              <w:t>Transfers out of construction (EGP m)</w:t>
+            </w:r>
+          </w:p>
+        </w:tc>
+        <w:tc>
+          <w:tcPr>
+            <w:tcW w:type="dxa" w:w="1368"/>
+          </w:tcPr>
+          <w:p>
+            <w:pPr>
+              <w:spacing w:after="20"/>
+              <w:jc w:val="right"/>
+            </w:pPr>
+            <w:r>
+              <w:rPr>
+                <w:color w:val="1C3A36"/>
+                <w:sz w:val="16"/>
+              </w:rPr>
+              <w:t>918</w:t>
+            </w:r>
+          </w:p>
+        </w:tc>
+        <w:tc>
+          <w:tcPr>
+            <w:tcW w:type="dxa" w:w="1512"/>
+          </w:tcPr>
+          <w:p>
+            <w:pPr>
+              <w:spacing w:after="20"/>
+              <w:jc w:val="right"/>
+            </w:pPr>
+            <w:r>
+              <w:rPr>
+                <w:color w:val="1C3A36"/>
+                <w:sz w:val="16"/>
+              </w:rPr>
+              <w:t>3,670</w:t>
+            </w:r>
+          </w:p>
+        </w:tc>
+        <w:tc>
+          <w:tcPr>
+            <w:tcW w:type="dxa" w:w="1440"/>
+          </w:tcPr>
+          <w:p>
+            <w:pPr>
+              <w:spacing w:after="20"/>
+              <w:jc w:val="right"/>
+            </w:pPr>
+            <w:r>
+              <w:rPr>
+                <w:color w:val="1C3A36"/>
+                <w:sz w:val="16"/>
+              </w:rPr>
+              <w:t>3,400</w:t>
+            </w:r>
+          </w:p>
+        </w:tc>
+        <w:tc>
+          <w:tcPr>
+            <w:tcW w:type="dxa" w:w="3312"/>
+          </w:tcPr>
+          <w:p>
+            <w:pPr>
+              <w:spacing w:after="20"/>
+              <w:jc w:val="right"/>
+            </w:pPr>
+            <w:r>
+              <w:rPr>
+                <w:color w:val="1C3A36"/>
+                <w:sz w:val="16"/>
+              </w:rPr>
+              <w:t>confirmed, and the study is if anything conservative</w:t>
+            </w:r>
+          </w:p>
+        </w:tc>
+      </w:tr>
+      <w:tr>
+        <w:tc>
+          <w:tcPr>
+            <w:tcW w:type="dxa" w:w="2520"/>
+          </w:tcPr>
+          <w:p>
+            <w:pPr>
+              <w:spacing w:after="20"/>
+            </w:pPr>
+            <w:r>
+              <w:rPr>
+                <w:color w:val="1C3A36"/>
+                <w:sz w:val="16"/>
+              </w:rPr>
+              <w:t>Finance cost (EGP m)</w:t>
+            </w:r>
+          </w:p>
+        </w:tc>
+        <w:tc>
+          <w:tcPr>
+            <w:tcW w:type="dxa" w:w="1368"/>
+          </w:tcPr>
+          <w:p>
+            <w:pPr>
+              <w:spacing w:after="20"/>
+              <w:jc w:val="right"/>
+            </w:pPr>
+            <w:r>
+              <w:rPr>
+                <w:color w:val="1C3A36"/>
+                <w:sz w:val="16"/>
+              </w:rPr>
+              <w:t>313</w:t>
+            </w:r>
+          </w:p>
+        </w:tc>
+        <w:tc>
+          <w:tcPr>
+            <w:tcW w:type="dxa" w:w="1512"/>
+          </w:tcPr>
+          <w:p>
+            <w:pPr>
+              <w:spacing w:after="20"/>
+              <w:jc w:val="right"/>
+            </w:pPr>
+            <w:r>
+              <w:rPr>
+                <w:color w:val="1C3A36"/>
+                <w:sz w:val="16"/>
+              </w:rPr>
+              <w:t>1,251</w:t>
+            </w:r>
+          </w:p>
+        </w:tc>
+        <w:tc>
+          <w:tcPr>
+            <w:tcW w:type="dxa" w:w="1440"/>
+          </w:tcPr>
+          <w:p>
+            <w:pPr>
+              <w:spacing w:after="20"/>
+              <w:jc w:val="right"/>
+            </w:pPr>
+            <w:r>
+              <w:rPr>
+                <w:color w:val="1C3A36"/>
+                <w:sz w:val="16"/>
+              </w:rPr>
+              <w:t>1,250</w:t>
+            </w:r>
+          </w:p>
+        </w:tc>
+        <w:tc>
+          <w:tcPr>
+            <w:tcW w:type="dxa" w:w="3312"/>
+          </w:tcPr>
+          <w:p>
+            <w:pPr>
+              <w:spacing w:after="20"/>
+              <w:jc w:val="right"/>
+            </w:pPr>
+            <w:r>
+              <w:rPr>
+                <w:color w:val="1C3A36"/>
+                <w:sz w:val="16"/>
+              </w:rPr>
+              <w:t>reset to the quarter</w:t>
+            </w:r>
+          </w:p>
+        </w:tc>
+      </w:tr>
+      <w:tr>
+        <w:tc>
+          <w:tcPr>
+            <w:tcW w:type="dxa" w:w="2520"/>
+          </w:tcPr>
+          <w:p>
+            <w:pPr>
+              <w:spacing w:after="20"/>
+            </w:pPr>
+            <w:r>
+              <w:rPr>
+                <w:color w:val="1C3A36"/>
+                <w:sz w:val="16"/>
+              </w:rPr>
+              <w:t>Provision charge as a share of sales</w:t>
+            </w:r>
+          </w:p>
+        </w:tc>
+        <w:tc>
+          <w:tcPr>
+            <w:tcW w:type="dxa" w:w="1368"/>
+          </w:tcPr>
+          <w:p>
+            <w:pPr>
+              <w:spacing w:after="20"/>
+              <w:jc w:val="right"/>
+            </w:pPr>
+            <w:r>
+              <w:rPr>
+                <w:color w:val="1C3A36"/>
+                <w:sz w:val="16"/>
+              </w:rPr>
+              <w:t>2.57%</w:t>
+            </w:r>
+          </w:p>
+        </w:tc>
+        <w:tc>
+          <w:tcPr>
+            <w:tcW w:type="dxa" w:w="1512"/>
+          </w:tcPr>
+          <w:p>
+            <w:pPr>
+              <w:spacing w:after="20"/>
+              <w:jc w:val="right"/>
+            </w:pPr>
+            <w:r>
+              <w:rPr>
+                <w:color w:val="1C3A36"/>
+                <w:sz w:val="16"/>
+              </w:rPr>
+              <w:t>—</w:t>
+            </w:r>
+          </w:p>
+        </w:tc>
+        <w:tc>
+          <w:tcPr>
+            <w:tcW w:type="dxa" w:w="1440"/>
+          </w:tcPr>
+          <w:p>
+            <w:pPr>
+              <w:spacing w:after="20"/>
+              <w:jc w:val="right"/>
+            </w:pPr>
+            <w:r>
+              <w:rPr>
+                <w:color w:val="1C3A36"/>
+                <w:sz w:val="16"/>
+              </w:rPr>
+              <w:t>5.25% / 4.50%</w:t>
+            </w:r>
+          </w:p>
+        </w:tc>
+        <w:tc>
+          <w:tcPr>
+            <w:tcW w:type="dxa" w:w="3312"/>
+          </w:tcPr>
+          <w:p>
+            <w:pPr>
+              <w:spacing w:after="20"/>
+              <w:jc w:val="right"/>
+            </w:pPr>
+            <w:r>
+              <w:rPr>
+                <w:color w:val="1C3A36"/>
+                <w:sz w:val="16"/>
+              </w:rPr>
+              <w:t>no credit-loss charge was taken at all — see below</w:t>
+            </w:r>
+          </w:p>
+        </w:tc>
+      </w:tr>
+      <w:tr>
+        <w:tc>
+          <w:tcPr>
+            <w:tcW w:type="dxa" w:w="2520"/>
+          </w:tcPr>
+          <w:p>
+            <w:pPr>
+              <w:spacing w:after="20"/>
+            </w:pPr>
+            <w:r>
+              <w:rPr>
+                <w:color w:val="1C3A36"/>
+                <w:sz w:val="16"/>
+              </w:rPr>
+              <w:t>Associates (EGP m)</w:t>
+            </w:r>
+          </w:p>
+        </w:tc>
+        <w:tc>
+          <w:tcPr>
+            <w:tcW w:type="dxa" w:w="1368"/>
+          </w:tcPr>
+          <w:p>
+            <w:pPr>
+              <w:spacing w:after="20"/>
+              <w:jc w:val="right"/>
+            </w:pPr>
+            <w:r>
+              <w:rPr>
+                <w:color w:val="1C3A36"/>
+                <w:sz w:val="16"/>
+              </w:rPr>
+              <w:t>13.1</w:t>
+            </w:r>
+          </w:p>
+        </w:tc>
+        <w:tc>
+          <w:tcPr>
+            <w:tcW w:type="dxa" w:w="1512"/>
+          </w:tcPr>
+          <w:p>
+            <w:pPr>
+              <w:spacing w:after="20"/>
+              <w:jc w:val="right"/>
+            </w:pPr>
+            <w:r>
+              <w:rPr>
+                <w:color w:val="1C3A36"/>
+                <w:sz w:val="16"/>
+              </w:rPr>
+              <w:t>52</w:t>
+            </w:r>
+          </w:p>
+        </w:tc>
+        <w:tc>
+          <w:tcPr>
+            <w:tcW w:type="dxa" w:w="1440"/>
+          </w:tcPr>
+          <w:p>
+            <w:pPr>
+              <w:spacing w:after="20"/>
+              <w:jc w:val="right"/>
+            </w:pPr>
+            <w:r>
+              <w:rPr>
+                <w:color w:val="1C3A36"/>
+                <w:sz w:val="16"/>
+              </w:rPr>
+              <w:t>250</w:t>
+            </w:r>
+          </w:p>
+        </w:tc>
+        <w:tc>
+          <w:tcPr>
+            <w:tcW w:type="dxa" w:w="3312"/>
+          </w:tcPr>
+          <w:p>
+            <w:pPr>
+              <w:spacing w:after="20"/>
+              <w:jc w:val="right"/>
+            </w:pPr>
+            <w:r>
+              <w:rPr>
+                <w:color w:val="1C3A36"/>
+                <w:sz w:val="16"/>
+              </w:rPr>
+              <w:t>the quarter is incomplete by the auditor's own statement</w:t>
+            </w:r>
+          </w:p>
+        </w:tc>
+      </w:tr>
+      <w:tr>
+        <w:tc>
+          <w:tcPr>
+            <w:tcW w:type="dxa" w:w="2520"/>
+          </w:tcPr>
+          <w:p>
+            <w:pPr>
+              <w:spacing w:after="20"/>
+            </w:pPr>
+            <w:r>
+              <w:rPr>
+                <w:color w:val="1C3A36"/>
+                <w:sz w:val="16"/>
+              </w:rPr>
+              <w:t>Capital expenditure (EGP m)</w:t>
+            </w:r>
+          </w:p>
+        </w:tc>
+        <w:tc>
+          <w:tcPr>
+            <w:tcW w:type="dxa" w:w="1368"/>
+          </w:tcPr>
+          <w:p>
+            <w:pPr>
+              <w:spacing w:after="20"/>
+              <w:jc w:val="right"/>
+            </w:pPr>
+            <w:r>
+              <w:rPr>
+                <w:color w:val="1C3A36"/>
+                <w:sz w:val="16"/>
+              </w:rPr>
+              <w:t>325</w:t>
+            </w:r>
+          </w:p>
+        </w:tc>
+        <w:tc>
+          <w:tcPr>
+            <w:tcW w:type="dxa" w:w="1512"/>
+          </w:tcPr>
+          <w:p>
+            <w:pPr>
+              <w:spacing w:after="20"/>
+              <w:jc w:val="right"/>
+            </w:pPr>
+            <w:r>
+              <w:rPr>
+                <w:color w:val="1C3A36"/>
+                <w:sz w:val="16"/>
+              </w:rPr>
+              <w:t>1,299</w:t>
+            </w:r>
+          </w:p>
+        </w:tc>
+        <w:tc>
+          <w:tcPr>
+            <w:tcW w:type="dxa" w:w="1440"/>
+          </w:tcPr>
+          <w:p>
+            <w:pPr>
+              <w:spacing w:after="20"/>
+              <w:jc w:val="right"/>
+            </w:pPr>
+            <w:r>
+              <w:rPr>
+                <w:color w:val="1C3A36"/>
+                <w:sz w:val="16"/>
+              </w:rPr>
+              <w:t>1,298</w:t>
+            </w:r>
+          </w:p>
+        </w:tc>
+        <w:tc>
+          <w:tcPr>
+            <w:tcW w:type="dxa" w:w="3312"/>
+          </w:tcPr>
+          <w:p>
+            <w:pPr>
+              <w:spacing w:after="20"/>
+              <w:jc w:val="right"/>
+            </w:pPr>
+            <w:r>
+              <w:rPr>
+                <w:color w:val="1C3A36"/>
+                <w:sz w:val="16"/>
+              </w:rPr>
+              <w:t>reset upward to the quarter</w:t>
+            </w:r>
+          </w:p>
+        </w:tc>
+      </w:tr>
+    </w:tbl>
+    <w:p>
+      <w:pPr>
+        <w:spacing w:after="40"/>
+      </w:pPr>
+    </w:p>
+    <w:p>
+      <w:pPr>
+        <w:spacing w:after="200" w:before="0"/>
+      </w:pPr>
+      <w:r>
+        <w:rPr>
+          <w:b w:val="0"/>
+          <w:i/>
+          <w:color w:val="6E7B77"/>
+          <w:sz w:val="17"/>
+        </w:rPr>
+        <w:t>Table 11 — the forecast against the first quarter it can be checked on. The middle column reads the quarter into a year on the FY2025 seasonal shape, in which the first quarter carried 24.4% of sales and 22.1% of attributable profit.</w:t>
+      </w:r>
+    </w:p>
+    <w:p>
+      <w:pPr>
+        <w:spacing w:after="120" w:before="0"/>
+      </w:pPr>
+      <w:r>
+        <w:rPr>
+          <w:b w:val="0"/>
+          <w:i w:val="0"/>
+          <w:color w:val="1C3A36"/>
+          <w:sz w:val="21"/>
+        </w:rPr>
+        <w:t>Two of those rows carry more weight than the rest. The depreciation line is the study's central claim and it is confirmed: the charge is running at roughly double last year on a plant that has only just entered service, and the model's own depreciation rate reproduces the quarter to within 3%. The provision line is the study's contested judgement, and here the quarter does NOT settle it: the company took EGP 65 million of provisions and inventory write-downs but no credit-loss charge whatsoever, against receivables that grew EGP 798 million in the same three months. The auditor qualified the review on precisely that point. A charge that is omitted in the first quarter is deferred, not avoided, which is why both frames still run.</w:t>
       </w:r>
     </w:p>
     <w:p>
@@ -8579,7 +9535,7 @@
                 <w:color w:val="1C3A36"/>
                 <w:sz w:val="17"/>
               </w:rPr>
-              <w:t>99</w:t>
+              <w:t>78</w:t>
             </w:r>
           </w:p>
         </w:tc>
@@ -8597,7 +9553,7 @@
                 <w:color w:val="1C3A36"/>
                 <w:sz w:val="17"/>
               </w:rPr>
-              <w:t>105</w:t>
+              <w:t>83</w:t>
             </w:r>
           </w:p>
         </w:tc>
@@ -8615,7 +9571,7 @@
                 <w:color w:val="1C3A36"/>
                 <w:sz w:val="17"/>
               </w:rPr>
-              <w:t>112</w:t>
+              <w:t>90</w:t>
             </w:r>
           </w:p>
         </w:tc>
@@ -8633,7 +9589,7 @@
                 <w:color w:val="1C3A36"/>
                 <w:sz w:val="17"/>
               </w:rPr>
-              <w:t>122</w:t>
+              <w:t>98</w:t>
             </w:r>
           </w:p>
         </w:tc>
@@ -8651,7 +9607,7 @@
                 <w:color w:val="1C3A36"/>
                 <w:sz w:val="17"/>
               </w:rPr>
-              <w:t>136</w:t>
+              <w:t>110</w:t>
             </w:r>
           </w:p>
         </w:tc>
@@ -8688,7 +9644,7 @@
                 <w:color w:val="1C3A36"/>
                 <w:sz w:val="17"/>
               </w:rPr>
-              <w:t>88</w:t>
+              <w:t>69</w:t>
             </w:r>
           </w:p>
         </w:tc>
@@ -8706,61 +9662,61 @@
                 <w:color w:val="1C3A36"/>
                 <w:sz w:val="17"/>
               </w:rPr>
+              <w:t>73</w:t>
+            </w:r>
+          </w:p>
+        </w:tc>
+        <w:tc>
+          <w:tcPr>
+            <w:tcW w:type="dxa" w:w="1368"/>
+          </w:tcPr>
+          <w:p>
+            <w:pPr>
+              <w:spacing w:after="20"/>
+              <w:jc w:val="right"/>
+            </w:pPr>
+            <w:r>
+              <w:rPr>
+                <w:color w:val="1C3A36"/>
+                <w:sz w:val="17"/>
+              </w:rPr>
+              <w:t>77</w:t>
+            </w:r>
+          </w:p>
+        </w:tc>
+        <w:tc>
+          <w:tcPr>
+            <w:tcW w:type="dxa" w:w="1368"/>
+          </w:tcPr>
+          <w:p>
+            <w:pPr>
+              <w:spacing w:after="20"/>
+              <w:jc w:val="right"/>
+            </w:pPr>
+            <w:r>
+              <w:rPr>
+                <w:color w:val="1C3A36"/>
+                <w:sz w:val="17"/>
+              </w:rPr>
+              <w:t>84</w:t>
+            </w:r>
+          </w:p>
+        </w:tc>
+        <w:tc>
+          <w:tcPr>
+            <w:tcW w:type="dxa" w:w="1368"/>
+          </w:tcPr>
+          <w:p>
+            <w:pPr>
+              <w:spacing w:after="20"/>
+              <w:jc w:val="right"/>
+            </w:pPr>
+            <w:r>
+              <w:rPr>
+                <w:color w:val="1C3A36"/>
+                <w:sz w:val="17"/>
+              </w:rPr>
               <w:t>92</w:t>
-            </w:r>
-          </w:p>
-        </w:tc>
-        <w:tc>
-          <w:tcPr>
-            <w:tcW w:type="dxa" w:w="1368"/>
-          </w:tcPr>
-          <w:p>
-            <w:pPr>
-              <w:spacing w:after="20"/>
-              <w:jc w:val="right"/>
-            </w:pPr>
-            <w:r>
-              <w:rPr>
-                <w:color w:val="1C3A36"/>
-                <w:sz w:val="17"/>
-              </w:rPr>
-              <w:t>98</w:t>
-            </w:r>
-          </w:p>
-        </w:tc>
-        <w:tc>
-          <w:tcPr>
-            <w:tcW w:type="dxa" w:w="1368"/>
-          </w:tcPr>
-          <w:p>
-            <w:pPr>
-              <w:spacing w:after="20"/>
-              <w:jc w:val="right"/>
-            </w:pPr>
-            <w:r>
-              <w:rPr>
-                <w:color w:val="1C3A36"/>
-                <w:sz w:val="17"/>
-              </w:rPr>
-              <w:t>105</w:t>
-            </w:r>
-          </w:p>
-        </w:tc>
-        <w:tc>
-          <w:tcPr>
-            <w:tcW w:type="dxa" w:w="1368"/>
-          </w:tcPr>
-          <w:p>
-            <w:pPr>
-              <w:spacing w:after="20"/>
-              <w:jc w:val="right"/>
-            </w:pPr>
-            <w:r>
-              <w:rPr>
-                <w:color w:val="1C3A36"/>
-                <w:sz w:val="17"/>
-              </w:rPr>
-              <w:t>114</w:t>
             </w:r>
           </w:p>
         </w:tc>
@@ -8797,7 +9753,7 @@
                 <w:color w:val="1C3A36"/>
                 <w:sz w:val="17"/>
               </w:rPr>
-              <w:t>78</w:t>
+              <w:t>61</w:t>
             </w:r>
           </w:p>
         </w:tc>
@@ -8815,7 +9771,7 @@
                 <w:color w:val="1C3A36"/>
                 <w:sz w:val="17"/>
               </w:rPr>
-              <w:t>82</w:t>
+              <w:t>64</w:t>
             </w:r>
           </w:p>
         </w:tc>
@@ -8833,7 +9789,7 @@
                 <w:color w:val="1C3A36"/>
                 <w:sz w:val="17"/>
               </w:rPr>
-              <w:t>86</w:t>
+              <w:t>67</w:t>
             </w:r>
           </w:p>
         </w:tc>
@@ -8851,7 +9807,7 @@
                 <w:color w:val="1C3A36"/>
                 <w:sz w:val="17"/>
               </w:rPr>
-              <w:t>91</w:t>
+              <w:t>72</w:t>
             </w:r>
           </w:p>
         </w:tc>
@@ -8869,7 +9825,7 @@
                 <w:color w:val="1C3A36"/>
                 <w:sz w:val="17"/>
               </w:rPr>
-              <w:t>98</w:t>
+              <w:t>77</w:t>
             </w:r>
           </w:p>
         </w:tc>
@@ -8906,7 +9862,7 @@
                 <w:color w:val="1C3A36"/>
                 <w:sz w:val="17"/>
               </w:rPr>
-              <w:t>70</w:t>
+              <w:t>54</w:t>
             </w:r>
           </w:p>
         </w:tc>
@@ -8924,7 +9880,7 @@
                 <w:color w:val="1C3A36"/>
                 <w:sz w:val="17"/>
               </w:rPr>
-              <w:t>73</w:t>
+              <w:t>56</w:t>
             </w:r>
           </w:p>
         </w:tc>
@@ -8942,7 +9898,7 @@
                 <w:color w:val="1C3A36"/>
                 <w:sz w:val="17"/>
               </w:rPr>
-              <w:t>76</w:t>
+              <w:t>59</w:t>
             </w:r>
           </w:p>
         </w:tc>
@@ -8960,7 +9916,7 @@
                 <w:color w:val="1C3A36"/>
                 <w:sz w:val="17"/>
               </w:rPr>
-              <w:t>80</w:t>
+              <w:t>62</w:t>
             </w:r>
           </w:p>
         </w:tc>
@@ -8978,7 +9934,7 @@
                 <w:color w:val="1C3A36"/>
                 <w:sz w:val="17"/>
               </w:rPr>
-              <w:t>85</w:t>
+              <w:t>66</w:t>
             </w:r>
           </w:p>
         </w:tc>
@@ -9015,7 +9971,7 @@
                 <w:color w:val="1C3A36"/>
                 <w:sz w:val="17"/>
               </w:rPr>
-              <w:t>63</w:t>
+              <w:t>48</w:t>
             </w:r>
           </w:p>
         </w:tc>
@@ -9033,7 +9989,7 @@
                 <w:color w:val="1C3A36"/>
                 <w:sz w:val="17"/>
               </w:rPr>
-              <w:t>66</w:t>
+              <w:t>50</w:t>
             </w:r>
           </w:p>
         </w:tc>
@@ -9051,7 +10007,7 @@
                 <w:color w:val="1C3A36"/>
                 <w:sz w:val="17"/>
               </w:rPr>
-              <w:t>68</w:t>
+              <w:t>52</w:t>
             </w:r>
           </w:p>
         </w:tc>
@@ -9069,7 +10025,7 @@
                 <w:color w:val="1C3A36"/>
                 <w:sz w:val="17"/>
               </w:rPr>
-              <w:t>71</w:t>
+              <w:t>54</w:t>
             </w:r>
           </w:p>
         </w:tc>
@@ -9087,7 +10043,7 @@
                 <w:color w:val="1C3A36"/>
                 <w:sz w:val="17"/>
               </w:rPr>
-              <w:t>74</w:t>
+              <w:t>57</w:t>
             </w:r>
           </w:p>
         </w:tc>
@@ -9123,7 +10079,7 @@
           <w:color w:val="1C3A36"/>
           <w:sz w:val="21"/>
         </w:rPr>
-        <w:t>The crux is sensitised in real observable units rather than in percentage points: an extra EGP 1,163 million of FY2030 revenue from the new plant is worth roughly EGP 11 a share, so each USD 20 million a year of biosimilar sales is worth about EGP 11 a share.</w:t>
+        <w:t>The crux is sensitised in real observable units rather than in percentage points: an extra EGP 1,660 million of FY2030 revenue from the new plant is worth roughly EGP 16 a share, so each USD 20 million a year of biosimilar sales is worth about EGP 11 a share.</w:t>
       </w:r>
     </w:p>
     <w:p>
@@ -10764,7 +11720,7 @@
                 <w:color w:val="1C3A36"/>
                 <w:sz w:val="16"/>
               </w:rPr>
-              <w:t>86.06</w:t>
+              <w:t>67.22</w:t>
             </w:r>
           </w:p>
         </w:tc>
@@ -10782,7 +11738,7 @@
                 <w:color w:val="1C3A36"/>
                 <w:sz w:val="16"/>
               </w:rPr>
-              <w:t>the terminal discount rate and the terminal growth rate — 74% of the value is in the terminal block</w:t>
+              <w:t>the terminal discount rate and the terminal growth rate — 76% of the value is in the terminal block</w:t>
             </w:r>
           </w:p>
         </w:tc>
@@ -10837,7 +11793,7 @@
                 <w:color w:val="1C3A36"/>
                 <w:sz w:val="16"/>
               </w:rPr>
-              <w:t>99.07</w:t>
+              <w:t>79.33</w:t>
             </w:r>
           </w:p>
         </w:tc>
@@ -10910,7 +11866,7 @@
                 <w:color w:val="1C3A36"/>
                 <w:sz w:val="16"/>
               </w:rPr>
-              <w:t>73.10</w:t>
+              <w:t>63.12</w:t>
             </w:r>
           </w:p>
         </w:tc>
@@ -10983,7 +11939,7 @@
                 <w:color w:val="1C3A36"/>
                 <w:sz w:val="16"/>
               </w:rPr>
-              <w:t>55.58</w:t>
+              <w:t>50.09</w:t>
             </w:r>
           </w:p>
         </w:tc>
@@ -11056,7 +12012,7 @@
                 <w:color w:val="1C3A36"/>
                 <w:sz w:val="16"/>
               </w:rPr>
-              <w:t>69.33</w:t>
+              <w:t>65.27</w:t>
             </w:r>
           </w:p>
         </w:tc>
@@ -11128,7 +12084,7 @@
           <w:color w:val="1C3A36"/>
           <w:sz w:val="21"/>
         </w:rPr>
-        <w:t>The lenses disagree in an informative direction. The two cash-flow lenses are the HIGHEST in the field even though they charge the new plant's full cost, because they capture five years of the volume and price growth the existing business is already delivering. The relative lens is the LOWEST because it prices the company on what a 24.6% return and a 14.9% perpetual cost of equity can justify, and that arithmetic supports about 8.0 times earnings, not 15.2. Neither is wrong. The gap between them is the value of growth, and the market is paying for more of it than either lens contains.</w:t>
+        <w:t>The lenses disagree in an informative direction. The two cash-flow lenses are the HIGHEST in the field even though they charge the new plant's full cost, because they capture five years of the volume and price growth the existing business is already delivering. The relative lens is the LOWEST because it prices the company on what a 21.9% return and a 14.9% perpetual cost of equity can justify, and that arithmetic supports about 7.8 times earnings, not 15.2. Neither is wrong. The gap between them is the value of growth, and the market is paying for more of it than either lens contains.</w:t>
       </w:r>
     </w:p>
     <w:p>
@@ -11263,7 +12219,7 @@
                 <w:color w:val="1C3A36"/>
                 <w:sz w:val="16"/>
               </w:rPr>
-              <w:t>the whole crux. Section 1.7 says roughly USD 81 million a year by 2030 is required to justify the market price; the first disclosure calibrates how plausible that is</w:t>
+              <w:t>the whole crux. Section 1.7 says roughly USD 115 million a year by 2030 is required to justify the market price; the first disclosure calibrates how plausible that is</w:t>
             </w:r>
           </w:p>
         </w:tc>
@@ -11318,7 +12274,7 @@
                 <w:color w:val="1C3A36"/>
                 <w:sz w:val="16"/>
               </w:rPr>
-              <w:t>this study assumes it steps from EGP 118 million to about EGP 298 million as the construction balance transfers. A materially smaller step means the plant is being commissioned more slowly than assumed</w:t>
+              <w:t>this study assumes it steps from EGP 118 million to about EGP 304 million as the construction balance transfers. A materially smaller step means the plant is being commissioned more slowly than assumed</w:t>
             </w:r>
           </w:p>
         </w:tc>
@@ -11483,7 +12439,7 @@
                 <w:color w:val="1C3A36"/>
                 <w:sz w:val="16"/>
               </w:rPr>
-              <w:t>contributed EGP 428 million in FY2025 against EGP 190 million in FY2024. This study normalises it to EGP 320 million; if the step-up holds, that is conservative</w:t>
+              <w:t>contributed EGP 428 million in FY2025 against EGP 190 million in FY2024. This study normalises it to EGP 250 million; if the step-up holds, that is conservative</w:t>
             </w:r>
           </w:p>
         </w:tc>
@@ -11783,6 +12739,369 @@
         <w:t>7. Caveats, and what would change our mind</w:t>
       </w:r>
     </w:p>
+    <w:p>
+      <w:pPr>
+        <w:spacing w:after="80" w:before="200"/>
+      </w:pPr>
+      <w:r>
+        <w:rPr>
+          <w:b/>
+          <w:i w:val="0"/>
+          <w:color w:val="1C3A36"/>
+          <w:sz w:val="24"/>
+        </w:rPr>
+        <w:t>7.1 What changed in this edition, and by how much</w:t>
+      </w:r>
+    </w:p>
+    <w:tbl>
+      <w:tblPr>
+        <w:tblW w:type="auto" w:w="0"/>
+        <w:jc w:val="center"/>
+        <w:tblLook w:firstColumn="1" w:firstRow="1" w:lastColumn="0" w:lastRow="0" w:noHBand="0" w:noVBand="1" w:val="04A0"/>
+        <w:tblLayout w:type="fixed"/>
+        <w:tblCellMar>
+          <w:top w:w="40" w:type="dxa"/>
+          <w:left w:w="90" w:type="dxa"/>
+          <w:bottom w:w="40" w:type="dxa"/>
+          <w:right w:w="90" w:type="dxa"/>
+        </w:tblCellMar>
+        <w:tblBorders>
+          <w:top w:val="single" w:sz="4" w:space="0" w:color="C9D4D1"/>
+          <w:left w:val="single" w:sz="4" w:space="0" w:color="C9D4D1"/>
+          <w:bottom w:val="single" w:sz="4" w:space="0" w:color="C9D4D1"/>
+          <w:right w:val="single" w:sz="4" w:space="0" w:color="C9D4D1"/>
+          <w:insideH w:val="single" w:sz="4" w:space="0" w:color="C9D4D1"/>
+          <w:insideV w:val="single" w:sz="4" w:space="0" w:color="C9D4D1"/>
+        </w:tblBorders>
+        <w:tblLayout w:type="fixed"/>
+      </w:tblPr>
+      <w:tblGrid>
+        <w:gridCol w:w="3888"/>
+        <w:gridCol w:w="6048"/>
+      </w:tblGrid>
+      <w:tr>
+        <w:tc>
+          <w:tcPr>
+            <w:tcW w:type="dxa" w:w="3888"/>
+            <w:shd w:val="clear" w:color="auto" w:fill="EAF0EE"/>
+          </w:tcPr>
+          <w:p>
+            <w:pPr>
+              <w:spacing w:after="20"/>
+            </w:pPr>
+            <w:r>
+              <w:rPr>
+                <w:b/>
+                <w:color w:val="1C3A36"/>
+                <w:sz w:val="16"/>
+              </w:rPr>
+              <w:t>Change</w:t>
+            </w:r>
+          </w:p>
+        </w:tc>
+        <w:tc>
+          <w:tcPr>
+            <w:tcW w:type="dxa" w:w="6048"/>
+            <w:shd w:val="clear" w:color="auto" w:fill="EAF0EE"/>
+          </w:tcPr>
+          <w:p>
+            <w:pPr>
+              <w:spacing w:after="20"/>
+            </w:pPr>
+            <w:r>
+              <w:rPr>
+                <w:b/>
+                <w:color w:val="1C3A36"/>
+                <w:sz w:val="16"/>
+              </w:rPr>
+              <w:t>Effect</w:t>
+            </w:r>
+          </w:p>
+        </w:tc>
+      </w:tr>
+      <w:tr>
+        <w:tc>
+          <w:tcPr>
+            <w:tcW w:type="dxa" w:w="3888"/>
+          </w:tcPr>
+          <w:p>
+            <w:pPr>
+              <w:spacing w:after="20"/>
+            </w:pPr>
+            <w:r>
+              <w:rPr>
+                <w:color w:val="1C3A36"/>
+                <w:sz w:val="16"/>
+              </w:rPr>
+              <w:t>FY2026 revenue growth reset from 17.5% to the quarter's 10.1%</w:t>
+            </w:r>
+          </w:p>
+        </w:tc>
+        <w:tc>
+          <w:tcPr>
+            <w:tcW w:type="dxa" w:w="6048"/>
+          </w:tcPr>
+          <w:p>
+            <w:pPr>
+              <w:spacing w:after="20"/>
+              <w:jc w:val="right"/>
+            </w:pPr>
+            <w:r>
+              <w:rPr>
+                <w:color w:val="1C3A36"/>
+                <w:sz w:val="16"/>
+              </w:rPr>
+              <w:t>the largest single change; it lowers the base every later year compounds from</w:t>
+            </w:r>
+          </w:p>
+        </w:tc>
+      </w:tr>
+      <w:tr>
+        <w:tc>
+          <w:tcPr>
+            <w:tcW w:type="dxa" w:w="3888"/>
+          </w:tcPr>
+          <w:p>
+            <w:pPr>
+              <w:spacing w:after="20"/>
+            </w:pPr>
+            <w:r>
+              <w:rPr>
+                <w:color w:val="1C3A36"/>
+                <w:sz w:val="16"/>
+              </w:rPr>
+              <w:t>FY2026 capital expenditure raised to the quarter's run-rate</w:t>
+            </w:r>
+          </w:p>
+        </w:tc>
+        <w:tc>
+          <w:tcPr>
+            <w:tcW w:type="dxa" w:w="6048"/>
+          </w:tcPr>
+          <w:p>
+            <w:pPr>
+              <w:spacing w:after="20"/>
+              <w:jc w:val="right"/>
+            </w:pPr>
+            <w:r>
+              <w:rPr>
+                <w:color w:val="1C3A36"/>
+                <w:sz w:val="16"/>
+              </w:rPr>
+              <w:t>more cash out of free cash flow in the first forecast year</w:t>
+            </w:r>
+          </w:p>
+        </w:tc>
+      </w:tr>
+      <w:tr>
+        <w:tc>
+          <w:tcPr>
+            <w:tcW w:type="dxa" w:w="3888"/>
+          </w:tcPr>
+          <w:p>
+            <w:pPr>
+              <w:spacing w:after="20"/>
+            </w:pPr>
+            <w:r>
+              <w:rPr>
+                <w:color w:val="1C3A36"/>
+                <w:sz w:val="16"/>
+              </w:rPr>
+              <w:t>Finance cost charged to profit reset to the quarter, and separated from the marginal cost of debt used in the discount rate</w:t>
+            </w:r>
+          </w:p>
+        </w:tc>
+        <w:tc>
+          <w:tcPr>
+            <w:tcW w:type="dxa" w:w="6048"/>
+          </w:tcPr>
+          <w:p>
+            <w:pPr>
+              <w:spacing w:after="20"/>
+              <w:jc w:val="right"/>
+            </w:pPr>
+            <w:r>
+              <w:rPr>
+                <w:color w:val="1C3A36"/>
+                <w:sz w:val="16"/>
+              </w:rPr>
+              <w:t>raises forecast earnings; the two were being conflated and are now distinct rows</w:t>
+            </w:r>
+          </w:p>
+        </w:tc>
+      </w:tr>
+      <w:tr>
+        <w:tc>
+          <w:tcPr>
+            <w:tcW w:type="dxa" w:w="3888"/>
+          </w:tcPr>
+          <w:p>
+            <w:pPr>
+              <w:spacing w:after="20"/>
+            </w:pPr>
+            <w:r>
+              <w:rPr>
+                <w:color w:val="1C3A36"/>
+                <w:sz w:val="16"/>
+              </w:rPr>
+              <w:t>Normalised associate contribution cut from EGP 320m to EGP 250m, the like-for-like three-year average</w:t>
+            </w:r>
+          </w:p>
+        </w:tc>
+        <w:tc>
+          <w:tcPr>
+            <w:tcW w:type="dxa" w:w="6048"/>
+          </w:tcPr>
+          <w:p>
+            <w:pPr>
+              <w:spacing w:after="20"/>
+              <w:jc w:val="right"/>
+            </w:pPr>
+            <w:r>
+              <w:rPr>
+                <w:color w:val="1C3A36"/>
+                <w:sz w:val="16"/>
+              </w:rPr>
+              <w:t>lowers the bridge; the quarter reported only EGP 13.1m, but the auditor states the associates' statements were not received, so it is not decisive</w:t>
+            </w:r>
+          </w:p>
+        </w:tc>
+      </w:tr>
+      <w:tr>
+        <w:tc>
+          <w:tcPr>
+            <w:tcW w:type="dxa" w:w="3888"/>
+          </w:tcPr>
+          <w:p>
+            <w:pPr>
+              <w:spacing w:after="20"/>
+            </w:pPr>
+            <w:r>
+              <w:rPr>
+                <w:color w:val="1C3A36"/>
+                <w:sz w:val="16"/>
+              </w:rPr>
+              <w:t>The active-ingredient company added to the bridge at carrying cost, and the non-controlling interest deducted there replaced with the post-deconsolidation figure</w:t>
+            </w:r>
+          </w:p>
+        </w:tc>
+        <w:tc>
+          <w:tcPr>
+            <w:tcW w:type="dxa" w:w="6048"/>
+          </w:tcPr>
+          <w:p>
+            <w:pPr>
+              <w:spacing w:after="20"/>
+              <w:jc w:val="right"/>
+            </w:pPr>
+            <w:r>
+              <w:rPr>
+                <w:color w:val="1C3A36"/>
+                <w:sz w:val="16"/>
+              </w:rPr>
+              <w:t>both POSITIVE, and they are two halves of one event: that company left the consolidation in the quarter, taking EGP 284.7m of minorities out and adding EGP 228.5m of associate carrying value</w:t>
+            </w:r>
+          </w:p>
+        </w:tc>
+      </w:tr>
+      <w:tr>
+        <w:tc>
+          <w:tcPr>
+            <w:tcW w:type="dxa" w:w="3888"/>
+          </w:tcPr>
+          <w:p>
+            <w:pPr>
+              <w:spacing w:after="20"/>
+            </w:pPr>
+            <w:r>
+              <w:rPr>
+                <w:color w:val="1C3A36"/>
+                <w:sz w:val="16"/>
+              </w:rPr>
+              <w:t>Dividend-distribution tax given its own line in all three history years, following the separately issued statements</w:t>
+            </w:r>
+          </w:p>
+        </w:tc>
+        <w:tc>
+          <w:tcPr>
+            <w:tcW w:type="dxa" w:w="6048"/>
+          </w:tcPr>
+          <w:p>
+            <w:pPr>
+              <w:spacing w:after="20"/>
+              <w:jc w:val="right"/>
+            </w:pPr>
+            <w:r>
+              <w:rPr>
+                <w:color w:val="1C3A36"/>
+                <w:sz w:val="16"/>
+              </w:rPr>
+              <w:t>lifts FY2023 operating profit by EGP 4.1m (0.34%); worth about EGP 0.12 a share</w:t>
+            </w:r>
+          </w:p>
+        </w:tc>
+      </w:tr>
+      <w:tr>
+        <w:tc>
+          <w:tcPr>
+            <w:tcW w:type="dxa" w:w="3888"/>
+            <w:shd w:val="clear" w:color="auto" w:fill="F6F1E6"/>
+          </w:tcPr>
+          <w:p>
+            <w:pPr>
+              <w:spacing w:after="20"/>
+            </w:pPr>
+            <w:r>
+              <w:rPr>
+                <w:b/>
+                <w:color w:val="1C3A36"/>
+                <w:sz w:val="16"/>
+              </w:rPr>
+              <w:t>NET EFFECT ON THE WEIGHTED CENTRAL VALUE</w:t>
+            </w:r>
+          </w:p>
+        </w:tc>
+        <w:tc>
+          <w:tcPr>
+            <w:tcW w:type="dxa" w:w="6048"/>
+            <w:shd w:val="clear" w:color="auto" w:fill="F6F1E6"/>
+          </w:tcPr>
+          <w:p>
+            <w:pPr>
+              <w:spacing w:after="20"/>
+              <w:jc w:val="right"/>
+            </w:pPr>
+            <w:r>
+              <w:rPr>
+                <w:b/>
+                <w:color w:val="1C3A36"/>
+                <w:sz w:val="16"/>
+              </w:rPr>
+              <w:t>EGP 79.64 to EGP 66.57 a share, -16%</w:t>
+            </w:r>
+          </w:p>
+        </w:tc>
+      </w:tr>
+    </w:tbl>
+    <w:p>
+      <w:pPr>
+        <w:spacing w:after="40"/>
+      </w:pPr>
+    </w:p>
+    <w:p>
+      <w:pPr>
+        <w:spacing w:after="200" w:before="0"/>
+      </w:pPr>
+      <w:r>
+        <w:rPr>
+          <w:b w:val="0"/>
+          <w:i/>
+          <w:color w:val="6E7B77"/>
+          <w:sz w:val="17"/>
+        </w:rPr>
+        <w:t>Table 17 — every change from the first edition, and its direction.</w:t>
+      </w:r>
+    </w:p>
     <w:tbl>
       <w:tblPr>
         <w:tblW w:type="auto" w:w="0"/>
@@ -11883,7 +13202,7 @@
                 <w:color w:val="1C3A36"/>
                 <w:sz w:val="16"/>
               </w:rPr>
-              <w:t>No revenue is modelled for the biologicals plant</w:t>
+              <w:t>The first-quarter review conclusion is QUALIFIED on three matters</w:t>
             </w:r>
           </w:p>
         </w:tc>
@@ -11901,7 +13220,7 @@
                 <w:color w:val="1C3A36"/>
                 <w:sz w:val="16"/>
               </w:rPr>
-              <w:t>the cash-flow lenses are understated by whatever the plant earns. This is the largest single limitation and it is deliberate</w:t>
+              <w:t>no expected-credit-loss charge was recognised in the quarter; the associates' own statements were not received; and the active-ingredient company was recognised at cost after loss of control rather than remeasured and equity-accounted. The first flatters the quarter's profit, the second makes the associate line incomplete, the third is a measurement question this study side-steps by carrying that company at cost</w:t>
             </w:r>
           </w:p>
         </w:tc>
@@ -11919,7 +13238,7 @@
                 <w:color w:val="1C3A36"/>
                 <w:sz w:val="16"/>
               </w:rPr>
-              <w:t>the company disclosing biosimilar revenue, volumes or utilisation</w:t>
+              <w:t>an unqualified half-year review</w:t>
             </w:r>
           </w:p>
         </w:tc>
@@ -11938,7 +13257,7 @@
                 <w:color w:val="1C3A36"/>
                 <w:sz w:val="16"/>
               </w:rPr>
-              <w:t>The FY2026 first-quarter interim could not be obtained from an official source</w:t>
+              <w:t>No revenue is modelled for the biologicals plant</w:t>
             </w:r>
           </w:p>
         </w:tc>
@@ -11956,7 +13275,7 @@
                 <w:color w:val="1C3A36"/>
                 <w:sz w:val="16"/>
               </w:rPr>
-              <w:t>the study is built on full years to FY2025 and has no FY2026 actuals in it. Secondary reporting of that filing exists and is recorded as a cross-check in the bibliography, but it is not in the build path and no figure here rests on it</w:t>
+              <w:t>the cash-flow lenses are understated by whatever the plant earns. This is the largest single limitation and it is deliberate</w:t>
             </w:r>
           </w:p>
         </w:tc>
@@ -11974,7 +13293,7 @@
                 <w:color w:val="1C3A36"/>
                 <w:sz w:val="16"/>
               </w:rPr>
-              <w:t>the company publishing interims on its own site, or the exchange portal becoming readable</w:t>
+              <w:t>the company disclosing biosimilar revenue, volumes or utilisation</w:t>
             </w:r>
           </w:p>
         </w:tc>
@@ -11993,7 +13312,7 @@
                 <w:color w:val="1C3A36"/>
                 <w:sz w:val="16"/>
               </w:rPr>
-              <w:t>The ten-year government yield is a cached print, not a live read</w:t>
+              <w:t>The valuation bridge is anchored on the audited 31 December 2025 balance sheet, not on the March one</w:t>
             </w:r>
           </w:p>
         </w:tc>
@@ -12011,7 +13330,7 @@
                 <w:color w:val="1C3A36"/>
                 <w:sz w:val="16"/>
               </w:rPr>
-              <w:t>the discount rate carries the 21 July 2026 figure. The central bank's auction page refused the request. The rate is sensitised over a wide range in section 1.9</w:t>
+              <w:t>net debt was EGP 9,065m at 31 March against EGP 7,364m at 31 December, but the quarter also paid the FY2025 dividend and built working capital, and the forecast still carries a full FY2026 of cash flow. Using the March balance sheet AND a full forecast year would charge the same quarter twice. On the March net debt alone the value would be about EGP 10 a share lower</w:t>
             </w:r>
           </w:p>
         </w:tc>
@@ -12029,7 +13348,7 @@
                 <w:color w:val="1C3A36"/>
                 <w:sz w:val="16"/>
               </w:rPr>
-              <w:t>a live read; a 200 basis-point error is worth about EGP 7 a share</w:t>
+              <w:t>a half-year balance sheet, at which point the anchor can move forward cleanly</w:t>
             </w:r>
           </w:p>
         </w:tc>
@@ -12048,6 +13367,61 @@
                 <w:color w:val="1C3A36"/>
                 <w:sz w:val="16"/>
               </w:rPr>
+              <w:t>The ten-year government yield is a cached print, not a live read</w:t>
+            </w:r>
+          </w:p>
+        </w:tc>
+        <w:tc>
+          <w:tcPr>
+            <w:tcW w:type="dxa" w:w="4824"/>
+          </w:tcPr>
+          <w:p>
+            <w:pPr>
+              <w:spacing w:after="20"/>
+              <w:jc w:val="right"/>
+            </w:pPr>
+            <w:r>
+              <w:rPr>
+                <w:color w:val="1C3A36"/>
+                <w:sz w:val="16"/>
+              </w:rPr>
+              <w:t>the discount rate carries the 21 July 2026 figure. The central bank's auction page refused the request. The rate is sensitised over a wide range in section 1.9</w:t>
+            </w:r>
+          </w:p>
+        </w:tc>
+        <w:tc>
+          <w:tcPr>
+            <w:tcW w:type="dxa" w:w="2376"/>
+          </w:tcPr>
+          <w:p>
+            <w:pPr>
+              <w:spacing w:after="20"/>
+              <w:jc w:val="right"/>
+            </w:pPr>
+            <w:r>
+              <w:rPr>
+                <w:color w:val="1C3A36"/>
+                <w:sz w:val="16"/>
+              </w:rPr>
+              <w:t>a live read; a 200 basis-point error is worth about EGP 7 a share</w:t>
+            </w:r>
+          </w:p>
+        </w:tc>
+      </w:tr>
+      <w:tr>
+        <w:tc>
+          <w:tcPr>
+            <w:tcW w:type="dxa" w:w="2736"/>
+          </w:tcPr>
+          <w:p>
+            <w:pPr>
+              <w:spacing w:after="20"/>
+            </w:pPr>
+            <w:r>
+              <w:rPr>
+                <w:color w:val="1C3A36"/>
+                <w:sz w:val="16"/>
+              </w:rPr>
               <w:t>The associate contribution is normalised, not built up</w:t>
             </w:r>
           </w:p>
@@ -12066,7 +13440,7 @@
                 <w:color w:val="1C3A36"/>
                 <w:sz w:val="16"/>
               </w:rPr>
-              <w:t>the associates published no accounts through this company's filings, so a EGP 320 million normalisation stands in for a real forecast. It is worth EGP 20.86 a share</w:t>
+              <w:t>the associates published no accounts through this company's filings, so a EGP 250 million normalisation stands in for a real forecast. It is worth EGP 16.30 a share</w:t>
             </w:r>
           </w:p>
         </w:tc>
@@ -12285,7 +13659,21 @@
           <w:color w:val="1C3A36"/>
           <w:sz w:val="21"/>
         </w:rPr>
-        <w:t>What would change the conclusion, stated in advance so it can be checked: if the company disclosed biosimilar revenue on a path toward USD 81 million a year, the cash-flow lenses would move to the market price and this study would be wrong to have flagged the gap. If the FY2026 depreciation charge came in near EGP 118 million rather than EGP 298 million, the plant is not in service and the whole timetable in this study shifts out a year.</w:t>
+        <w:t>One caveat from the first edition is now closed: the FY2026 first-quarter interim, which could not be reached at any official source online, was supplied directly and is in this edition. The secondary reporting recorded then as an unverified cross-check turned out to be accurate to the pound on both sales and attributable profit.</w:t>
+      </w:r>
+    </w:p>
+    <w:p>
+      <w:pPr>
+        <w:spacing w:after="120" w:before="0"/>
+      </w:pPr>
+      <w:r>
+        <w:rPr>
+          <w:b w:val="0"/>
+          <w:i w:val="0"/>
+          <w:color w:val="1C3A36"/>
+          <w:sz w:val="21"/>
+        </w:rPr>
+        <w:t>What would change the conclusion, stated in advance so it can be checked: if the company disclosed biosimilar revenue on a path toward USD 115 million a year, the cash-flow lenses would move to the market price and this study would be wrong to have flagged the gap. If the FY2026 depreciation charge came in near EGP 118 million rather than EGP 304 million, the plant is not in service and the whole timetable in this study shifts out a year.</w:t>
       </w:r>
     </w:p>
     <w:p>
@@ -12608,7 +13996,7 @@
                 <w:color w:val="1C3A36"/>
                 <w:sz w:val="15"/>
               </w:rPr>
-              <w:t>11,091</w:t>
+              <w:t>10,384</w:t>
             </w:r>
           </w:p>
         </w:tc>
@@ -12626,7 +14014,7 @@
                 <w:color w:val="1C3A36"/>
                 <w:sz w:val="15"/>
               </w:rPr>
-              <w:t>12,942</w:t>
+              <w:t>12,038</w:t>
             </w:r>
           </w:p>
         </w:tc>
@@ -12644,7 +14032,7 @@
                 <w:color w:val="1C3A36"/>
                 <w:sz w:val="15"/>
               </w:rPr>
-              <w:t>14,867</w:t>
+              <w:t>13,825</w:t>
             </w:r>
           </w:p>
         </w:tc>
@@ -12662,7 +14050,7 @@
                 <w:color w:val="1C3A36"/>
                 <w:sz w:val="15"/>
               </w:rPr>
-              <w:t>16,818</w:t>
+              <w:t>15,638</w:t>
             </w:r>
           </w:p>
         </w:tc>
@@ -12680,7 +14068,7 @@
                 <w:color w:val="1C3A36"/>
                 <w:sz w:val="15"/>
               </w:rPr>
-              <w:t>18,718</w:t>
+              <w:t>17,404</w:t>
             </w:r>
           </w:p>
         </w:tc>
@@ -12771,7 +14159,7 @@
                 <w:color w:val="1C3A36"/>
                 <w:sz w:val="15"/>
               </w:rPr>
-              <w:t>6,327</w:t>
+              <w:t>6,090</w:t>
             </w:r>
           </w:p>
         </w:tc>
@@ -12789,7 +14177,7 @@
                 <w:color w:val="1C3A36"/>
                 <w:sz w:val="15"/>
               </w:rPr>
-              <w:t>7,445</w:t>
+              <w:t>7,144</w:t>
             </w:r>
           </w:p>
         </w:tc>
@@ -12807,7 +14195,7 @@
                 <w:color w:val="1C3A36"/>
                 <w:sz w:val="15"/>
               </w:rPr>
-              <w:t>8,523</w:t>
+              <w:t>8,173</w:t>
             </w:r>
           </w:p>
         </w:tc>
@@ -12825,7 +14213,7 @@
                 <w:color w:val="1C3A36"/>
                 <w:sz w:val="15"/>
               </w:rPr>
-              <w:t>9,593</w:t>
+              <w:t>9,196</w:t>
             </w:r>
           </w:p>
         </w:tc>
@@ -12843,7 +14231,7 @@
                 <w:color w:val="1C3A36"/>
                 <w:sz w:val="15"/>
               </w:rPr>
-              <w:t>10,662</w:t>
+              <w:t>10,218</w:t>
             </w:r>
           </w:p>
         </w:tc>
@@ -12944,7 +14332,7 @@
                 <w:color w:val="1C3A36"/>
                 <w:sz w:val="15"/>
               </w:rPr>
-              <w:t>4,764</w:t>
+              <w:t>4,294</w:t>
             </w:r>
           </w:p>
         </w:tc>
@@ -12964,7 +14352,7 @@
                 <w:color w:val="1C3A36"/>
                 <w:sz w:val="15"/>
               </w:rPr>
-              <w:t>5,497</w:t>
+              <w:t>4,894</w:t>
             </w:r>
           </w:p>
         </w:tc>
@@ -12984,7 +14372,7 @@
                 <w:color w:val="1C3A36"/>
                 <w:sz w:val="15"/>
               </w:rPr>
-              <w:t>6,344</w:t>
+              <w:t>5,653</w:t>
             </w:r>
           </w:p>
         </w:tc>
@@ -13004,7 +14392,7 @@
                 <w:color w:val="1C3A36"/>
                 <w:sz w:val="15"/>
               </w:rPr>
-              <w:t>7,225</w:t>
+              <w:t>6,442</w:t>
             </w:r>
           </w:p>
         </w:tc>
@@ -13024,7 +14412,7 @@
                 <w:color w:val="1C3A36"/>
                 <w:sz w:val="15"/>
               </w:rPr>
-              <w:t>8,055</w:t>
+              <w:t>7,186</w:t>
             </w:r>
           </w:p>
         </w:tc>
@@ -13115,7 +14503,7 @@
                 <w:color w:val="1C3A36"/>
                 <w:sz w:val="15"/>
               </w:rPr>
-              <w:t>43.0%</w:t>
+              <w:t>41.4%</w:t>
             </w:r>
           </w:p>
         </w:tc>
@@ -13133,7 +14521,7 @@
                 <w:color w:val="1C3A36"/>
                 <w:sz w:val="15"/>
               </w:rPr>
-              <w:t>42.5%</w:t>
+              <w:t>40.7%</w:t>
             </w:r>
           </w:p>
         </w:tc>
@@ -13151,7 +14539,7 @@
                 <w:color w:val="1C3A36"/>
                 <w:sz w:val="15"/>
               </w:rPr>
-              <w:t>42.7%</w:t>
+              <w:t>40.9%</w:t>
             </w:r>
           </w:p>
         </w:tc>
@@ -13169,7 +14557,7 @@
                 <w:color w:val="1C3A36"/>
                 <w:sz w:val="15"/>
               </w:rPr>
-              <w:t>43.0%</w:t>
+              <w:t>41.2%</w:t>
             </w:r>
           </w:p>
         </w:tc>
@@ -13187,7 +14575,7 @@
                 <w:color w:val="1C3A36"/>
                 <w:sz w:val="15"/>
               </w:rPr>
-              <w:t>43.0%</w:t>
+              <w:t>41.3%</w:t>
             </w:r>
           </w:p>
         </w:tc>
@@ -13278,7 +14666,7 @@
                 <w:color w:val="1C3A36"/>
                 <w:sz w:val="15"/>
               </w:rPr>
-              <w:t>1,153</w:t>
+              <w:t>1,080</w:t>
             </w:r>
           </w:p>
         </w:tc>
@@ -13296,7 +14684,7 @@
                 <w:color w:val="1C3A36"/>
                 <w:sz w:val="15"/>
               </w:rPr>
-              <w:t>1,320</w:t>
+              <w:t>1,228</w:t>
             </w:r>
           </w:p>
         </w:tc>
@@ -13314,7 +14702,7 @@
                 <w:color w:val="1C3A36"/>
                 <w:sz w:val="15"/>
               </w:rPr>
-              <w:t>1,487</w:t>
+              <w:t>1,383</w:t>
             </w:r>
           </w:p>
         </w:tc>
@@ -13332,7 +14720,7 @@
                 <w:color w:val="1C3A36"/>
                 <w:sz w:val="15"/>
               </w:rPr>
-              <w:t>1,665</w:t>
+              <w:t>1,548</w:t>
             </w:r>
           </w:p>
         </w:tc>
@@ -13350,7 +14738,7 @@
                 <w:color w:val="1C3A36"/>
                 <w:sz w:val="15"/>
               </w:rPr>
-              <w:t>1,834</w:t>
+              <w:t>1,706</w:t>
             </w:r>
           </w:p>
         </w:tc>
@@ -13441,7 +14829,7 @@
                 <w:color w:val="1C3A36"/>
                 <w:sz w:val="15"/>
               </w:rPr>
-              <w:t>94.3</w:t>
+              <w:t>88.3</w:t>
             </w:r>
           </w:p>
         </w:tc>
@@ -13459,7 +14847,7 @@
                 <w:color w:val="1C3A36"/>
                 <w:sz w:val="15"/>
               </w:rPr>
-              <w:t>116.5</w:t>
+              <w:t>108.3</w:t>
             </w:r>
           </w:p>
         </w:tc>
@@ -13477,7 +14865,7 @@
                 <w:color w:val="1C3A36"/>
                 <w:sz w:val="15"/>
               </w:rPr>
-              <w:t>141.2</w:t>
+              <w:t>131.3</w:t>
             </w:r>
           </w:p>
         </w:tc>
@@ -13495,7 +14883,7 @@
                 <w:color w:val="1C3A36"/>
                 <w:sz w:val="15"/>
               </w:rPr>
-              <w:t>168.2</w:t>
+              <w:t>156.4</w:t>
             </w:r>
           </w:p>
         </w:tc>
@@ -13513,7 +14901,7 @@
                 <w:color w:val="1C3A36"/>
                 <w:sz w:val="15"/>
               </w:rPr>
-              <w:t>187.2</w:t>
+              <w:t>174.0</w:t>
             </w:r>
           </w:p>
         </w:tc>
@@ -13550,7 +14938,7 @@
                 <w:color w:val="1C3A36"/>
                 <w:sz w:val="15"/>
               </w:rPr>
-              <w:t>151.6</w:t>
+              <w:t>147.5</w:t>
             </w:r>
           </w:p>
         </w:tc>
@@ -13604,7 +14992,7 @@
                 <w:color w:val="1C3A36"/>
                 <w:sz w:val="15"/>
               </w:rPr>
-              <w:t>260.6</w:t>
+              <w:t>244.0</w:t>
             </w:r>
           </w:p>
         </w:tc>
@@ -13622,7 +15010,7 @@
                 <w:color w:val="1C3A36"/>
                 <w:sz w:val="15"/>
               </w:rPr>
-              <w:t>304.1</w:t>
+              <w:t>282.9</w:t>
             </w:r>
           </w:p>
         </w:tc>
@@ -13640,7 +15028,7 @@
                 <w:color w:val="1C3A36"/>
                 <w:sz w:val="15"/>
               </w:rPr>
-              <w:t>341.9</w:t>
+              <w:t>318.0</w:t>
             </w:r>
           </w:p>
         </w:tc>
@@ -13658,7 +15046,7 @@
                 <w:color w:val="1C3A36"/>
                 <w:sz w:val="15"/>
               </w:rPr>
-              <w:t>383.4</w:t>
+              <w:t>356.5</w:t>
             </w:r>
           </w:p>
         </w:tc>
@@ -13676,7 +15064,7 @@
                 <w:color w:val="1C3A36"/>
                 <w:sz w:val="15"/>
               </w:rPr>
-              <w:t>421.1</w:t>
+              <w:t>391.6</w:t>
             </w:r>
           </w:p>
         </w:tc>
@@ -13767,7 +15155,7 @@
                 <w:color w:val="1C3A36"/>
                 <w:sz w:val="15"/>
               </w:rPr>
-              <w:t>582</w:t>
+              <w:t>545</w:t>
             </w:r>
           </w:p>
         </w:tc>
@@ -13785,7 +15173,7 @@
                 <w:color w:val="1C3A36"/>
                 <w:sz w:val="15"/>
               </w:rPr>
-              <w:t>679</w:t>
+              <w:t>632</w:t>
             </w:r>
           </w:p>
         </w:tc>
@@ -13803,7 +15191,7 @@
                 <w:color w:val="1C3A36"/>
                 <w:sz w:val="15"/>
               </w:rPr>
-              <w:t>781</w:t>
+              <w:t>726</w:t>
             </w:r>
           </w:p>
         </w:tc>
@@ -13821,7 +15209,7 @@
                 <w:color w:val="1C3A36"/>
                 <w:sz w:val="15"/>
               </w:rPr>
-              <w:t>883</w:t>
+              <w:t>821</w:t>
             </w:r>
           </w:p>
         </w:tc>
@@ -13839,7 +15227,7 @@
                 <w:color w:val="1C3A36"/>
                 <w:sz w:val="15"/>
               </w:rPr>
-              <w:t>983</w:t>
+              <w:t>914</w:t>
             </w:r>
           </w:p>
         </w:tc>
@@ -13880,7 +15268,7 @@
                 <w:color w:val="1C3A36"/>
                 <w:sz w:val="15"/>
               </w:rPr>
-              <w:t>1,225</w:t>
+              <w:t>1,229</w:t>
             </w:r>
           </w:p>
         </w:tc>
@@ -13940,7 +15328,7 @@
                 <w:color w:val="1C3A36"/>
                 <w:sz w:val="15"/>
               </w:rPr>
-              <w:t>2,610</w:t>
+              <w:t>2,272</w:t>
             </w:r>
           </w:p>
         </w:tc>
@@ -13960,7 +15348,7 @@
                 <w:color w:val="1C3A36"/>
                 <w:sz w:val="15"/>
               </w:rPr>
-              <w:t>2,989</w:t>
+              <w:t>2,553</w:t>
             </w:r>
           </w:p>
         </w:tc>
@@ -13980,7 +15368,7 @@
                 <w:color w:val="1C3A36"/>
                 <w:sz w:val="15"/>
               </w:rPr>
-              <w:t>3,501</w:t>
+              <w:t>3,001</w:t>
             </w:r>
           </w:p>
         </w:tc>
@@ -14000,7 +15388,7 @@
                 <w:color w:val="1C3A36"/>
                 <w:sz w:val="15"/>
               </w:rPr>
-              <w:t>4,034</w:t>
+              <w:t>3,468</w:t>
             </w:r>
           </w:p>
         </w:tc>
@@ -14020,7 +15408,7 @@
                 <w:color w:val="1C3A36"/>
                 <w:sz w:val="15"/>
               </w:rPr>
-              <w:t>4,542</w:t>
+              <w:t>3,912</w:t>
             </w:r>
           </w:p>
         </w:tc>
@@ -14057,7 +15445,7 @@
                 <w:color w:val="1C3A36"/>
                 <w:sz w:val="15"/>
               </w:rPr>
-              <w:t>1,330</w:t>
+              <w:t>1,335</w:t>
             </w:r>
           </w:p>
         </w:tc>
@@ -14111,7 +15499,7 @@
                 <w:color w:val="1C3A36"/>
                 <w:sz w:val="15"/>
               </w:rPr>
-              <w:t>2,908</w:t>
+              <w:t>2,576</w:t>
             </w:r>
           </w:p>
         </w:tc>
@@ -14129,7 +15517,7 @@
                 <w:color w:val="1C3A36"/>
                 <w:sz w:val="15"/>
               </w:rPr>
-              <w:t>3,405</w:t>
+              <w:t>2,978</w:t>
             </w:r>
           </w:p>
         </w:tc>
@@ -14147,7 +15535,7 @@
                 <w:color w:val="1C3A36"/>
                 <w:sz w:val="15"/>
               </w:rPr>
-              <w:t>3,942</w:t>
+              <w:t>3,447</w:t>
             </w:r>
           </w:p>
         </w:tc>
@@ -14165,7 +15553,7 @@
                 <w:color w:val="1C3A36"/>
                 <w:sz w:val="15"/>
               </w:rPr>
-              <w:t>4,467</w:t>
+              <w:t>3,905</w:t>
             </w:r>
           </w:p>
         </w:tc>
@@ -14183,7 +15571,7 @@
                 <w:color w:val="1C3A36"/>
                 <w:sz w:val="15"/>
               </w:rPr>
-              <w:t>4,960</w:t>
+              <w:t>4,335</w:t>
             </w:r>
           </w:p>
         </w:tc>
@@ -14274,7 +15662,7 @@
                 <w:color w:val="1C3A36"/>
                 <w:sz w:val="15"/>
               </w:rPr>
-              <w:t>297.8</w:t>
+              <w:t>304.0</w:t>
             </w:r>
           </w:p>
         </w:tc>
@@ -14292,7 +15680,7 @@
                 <w:color w:val="1C3A36"/>
                 <w:sz w:val="15"/>
               </w:rPr>
-              <w:t>416.2</w:t>
+              <w:t>425.2</w:t>
             </w:r>
           </w:p>
         </w:tc>
@@ -14310,7 +15698,7 @@
                 <w:color w:val="1C3A36"/>
                 <w:sz w:val="15"/>
               </w:rPr>
-              <w:t>440.5</w:t>
+              <w:t>445.8</w:t>
             </w:r>
           </w:p>
         </w:tc>
@@ -14328,7 +15716,7 @@
                 <w:color w:val="1C3A36"/>
                 <w:sz w:val="15"/>
               </w:rPr>
-              <w:t>432.3</w:t>
+              <w:t>437.3</w:t>
             </w:r>
           </w:p>
         </w:tc>
@@ -14346,7 +15734,7 @@
                 <w:color w:val="1C3A36"/>
                 <w:sz w:val="15"/>
               </w:rPr>
-              <w:t>418.5</w:t>
+              <w:t>423.1</w:t>
             </w:r>
           </w:p>
         </w:tc>
@@ -14564,7 +15952,7 @@
                 <w:color w:val="1C3A36"/>
                 <w:sz w:val="15"/>
               </w:rPr>
-              <w:t>147</w:t>
+              <w:t>152</w:t>
             </w:r>
           </w:p>
         </w:tc>
@@ -14582,7 +15970,7 @@
                 <w:color w:val="1C3A36"/>
                 <w:sz w:val="15"/>
               </w:rPr>
-              <w:t>495</w:t>
+              <w:t>512</w:t>
             </w:r>
           </w:p>
         </w:tc>
@@ -14600,7 +15988,7 @@
                 <w:color w:val="1C3A36"/>
                 <w:sz w:val="15"/>
               </w:rPr>
-              <w:t>320</w:t>
+              <w:t>250</w:t>
             </w:r>
           </w:p>
         </w:tc>
@@ -14618,7 +16006,7 @@
                 <w:color w:val="1C3A36"/>
                 <w:sz w:val="15"/>
               </w:rPr>
-              <w:t>320</w:t>
+              <w:t>250</w:t>
             </w:r>
           </w:p>
         </w:tc>
@@ -14636,7 +16024,7 @@
                 <w:color w:val="1C3A36"/>
                 <w:sz w:val="15"/>
               </w:rPr>
-              <w:t>320</w:t>
+              <w:t>250</w:t>
             </w:r>
           </w:p>
         </w:tc>
@@ -14654,7 +16042,7 @@
                 <w:color w:val="1C3A36"/>
                 <w:sz w:val="15"/>
               </w:rPr>
-              <w:t>320</w:t>
+              <w:t>250</w:t>
             </w:r>
           </w:p>
         </w:tc>
@@ -14672,7 +16060,7 @@
                 <w:color w:val="1C3A36"/>
                 <w:sz w:val="15"/>
               </w:rPr>
-              <w:t>320</w:t>
+              <w:t>250</w:t>
             </w:r>
           </w:p>
         </w:tc>
@@ -14773,7 +16161,7 @@
                 <w:color w:val="1C3A36"/>
                 <w:sz w:val="15"/>
               </w:rPr>
-              <w:t>669</w:t>
+              <w:t>608</w:t>
             </w:r>
           </w:p>
         </w:tc>
@@ -14793,7 +16181,7 @@
                 <w:color w:val="1C3A36"/>
                 <w:sz w:val="15"/>
               </w:rPr>
-              <w:t>887</w:t>
+              <w:t>756</w:t>
             </w:r>
           </w:p>
         </w:tc>
@@ -14813,7 +16201,7 @@
                 <w:color w:val="1C3A36"/>
                 <w:sz w:val="15"/>
               </w:rPr>
-              <w:t>1,171</w:t>
+              <w:t>989</w:t>
             </w:r>
           </w:p>
         </w:tc>
@@ -14833,7 +16221,7 @@
                 <w:color w:val="1C3A36"/>
                 <w:sz w:val="15"/>
               </w:rPr>
-              <w:t>1,456</w:t>
+              <w:t>1,231</w:t>
             </w:r>
           </w:p>
         </w:tc>
@@ -14853,7 +16241,7 @@
                 <w:color w:val="1C3A36"/>
                 <w:sz w:val="15"/>
               </w:rPr>
-              <w:t>1,721</w:t>
+              <w:t>1,462</w:t>
             </w:r>
           </w:p>
         </w:tc>
@@ -15184,7 +16572,7 @@
                 <w:color w:val="1C3A36"/>
                 <w:sz w:val="15"/>
               </w:rPr>
-              <w:t>5,980</w:t>
+              <w:t>6,174</w:t>
             </w:r>
           </w:p>
         </w:tc>
@@ -15202,7 +16590,7 @@
                 <w:color w:val="1C3A36"/>
                 <w:sz w:val="15"/>
               </w:rPr>
-              <w:t>6,772</w:t>
+              <w:t>6,857</w:t>
             </w:r>
           </w:p>
         </w:tc>
@@ -15220,7 +16608,7 @@
                 <w:color w:val="1C3A36"/>
                 <w:sz w:val="15"/>
               </w:rPr>
-              <w:t>6,740</w:t>
+              <w:t>6,820</w:t>
             </w:r>
           </w:p>
         </w:tc>
@@ -15238,7 +16626,7 @@
                 <w:color w:val="1C3A36"/>
                 <w:sz w:val="15"/>
               </w:rPr>
-              <w:t>6,516</w:t>
+              <w:t>6,591</w:t>
             </w:r>
           </w:p>
         </w:tc>
@@ -15256,7 +16644,7 @@
                 <w:color w:val="1C3A36"/>
                 <w:sz w:val="15"/>
               </w:rPr>
-              <w:t>6,306</w:t>
+              <w:t>6,376</w:t>
             </w:r>
           </w:p>
         </w:tc>
@@ -15347,7 +16735,7 @@
                 <w:color w:val="1C3A36"/>
                 <w:sz w:val="15"/>
               </w:rPr>
-              <w:t>2,533</w:t>
+              <w:t>2,799</w:t>
             </w:r>
           </w:p>
         </w:tc>
@@ -15365,7 +16753,7 @@
                 <w:color w:val="1C3A36"/>
                 <w:sz w:val="15"/>
               </w:rPr>
-              <w:t>1,915</w:t>
+              <w:t>2,241</w:t>
             </w:r>
           </w:p>
         </w:tc>
@@ -15383,7 +16771,7 @@
                 <w:color w:val="1C3A36"/>
                 <w:sz w:val="15"/>
               </w:rPr>
-              <w:t>2,036</w:t>
+              <w:t>2,325</w:t>
             </w:r>
           </w:p>
         </w:tc>
@@ -15401,7 +16789,7 @@
                 <w:color w:val="1C3A36"/>
                 <w:sz w:val="15"/>
               </w:rPr>
-              <w:t>2,374</w:t>
+              <w:t>2,625</w:t>
             </w:r>
           </w:p>
         </w:tc>
@@ -15419,7 +16807,7 @@
                 <w:color w:val="1C3A36"/>
                 <w:sz w:val="15"/>
               </w:rPr>
-              <w:t>2,735</w:t>
+              <w:t>2,947</w:t>
             </w:r>
           </w:p>
         </w:tc>
@@ -15510,7 +16898,7 @@
                 <w:color w:val="1C3A36"/>
                 <w:sz w:val="15"/>
               </w:rPr>
-              <w:t>4,593</w:t>
+              <w:t>4,422</w:t>
             </w:r>
           </w:p>
         </w:tc>
@@ -15528,7 +16916,7 @@
                 <w:color w:val="1C3A36"/>
                 <w:sz w:val="15"/>
               </w:rPr>
-              <w:t>5,263</w:t>
+              <w:t>5,050</w:t>
             </w:r>
           </w:p>
         </w:tc>
@@ -15546,7 +16934,7 @@
                 <w:color w:val="1C3A36"/>
                 <w:sz w:val="15"/>
               </w:rPr>
-              <w:t>5,837</w:t>
+              <w:t>5,598</w:t>
             </w:r>
           </w:p>
         </w:tc>
@@ -15564,7 +16952,7 @@
                 <w:color w:val="1C3A36"/>
                 <w:sz w:val="15"/>
               </w:rPr>
-              <w:t>6,439</w:t>
+              <w:t>6,173</w:t>
             </w:r>
           </w:p>
         </w:tc>
@@ -15582,7 +16970,7 @@
                 <w:color w:val="1C3A36"/>
                 <w:sz w:val="15"/>
               </w:rPr>
-              <w:t>7,011</w:t>
+              <w:t>6,719</w:t>
             </w:r>
           </w:p>
         </w:tc>
@@ -15673,7 +17061,7 @@
                 <w:color w:val="1C3A36"/>
                 <w:sz w:val="15"/>
               </w:rPr>
-              <w:t>3,829</w:t>
+              <w:t>3,585</w:t>
             </w:r>
           </w:p>
         </w:tc>
@@ -15691,7 +17079,7 @@
                 <w:color w:val="1C3A36"/>
                 <w:sz w:val="15"/>
               </w:rPr>
-              <w:t>4,326</w:t>
+              <w:t>4,024</w:t>
             </w:r>
           </w:p>
         </w:tc>
@@ -15709,7 +17097,7 @@
                 <w:color w:val="1C3A36"/>
                 <w:sz w:val="15"/>
               </w:rPr>
-              <w:t>4,806</w:t>
+              <w:t>4,470</w:t>
             </w:r>
           </w:p>
         </w:tc>
@@ -15727,7 +17115,7 @@
                 <w:color w:val="1C3A36"/>
                 <w:sz w:val="15"/>
               </w:rPr>
-              <w:t>5,299</w:t>
+              <w:t>4,927</w:t>
             </w:r>
           </w:p>
         </w:tc>
@@ -15745,7 +17133,7 @@
                 <w:color w:val="1C3A36"/>
                 <w:sz w:val="15"/>
               </w:rPr>
-              <w:t>5,743</w:t>
+              <w:t>5,341</w:t>
             </w:r>
           </w:p>
         </w:tc>
@@ -15999,7 +17387,7 @@
                 <w:color w:val="1C3A36"/>
                 <w:sz w:val="15"/>
               </w:rPr>
-              <w:t>953</w:t>
+              <w:t>918</w:t>
             </w:r>
           </w:p>
         </w:tc>
@@ -16017,7 +17405,7 @@
                 <w:color w:val="1C3A36"/>
                 <w:sz w:val="15"/>
               </w:rPr>
-              <w:t>1,142</w:t>
+              <w:t>1,096</w:t>
             </w:r>
           </w:p>
         </w:tc>
@@ -16035,7 +17423,7 @@
                 <w:color w:val="1C3A36"/>
                 <w:sz w:val="15"/>
               </w:rPr>
-              <w:t>1,331</w:t>
+              <w:t>1,276</w:t>
             </w:r>
           </w:p>
         </w:tc>
@@ -16053,7 +17441,7 @@
                 <w:color w:val="1C3A36"/>
                 <w:sz w:val="15"/>
               </w:rPr>
-              <w:t>1,524</w:t>
+              <w:t>1,461</w:t>
             </w:r>
           </w:p>
         </w:tc>
@@ -16071,7 +17459,7 @@
                 <w:color w:val="1C3A36"/>
                 <w:sz w:val="15"/>
               </w:rPr>
-              <w:t>1,694</w:t>
+              <w:t>1,624</w:t>
             </w:r>
           </w:p>
         </w:tc>
@@ -16325,7 +17713,7 @@
                 <w:color w:val="1C3A36"/>
                 <w:sz w:val="15"/>
               </w:rPr>
-              <w:t>6,912</w:t>
+              <w:t>6,851</w:t>
             </w:r>
           </w:p>
         </w:tc>
@@ -16343,7 +17731,7 @@
                 <w:color w:val="1C3A36"/>
                 <w:sz w:val="15"/>
               </w:rPr>
-              <w:t>7,799</w:t>
+              <w:t>7,607</w:t>
             </w:r>
           </w:p>
         </w:tc>
@@ -16361,7 +17749,7 @@
                 <w:color w:val="1C3A36"/>
                 <w:sz w:val="15"/>
               </w:rPr>
-              <w:t>8,969</w:t>
+              <w:t>8,596</w:t>
             </w:r>
           </w:p>
         </w:tc>
@@ -16379,7 +17767,7 @@
                 <w:color w:val="1C3A36"/>
                 <w:sz w:val="15"/>
               </w:rPr>
-              <w:t>10,425</w:t>
+              <w:t>9,827</w:t>
             </w:r>
           </w:p>
         </w:tc>
@@ -16397,7 +17785,7 @@
                 <w:color w:val="1C3A36"/>
                 <w:sz w:val="15"/>
               </w:rPr>
-              <w:t>12,146</w:t>
+              <w:t>11,289</w:t>
             </w:r>
           </w:p>
         </w:tc>
@@ -16498,7 +17886,7 @@
                 <w:color w:val="1C3A36"/>
                 <w:sz w:val="15"/>
               </w:rPr>
-              <w:t>40.96</w:t>
+              <w:t>40.60</w:t>
             </w:r>
           </w:p>
         </w:tc>
@@ -16518,7 +17906,7 @@
                 <w:color w:val="1C3A36"/>
                 <w:sz w:val="15"/>
               </w:rPr>
-              <w:t>46.21</w:t>
+              <w:t>45.08</w:t>
             </w:r>
           </w:p>
         </w:tc>
@@ -16538,7 +17926,7 @@
                 <w:color w:val="1C3A36"/>
                 <w:sz w:val="15"/>
               </w:rPr>
-              <w:t>53.15</w:t>
+              <w:t>50.94</w:t>
             </w:r>
           </w:p>
         </w:tc>
@@ -16558,7 +17946,7 @@
                 <w:color w:val="1C3A36"/>
                 <w:sz w:val="15"/>
               </w:rPr>
-              <w:t>61.78</w:t>
+              <w:t>58.23</w:t>
             </w:r>
           </w:p>
         </w:tc>
@@ -16578,7 +17966,7 @@
                 <w:color w:val="1C3A36"/>
                 <w:sz w:val="15"/>
               </w:rPr>
-              <w:t>71.97</w:t>
+              <w:t>66.89</w:t>
             </w:r>
           </w:p>
         </w:tc>
@@ -17341,7 +18729,7 @@
                 <w:color w:val="1C3A36"/>
                 <w:sz w:val="16"/>
               </w:rPr>
-              <w:t>832</w:t>
+              <w:t>1,298</w:t>
             </w:r>
           </w:p>
         </w:tc>
@@ -17359,7 +18747,7 @@
                 <w:color w:val="1C3A36"/>
                 <w:sz w:val="16"/>
               </w:rPr>
-              <w:t>582</w:t>
+              <w:t>542</w:t>
             </w:r>
           </w:p>
         </w:tc>
@@ -17377,7 +18765,7 @@
                 <w:color w:val="1C3A36"/>
                 <w:sz w:val="16"/>
               </w:rPr>
-              <w:t>520</w:t>
+              <w:t>484</w:t>
             </w:r>
           </w:p>
         </w:tc>
@@ -17395,7 +18783,7 @@
                 <w:color w:val="1C3A36"/>
                 <w:sz w:val="16"/>
               </w:rPr>
-              <w:t>538</w:t>
+              <w:t>500</w:t>
             </w:r>
           </w:p>
         </w:tc>
@@ -17413,7 +18801,7 @@
                 <w:color w:val="1C3A36"/>
                 <w:sz w:val="16"/>
               </w:rPr>
-              <w:t>562</w:t>
+              <w:t>522</w:t>
             </w:r>
           </w:p>
         </w:tc>
@@ -17468,7 +18856,7 @@
                 <w:color w:val="1C3A36"/>
                 <w:sz w:val="16"/>
               </w:rPr>
-              <w:t>572</w:t>
+              <w:t>178</w:t>
             </w:r>
           </w:p>
         </w:tc>
@@ -17486,7 +18874,7 @@
                 <w:color w:val="1C3A36"/>
                 <w:sz w:val="16"/>
               </w:rPr>
-              <w:t>1,308</w:t>
+              <w:t>1,094</w:t>
             </w:r>
           </w:p>
         </w:tc>
@@ -17504,7 +18892,7 @@
                 <w:color w:val="1C3A36"/>
                 <w:sz w:val="16"/>
               </w:rPr>
-              <w:t>1,907</w:t>
+              <w:t>1,605</w:t>
             </w:r>
           </w:p>
         </w:tc>
@@ -17522,7 +18910,7 @@
                 <w:color w:val="1C3A36"/>
                 <w:sz w:val="16"/>
               </w:rPr>
-              <w:t>2,262</w:t>
+              <w:t>1,909</w:t>
             </w:r>
           </w:p>
         </w:tc>
@@ -17540,7 +18928,7 @@
                 <w:color w:val="1C3A36"/>
                 <w:sz w:val="16"/>
               </w:rPr>
-              <w:t>2,669</w:t>
+              <w:t>2,264</w:t>
             </w:r>
           </w:p>
         </w:tc>
@@ -18670,7 +20058,7 @@
           <w:color w:val="1C3A36"/>
           <w:sz w:val="21"/>
         </w:rPr>
-        <w:t>When it works: for a business with a stable, forecastable operating model and a capital structure that is not about to change. When it fails: when most of the value sits beyond the explicit forecast — which is the case here, at 74% of enterprise value in the terminal block.</w:t>
+        <w:t>When it works: for a business with a stable, forecastable operating model and a capital structure that is not about to change. When it fails: when most of the value sits beyond the explicit forecast — which is the case here, at 76% of enterprise value in the terminal block.</w:t>
       </w:r>
     </w:p>
     <w:tbl>
@@ -18771,7 +20159,7 @@
                 <w:color w:val="1C3A36"/>
                 <w:sz w:val="17"/>
               </w:rPr>
-              <w:t>4,784</w:t>
+              <w:t>3,784</w:t>
             </w:r>
           </w:p>
         </w:tc>
@@ -18808,7 +20196,7 @@
                 <w:color w:val="1C3A36"/>
                 <w:sz w:val="17"/>
               </w:rPr>
-              <w:t>2,772</w:t>
+              <w:t>2,388</w:t>
             </w:r>
           </w:p>
         </w:tc>
@@ -18882,7 +20270,7 @@
                 <w:color w:val="1C3A36"/>
                 <w:sz w:val="17"/>
               </w:rPr>
-              <w:t>31,375</w:t>
+              <w:t>27,025</w:t>
             </w:r>
           </w:p>
         </w:tc>
@@ -18919,7 +20307,7 @@
                 <w:color w:val="1C3A36"/>
                 <w:sz w:val="17"/>
               </w:rPr>
-              <w:t>13,859</w:t>
+              <w:t>11,938</w:t>
             </w:r>
           </w:p>
         </w:tc>
@@ -18956,7 +20344,7 @@
                 <w:color w:val="1C3A36"/>
                 <w:sz w:val="17"/>
               </w:rPr>
-              <w:t>18,643</w:t>
+              <w:t>15,722</w:t>
             </w:r>
           </w:p>
         </w:tc>
@@ -18997,7 +20385,7 @@
                 <w:color w:val="1C3A36"/>
                 <w:sz w:val="17"/>
               </w:rPr>
-              <w:t>3,532</w:t>
+              <w:t>2,991</w:t>
             </w:r>
           </w:p>
         </w:tc>
@@ -19034,7 +20422,7 @@
                 <w:color w:val="1C3A36"/>
                 <w:sz w:val="17"/>
               </w:rPr>
-              <w:t>(7,653)</w:t>
+              <w:t>(7,368)</w:t>
             </w:r>
           </w:p>
         </w:tc>
@@ -19071,7 +20459,7 @@
                 <w:color w:val="1C3A36"/>
                 <w:sz w:val="17"/>
               </w:rPr>
-              <w:t>14,522</w:t>
+              <w:t>11,344</w:t>
             </w:r>
           </w:p>
         </w:tc>
@@ -19108,7 +20496,7 @@
                 <w:color w:val="1C3A36"/>
                 <w:sz w:val="17"/>
               </w:rPr>
-              <w:t>86.06</w:t>
+              <w:t>67.22</w:t>
             </w:r>
           </w:p>
         </w:tc>
@@ -19130,7 +20518,7 @@
           <w:color w:val="1C3A36"/>
           <w:sz w:val="21"/>
         </w:rPr>
-        <w:t>Named sensitivity: the terminal discount rate. Every 100 basis points on it is worth roughly EGP 10 a share. At 74% terminal weight, this expert is mostly forecasting one number.</w:t>
+        <w:t>Named sensitivity: the terminal discount rate. Every 100 basis points on it is worth roughly EGP 8 a share. At 76% terminal weight, this expert is mostly forecasting one number.</w:t>
       </w:r>
     </w:p>
     <w:p>
@@ -19144,7 +20532,7 @@
           <w:color w:val="1C3A36"/>
           <w:sz w:val="21"/>
         </w:rPr>
-        <w:t>Falsifier, stated in advance: "If free cash flow to the firm in FY2027 comes in below EGP 915 million — 30% below my forecast — my five-year build is wrong and so is the terminal that grows out of it."</w:t>
+        <w:t>Falsifier, stated in advance: "If free cash flow to the firm in FY2027 comes in below EGP 766 million — 30% below my forecast — my five-year build is wrong and so is the terminal that grows out of it."</w:t>
       </w:r>
     </w:p>
     <w:p>
@@ -19435,7 +20823,7 @@
                 <w:color w:val="1C3A36"/>
                 <w:sz w:val="17"/>
               </w:rPr>
-              <w:t>24.6%</w:t>
+              <w:t>21.9%</w:t>
             </w:r>
           </w:p>
         </w:tc>
@@ -19546,7 +20934,7 @@
                 <w:color w:val="1C3A36"/>
                 <w:sz w:val="17"/>
               </w:rPr>
-              <w:t>1.98x</w:t>
+              <w:t>1.71x</w:t>
             </w:r>
           </w:p>
         </w:tc>
@@ -19587,7 +20975,7 @@
                 <w:color w:val="1C3A36"/>
                 <w:sz w:val="17"/>
               </w:rPr>
-              <w:t>73.10</w:t>
+              <w:t>63.12</w:t>
             </w:r>
           </w:p>
         </w:tc>
@@ -19609,7 +20997,7 @@
           <w:color w:val="1C3A36"/>
           <w:sz w:val="21"/>
         </w:rPr>
-        <w:t>Named sensitivity: the sustainable return. If it settles at 20% rather than 24.6%, the justified multiple falls to 1.51 times and the value to EGP 56.04 a share.</w:t>
+        <w:t>Named sensitivity: the sustainable return. If it settles at 20% rather than 21.9%, the justified multiple falls to 1.51 times and the value to EGP 56.04 a share.</w:t>
       </w:r>
     </w:p>
     <w:p>
@@ -19623,7 +21011,7 @@
           <w:color w:val="1C3A36"/>
           <w:sz w:val="21"/>
         </w:rPr>
-        <w:t>Falsifier: "If return on average equity falls below 18% in either FY2026 or FY2027, the 24.6% I am capitalising is a peak, not a level, and my multiple is too high."</w:t>
+        <w:t>Falsifier: "If return on average equity falls below 18% in either FY2026 or FY2027, the 21.9% I am capitalising is a peak, not a level, and my multiple is too high."</w:t>
       </w:r>
     </w:p>
     <w:p>
@@ -19637,7 +21025,7 @@
           <w:color w:val="1C3A36"/>
           <w:sz w:val="21"/>
         </w:rPr>
-        <w:t>This expert adds one point the others miss: EGP 4,901 million of the asset base earned nothing in FY2025. Measured against capital that is actually working, the return is far higher than 24.6% — which is an argument for paying up, and this expert declines to make it, because the plant has not yet demonstrated a return.</w:t>
+        <w:t>This expert adds one point the others miss: EGP 4,901 million of the asset base earned nothing in FY2025. Measured against capital that is actually working, the return is far higher than 21.9% — which is an argument for paying up, and this expert declines to make it, because the plant has not yet demonstrated a return.</w:t>
       </w:r>
     </w:p>
     <w:p>
@@ -19817,7 +21205,7 @@
                 <w:color w:val="1C3A36"/>
                 <w:sz w:val="17"/>
               </w:rPr>
-              <w:t>EGP 86.06</w:t>
+              <w:t>EGP 67.22</w:t>
             </w:r>
           </w:p>
         </w:tc>
@@ -19854,7 +21242,7 @@
                 <w:color w:val="1C3A36"/>
                 <w:sz w:val="17"/>
               </w:rPr>
-              <w:t>EGP 43.99 a share</w:t>
+              <w:t>EGP 62.83 a share</w:t>
             </w:r>
           </w:p>
         </w:tc>
@@ -19891,7 +21279,7 @@
                 <w:color w:val="1C3A36"/>
                 <w:sz w:val="17"/>
               </w:rPr>
-              <w:t>EGP 7,424m</w:t>
+              <w:t>EGP 10,602m</w:t>
             </w:r>
           </w:p>
         </w:tc>
@@ -19928,7 +21316,7 @@
                 <w:color w:val="1C3A36"/>
                 <w:sz w:val="17"/>
               </w:rPr>
-              <w:t>EGP 4,651m</w:t>
+              <w:t>EGP 6,642m</w:t>
             </w:r>
           </w:p>
         </w:tc>
@@ -19965,7 +21353,7 @@
                 <w:color w:val="1C3A36"/>
                 <w:sz w:val="17"/>
               </w:rPr>
-              <w:t>20%</w:t>
+              <w:t>28%</w:t>
             </w:r>
           </w:p>
         </w:tc>
@@ -20002,7 +21390,7 @@
                 <w:color w:val="1C3A36"/>
                 <w:sz w:val="17"/>
               </w:rPr>
-              <w:t>USD 81m</w:t>
+              <w:t>USD 115m</w:t>
             </w:r>
           </w:p>
         </w:tc>
@@ -20039,7 +21427,7 @@
                 <w:color w:val="1C3A36"/>
                 <w:sz w:val="17"/>
               </w:rPr>
-              <w:t>0.81x asset turn</w:t>
+              <w:t>1.15x asset turn</w:t>
             </w:r>
           </w:p>
         </w:tc>
@@ -20098,7 +21486,7 @@
           <w:color w:val="1C3A36"/>
           <w:sz w:val="21"/>
         </w:rPr>
-        <w:t>Named sensitivity: the contribution margin assumed on the new revenue. At 35% rather than 45%, the required revenue rises to about EGP 5,980 million, or USD 104 million a year.</w:t>
+        <w:t>Named sensitivity: the contribution margin assumed on the new revenue. At 35% rather than 45%, the required revenue rises to about EGP 8,540 million, or USD 148 million a year.</w:t>
       </w:r>
     </w:p>
     <w:p>
@@ -20425,7 +21813,7 @@
           <w:color w:val="1C3A36"/>
           <w:sz w:val="21"/>
         </w:rPr>
-        <w:t>Where they part is what the new plant is worth today. Expert 1 says: nothing until it produces cash, so EGP 86.06. Expert 2 says: nothing until it produces a return, so EGP 73.10. Expert 3 says: the market says EGP 43.99 a share, which requires USD 81 million a year of biosimilar sales, and that is a proposition rather than a valuation. The room does not resolve it. It converts it into something a reader can check in twelve months.</w:t>
+        <w:t>Where they part is what the new plant is worth today. Expert 1 says: nothing until it produces cash, so EGP 67.22. Expert 2 says: nothing until it produces a return, so EGP 63.12. Expert 3 says: the market says EGP 62.83 a share, which requires USD 115 million a year of biosimilar sales, and that is a proposition rather than a valuation. The room does not resolve it. It converts it into something a reader can check in twelve months.</w:t>
       </w:r>
     </w:p>
     <w:p>
@@ -20614,7 +22002,7 @@
                 <w:color w:val="1C3A36"/>
                 <w:sz w:val="16"/>
               </w:rPr>
-              <w:t>12.96</w:t>
+              <w:t>4.10</w:t>
             </w:r>
           </w:p>
         </w:tc>
@@ -20669,7 +22057,7 @@
                 <w:color w:val="1C3A36"/>
                 <w:sz w:val="16"/>
               </w:rPr>
-              <w:t>43.99</w:t>
+              <w:t>62.83</w:t>
             </w:r>
           </w:p>
         </w:tc>
@@ -20724,7 +22112,7 @@
                 <w:color w:val="1C3A36"/>
                 <w:sz w:val="16"/>
               </w:rPr>
-              <w:t>-13.02</w:t>
+              <w:t>-12.11</w:t>
             </w:r>
           </w:p>
         </w:tc>
@@ -20779,7 +22167,7 @@
                 <w:color w:val="1C3A36"/>
                 <w:sz w:val="16"/>
               </w:rPr>
-              <w:t>-50.41</w:t>
+              <w:t>-63.48</w:t>
             </w:r>
           </w:p>
         </w:tc>

--- a/engine/phar_study/EIPICO_Valuation_Study_09-08-2026.docx
+++ b/engine/phar_study/EIPICO_Valuation_Study_09-08-2026.docx
@@ -190,7 +190,7 @@
                 <w:color w:val="1C3A36"/>
                 <w:sz w:val="19"/>
               </w:rPr>
-              <w:t>Five independent lenses put fair value between EGP 50 and EGP 79 a share, weighted centre EGP 67. The market price is EGP 130.05. That gap is the study, and section 1.7 states exactly what would have to be true for the market to be right.</w:t>
+              <w:t>There is no single number, and that is deliberate. Five readings put fair value between EGP 59 and EGP 74 a share. Because the contested judgement below is carried BOTH ways and the two are never averaged, the study publishes TWO weighted centres: EGP 61.68 a share on the permanent-provision reading and EGP 69.15 on the normalising one. The market price is EGP 130.05. That gap is the study, and section 1.7 states exactly what would have to be true for the market to be right.</w:t>
             </w:r>
           </w:p>
           <w:p>
@@ -230,7 +230,7 @@
                 <w:color w:val="1C3A36"/>
                 <w:sz w:val="19"/>
               </w:rPr>
-              <w:t>It folds in the reviewed first quarter of 2026 and the separately issued audited FY2023 and FY2024 statements, obtained after the first issue. The first quarter CONFIRMED the study's central mechanism — the construction balance is transferring and the depreciation charge has more than doubled — but it also came in softer than the first edition assumed on revenue, associates and capital spending. The weighted central value moves from EGP 79.64 to EGP 67 a share. Section 7 lists what changed and by how much.</w:t>
+              <w:t>It folds in the reviewed first quarter of 2026 and the separately issued audited FY2023 and FY2024 statements, obtained after the first issue. The first quarter CONFIRMED the study's central mechanism — the construction balance is transferring and the depreciation charge has more than doubled — but it also came in softer than the first edition assumed on revenue, associates and capital spending. The weighted centre moves from a single EGP 79.64 to a PAIR — EGP 61.68 and EGP 69.15 a share. Section 7 lists what changed and by how much.</w:t>
             </w:r>
           </w:p>
           <w:p>
@@ -270,7 +270,7 @@
                 <w:color w:val="1C3A36"/>
                 <w:sz w:val="19"/>
               </w:rPr>
-              <w:t>The credit-loss and provision charge is the study's single most consequential contested judgement. It is computed on two frames and both are published side by side, in the summary table, in the body, in the workbook and in an expert's range. They are never averaged into one number.</w:t>
+              <w:t>The credit-loss and provision charge is the study's single most consequential contested judgement. It is computed on two frames and both are published side by side, in the summary table, in the body, in the workbook and in an expert's range. They are never averaged into one number — which is why this edition publishes two weighted centres rather than one. The first edition weighted both frames at a quarter each inside a single centre, and weighting both frames inside one number IS averaging them; that centre has been withdrawn.</w:t>
             </w:r>
           </w:p>
         </w:tc>
@@ -320,7 +320,7 @@
           <w:color w:val="1C3A36"/>
           <w:sz w:val="21"/>
         </w:rPr>
-        <w:t>The company spent the last three years building EIPICO 3, a biologicals and biosimilars facility it describes as the first in Egypt to manufacture from cell culture through to finished product, at a stated cost of USD 100 million. At 31 December 2025 the construction balance stood at EGP 4,901 million — larger than the entire depreciated property base of EGP 3,070 million. The Egyptian Drug Authority licensed it in December 2025. From FY2026 that balance starts depreciating, and the interest that was being capitalised into it starts hitting the income statement. Those two mechanical changes take roughly EGP 700 million a year out of reported profit before the plant contributes a pound of revenue.</w:t>
+        <w:t>The company spent the last three years building EIPICO 3, a biologicals and biosimilars facility it describes as the first in Egypt to manufacture from cell culture through to finished product, at a stated cost of USD 100 million. At 31 December 2025 the construction balance stood at EGP 4,901 million — larger than the entire depreciated property base of EGP 3,070 million. The Egyptian Drug Authority licensed it in December 2025. From FY2026 that balance starts depreciating: the charge goes from an audited EGP 117.7 million to EGP 304 million in FY2026E and EGP 446 million at its peak. The finance cost, meanwhile, does NOT rise: the first quarter of 2026 ran at EGP 312.9 million, an annual rate of about EGP 1,251 million against EGP 1,333 million actually borne in FY2025, so the forecast charges LESS interest, not more. The net mechanical change this study carries is therefore EGP 103 million a year of additional pre-tax charge, not the EGP 700 million a first reading of the licensing event suggests. The larger figure would require adding back the EGP 551 million of interest that was being capitalised, and the company's own first quarter says that is not what is happening. Either way the plant contributes no revenue yet.</w:t>
       </w:r>
     </w:p>
     <w:p>
@@ -334,7 +334,7 @@
           <w:color w:val="1C3A36"/>
           <w:sz w:val="21"/>
         </w:rPr>
-        <w:t>Against that, four lenses that do not depend on the new plant at all — discounted cash flow on two framings of the provision charge, book value against sustainable return, triangulated multiples, and normalised earnings power — cluster between EGP 50 and EGP 79. The market is above all of them.</w:t>
+        <w:t>Against that, four methods that do not depend on the new plant at all — discounted cash flow, run on two framings of the provision charge and so giving five readings in total; book value against sustainable return; triangulated multiples; and normalised earnings power — cluster between EGP 59 and EGP 74. The market is above all of them.</w:t>
       </w:r>
     </w:p>
     <w:p>
@@ -402,7 +402,7 @@
           <w:color w:val="6E7B77"/>
           <w:sz w:val="17"/>
         </w:rPr>
-        <w:t>Figure 1 — five independent routes to a value per share, against the market price.</w:t>
+        <w:t>Figure 1 — five readings and TWO centres. The two provision frames are published side by side and are never averaged into one number.</w:t>
       </w:r>
     </w:p>
     <w:p>
@@ -463,7 +463,7 @@
                 <w:color w:val="1C3A36"/>
                 <w:sz w:val="18"/>
               </w:rPr>
-              <w:t>Lens</w:t>
+              <w:t>Reading</w:t>
             </w:r>
           </w:p>
         </w:tc>
@@ -557,7 +557,7 @@
                 <w:color w:val="1C3A36"/>
                 <w:sz w:val="18"/>
               </w:rPr>
-              <w:t>67.22</w:t>
+              <w:t>58.90</w:t>
             </w:r>
           </w:p>
         </w:tc>
@@ -575,7 +575,7 @@
                 <w:color w:val="1C3A36"/>
                 <w:sz w:val="18"/>
               </w:rPr>
-              <w:t>-48%</w:t>
+              <w:t>-55%</w:t>
             </w:r>
           </w:p>
         </w:tc>
@@ -593,7 +593,7 @@
                 <w:color w:val="1C3A36"/>
                 <w:sz w:val="18"/>
               </w:rPr>
-              <w:t>terminal value 76% of enterprise value</w:t>
+              <w:t>terminal value 74% of core enterprise value, 62% of total</w:t>
             </w:r>
           </w:p>
         </w:tc>
@@ -630,7 +630,7 @@
                 <w:color w:val="1C3A36"/>
                 <w:sz w:val="18"/>
               </w:rPr>
-              <w:t>79.33</w:t>
+              <w:t>73.83</w:t>
             </w:r>
           </w:p>
         </w:tc>
@@ -648,7 +648,7 @@
                 <w:color w:val="1C3A36"/>
                 <w:sz w:val="18"/>
               </w:rPr>
-              <w:t>-39%</w:t>
+              <w:t>-43%</w:t>
             </w:r>
           </w:p>
         </w:tc>
@@ -666,7 +666,7 @@
                 <w:color w:val="1C3A36"/>
                 <w:sz w:val="18"/>
               </w:rPr>
-              <w:t>terminal value 75% of enterprise value</w:t>
+              <w:t>terminal value 75% of core enterprise value, 64% of total</w:t>
             </w:r>
           </w:p>
         </w:tc>
@@ -776,7 +776,7 @@
                 <w:color w:val="1C3A36"/>
                 <w:sz w:val="18"/>
               </w:rPr>
-              <w:t>50.09</w:t>
+              <w:t>65.47</w:t>
             </w:r>
           </w:p>
         </w:tc>
@@ -794,7 +794,7 @@
                 <w:color w:val="1C3A36"/>
                 <w:sz w:val="18"/>
               </w:rPr>
-              <w:t>-61%</w:t>
+              <w:t>-50%</w:t>
             </w:r>
           </w:p>
         </w:tc>
@@ -812,7 +812,7 @@
                 <w:color w:val="1C3A36"/>
                 <w:sz w:val="18"/>
               </w:rPr>
-              <w:t>three multiples averaged, not asserted</w:t>
+              <w:t>three multiples, each on the earnings of its own period</w:t>
             </w:r>
           </w:p>
         </w:tc>
@@ -906,7 +906,7 @@
                 <w:color w:val="1C3A36"/>
                 <w:sz w:val="18"/>
               </w:rPr>
-              <w:t>Weighted central fair value</w:t>
+              <w:t>WEIGHTED CENTRE — Frame A</w:t>
             </w:r>
           </w:p>
         </w:tc>
@@ -926,7 +926,7 @@
                 <w:color w:val="1C3A36"/>
                 <w:sz w:val="18"/>
               </w:rPr>
-              <w:t>66.57</w:t>
+              <w:t>61.68</w:t>
             </w:r>
           </w:p>
         </w:tc>
@@ -946,7 +946,7 @@
                 <w:color w:val="1C3A36"/>
                 <w:sz w:val="18"/>
               </w:rPr>
-              <w:t>-49%</w:t>
+              <w:t>-53%</w:t>
             </w:r>
           </w:p>
         </w:tc>
@@ -966,7 +966,7 @@
                 <w:color w:val="1C3A36"/>
                 <w:sz w:val="18"/>
               </w:rPr>
-              <w:t>A range, not a target</w:t>
+              <w:t>Frame A at 50% weight beside the three lenses that do not turn on the judgement</w:t>
             </w:r>
           </w:p>
         </w:tc>
@@ -975,16 +975,97 @@
         <w:tc>
           <w:tcPr>
             <w:tcW w:type="dxa" w:w="3384"/>
-          </w:tcPr>
-          <w:p>
-            <w:pPr>
-              <w:spacing w:after="20"/>
-            </w:pPr>
-            <w:r>
-              <w:rPr>
+            <w:shd w:val="clear" w:color="auto" w:fill="F6F1E6"/>
+          </w:tcPr>
+          <w:p>
+            <w:pPr>
+              <w:spacing w:after="20"/>
+            </w:pPr>
+            <w:r>
+              <w:rPr>
+                <w:b/>
                 <w:color w:val="1C3A36"/>
                 <w:sz w:val="18"/>
               </w:rPr>
+              <w:t>WEIGHTED CENTRE — Frame B</w:t>
+            </w:r>
+          </w:p>
+        </w:tc>
+        <w:tc>
+          <w:tcPr>
+            <w:tcW w:type="dxa" w:w="1512"/>
+            <w:shd w:val="clear" w:color="auto" w:fill="F6F1E6"/>
+          </w:tcPr>
+          <w:p>
+            <w:pPr>
+              <w:spacing w:after="20"/>
+              <w:jc w:val="right"/>
+            </w:pPr>
+            <w:r>
+              <w:rPr>
+                <w:b/>
+                <w:color w:val="1C3A36"/>
+                <w:sz w:val="18"/>
+              </w:rPr>
+              <w:t>69.15</w:t>
+            </w:r>
+          </w:p>
+        </w:tc>
+        <w:tc>
+          <w:tcPr>
+            <w:tcW w:type="dxa" w:w="1224"/>
+            <w:shd w:val="clear" w:color="auto" w:fill="F6F1E6"/>
+          </w:tcPr>
+          <w:p>
+            <w:pPr>
+              <w:spacing w:after="20"/>
+              <w:jc w:val="right"/>
+            </w:pPr>
+            <w:r>
+              <w:rPr>
+                <w:b/>
+                <w:color w:val="1C3A36"/>
+                <w:sz w:val="18"/>
+              </w:rPr>
+              <w:t>-47%</w:t>
+            </w:r>
+          </w:p>
+        </w:tc>
+        <w:tc>
+          <w:tcPr>
+            <w:tcW w:type="dxa" w:w="3960"/>
+            <w:shd w:val="clear" w:color="auto" w:fill="F6F1E6"/>
+          </w:tcPr>
+          <w:p>
+            <w:pPr>
+              <w:spacing w:after="20"/>
+              <w:jc w:val="right"/>
+            </w:pPr>
+            <w:r>
+              <w:rPr>
+                <w:b/>
+                <w:color w:val="1C3A36"/>
+                <w:sz w:val="18"/>
+              </w:rPr>
+              <w:t>The same three lenses beside Frame B. The two centres are NEVER averaged</w:t>
+            </w:r>
+          </w:p>
+        </w:tc>
+      </w:tr>
+      <w:tr>
+        <w:tc>
+          <w:tcPr>
+            <w:tcW w:type="dxa" w:w="3384"/>
+          </w:tcPr>
+          <w:p>
+            <w:pPr>
+              <w:spacing w:after="20"/>
+            </w:pPr>
+            <w:r>
+              <w:rPr>
+                <w:color w:val="1C3A36"/>
+                <w:sz w:val="18"/>
+              </w:rPr>
               <w:t>Field low to field high</w:t>
             </w:r>
           </w:p>
@@ -1003,7 +1084,7 @@
                 <w:color w:val="1C3A36"/>
                 <w:sz w:val="18"/>
               </w:rPr>
-              <w:t>50.09 – 79.33</w:t>
+              <w:t>58.90 – 73.83</w:t>
             </w:r>
           </w:p>
         </w:tc>
@@ -1038,7 +1119,7 @@
                 <w:color w:val="1C3A36"/>
                 <w:sz w:val="18"/>
               </w:rPr>
-              <w:t>The spread between the lenses IS the uncertainty</w:t>
+              <w:t>The spread between the readings IS the uncertainty</w:t>
             </w:r>
           </w:p>
         </w:tc>
@@ -1140,7 +1221,7 @@
           <w:color w:val="6E7B77"/>
           <w:sz w:val="17"/>
         </w:rPr>
-        <w:t>Table 1 — the summary valuation table. Terminal value as a percentage of enterprise value is stated beside the cash-flow lens rather than left in the workbook.</w:t>
+        <w:t>Table 1 — the summary valuation table. TWO centres, never one: the contested judgement is carried both ways and weighting both frames inside a single number would average them. Terminal value is stated beside each cash-flow reading on BOTH bases — as a share of the core operating value and of the total, which also carries the associates and the assets held for sale.</w:t>
       </w:r>
     </w:p>
     <w:tbl>
@@ -1354,7 +1435,7 @@
                 <w:color w:val="1C3A36"/>
                 <w:sz w:val="18"/>
               </w:rPr>
-              <w:t>EGP 29,600m</w:t>
+              <w:t>EGP 29,315m</w:t>
             </w:r>
           </w:p>
         </w:tc>
@@ -1500,7 +1581,7 @@
                 <w:color w:val="1C3A36"/>
                 <w:sz w:val="18"/>
               </w:rPr>
-              <w:t>15.2x</w:t>
+              <w:t>15.22x on shares in issue, 14.62x on the FY2025 weighted average</w:t>
             </w:r>
           </w:p>
         </w:tc>
@@ -1573,7 +1654,7 @@
                 <w:color w:val="1C3A36"/>
                 <w:sz w:val="18"/>
               </w:rPr>
-              <w:t>24.82%</w:t>
+              <w:t>25.57%</w:t>
             </w:r>
           </w:p>
         </w:tc>
@@ -1609,7 +1690,7 @@
                 <w:color w:val="1C3A36"/>
                 <w:sz w:val="18"/>
               </w:rPr>
-              <w:t>22.19%</w:t>
+              <w:t>22.75%</w:t>
             </w:r>
           </w:p>
         </w:tc>
@@ -1646,7 +1727,7 @@
                 <w:color w:val="1C3A36"/>
                 <w:sz w:val="18"/>
               </w:rPr>
-              <w:t>13.83%</w:t>
+              <w:t>13.56%</w:t>
             </w:r>
           </w:p>
         </w:tc>
@@ -1704,7 +1785,7 @@
           <w:color w:val="6E7B77"/>
           <w:sz w:val="17"/>
         </w:rPr>
-        <w:t>Table 2 — the figures a reader needs before anything else.</w:t>
+        <w:t>Table 2 — the figures a reader needs before anything else. Enterprise value uses the post-deconsolidation non-controlling interest of EGP 4.0 million that the valuation bridge uses, so the enterprise value and the multiple beside it are struck on one basis. The audited 31 December 2025 minority of EGP 288.7 million would give EGP 29,600 million instead; the two are not mixed. Two trailing multiples are shown because the share count rose during FY2025 and both readings are legitimate.</w:t>
       </w:r>
     </w:p>
     <w:p>
@@ -2366,7 +2447,7 @@
                 <w:color w:val="1C3A36"/>
                 <w:sz w:val="18"/>
               </w:rPr>
-              <w:t>7,479</w:t>
+              <w:t>7,364</w:t>
             </w:r>
           </w:p>
         </w:tc>
@@ -2406,6 +2487,7 @@
                 <w:color w:val="1C3A36"/>
                 <w:sz w:val="18"/>
               </w:rPr>
+              <w:t>26%</w:t>
             </w:r>
           </w:p>
         </w:tc>
@@ -2447,7 +2529,7 @@
           <w:color w:val="6E7B77"/>
           <w:sz w:val="17"/>
         </w:rPr>
-        <w:t>Table 3 — the disclosed revenue split. Exports are 32% of the book and are earned in hard currency; the domestic price is set administratively by the Egyptian Drug Authority.</w:t>
+        <w:t>Table 3 — the disclosed revenue split, each total SUMMED from its own column. Exports are 32% of the book and are earned in hard currency; the domestic price is set administratively by the Egyptian Drug Authority. The step from this separate-company total to the audited consolidated revenue is the subsidiary's external sales: 1.01 times in FY2025 and 1.03 times in FY2024. The forecast carries the FY2025 reading. Two observations are not a trend, and the FY2024 reading would add about 1.6% to forecast revenue; the range is disclosed rather than the single figure being presented as measured fact.</w:t>
       </w:r>
     </w:p>
     <w:p>
@@ -3223,7 +3305,7 @@
                 <w:color w:val="1C3A36"/>
                 <w:sz w:val="17"/>
               </w:rPr>
-              <w:t>Tax rate</w:t>
+              <w:t>Tax rate (the EFFECTIVE rate the business bears)</w:t>
             </w:r>
           </w:p>
         </w:tc>
@@ -3241,7 +3323,7 @@
                 <w:color w:val="1C3A36"/>
                 <w:sz w:val="17"/>
               </w:rPr>
-              <w:t>22.5%</w:t>
+              <w:t>23.5%</w:t>
             </w:r>
           </w:p>
         </w:tc>
@@ -3259,7 +3341,7 @@
                 <w:color w:val="1C3A36"/>
                 <w:sz w:val="17"/>
               </w:rPr>
-              <w:t>22.5%</w:t>
+              <w:t>23.5%</w:t>
             </w:r>
           </w:p>
         </w:tc>
@@ -3277,7 +3359,7 @@
                 <w:color w:val="1C3A36"/>
                 <w:sz w:val="17"/>
               </w:rPr>
-              <w:t>22.5%</w:t>
+              <w:t>23.5%</w:t>
             </w:r>
           </w:p>
         </w:tc>
@@ -3295,7 +3377,7 @@
                 <w:color w:val="1C3A36"/>
                 <w:sz w:val="17"/>
               </w:rPr>
-              <w:t>22.5%</w:t>
+              <w:t>23.5%</w:t>
             </w:r>
           </w:p>
         </w:tc>
@@ -3313,7 +3395,7 @@
                 <w:color w:val="1C3A36"/>
                 <w:sz w:val="17"/>
               </w:rPr>
-              <w:t>22.5%</w:t>
+              <w:t>23.5%</w:t>
             </w:r>
           </w:p>
         </w:tc>
@@ -3350,7 +3432,7 @@
                 <w:color w:val="1C3A36"/>
                 <w:sz w:val="17"/>
               </w:rPr>
-              <w:t>1,761</w:t>
+              <w:t>1,738</w:t>
             </w:r>
           </w:p>
         </w:tc>
@@ -3368,7 +3450,7 @@
                 <w:color w:val="1C3A36"/>
                 <w:sz w:val="17"/>
               </w:rPr>
-              <w:t>1,979</w:t>
+              <w:t>1,953</w:t>
             </w:r>
           </w:p>
         </w:tc>
@@ -3386,7 +3468,7 @@
                 <w:color w:val="1C3A36"/>
                 <w:sz w:val="17"/>
               </w:rPr>
-              <w:t>2,326</w:t>
+              <w:t>2,296</w:t>
             </w:r>
           </w:p>
         </w:tc>
@@ -3404,7 +3486,7 @@
                 <w:color w:val="1C3A36"/>
                 <w:sz w:val="17"/>
               </w:rPr>
-              <w:t>2,688</w:t>
+              <w:t>2,653</w:t>
             </w:r>
           </w:p>
         </w:tc>
@@ -3422,7 +3504,7 @@
                 <w:color w:val="1C3A36"/>
                 <w:sz w:val="17"/>
               </w:rPr>
-              <w:t>3,032</w:t>
+              <w:t>2,993</w:t>
             </w:r>
           </w:p>
         </w:tc>
@@ -3798,7 +3880,7 @@
                 <w:color w:val="1C3A36"/>
                 <w:sz w:val="17"/>
               </w:rPr>
-              <w:t>178</w:t>
+              <w:t>156</w:t>
             </w:r>
           </w:p>
         </w:tc>
@@ -3816,7 +3898,7 @@
                 <w:color w:val="1C3A36"/>
                 <w:sz w:val="17"/>
               </w:rPr>
-              <w:t>1,094</w:t>
+              <w:t>1,068</w:t>
             </w:r>
           </w:p>
         </w:tc>
@@ -3834,7 +3916,7 @@
                 <w:color w:val="1C3A36"/>
                 <w:sz w:val="17"/>
               </w:rPr>
-              <w:t>1,605</w:t>
+              <w:t>1,575</w:t>
             </w:r>
           </w:p>
         </w:tc>
@@ -3852,7 +3934,7 @@
                 <w:color w:val="1C3A36"/>
                 <w:sz w:val="17"/>
               </w:rPr>
-              <w:t>1,909</w:t>
+              <w:t>1,874</w:t>
             </w:r>
           </w:p>
         </w:tc>
@@ -3870,7 +3952,7 @@
                 <w:color w:val="1C3A36"/>
                 <w:sz w:val="17"/>
               </w:rPr>
-              <w:t>2,264</w:t>
+              <w:t>2,225</w:t>
             </w:r>
           </w:p>
         </w:tc>
@@ -3911,7 +3993,7 @@
                 <w:color w:val="1C3A36"/>
                 <w:sz w:val="17"/>
               </w:rPr>
-              <w:t>22.19%</w:t>
+              <w:t>22.75%</w:t>
             </w:r>
           </w:p>
         </w:tc>
@@ -3931,7 +4013,7 @@
                 <w:color w:val="1C3A36"/>
                 <w:sz w:val="17"/>
               </w:rPr>
-              <w:t>19.95%</w:t>
+              <w:t>20.29%</w:t>
             </w:r>
           </w:p>
         </w:tc>
@@ -3951,7 +4033,7 @@
                 <w:color w:val="1C3A36"/>
                 <w:sz w:val="17"/>
               </w:rPr>
-              <w:t>17.50%</w:t>
+              <w:t>17.60%</w:t>
             </w:r>
           </w:p>
         </w:tc>
@@ -3971,7 +4053,7 @@
                 <w:color w:val="1C3A36"/>
                 <w:sz w:val="17"/>
               </w:rPr>
-              <w:t>15.47%</w:t>
+              <w:t>15.35%</w:t>
             </w:r>
           </w:p>
         </w:tc>
@@ -3991,7 +4073,7 @@
                 <w:color w:val="1C3A36"/>
                 <w:sz w:val="17"/>
               </w:rPr>
-              <w:t>13.83%</w:t>
+              <w:t>13.56%</w:t>
             </w:r>
           </w:p>
         </w:tc>
@@ -4028,7 +4110,7 @@
                 <w:color w:val="1C3A36"/>
                 <w:sz w:val="17"/>
               </w:rPr>
-              <w:t>0.8184</w:t>
+              <w:t>0.8146</w:t>
             </w:r>
           </w:p>
         </w:tc>
@@ -4046,7 +4128,7 @@
                 <w:color w:val="1C3A36"/>
                 <w:sz w:val="17"/>
               </w:rPr>
-              <w:t>0.6822</w:t>
+              <w:t>0.6772</w:t>
             </w:r>
           </w:p>
         </w:tc>
@@ -4064,7 +4146,7 @@
                 <w:color w:val="1C3A36"/>
                 <w:sz w:val="17"/>
               </w:rPr>
-              <w:t>0.5806</w:t>
+              <w:t>0.5759</w:t>
             </w:r>
           </w:p>
         </w:tc>
@@ -4082,7 +4164,7 @@
                 <w:color w:val="1C3A36"/>
                 <w:sz w:val="17"/>
               </w:rPr>
-              <w:t>0.5028</w:t>
+              <w:t>0.4992</w:t>
             </w:r>
           </w:p>
         </w:tc>
@@ -4100,7 +4182,7 @@
                 <w:color w:val="1C3A36"/>
                 <w:sz w:val="17"/>
               </w:rPr>
-              <w:t>0.4417</w:t>
+              <w:t>0.4396</w:t>
             </w:r>
           </w:p>
         </w:tc>
@@ -4137,7 +4219,7 @@
                 <w:color w:val="1C3A36"/>
                 <w:sz w:val="17"/>
               </w:rPr>
-              <w:t>146</w:t>
+              <w:t>127</w:t>
             </w:r>
           </w:p>
         </w:tc>
@@ -4155,7 +4237,7 @@
                 <w:color w:val="1C3A36"/>
                 <w:sz w:val="17"/>
               </w:rPr>
-              <w:t>746</w:t>
+              <w:t>724</w:t>
             </w:r>
           </w:p>
         </w:tc>
@@ -4173,7 +4255,7 @@
                 <w:color w:val="1C3A36"/>
                 <w:sz w:val="17"/>
               </w:rPr>
-              <w:t>932</w:t>
+              <w:t>907</w:t>
             </w:r>
           </w:p>
         </w:tc>
@@ -4191,7 +4273,7 @@
                 <w:color w:val="1C3A36"/>
                 <w:sz w:val="17"/>
               </w:rPr>
-              <w:t>960</w:t>
+              <w:t>936</w:t>
             </w:r>
           </w:p>
         </w:tc>
@@ -4209,7 +4291,7 @@
                 <w:color w:val="1C3A36"/>
                 <w:sz w:val="17"/>
               </w:rPr>
-              <w:t>1,000</w:t>
+              <w:t>978</w:t>
             </w:r>
           </w:p>
         </w:tc>
@@ -4352,7 +4434,7 @@
                 <w:color w:val="1C3A36"/>
                 <w:sz w:val="18"/>
               </w:rPr>
-              <w:t>3,784</w:t>
+              <w:t>3,671</w:t>
             </w:r>
           </w:p>
         </w:tc>
@@ -4370,7 +4452,7 @@
                 <w:color w:val="1C3A36"/>
                 <w:sz w:val="18"/>
               </w:rPr>
-              <w:t>22.42</w:t>
+              <w:t>21.76</w:t>
             </w:r>
           </w:p>
         </w:tc>
@@ -4407,7 +4489,7 @@
                 <w:color w:val="1C3A36"/>
                 <w:sz w:val="18"/>
               </w:rPr>
-              <w:t>11,938</w:t>
+              <w:t>10,645</w:t>
             </w:r>
           </w:p>
         </w:tc>
@@ -4425,7 +4507,7 @@
                 <w:color w:val="1C3A36"/>
                 <w:sz w:val="18"/>
               </w:rPr>
-              <w:t>70.74</w:t>
+              <w:t>63.08</w:t>
             </w:r>
           </w:p>
         </w:tc>
@@ -4462,7 +4544,7 @@
                 <w:color w:val="1C3A36"/>
                 <w:sz w:val="18"/>
               </w:rPr>
-              <w:t>15,722</w:t>
+              <w:t>14,316</w:t>
             </w:r>
           </w:p>
         </w:tc>
@@ -4480,7 +4562,7 @@
                 <w:color w:val="1C3A36"/>
                 <w:sz w:val="18"/>
               </w:rPr>
-              <w:t>93.16</w:t>
+              <w:t>84.83</w:t>
             </w:r>
           </w:p>
         </w:tc>
@@ -4501,7 +4583,7 @@
                 <w:color w:val="1C3A36"/>
                 <w:sz w:val="18"/>
               </w:rPr>
-              <w:t>Terminal value as a percentage of enterprise value</w:t>
+              <w:t>Terminal value as a percentage of CORE enterprise value</w:t>
             </w:r>
           </w:p>
         </w:tc>
@@ -4521,7 +4603,7 @@
                 <w:color w:val="1C3A36"/>
                 <w:sz w:val="18"/>
               </w:rPr>
-              <w:t>76%</w:t>
+              <w:t>74%</w:t>
             </w:r>
           </w:p>
         </w:tc>
@@ -4559,7 +4641,7 @@
                 <w:color w:val="1C3A36"/>
                 <w:sz w:val="18"/>
               </w:rPr>
-              <w:t>Add: equity-accounted associates on normalised earnings</w:t>
+              <w:t>Add: earning associates at normalised earnings times the multiple</w:t>
             </w:r>
           </w:p>
         </w:tc>
@@ -4577,7 +4659,7 @@
                 <w:color w:val="1C3A36"/>
                 <w:sz w:val="18"/>
               </w:rPr>
-              <w:t>2,978</w:t>
+              <w:t>2,750</w:t>
             </w:r>
           </w:p>
         </w:tc>
@@ -4595,7 +4677,7 @@
                 <w:color w:val="1C3A36"/>
                 <w:sz w:val="18"/>
               </w:rPr>
-              <w:t>17.65</w:t>
+              <w:t>16.30</w:t>
             </w:r>
           </w:p>
         </w:tc>
@@ -4614,7 +4696,7 @@
                 <w:color w:val="1C3A36"/>
                 <w:sz w:val="18"/>
               </w:rPr>
-              <w:t>Add: assets held for sale</w:t>
+              <w:t>Add: the pre-revenue active-ingredient company at CARRYING COST</w:t>
             </w:r>
           </w:p>
         </w:tc>
@@ -4632,7 +4714,7 @@
                 <w:color w:val="1C3A36"/>
                 <w:sz w:val="18"/>
               </w:rPr>
-              <w:t>12</w:t>
+              <w:t>228</w:t>
             </w:r>
           </w:p>
         </w:tc>
@@ -4650,7 +4732,7 @@
                 <w:color w:val="1C3A36"/>
                 <w:sz w:val="18"/>
               </w:rPr>
-              <w:t>0.07</w:t>
+              <w:t>1.35</w:t>
             </w:r>
           </w:p>
         </w:tc>
@@ -4669,7 +4751,7 @@
                 <w:color w:val="1C3A36"/>
                 <w:sz w:val="18"/>
               </w:rPr>
-              <w:t>Total enterprise value</w:t>
+              <w:t>Add: assets held for sale</w:t>
             </w:r>
           </w:p>
         </w:tc>
@@ -4687,7 +4769,7 @@
                 <w:color w:val="1C3A36"/>
                 <w:sz w:val="18"/>
               </w:rPr>
-              <w:t>18,713</w:t>
+              <w:t>12</w:t>
             </w:r>
           </w:p>
         </w:tc>
@@ -4705,7 +4787,7 @@
                 <w:color w:val="1C3A36"/>
                 <w:sz w:val="18"/>
               </w:rPr>
-              <w:t>110.89</w:t>
+              <w:t>0.07</w:t>
             </w:r>
           </w:p>
         </w:tc>
@@ -4714,6 +4796,61 @@
         <w:tc>
           <w:tcPr>
             <w:tcW w:type="dxa" w:w="5112"/>
+          </w:tcPr>
+          <w:p>
+            <w:pPr>
+              <w:spacing w:after="20"/>
+            </w:pPr>
+            <w:r>
+              <w:rPr>
+                <w:color w:val="1C3A36"/>
+                <w:sz w:val="18"/>
+              </w:rPr>
+              <w:t>Total enterprise value</w:t>
+            </w:r>
+          </w:p>
+        </w:tc>
+        <w:tc>
+          <w:tcPr>
+            <w:tcW w:type="dxa" w:w="2304"/>
+          </w:tcPr>
+          <w:p>
+            <w:pPr>
+              <w:spacing w:after="20"/>
+              <w:jc w:val="right"/>
+            </w:pPr>
+            <w:r>
+              <w:rPr>
+                <w:color w:val="1C3A36"/>
+                <w:sz w:val="18"/>
+              </w:rPr>
+              <w:t>17,307</w:t>
+            </w:r>
+          </w:p>
+        </w:tc>
+        <w:tc>
+          <w:tcPr>
+            <w:tcW w:type="dxa" w:w="2232"/>
+          </w:tcPr>
+          <w:p>
+            <w:pPr>
+              <w:spacing w:after="20"/>
+              <w:jc w:val="right"/>
+            </w:pPr>
+            <w:r>
+              <w:rPr>
+                <w:color w:val="1C3A36"/>
+                <w:sz w:val="18"/>
+              </w:rPr>
+              <w:t>102.56</w:t>
+            </w:r>
+          </w:p>
+        </w:tc>
+      </w:tr>
+      <w:tr>
+        <w:tc>
+          <w:tcPr>
+            <w:tcW w:type="dxa" w:w="5112"/>
             <w:shd w:val="clear" w:color="auto" w:fill="F6F1E6"/>
           </w:tcPr>
           <w:p>
@@ -4726,7 +4863,7 @@
                 <w:color w:val="1C3A36"/>
                 <w:sz w:val="18"/>
               </w:rPr>
-              <w:t>Less: net debt</w:t>
+              <w:t>Terminal value as a percentage of TOTAL enterprise value</w:t>
             </w:r>
           </w:p>
         </w:tc>
@@ -4746,7 +4883,7 @@
                 <w:color w:val="1C3A36"/>
                 <w:sz w:val="18"/>
               </w:rPr>
-              <w:t>(7,364)</w:t>
+              <w:t>62%</w:t>
             </w:r>
           </w:p>
         </w:tc>
@@ -4766,7 +4903,6 @@
                 <w:color w:val="1C3A36"/>
                 <w:sz w:val="18"/>
               </w:rPr>
-              <w:t>(43.64)</w:t>
             </w:r>
           </w:p>
         </w:tc>
@@ -4775,53 +4911,59 @@
         <w:tc>
           <w:tcPr>
             <w:tcW w:type="dxa" w:w="5112"/>
-          </w:tcPr>
-          <w:p>
-            <w:pPr>
-              <w:spacing w:after="20"/>
-            </w:pPr>
-            <w:r>
-              <w:rPr>
+            <w:shd w:val="clear" w:color="auto" w:fill="F6F1E6"/>
+          </w:tcPr>
+          <w:p>
+            <w:pPr>
+              <w:spacing w:after="20"/>
+            </w:pPr>
+            <w:r>
+              <w:rPr>
+                <w:b/>
                 <w:color w:val="1C3A36"/>
                 <w:sz w:val="18"/>
               </w:rPr>
-              <w:t>Less: non-controlling interests</w:t>
+              <w:t>Less: net debt</w:t>
             </w:r>
           </w:p>
         </w:tc>
         <w:tc>
           <w:tcPr>
             <w:tcW w:type="dxa" w:w="2304"/>
-          </w:tcPr>
-          <w:p>
-            <w:pPr>
-              <w:spacing w:after="20"/>
-              <w:jc w:val="right"/>
-            </w:pPr>
-            <w:r>
-              <w:rPr>
+            <w:shd w:val="clear" w:color="auto" w:fill="F6F1E6"/>
+          </w:tcPr>
+          <w:p>
+            <w:pPr>
+              <w:spacing w:after="20"/>
+              <w:jc w:val="right"/>
+            </w:pPr>
+            <w:r>
+              <w:rPr>
+                <w:b/>
                 <w:color w:val="1C3A36"/>
                 <w:sz w:val="18"/>
               </w:rPr>
-              <w:t>(4)</w:t>
+              <w:t>(7,364)</w:t>
             </w:r>
           </w:p>
         </w:tc>
         <w:tc>
           <w:tcPr>
             <w:tcW w:type="dxa" w:w="2232"/>
-          </w:tcPr>
-          <w:p>
-            <w:pPr>
-              <w:spacing w:after="20"/>
-              <w:jc w:val="right"/>
-            </w:pPr>
-            <w:r>
-              <w:rPr>
+            <w:shd w:val="clear" w:color="auto" w:fill="F6F1E6"/>
+          </w:tcPr>
+          <w:p>
+            <w:pPr>
+              <w:spacing w:after="20"/>
+              <w:jc w:val="right"/>
+            </w:pPr>
+            <w:r>
+              <w:rPr>
+                <w:b/>
                 <w:color w:val="1C3A36"/>
                 <w:sz w:val="18"/>
               </w:rPr>
-              <w:t>(0.02)</w:t>
+              <w:t>(43.64)</w:t>
             </w:r>
           </w:p>
         </w:tc>
@@ -4840,7 +4982,7 @@
                 <w:color w:val="1C3A36"/>
                 <w:sz w:val="18"/>
               </w:rPr>
-              <w:t>Equity value — Frame A</w:t>
+              <w:t>Less: non-controlling interests</w:t>
             </w:r>
           </w:p>
         </w:tc>
@@ -4858,7 +5000,7 @@
                 <w:color w:val="1C3A36"/>
                 <w:sz w:val="18"/>
               </w:rPr>
-              <w:t>11,344</w:t>
+              <w:t>(4)</w:t>
             </w:r>
           </w:p>
         </w:tc>
@@ -4876,7 +5018,7 @@
                 <w:color w:val="1C3A36"/>
                 <w:sz w:val="18"/>
               </w:rPr>
-              <w:t>67.22</w:t>
+              <w:t>(0.02)</w:t>
             </w:r>
           </w:p>
         </w:tc>
@@ -4885,6 +5027,61 @@
         <w:tc>
           <w:tcPr>
             <w:tcW w:type="dxa" w:w="5112"/>
+          </w:tcPr>
+          <w:p>
+            <w:pPr>
+              <w:spacing w:after="20"/>
+            </w:pPr>
+            <w:r>
+              <w:rPr>
+                <w:color w:val="1C3A36"/>
+                <w:sz w:val="18"/>
+              </w:rPr>
+              <w:t>Equity value — Frame A</w:t>
+            </w:r>
+          </w:p>
+        </w:tc>
+        <w:tc>
+          <w:tcPr>
+            <w:tcW w:type="dxa" w:w="2304"/>
+          </w:tcPr>
+          <w:p>
+            <w:pPr>
+              <w:spacing w:after="20"/>
+              <w:jc w:val="right"/>
+            </w:pPr>
+            <w:r>
+              <w:rPr>
+                <w:color w:val="1C3A36"/>
+                <w:sz w:val="18"/>
+              </w:rPr>
+              <w:t>9,939</w:t>
+            </w:r>
+          </w:p>
+        </w:tc>
+        <w:tc>
+          <w:tcPr>
+            <w:tcW w:type="dxa" w:w="2232"/>
+          </w:tcPr>
+          <w:p>
+            <w:pPr>
+              <w:spacing w:after="20"/>
+              <w:jc w:val="right"/>
+            </w:pPr>
+            <w:r>
+              <w:rPr>
+                <w:color w:val="1C3A36"/>
+                <w:sz w:val="18"/>
+              </w:rPr>
+              <w:t>58.90</w:t>
+            </w:r>
+          </w:p>
+        </w:tc>
+      </w:tr>
+      <w:tr>
+        <w:tc>
+          <w:tcPr>
+            <w:tcW w:type="dxa" w:w="5112"/>
             <w:shd w:val="clear" w:color="auto" w:fill="F6F1E6"/>
           </w:tcPr>
           <w:p>
@@ -4917,7 +5114,7 @@
                 <w:color w:val="1C3A36"/>
                 <w:sz w:val="18"/>
               </w:rPr>
-              <w:t>13,387</w:t>
+              <w:t>12,460</w:t>
             </w:r>
           </w:p>
         </w:tc>
@@ -4937,7 +5134,7 @@
                 <w:color w:val="1C3A36"/>
                 <w:sz w:val="18"/>
               </w:rPr>
-              <w:t>79.33</w:t>
+              <w:t>73.83</w:t>
             </w:r>
           </w:p>
         </w:tc>
@@ -4959,7 +5156,7 @@
           <w:color w:val="6E7B77"/>
           <w:sz w:val="17"/>
         </w:rPr>
-        <w:t>Table 5 — the enterprise-to-equity bridge. Terminal value as a percentage of enterprise value is shown as a line of the bridge, not buried in a footnote.</w:t>
+        <w:t>Table 5 — the enterprise-to-equity bridge. The terminal share is shown on BOTH bases, as a line of the bridge rather than a footnote: it is 74% of the CORE operating value and 62% of the total, which also carries the associates and the assets held for sale. The pre-revenue active-ingredient company sits on its OWN line at carrying cost — it is not earnings, and it is not folded into a line that says it is. The non-controlling interest deducted is the post-deconsolidation figure; the audited 31 December 2025 minority of EGP 288.7 million belonged to the subsidiary that was deconsolidated in the first quarter, and section 7 records that the net debt above is the December balance while this deduction is the March one.</w:t>
       </w:r>
     </w:p>
     <w:p>
@@ -4987,7 +5184,7 @@
           <w:color w:val="1C3A36"/>
           <w:sz w:val="21"/>
         </w:rPr>
-        <w:t>Book value attributable to shareholders was EGP 6,243 million at the year end, EGP 37.00 a share. Return on average equity was 24.6% in FY2024 and 26.5% in FY2025; the forecast settles at 21.9%. A business earning 21.9% on equity while its perpetual cost of equity is 14.90% is worth more than its book: the multiple that relationship justifies is (return less growth) over (cost of equity less growth), or 1.71 times book — EGP 63.12 a share.</w:t>
+        <w:t>Book value attributable to shareholders was EGP 6,243 million at the year end, EGP 37.00 a share. Return on average equity was 24.6% in FY2024 and 26.5% in FY2025. The forecast path is 15.5% / 17.4% / 20.3% / 22.3% / 23.1% — it RISES through the window rather than settling, so the sustainable return used here is the mean of its last three years, 21.90%, read off that path rather than chosen. A business earning 21.9% on equity while its perpetual cost of equity is 14.90% is worth more than its book: the multiple that relationship justifies is (return less growth) over (cost of equity less growth), or 1.71 times book — EGP 63.12 a share.</w:t>
       </w:r>
     </w:p>
     <w:p>
@@ -5015,7 +5212,7 @@
           <w:color w:val="1C3A36"/>
           <w:sz w:val="21"/>
         </w:rPr>
-        <w:t>The company's own traded history is the primary anchor here, because it is computable entirely from primary material: audited attributable profit against the year-end close. It traded on 4.7 times in 2022, 6.6 times in 2023, 6.2 times in 2024, 9.1 times in 2025 — a four-year mean of 6.7. At EGP 130.05 it trades on 15.2 times trailing attributable earnings and 11.8 times trailing EBITDA. The earnings multiple has more than doubled against its own four-year history. That is the single most important fact about this share price.</w:t>
+        <w:t>The company's own traded history is the primary anchor here, because it is computable entirely from primary material: audited attributable profit against the year-end close. It traded on 4.7 times in 2022, 6.6 times in 2023, 6.2 times in 2024, 8.7 times in 2025 — a four-year mean of 6.57. Each year divides that year's audited attributable profit by that year's own weighted-average share count, so FY2025 uses 162.02 million shares rather than the 168.76 million now in issue: the capital increase completed during that year. At EGP 130.05 the shares trade on 15.22 times trailing attributable earnings on the count in issue today, or 14.62 times on the audited weighted average — both readings are legitimate and both are given — and 11.8 times trailing EBITDA. The earnings multiple has more than doubled against its own four-year history. That is the single most important fact about this share price.</w:t>
       </w:r>
     </w:p>
     <w:tbl>
@@ -5138,7 +5335,7 @@
                 <w:color w:val="1C3A36"/>
                 <w:sz w:val="17"/>
               </w:rPr>
-              <w:t>Justified forward multiple from this model</w:t>
+              <w:t>Justified forward multiple from this model, on FY2026E earnings</w:t>
             </w:r>
           </w:p>
         </w:tc>
@@ -5156,7 +5353,7 @@
                 <w:color w:val="1C3A36"/>
                 <w:sz w:val="17"/>
               </w:rPr>
-              <w:t>7.8x</w:t>
+              <w:t>7.79x</w:t>
             </w:r>
           </w:p>
         </w:tc>
@@ -5192,7 +5389,7 @@
                 <w:color w:val="1C3A36"/>
                 <w:sz w:val="17"/>
               </w:rPr>
-              <w:t>retention must equal growth 5% over sustainable return 21.9%, so payout is 77%</w:t>
+              <w:t>a FORWARD multiple on FORWARD earnings of EGP 6.18. Retention must equal growth 5% over sustainable return 21.9%, so payout is 77%</w:t>
             </w:r>
           </w:p>
         </w:tc>
@@ -5211,7 +5408,7 @@
                 <w:color w:val="1C3A36"/>
                 <w:sz w:val="17"/>
               </w:rPr>
-              <w:t>The company's own four-year mean multiple</w:t>
+              <w:t>The company's own four-year mean multiple, on trailing earnings</w:t>
             </w:r>
           </w:p>
         </w:tc>
@@ -5229,7 +5426,7 @@
                 <w:color w:val="1C3A36"/>
                 <w:sz w:val="17"/>
               </w:rPr>
-              <w:t>6.7x</w:t>
+              <w:t>6.57x</w:t>
             </w:r>
           </w:p>
         </w:tc>
@@ -5247,7 +5444,7 @@
                 <w:color w:val="1C3A36"/>
                 <w:sz w:val="17"/>
               </w:rPr>
-              <w:t>41.21</w:t>
+              <w:t>56.15</w:t>
             </w:r>
           </w:p>
         </w:tc>
@@ -5265,7 +5462,7 @@
                 <w:color w:val="1C3A36"/>
                 <w:sz w:val="17"/>
               </w:rPr>
-              <w:t>year-end closes against audited attributable profit</w:t>
+              <w:t>a TRAILING multiple on TRAILING earnings of EGP 8.54 — year-end closes against audited attributable profit</w:t>
             </w:r>
           </w:p>
         </w:tc>
@@ -5284,7 +5481,7 @@
                 <w:color w:val="1C3A36"/>
                 <w:sz w:val="17"/>
               </w:rPr>
-              <w:t>Regional peer median, cost-of-equity adjusted</w:t>
+              <w:t>Struck peer reference, cost-of-equity adjusted, on trailing earnings</w:t>
             </w:r>
           </w:p>
         </w:tc>
@@ -5302,7 +5499,7 @@
                 <w:color w:val="1C3A36"/>
                 <w:sz w:val="17"/>
               </w:rPr>
-              <w:t>9.8x</w:t>
+              <w:t>10.78x</w:t>
             </w:r>
           </w:p>
         </w:tc>
@@ -5320,7 +5517,7 @@
                 <w:color w:val="1C3A36"/>
                 <w:sz w:val="17"/>
               </w:rPr>
-              <w:t>60.89</w:t>
+              <w:t>92.09</w:t>
             </w:r>
           </w:p>
         </w:tc>
@@ -5338,7 +5535,7 @@
                 <w:color w:val="1C3A36"/>
                 <w:sz w:val="17"/>
               </w:rPr>
-              <w:t>peers face a cost of equity near 10%, not 14.9%</w:t>
+              <w:t>a TRAILING multiple on TRAILING earnings. The midpoint of the only two disclosed observations, 26.7x and 16.0x — not a median of a peer set. Those companies face a cost of equity near 10%, not 14.9%</w:t>
             </w:r>
           </w:p>
         </w:tc>
@@ -5379,7 +5576,7 @@
                 <w:color w:val="1C3A36"/>
                 <w:sz w:val="17"/>
               </w:rPr>
-              <w:t>8.1x</w:t>
+              <w:t>8.38x</w:t>
             </w:r>
           </w:p>
         </w:tc>
@@ -5399,7 +5596,7 @@
                 <w:color w:val="1C3A36"/>
                 <w:sz w:val="17"/>
               </w:rPr>
-              <w:t>50.09</w:t>
+              <w:t>65.47</w:t>
             </w:r>
           </w:p>
         </w:tc>
@@ -5441,7 +5638,7 @@
           <w:color w:val="6E7B77"/>
           <w:sz w:val="17"/>
         </w:rPr>
-        <w:t>Table 6 — three multiples triangulated. Left unadjusted for the cost-of-equity gap, the regional peer median alone would give EGP 120.60 a share; the size of that gap IS the country-risk discount, shown rather than hidden.</w:t>
+        <w:t>Table 6 — three multiples triangulated, EACH APPLIED TO THE EARNINGS OF ITS OWN PERIOD. Left unadjusted for the cost-of-equity gap, the struck peer reference alone would give EGP 182.39 a share; the size of that gap IS the country-risk discount, shown rather than hidden. The peers behind the third leg are not named and their financial statements are not published, so that leg cannot be rebuilt from their filings — a stated limitation of the leg, and the reason the lens carries two other legs.</w:t>
       </w:r>
     </w:p>
     <w:p>
@@ -5523,7 +5720,7 @@
           <w:color w:val="1C3A36"/>
           <w:sz w:val="21"/>
         </w:rPr>
-        <w:t>FY2025 was the best operating year in the company's history: a 25.1% operating margin against 23.5% in FY2023 and 20.1% in FY2024. This lens deliberately gives part of that back. Applying the three-year average margin of 22.9% to FY2027 revenue, financing it at that year's cost of debt, taxing it at 23.5% and adding the normalised associate contribution gives EGP 8.38 a share of sustainable earnings. Capitalised at the PERPETUAL cost of equity of 14.90% less 5% growth, on the 77% payout that growth rate permits, that is EGP 65.27 a share. Using today's crisis-level cost of equity of 24.82% in a perpetuity would be a category error: a steady-state multiple takes a steady-state rate.</w:t>
+        <w:t>FY2025 was the best operating year in the company's history: a 25.1% operating margin against 23.5% in FY2023 and 20.1% in FY2024. This lens deliberately gives part of that back. Applying the three-year average margin of 22.9% to FY2027 revenue, financing it at that year's cost of debt, taxing it at 23.5% and adding the normalised associate contribution gives EGP 8.38 a share of sustainable earnings. Capitalised at the PERPETUAL cost of equity of 14.90% less 5% growth, on the 77% payout that growth rate permits, that is EGP 65.27 a share. Using today's crisis-level cost of equity of 25.57% in a perpetuity would be a category error: a steady-state multiple takes a steady-state rate.</w:t>
       </w:r>
     </w:p>
     <w:p>
@@ -5537,7 +5734,7 @@
           <w:color w:val="1C3A36"/>
           <w:sz w:val="24"/>
         </w:rPr>
-        <w:t>1.5 Synthesis — four methods, one field</w:t>
+        <w:t>1.5 Synthesis — four methods, five readings, two centres</w:t>
       </w:r>
     </w:p>
     <w:p>
@@ -5551,7 +5748,21 @@
           <w:color w:val="1C3A36"/>
           <w:sz w:val="21"/>
         </w:rPr>
-        <w:t>The five values run from EGP 50 to EGP 79. That spread is not a failure of the methods; it is the honest measure of how much the answer depends on which question you ask. The cash-flow lenses, which see the new plant's costs but not its revenue, sit at the top of the field. The relative lens, which prices the company on what its own economics justify, sits at the bottom. The weighted centre is EGP 67, against a market price of EGP 130.05.</w:t>
+        <w:t>Four methods produce five readings, because the cash-flow method is run on both framings of the contested provision judgement. They run from EGP 59 to EGP 74. That spread is not a failure of the methods; it is the honest measure of how much the answer depends on which question you ask.</w:t>
+      </w:r>
+    </w:p>
+    <w:p>
+      <w:pPr>
+        <w:spacing w:after="120" w:before="0"/>
+      </w:pPr>
+      <w:r>
+        <w:rPr>
+          <w:b w:val="0"/>
+          <w:i w:val="0"/>
+          <w:color w:val="1C3A36"/>
+          <w:sz w:val="21"/>
+        </w:rPr>
+        <w:t>There is no single weighted centre, and the absence is deliberate. The two provision frames are never averaged, and weighting both of them inside one number averages them. So the cash-flow weight of 50% is carried in full on ONE frame at a time, beside the three lenses that do not turn on the judgement at all — book value against sustainable return at 20%, relative multiples at 15%, and normalised earnings power at 15%. That gives EGP 61.68 a share on Frame A and EGP 69.15 on Frame B, against a market price of EGP 130.05. Which of the two a reader uses is a judgement about the debtor book, and it belongs to the reader.</w:t>
       </w:r>
     </w:p>
     <w:p>
@@ -7052,7 +7263,7 @@
           <w:color w:val="1C3A36"/>
           <w:sz w:val="21"/>
         </w:rPr>
-        <w:t>The crux is the new plant, and it is worth being precise about what this study does and does not assume. It CHARGES the plant: EGP 4,901 million of construction balance transfers into depreciable assets on the company's own disclosed licensing timetable, taking the depreciation charge from EGP 118 million in FY2025 to EGP 304 million in FY2026 and EGP 446 million by FY2028. The interest that had been capitalised into the construction balance — EGP 551 million in FY2025 alone — stops being capitalised and starts being expensed. It does NOT credit the plant with any revenue, because the company has published none.</w:t>
+        <w:t>The crux is the new plant, and it is worth being precise about what this study does and does not assume. It CHARGES the plant: EGP 4,901 million of construction balance transfers into depreciable assets on the company's own disclosed licensing timetable, taking the depreciation charge from EGP 118 million in FY2025 to EGP 304 million in FY2026 and EGP 446 million by FY2028. What it does NOT do is add the EGP 551 million of interest capitalised into the construction balance in FY2025 back onto the income statement. That would be the textbook consequence of the asset entering service, and the first cut of this model assumed it — but the company's own first quarter of 2026 says otherwise: financing expense of EGP 312.9 million ran DOWN 6.1% year on year, an annual rate near EGP 1,251 million against EGP 1,333 million actually borne in FY2025. The forecast is calibrated to that observed quarter rather than to the textbook, and the difference is disclosed here rather than left as an unexplained gap. It does NOT credit the plant with any revenue, because the company has published none.</w:t>
       </w:r>
     </w:p>
     <w:p>
@@ -7120,7 +7331,21 @@
           <w:color w:val="1C3A36"/>
           <w:sz w:val="21"/>
         </w:rPr>
-        <w:t>So the honest question is not what the plant is worth. It is how much it must sell. Solving the same model for the market price: an additional EGP 6,642 million of revenue by FY2030 at a 45% contribution margin closes the gap from EGP 67.22 to EGP 130.05. That is 28% of FY2030 revenue, or about USD 115 million a year — 1.15 times the USD 100 million the company says it invested in the plant.</w:t>
+        <w:t>So the honest question is not what the plant is worth. It is how much it must sell. Solving the same model for the market price: an additional EGP 6,849 million of revenue by FY2030 at a 45% contribution margin closes the gap from EGP 58.90 to EGP 130.05. That is 28% of FY2030 revenue, or about USD 119 million a year — 1.19 times the USD 100 million the company says it invested in the plant.</w:t>
+      </w:r>
+    </w:p>
+    <w:p>
+      <w:pPr>
+        <w:spacing w:after="120" w:before="0"/>
+      </w:pPr>
+      <w:r>
+        <w:rPr>
+          <w:b w:val="0"/>
+          <w:i w:val="0"/>
+          <w:color w:val="1C3A36"/>
+          <w:sz w:val="21"/>
+        </w:rPr>
+        <w:t>Two things have to be published for that hurdle to be checkable, and they are. THE RAMP: the incremental revenue is not dropped into the final year. It is phased 0% / 10% / 30% / 60% / 100% of the FY2030 level across FY2026E to FY2030E. The same total placed entirely in the final year would be a materially LOWER and easier hurdle, so a reverse valuation that does not state its ramp cannot be audited. THE REINVESTMENT: the incremental revenue is charged capital expenditure at the same share of revenue as the existing business, and working capital on the same day ratios, so it meets the identical reinvestment discipline. Left uncharged — which is how the first cut of this model ran it — the hurdle prices out about USD 115 million a year instead of USD 119 million, which understates what the market is actually asking of the plant.</w:t>
       </w:r>
     </w:p>
     <w:tbl>
@@ -7169,7 +7394,7 @@
                 <w:color w:val="1C3A36"/>
                 <w:sz w:val="19"/>
               </w:rPr>
-              <w:t>It is observable. Roughly USD 115 million a year of biosimilar revenue by 2030 is a figure the company will eventually disclose, and a reader can check this study against it. An asset turn of 1.15 times on a specialist biologics facility is demanding but not absurd; whether it is achievable in Egypt, at Egyptian reimbursement prices, on a product set still moving through registration, is the question the market is answering yes to and this study is declining to answer either way.</w:t>
+              <w:t>It is observable. Roughly USD 119 million a year of biosimilar revenue by 2030 is a figure the company will eventually disclose, and a reader can check this study against it. An asset turn of 1.19 times on a specialist biologics facility is demanding but not absurd; whether it is achievable in Egypt, at Egyptian reimbursement prices, on a product set still moving through registration, is the question the market is answering yes to and this study is declining to answer either way.</w:t>
             </w:r>
           </w:p>
         </w:tc>
@@ -8102,6 +8327,188 @@
           </w:p>
         </w:tc>
       </w:tr>
+      <w:tr>
+        <w:tc>
+          <w:tcPr>
+            <w:tcW w:type="dxa" w:w="2520"/>
+          </w:tcPr>
+          <w:p>
+            <w:pPr>
+              <w:spacing w:after="20"/>
+            </w:pPr>
+            <w:r>
+              <w:rPr>
+                <w:color w:val="1C3A36"/>
+                <w:sz w:val="16"/>
+              </w:rPr>
+              <w:t>Attributable profit (EGP m)</w:t>
+            </w:r>
+          </w:p>
+        </w:tc>
+        <w:tc>
+          <w:tcPr>
+            <w:tcW w:type="dxa" w:w="1368"/>
+          </w:tcPr>
+          <w:p>
+            <w:pPr>
+              <w:spacing w:after="20"/>
+              <w:jc w:val="right"/>
+            </w:pPr>
+            <w:r>
+              <w:rPr>
+                <w:color w:val="1C3A36"/>
+                <w:sz w:val="16"/>
+              </w:rPr>
+              <w:t>284</w:t>
+            </w:r>
+          </w:p>
+        </w:tc>
+        <w:tc>
+          <w:tcPr>
+            <w:tcW w:type="dxa" w:w="1512"/>
+          </w:tcPr>
+          <w:p>
+            <w:pPr>
+              <w:spacing w:after="20"/>
+              <w:jc w:val="right"/>
+            </w:pPr>
+            <w:r>
+              <w:rPr>
+                <w:color w:val="1C3A36"/>
+                <w:sz w:val="16"/>
+              </w:rPr>
+              <w:t>1,285</w:t>
+            </w:r>
+          </w:p>
+        </w:tc>
+        <w:tc>
+          <w:tcPr>
+            <w:tcW w:type="dxa" w:w="1440"/>
+          </w:tcPr>
+          <w:p>
+            <w:pPr>
+              <w:spacing w:after="20"/>
+              <w:jc w:val="right"/>
+            </w:pPr>
+            <w:r>
+              <w:rPr>
+                <w:color w:val="1C3A36"/>
+                <w:sz w:val="16"/>
+              </w:rPr>
+              <w:t>1,014</w:t>
+            </w:r>
+          </w:p>
+        </w:tc>
+        <w:tc>
+          <w:tcPr>
+            <w:tcW w:type="dxa" w:w="3312"/>
+          </w:tcPr>
+          <w:p>
+            <w:pPr>
+              <w:spacing w:after="20"/>
+              <w:jc w:val="right"/>
+            </w:pPr>
+            <w:r>
+              <w:rPr>
+                <w:color w:val="1C3A36"/>
+                <w:sz w:val="16"/>
+              </w:rPr>
+              <w:t>the study is -21% below the quarter's seasonal read</w:t>
+            </w:r>
+          </w:p>
+        </w:tc>
+      </w:tr>
+      <w:tr>
+        <w:tc>
+          <w:tcPr>
+            <w:tcW w:type="dxa" w:w="2520"/>
+          </w:tcPr>
+          <w:p>
+            <w:pPr>
+              <w:spacing w:after="20"/>
+            </w:pPr>
+            <w:r>
+              <w:rPr>
+                <w:color w:val="1C3A36"/>
+                <w:sz w:val="16"/>
+              </w:rPr>
+              <w:t>Attributable earnings per share (EGP)</w:t>
+            </w:r>
+          </w:p>
+        </w:tc>
+        <w:tc>
+          <w:tcPr>
+            <w:tcW w:type="dxa" w:w="1368"/>
+          </w:tcPr>
+          <w:p>
+            <w:pPr>
+              <w:spacing w:after="20"/>
+              <w:jc w:val="right"/>
+            </w:pPr>
+            <w:r>
+              <w:rPr>
+                <w:color w:val="1C3A36"/>
+                <w:sz w:val="16"/>
+              </w:rPr>
+              <w:t>1.68</w:t>
+            </w:r>
+          </w:p>
+        </w:tc>
+        <w:tc>
+          <w:tcPr>
+            <w:tcW w:type="dxa" w:w="1512"/>
+          </w:tcPr>
+          <w:p>
+            <w:pPr>
+              <w:spacing w:after="20"/>
+              <w:jc w:val="right"/>
+            </w:pPr>
+            <w:r>
+              <w:rPr>
+                <w:color w:val="1C3A36"/>
+                <w:sz w:val="16"/>
+              </w:rPr>
+              <w:t>7.61</w:t>
+            </w:r>
+          </w:p>
+        </w:tc>
+        <w:tc>
+          <w:tcPr>
+            <w:tcW w:type="dxa" w:w="1440"/>
+          </w:tcPr>
+          <w:p>
+            <w:pPr>
+              <w:spacing w:after="20"/>
+              <w:jc w:val="right"/>
+            </w:pPr>
+            <w:r>
+              <w:rPr>
+                <w:color w:val="1C3A36"/>
+                <w:sz w:val="16"/>
+              </w:rPr>
+              <w:t>6.01</w:t>
+            </w:r>
+          </w:p>
+        </w:tc>
+        <w:tc>
+          <w:tcPr>
+            <w:tcW w:type="dxa" w:w="3312"/>
+          </w:tcPr>
+          <w:p>
+            <w:pPr>
+              <w:spacing w:after="20"/>
+              <w:jc w:val="right"/>
+            </w:pPr>
+            <w:r>
+              <w:rPr>
+                <w:color w:val="1C3A36"/>
+                <w:sz w:val="16"/>
+              </w:rPr>
+              <w:t>the two lines the appendix must reproduce, checked here</w:t>
+            </w:r>
+          </w:p>
+        </w:tc>
+      </w:tr>
     </w:tbl>
     <w:p>
       <w:pPr>
@@ -8119,7 +8526,7 @@
           <w:color w:val="6E7B77"/>
           <w:sz w:val="17"/>
         </w:rPr>
-        <w:t>Table 11 — the forecast against the first quarter it can be checked on. The middle column reads the quarter into a year on the FY2025 seasonal shape, in which the first quarter carried 24.4% of sales and 22.1% of attributable profit.</w:t>
+        <w:t>Table 9 — the forecast against the first quarter it can be checked on, INCLUDING the bottom line. The middle column reads the quarter into a year on the FY2025 seasonal shape ONLY for net sales (24.4% of sales) and for attributable profit and earnings per share (22.1% of profit). Every other line in that column is a plain four-times annualisation, because no seasonal shape is disclosed for it — stated rather than implied.</w:t>
       </w:r>
     </w:p>
     <w:p>
@@ -8161,7 +8568,7 @@
           <w:color w:val="1C3A36"/>
           <w:sz w:val="21"/>
         </w:rPr>
-        <w:t>The quoted ten-year Egyptian local-currency government yield is 22.31%. That yield is not riskless: it contains the sovereign's own default risk. Subtracting Egypt's sovereign credit-default-swap spread of 3.41% leaves a normalised risk-free rate of 18.90%. Adding beta times the country equity risk premium gives the cost of equity. Charging the raw 22.31% yield AND a country-loaded premium would give 28.23% and would count sovereign risk twice; that construction is not used here.</w:t>
+        <w:t>The quoted ten-year Egyptian local-currency government yield is 23.00%. That yield is not riskless: it contains the sovereign's own default risk. Subtracting Egypt's sovereign credit-default-swap spread of 3.42% leaves a normalised risk-free rate of 19.58%. Adding beta times the TOTAL equity risk premium gives the cost of equity. Charging the raw 23.00% yield AND a country-loaded premium would give 28.99% and would count sovereign risk twice; that construction is not used here.</w:t>
       </w:r>
     </w:p>
     <w:tbl>
@@ -8302,7 +8709,7 @@
                 <w:color w:val="1C3A36"/>
                 <w:sz w:val="16"/>
               </w:rPr>
-              <w:t>22.31%</w:t>
+              <w:t>23.00%</w:t>
             </w:r>
           </w:p>
         </w:tc>
@@ -8320,7 +8727,7 @@
                 <w:color w:val="1C3A36"/>
                 <w:sz w:val="16"/>
               </w:rPr>
-              <w:t>22.31%</w:t>
+              <w:t>23.00%</w:t>
             </w:r>
           </w:p>
         </w:tc>
@@ -8338,7 +8745,7 @@
                 <w:color w:val="1C3A36"/>
                 <w:sz w:val="16"/>
               </w:rPr>
-              <w:t>House reference print of 21 July 2026</w:t>
+              <w:t>Observable print of 6 August 2026 — the SAME date as the share price used throughout. A market-data series, not an auction print: the central bank auction page could not be read, so the level is indicated rather than proven, and it is sensitised</w:t>
             </w:r>
           </w:p>
         </w:tc>
@@ -8375,7 +8782,7 @@
                 <w:color w:val="1C3A36"/>
                 <w:sz w:val="16"/>
               </w:rPr>
-              <w:t>3.41%</w:t>
+              <w:t>3.42%</w:t>
             </w:r>
           </w:p>
         </w:tc>
@@ -8393,7 +8800,7 @@
                 <w:color w:val="1C3A36"/>
                 <w:sz w:val="16"/>
               </w:rPr>
-              <w:t>6.37%</w:t>
+              <w:t>5.97%</w:t>
             </w:r>
           </w:p>
         </w:tc>
@@ -8411,7 +8818,7 @@
                 <w:color w:val="1C3A36"/>
                 <w:sz w:val="16"/>
               </w:rPr>
-              <w:t>Country risk-premium file, Egypt row, read 9 August 2026</w:t>
+              <w:t>Country risk-premium dataset, Egypt row, MID-YEAR (July 2026) vintage, spreads measured 30 June 2026</w:t>
             </w:r>
           </w:p>
         </w:tc>
@@ -8448,7 +8855,7 @@
                 <w:color w:val="1C3A36"/>
                 <w:sz w:val="16"/>
               </w:rPr>
-              <w:t>18.90%</w:t>
+              <w:t>19.58%</w:t>
             </w:r>
           </w:p>
         </w:tc>
@@ -8466,7 +8873,7 @@
                 <w:color w:val="1C3A36"/>
                 <w:sz w:val="16"/>
               </w:rPr>
-              <w:t>15.94%</w:t>
+              <w:t>17.03%</w:t>
             </w:r>
           </w:p>
         </w:tc>
@@ -8503,7 +8910,7 @@
                 <w:color w:val="1C3A36"/>
                 <w:sz w:val="16"/>
               </w:rPr>
-              <w:t>Country equity risk premium</w:t>
+              <w:t>TOTAL equity risk premium</w:t>
             </w:r>
           </w:p>
         </w:tc>
@@ -8521,7 +8928,7 @@
                 <w:color w:val="1C3A36"/>
                 <w:sz w:val="16"/>
               </w:rPr>
-              <w:t>9.41%</w:t>
+              <w:t>9.52%</w:t>
             </w:r>
           </w:p>
         </w:tc>
@@ -8539,7 +8946,7 @@
                 <w:color w:val="1C3A36"/>
                 <w:sz w:val="16"/>
               </w:rPr>
-              <w:t>13.94%</w:t>
+              <w:t>13.48%</w:t>
             </w:r>
           </w:p>
         </w:tc>
@@ -8557,7 +8964,7 @@
                 <w:color w:val="1C3A36"/>
                 <w:sz w:val="16"/>
               </w:rPr>
-              <w:t>Same file, same row, the two published columns</w:t>
+              <w:t>Same dataset, same row, its two TOTAL equity risk premium columns. This is the figure that multiplies beta</w:t>
             </w:r>
           </w:p>
         </w:tc>
@@ -8576,7 +8983,7 @@
                 <w:color w:val="1C3A36"/>
                 <w:sz w:val="16"/>
               </w:rPr>
-              <w:t>Beta</w:t>
+              <w:t xml:space="preserve">   memorandum: country risk premium</w:t>
             </w:r>
           </w:p>
         </w:tc>
@@ -8594,7 +9001,7 @@
                 <w:color w:val="1C3A36"/>
                 <w:sz w:val="16"/>
               </w:rPr>
-              <w:t>0.629</w:t>
+              <w:t>5.32%</w:t>
             </w:r>
           </w:p>
         </w:tc>
@@ -8612,7 +9019,7 @@
                 <w:color w:val="1C3A36"/>
                 <w:sz w:val="16"/>
               </w:rPr>
-              <w:t>0.629</w:t>
+              <w:t>9.28%</w:t>
             </w:r>
           </w:p>
         </w:tc>
@@ -8630,7 +9037,7 @@
                 <w:color w:val="1C3A36"/>
                 <w:sz w:val="16"/>
               </w:rPr>
-              <w:t>Own-stock weekly regression against a 36-name local composite, five years; R-squared 0.235, n = 257, standard error 0.071</w:t>
+              <w:t>The dataset's separate COUNTRY risk premium column, shown so a reader checking that column finds the same numbers this study calls by that name. It is NOT added to the cost of equity — the total premium above already contains it</w:t>
             </w:r>
           </w:p>
         </w:tc>
@@ -8639,6 +9046,79 @@
         <w:tc>
           <w:tcPr>
             <w:tcW w:type="dxa" w:w="2808"/>
+          </w:tcPr>
+          <w:p>
+            <w:pPr>
+              <w:spacing w:after="20"/>
+            </w:pPr>
+            <w:r>
+              <w:rPr>
+                <w:color w:val="1C3A36"/>
+                <w:sz w:val="16"/>
+              </w:rPr>
+              <w:t>Beta</w:t>
+            </w:r>
+          </w:p>
+        </w:tc>
+        <w:tc>
+          <w:tcPr>
+            <w:tcW w:type="dxa" w:w="1368"/>
+          </w:tcPr>
+          <w:p>
+            <w:pPr>
+              <w:spacing w:after="20"/>
+              <w:jc w:val="right"/>
+            </w:pPr>
+            <w:r>
+              <w:rPr>
+                <w:color w:val="1C3A36"/>
+                <w:sz w:val="16"/>
+              </w:rPr>
+              <w:t>0.629</w:t>
+            </w:r>
+          </w:p>
+        </w:tc>
+        <w:tc>
+          <w:tcPr>
+            <w:tcW w:type="dxa" w:w="1368"/>
+          </w:tcPr>
+          <w:p>
+            <w:pPr>
+              <w:spacing w:after="20"/>
+              <w:jc w:val="right"/>
+            </w:pPr>
+            <w:r>
+              <w:rPr>
+                <w:color w:val="1C3A36"/>
+                <w:sz w:val="16"/>
+              </w:rPr>
+              <w:t>0.629</w:t>
+            </w:r>
+          </w:p>
+        </w:tc>
+        <w:tc>
+          <w:tcPr>
+            <w:tcW w:type="dxa" w:w="4536"/>
+          </w:tcPr>
+          <w:p>
+            <w:pPr>
+              <w:spacing w:after="20"/>
+              <w:jc w:val="right"/>
+            </w:pPr>
+            <w:r>
+              <w:rPr>
+                <w:color w:val="1C3A36"/>
+                <w:sz w:val="16"/>
+              </w:rPr>
+              <w:t>Own-stock weekly regression against a 36-name local composite, five years; R-squared 0.235, n = 257, standard error 0.071</w:t>
+            </w:r>
+          </w:p>
+        </w:tc>
+      </w:tr>
+      <w:tr>
+        <w:tc>
+          <w:tcPr>
+            <w:tcW w:type="dxa" w:w="2808"/>
             <w:shd w:val="clear" w:color="auto" w:fill="F6F1E6"/>
           </w:tcPr>
           <w:p>
@@ -8671,7 +9151,7 @@
                 <w:color w:val="1C3A36"/>
                 <w:sz w:val="16"/>
               </w:rPr>
-              <w:t>24.82%</w:t>
+              <w:t>25.57%</w:t>
             </w:r>
           </w:p>
         </w:tc>
@@ -8691,7 +9171,7 @@
                 <w:color w:val="1C3A36"/>
                 <w:sz w:val="16"/>
               </w:rPr>
-              <w:t>24.71%</w:t>
+              <w:t>25.51%</w:t>
             </w:r>
           </w:p>
         </w:tc>
@@ -8711,7 +9191,7 @@
                 <w:color w:val="1C3A36"/>
                 <w:sz w:val="16"/>
               </w:rPr>
-              <w:t>The two bases agree to 11 basis points</w:t>
+              <w:t>The two bases agree to 6 basis points</w:t>
             </w:r>
           </w:p>
         </w:tc>
@@ -9117,7 +9597,7 @@
                 <w:color w:val="1C3A36"/>
                 <w:sz w:val="16"/>
               </w:rPr>
-              <w:t>22.19%</w:t>
+              <w:t>22.75%</w:t>
             </w:r>
           </w:p>
         </w:tc>
@@ -9156,7 +9636,7 @@
                 <w:color w:val="1C3A36"/>
                 <w:sz w:val="16"/>
               </w:rPr>
-              <w:t>On gross debt: 21.83% — both published</w:t>
+              <w:t>On gross debt: 22.36% — both published</w:t>
             </w:r>
           </w:p>
         </w:tc>
@@ -9197,7 +9677,7 @@
                 <w:color w:val="1C3A36"/>
                 <w:sz w:val="16"/>
               </w:rPr>
-              <w:t>13.83%</w:t>
+              <w:t>13.56%</w:t>
             </w:r>
           </w:p>
         </w:tc>
@@ -9236,7 +9716,7 @@
                 <w:color w:val="1C3A36"/>
                 <w:sz w:val="16"/>
               </w:rPr>
-              <w:t>cost of equity 14.90%, cost of debt after tax 9.56%, debt weight 20%</w:t>
+              <w:t>cost of equity 14.90%, cost of debt after tax 9.56%, DERIVED debt weight 25.1% on today's market values. The forecast balance sheet, once funded, carries 39.5% on book at FY2030E, which would give 12.79% — both are published and neither is 20%</w:t>
             </w:r>
           </w:p>
         </w:tc>
@@ -9258,7 +9738,7 @@
           <w:color w:val="6E7B77"/>
           <w:sz w:val="17"/>
         </w:rPr>
-        <w:t>Table 9 — the cost of capital, built rather than asserted, and published on both bases the source provides.</w:t>
+        <w:t>Table 10 — the cost of capital, built rather than asserted, and published on both bases the source provides.</w:t>
       </w:r>
     </w:p>
     <w:p>
@@ -9272,7 +9752,7 @@
           <w:color w:val="1C3A36"/>
           <w:sz w:val="21"/>
         </w:rPr>
-        <w:t>A cost-of-debt cross-check that a reader can run: the company expensed EGP 1,275 million of interest in FY2025 and capitalised a further EGP 551 million into the construction balance. On average gross debt of EGP 8,999 million that is 14.2% expensed and 20.3% all-in. The 18.5% marginal rate used here sits inside that pair, which is the test that matters: a marginal rate below what the company actually pays, or above what it actually incurs, would not be credible.</w:t>
+        <w:t>A cost-of-debt cross-check that a reader can run. Two FY2025 figures are in play and they are not the same line: INTEREST ON CREDIT FACILITIES of EGP 1,275.31 million, which is what an interest RATE has to be computed on, and the income statement's FINANCE COSTS of EGP 1,332.95 million, which is that interest plus EGP 57.63 million of bank commissions and charges. Both are in the same note. The company expensed EGP 1,275 million of interest in FY2025 and capitalised a further EGP 551 million into the construction balance. On average gross debt of EGP 8,999 million that is 14.2% expensed and 20.3% all-in. The 18.5% marginal rate used here sits inside that pair, which is the test that matters: a marginal rate below what the company actually pays, or above what it actually incurs, would not be credible.</w:t>
       </w:r>
     </w:p>
     <w:p>
@@ -9286,7 +9766,7 @@
           <w:color w:val="1C3A36"/>
           <w:sz w:val="21"/>
         </w:rPr>
-        <w:t>One arithmetic point that looks wrong and is not. The first-year discount rate of 22.19% sits close to the 22.31% quoted government yield. That is a consequence of the normalisation, not an error: the quoted yield contains default risk that this build strips out and re-charges inside the equity premium, where it belongs. Comparing a cost of capital built on a normalised risk-free rate to a raw quoted yield is comparing two different things.</w:t>
+        <w:t>One arithmetic point that looks wrong and is not. The first-year discount rate of 22.75% sits close to the 23.00% quoted government yield. That is a consequence of the normalisation, not an error: the quoted yield contains default risk that this build strips out and re-charges inside the equity premium, where it belongs. Comparing a cost of capital built on a normalised risk-free rate to a raw quoted yield is comparing two different things.</w:t>
       </w:r>
     </w:p>
     <w:p>
@@ -9305,13 +9785,359 @@
     </w:p>
     <w:p>
       <w:pPr>
+        <w:spacing w:after="120" w:before="0"/>
+      </w:pPr>
+      <w:r>
+        <w:rPr>
+          <w:b w:val="0"/>
+          <w:i w:val="0"/>
+          <w:color w:val="1C3A36"/>
+          <w:sz w:val="21"/>
+        </w:rPr>
+        <w:t>Before the grids, the one input that carries the study's contested judgement, read every way the disclosed statements allow. Frame A carries 5.25% of revenue. That is NOT the three-year average, and this edition no longer calls it one: it is struck marginally above the mean of the two years either side of the FY2024 spike. Every reading, and what each is worth:</w:t>
+      </w:r>
+    </w:p>
+    <w:tbl>
+      <w:tblPr>
+        <w:tblW w:type="auto" w:w="0"/>
+        <w:jc w:val="center"/>
+        <w:tblLook w:firstColumn="1" w:firstRow="1" w:lastColumn="0" w:lastRow="0" w:noHBand="0" w:noVBand="1" w:val="04A0"/>
+        <w:tblLayout w:type="fixed"/>
+        <w:tblCellMar>
+          <w:top w:w="40" w:type="dxa"/>
+          <w:left w:w="90" w:type="dxa"/>
+          <w:bottom w:w="40" w:type="dxa"/>
+          <w:right w:w="90" w:type="dxa"/>
+        </w:tblCellMar>
+        <w:tblBorders>
+          <w:top w:val="single" w:sz="4" w:space="0" w:color="C9D4D1"/>
+          <w:left w:val="single" w:sz="4" w:space="0" w:color="C9D4D1"/>
+          <w:bottom w:val="single" w:sz="4" w:space="0" w:color="C9D4D1"/>
+          <w:right w:val="single" w:sz="4" w:space="0" w:color="C9D4D1"/>
+          <w:insideH w:val="single" w:sz="4" w:space="0" w:color="C9D4D1"/>
+          <w:insideV w:val="single" w:sz="4" w:space="0" w:color="C9D4D1"/>
+        </w:tblBorders>
+        <w:tblLayout w:type="fixed"/>
+      </w:tblPr>
+      <w:tblGrid>
+        <w:gridCol w:w="5040"/>
+        <w:gridCol w:w="1944"/>
+        <w:gridCol w:w="2664"/>
+      </w:tblGrid>
+      <w:tr>
+        <w:tc>
+          <w:tcPr>
+            <w:tcW w:type="dxa" w:w="5040"/>
+            <w:shd w:val="clear" w:color="auto" w:fill="EAF0EE"/>
+          </w:tcPr>
+          <w:p>
+            <w:pPr>
+              <w:spacing w:after="20"/>
+            </w:pPr>
+            <w:r>
+              <w:rPr>
+                <w:b/>
+                <w:color w:val="1C3A36"/>
+                <w:sz w:val="17"/>
+              </w:rPr>
+              <w:t>Reading of the provision charge</w:t>
+            </w:r>
+          </w:p>
+        </w:tc>
+        <w:tc>
+          <w:tcPr>
+            <w:tcW w:type="dxa" w:w="1944"/>
+            <w:shd w:val="clear" w:color="auto" w:fill="EAF0EE"/>
+          </w:tcPr>
+          <w:p>
+            <w:pPr>
+              <w:spacing w:after="20"/>
+            </w:pPr>
+            <w:r>
+              <w:rPr>
+                <w:b/>
+                <w:color w:val="1C3A36"/>
+                <w:sz w:val="17"/>
+              </w:rPr>
+              <w:t>Share of revenue</w:t>
+            </w:r>
+          </w:p>
+        </w:tc>
+        <w:tc>
+          <w:tcPr>
+            <w:tcW w:type="dxa" w:w="2664"/>
+            <w:shd w:val="clear" w:color="auto" w:fill="EAF0EE"/>
+          </w:tcPr>
+          <w:p>
+            <w:pPr>
+              <w:spacing w:after="20"/>
+            </w:pPr>
+            <w:r>
+              <w:rPr>
+                <w:b/>
+                <w:color w:val="1C3A36"/>
+                <w:sz w:val="17"/>
+              </w:rPr>
+              <w:t>Frame A value (EGP/share)</w:t>
+            </w:r>
+          </w:p>
+        </w:tc>
+      </w:tr>
+      <w:tr>
+        <w:tc>
+          <w:tcPr>
+            <w:tcW w:type="dxa" w:w="5040"/>
+            <w:shd w:val="clear" w:color="auto" w:fill="F6F1E6"/>
+          </w:tcPr>
+          <w:p>
+            <w:pPr>
+              <w:spacing w:after="20"/>
+            </w:pPr>
+            <w:r>
+              <w:rPr>
+                <w:b/>
+                <w:color w:val="1C3A36"/>
+                <w:sz w:val="17"/>
+              </w:rPr>
+              <w:t>Carried — struck above the two non-outlier years</w:t>
+            </w:r>
+          </w:p>
+        </w:tc>
+        <w:tc>
+          <w:tcPr>
+            <w:tcW w:type="dxa" w:w="1944"/>
+            <w:shd w:val="clear" w:color="auto" w:fill="F6F1E6"/>
+          </w:tcPr>
+          <w:p>
+            <w:pPr>
+              <w:spacing w:after="20"/>
+              <w:jc w:val="right"/>
+            </w:pPr>
+            <w:r>
+              <w:rPr>
+                <w:b/>
+                <w:color w:val="1C3A36"/>
+                <w:sz w:val="17"/>
+              </w:rPr>
+              <w:t>5.25%</w:t>
+            </w:r>
+          </w:p>
+        </w:tc>
+        <w:tc>
+          <w:tcPr>
+            <w:tcW w:type="dxa" w:w="2664"/>
+            <w:shd w:val="clear" w:color="auto" w:fill="F6F1E6"/>
+          </w:tcPr>
+          <w:p>
+            <w:pPr>
+              <w:spacing w:after="20"/>
+              <w:jc w:val="right"/>
+            </w:pPr>
+            <w:r>
+              <w:rPr>
+                <w:b/>
+                <w:color w:val="1C3A36"/>
+                <w:sz w:val="17"/>
+              </w:rPr>
+              <w:t>58.90</w:t>
+            </w:r>
+          </w:p>
+        </w:tc>
+      </w:tr>
+      <w:tr>
+        <w:tc>
+          <w:tcPr>
+            <w:tcW w:type="dxa" w:w="5040"/>
+          </w:tcPr>
+          <w:p>
+            <w:pPr>
+              <w:spacing w:after="20"/>
+            </w:pPr>
+            <w:r>
+              <w:rPr>
+                <w:color w:val="1C3A36"/>
+                <w:sz w:val="17"/>
+              </w:rPr>
+              <w:t>Mean of the three disclosed years, including the FY2024 spike</w:t>
+            </w:r>
+          </w:p>
+        </w:tc>
+        <w:tc>
+          <w:tcPr>
+            <w:tcW w:type="dxa" w:w="1944"/>
+          </w:tcPr>
+          <w:p>
+            <w:pPr>
+              <w:spacing w:after="20"/>
+              <w:jc w:val="right"/>
+            </w:pPr>
+            <w:r>
+              <w:rPr>
+                <w:color w:val="1C3A36"/>
+                <w:sz w:val="17"/>
+              </w:rPr>
+              <w:t>6.52%</w:t>
+            </w:r>
+          </w:p>
+        </w:tc>
+        <w:tc>
+          <w:tcPr>
+            <w:tcW w:type="dxa" w:w="2664"/>
+          </w:tcPr>
+          <w:p>
+            <w:pPr>
+              <w:spacing w:after="20"/>
+              <w:jc w:val="right"/>
+            </w:pPr>
+            <w:r>
+              <w:rPr>
+                <w:color w:val="1C3A36"/>
+                <w:sz w:val="17"/>
+              </w:rPr>
+              <w:t>51.29</w:t>
+            </w:r>
+          </w:p>
+        </w:tc>
+      </w:tr>
+      <w:tr>
+        <w:tc>
+          <w:tcPr>
+            <w:tcW w:type="dxa" w:w="5040"/>
+          </w:tcPr>
+          <w:p>
+            <w:pPr>
+              <w:spacing w:after="20"/>
+            </w:pPr>
+            <w:r>
+              <w:rPr>
+                <w:color w:val="1C3A36"/>
+                <w:sz w:val="17"/>
+              </w:rPr>
+              <w:t>Expected-credit-loss component alone, three-year mean</w:t>
+            </w:r>
+          </w:p>
+        </w:tc>
+        <w:tc>
+          <w:tcPr>
+            <w:tcW w:type="dxa" w:w="1944"/>
+          </w:tcPr>
+          <w:p>
+            <w:pPr>
+              <w:spacing w:after="20"/>
+              <w:jc w:val="right"/>
+            </w:pPr>
+            <w:r>
+              <w:rPr>
+                <w:color w:val="1C3A36"/>
+                <w:sz w:val="17"/>
+              </w:rPr>
+              <w:t>3.03%</w:t>
+            </w:r>
+          </w:p>
+        </w:tc>
+        <w:tc>
+          <w:tcPr>
+            <w:tcW w:type="dxa" w:w="2664"/>
+          </w:tcPr>
+          <w:p>
+            <w:pPr>
+              <w:spacing w:after="20"/>
+              <w:jc w:val="right"/>
+            </w:pPr>
+            <w:r>
+              <w:rPr>
+                <w:color w:val="1C3A36"/>
+                <w:sz w:val="17"/>
+              </w:rPr>
+              <w:t>72.28</w:t>
+            </w:r>
+          </w:p>
+        </w:tc>
+      </w:tr>
+      <w:tr>
+        <w:tc>
+          <w:tcPr>
+            <w:tcW w:type="dxa" w:w="5040"/>
+          </w:tcPr>
+          <w:p>
+            <w:pPr>
+              <w:spacing w:after="20"/>
+            </w:pPr>
+            <w:r>
+              <w:rPr>
+                <w:color w:val="1C3A36"/>
+                <w:sz w:val="17"/>
+              </w:rPr>
+              <w:t>The two non-outlier years, FY2023 and FY2025</w:t>
+            </w:r>
+          </w:p>
+        </w:tc>
+        <w:tc>
+          <w:tcPr>
+            <w:tcW w:type="dxa" w:w="1944"/>
+          </w:tcPr>
+          <w:p>
+            <w:pPr>
+              <w:spacing w:after="20"/>
+              <w:jc w:val="right"/>
+            </w:pPr>
+            <w:r>
+              <w:rPr>
+                <w:color w:val="1C3A36"/>
+                <w:sz w:val="17"/>
+              </w:rPr>
+              <w:t>5.15%</w:t>
+            </w:r>
+          </w:p>
+        </w:tc>
+        <w:tc>
+          <w:tcPr>
+            <w:tcW w:type="dxa" w:w="2664"/>
+          </w:tcPr>
+          <w:p>
+            <w:pPr>
+              <w:spacing w:after="20"/>
+              <w:jc w:val="right"/>
+            </w:pPr>
+            <w:r>
+              <w:rPr>
+                <w:color w:val="1C3A36"/>
+                <w:sz w:val="17"/>
+              </w:rPr>
+              <w:t>59.50</w:t>
+            </w:r>
+          </w:p>
+        </w:tc>
+      </w:tr>
+    </w:tbl>
+    <w:p>
+      <w:pPr>
+        <w:spacing w:after="40"/>
+      </w:pPr>
+    </w:p>
+    <w:p>
+      <w:pPr>
+        <w:spacing w:after="200" w:before="0"/>
+      </w:pPr>
+      <w:r>
+        <w:rPr>
+          <w:b w:val="0"/>
+          <w:i/>
+          <w:color w:val="6E7B77"/>
+          <w:sz w:val="17"/>
+        </w:rPr>
+        <w:t>Table 11 — the contested judgement, priced on every reading of it the audited statements support. The three-year mean of 6.52% includes the FY2024 spike of 9.25%; the expected-credit-loss component alone averages 3.03% across the same three years. For context that none of these readings carries: the first quarter of 2026 booked NO expected credit loss at all.</w:t>
+      </w:r>
+    </w:p>
+    <w:p>
+      <w:pPr>
         <w:spacing w:after="40"/>
         <w:jc w:val="center"/>
       </w:pPr>
       <w:r>
         <w:drawing>
           <wp:inline xmlns:a="http://schemas.openxmlformats.org/drawingml/2006/main" xmlns:pic="http://schemas.openxmlformats.org/drawingml/2006/picture">
-            <wp:extent cx="6126480" cy="2676090"/>
+            <wp:extent cx="6126480" cy="2631359"/>
             <wp:docPr id="6" name="Picture 6"/>
             <wp:cNvGraphicFramePr>
               <a:graphicFrameLocks noChangeAspect="1"/>
@@ -9332,7 +10158,7 @@
                   <pic:spPr>
                     <a:xfrm>
                       <a:off x="0" y="0"/>
-                      <a:ext cx="6126480" cy="2676090"/>
+                      <a:ext cx="6126480" cy="2631359"/>
                     </a:xfrm>
                     <a:prstGeom prst="rect"/>
                   </pic:spPr>
@@ -9535,6 +10361,42 @@
                 <w:color w:val="1C3A36"/>
                 <w:sz w:val="17"/>
               </w:rPr>
+              <w:t>70</w:t>
+            </w:r>
+          </w:p>
+        </w:tc>
+        <w:tc>
+          <w:tcPr>
+            <w:tcW w:type="dxa" w:w="1368"/>
+          </w:tcPr>
+          <w:p>
+            <w:pPr>
+              <w:spacing w:after="20"/>
+              <w:jc w:val="right"/>
+            </w:pPr>
+            <w:r>
+              <w:rPr>
+                <w:color w:val="1C3A36"/>
+                <w:sz w:val="17"/>
+              </w:rPr>
+              <w:t>74</w:t>
+            </w:r>
+          </w:p>
+        </w:tc>
+        <w:tc>
+          <w:tcPr>
+            <w:tcW w:type="dxa" w:w="1368"/>
+          </w:tcPr>
+          <w:p>
+            <w:pPr>
+              <w:spacing w:after="20"/>
+              <w:jc w:val="right"/>
+            </w:pPr>
+            <w:r>
+              <w:rPr>
+                <w:color w:val="1C3A36"/>
+                <w:sz w:val="17"/>
+              </w:rPr>
               <w:t>78</w:t>
             </w:r>
           </w:p>
@@ -9553,7 +10415,7 @@
                 <w:color w:val="1C3A36"/>
                 <w:sz w:val="17"/>
               </w:rPr>
-              <w:t>83</w:t>
+              <w:t>84</w:t>
             </w:r>
           </w:p>
         </w:tc>
@@ -9571,43 +10433,7 @@
                 <w:color w:val="1C3A36"/>
                 <w:sz w:val="17"/>
               </w:rPr>
-              <w:t>90</w:t>
-            </w:r>
-          </w:p>
-        </w:tc>
-        <w:tc>
-          <w:tcPr>
-            <w:tcW w:type="dxa" w:w="1368"/>
-          </w:tcPr>
-          <w:p>
-            <w:pPr>
-              <w:spacing w:after="20"/>
-              <w:jc w:val="right"/>
-            </w:pPr>
-            <w:r>
-              <w:rPr>
-                <w:color w:val="1C3A36"/>
-                <w:sz w:val="17"/>
-              </w:rPr>
-              <w:t>98</w:t>
-            </w:r>
-          </w:p>
-        </w:tc>
-        <w:tc>
-          <w:tcPr>
-            <w:tcW w:type="dxa" w:w="1368"/>
-          </w:tcPr>
-          <w:p>
-            <w:pPr>
-              <w:spacing w:after="20"/>
-              <w:jc w:val="right"/>
-            </w:pPr>
-            <w:r>
-              <w:rPr>
-                <w:color w:val="1C3A36"/>
-                <w:sz w:val="17"/>
-              </w:rPr>
-              <w:t>110</w:t>
+              <w:t>92</w:t>
             </w:r>
           </w:p>
         </w:tc>
@@ -9644,7 +10470,7 @@
                 <w:color w:val="1C3A36"/>
                 <w:sz w:val="17"/>
               </w:rPr>
-              <w:t>69</w:t>
+              <w:t>62</w:t>
             </w:r>
           </w:p>
         </w:tc>
@@ -9662,7 +10488,7 @@
                 <w:color w:val="1C3A36"/>
                 <w:sz w:val="17"/>
               </w:rPr>
-              <w:t>73</w:t>
+              <w:t>65</w:t>
             </w:r>
           </w:p>
         </w:tc>
@@ -9680,43 +10506,43 @@
                 <w:color w:val="1C3A36"/>
                 <w:sz w:val="17"/>
               </w:rPr>
+              <w:t>68</w:t>
+            </w:r>
+          </w:p>
+        </w:tc>
+        <w:tc>
+          <w:tcPr>
+            <w:tcW w:type="dxa" w:w="1368"/>
+          </w:tcPr>
+          <w:p>
+            <w:pPr>
+              <w:spacing w:after="20"/>
+              <w:jc w:val="right"/>
+            </w:pPr>
+            <w:r>
+              <w:rPr>
+                <w:color w:val="1C3A36"/>
+                <w:sz w:val="17"/>
+              </w:rPr>
+              <w:t>72</w:t>
+            </w:r>
+          </w:p>
+        </w:tc>
+        <w:tc>
+          <w:tcPr>
+            <w:tcW w:type="dxa" w:w="1368"/>
+          </w:tcPr>
+          <w:p>
+            <w:pPr>
+              <w:spacing w:after="20"/>
+              <w:jc w:val="right"/>
+            </w:pPr>
+            <w:r>
+              <w:rPr>
+                <w:color w:val="1C3A36"/>
+                <w:sz w:val="17"/>
+              </w:rPr>
               <w:t>77</w:t>
-            </w:r>
-          </w:p>
-        </w:tc>
-        <w:tc>
-          <w:tcPr>
-            <w:tcW w:type="dxa" w:w="1368"/>
-          </w:tcPr>
-          <w:p>
-            <w:pPr>
-              <w:spacing w:after="20"/>
-              <w:jc w:val="right"/>
-            </w:pPr>
-            <w:r>
-              <w:rPr>
-                <w:color w:val="1C3A36"/>
-                <w:sz w:val="17"/>
-              </w:rPr>
-              <w:t>84</w:t>
-            </w:r>
-          </w:p>
-        </w:tc>
-        <w:tc>
-          <w:tcPr>
-            <w:tcW w:type="dxa" w:w="1368"/>
-          </w:tcPr>
-          <w:p>
-            <w:pPr>
-              <w:spacing w:after="20"/>
-              <w:jc w:val="right"/>
-            </w:pPr>
-            <w:r>
-              <w:rPr>
-                <w:color w:val="1C3A36"/>
-                <w:sz w:val="17"/>
-              </w:rPr>
-              <w:t>92</w:t>
             </w:r>
           </w:p>
         </w:tc>
@@ -9753,6 +10579,60 @@
                 <w:color w:val="1C3A36"/>
                 <w:sz w:val="17"/>
               </w:rPr>
+              <w:t>55</w:t>
+            </w:r>
+          </w:p>
+        </w:tc>
+        <w:tc>
+          <w:tcPr>
+            <w:tcW w:type="dxa" w:w="1368"/>
+          </w:tcPr>
+          <w:p>
+            <w:pPr>
+              <w:spacing w:after="20"/>
+              <w:jc w:val="right"/>
+            </w:pPr>
+            <w:r>
+              <w:rPr>
+                <w:color w:val="1C3A36"/>
+                <w:sz w:val="17"/>
+              </w:rPr>
+              <w:t>57</w:t>
+            </w:r>
+          </w:p>
+        </w:tc>
+        <w:tc>
+          <w:tcPr>
+            <w:tcW w:type="dxa" w:w="1368"/>
+          </w:tcPr>
+          <w:p>
+            <w:pPr>
+              <w:spacing w:after="20"/>
+              <w:jc w:val="right"/>
+            </w:pPr>
+            <w:r>
+              <w:rPr>
+                <w:color w:val="1C3A36"/>
+                <w:sz w:val="17"/>
+              </w:rPr>
+              <w:t>59</w:t>
+            </w:r>
+          </w:p>
+        </w:tc>
+        <w:tc>
+          <w:tcPr>
+            <w:tcW w:type="dxa" w:w="1368"/>
+          </w:tcPr>
+          <w:p>
+            <w:pPr>
+              <w:spacing w:after="20"/>
+              <w:jc w:val="right"/>
+            </w:pPr>
+            <w:r>
+              <w:rPr>
+                <w:color w:val="1C3A36"/>
+                <w:sz w:val="17"/>
+              </w:rPr>
               <w:t>61</w:t>
             </w:r>
           </w:p>
@@ -9771,61 +10651,7 @@
                 <w:color w:val="1C3A36"/>
                 <w:sz w:val="17"/>
               </w:rPr>
-              <w:t>64</w:t>
-            </w:r>
-          </w:p>
-        </w:tc>
-        <w:tc>
-          <w:tcPr>
-            <w:tcW w:type="dxa" w:w="1368"/>
-          </w:tcPr>
-          <w:p>
-            <w:pPr>
-              <w:spacing w:after="20"/>
-              <w:jc w:val="right"/>
-            </w:pPr>
-            <w:r>
-              <w:rPr>
-                <w:color w:val="1C3A36"/>
-                <w:sz w:val="17"/>
-              </w:rPr>
-              <w:t>67</w:t>
-            </w:r>
-          </w:p>
-        </w:tc>
-        <w:tc>
-          <w:tcPr>
-            <w:tcW w:type="dxa" w:w="1368"/>
-          </w:tcPr>
-          <w:p>
-            <w:pPr>
-              <w:spacing w:after="20"/>
-              <w:jc w:val="right"/>
-            </w:pPr>
-            <w:r>
-              <w:rPr>
-                <w:color w:val="1C3A36"/>
-                <w:sz w:val="17"/>
-              </w:rPr>
-              <w:t>72</w:t>
-            </w:r>
-          </w:p>
-        </w:tc>
-        <w:tc>
-          <w:tcPr>
-            <w:tcW w:type="dxa" w:w="1368"/>
-          </w:tcPr>
-          <w:p>
-            <w:pPr>
-              <w:spacing w:after="20"/>
-              <w:jc w:val="right"/>
-            </w:pPr>
-            <w:r>
-              <w:rPr>
-                <w:color w:val="1C3A36"/>
-                <w:sz w:val="17"/>
-              </w:rPr>
-              <w:t>77</w:t>
+              <w:t>65</w:t>
             </w:r>
           </w:p>
         </w:tc>
@@ -9862,7 +10688,7 @@
                 <w:color w:val="1C3A36"/>
                 <w:sz w:val="17"/>
               </w:rPr>
-              <w:t>54</w:t>
+              <w:t>49</w:t>
             </w:r>
           </w:p>
         </w:tc>
@@ -9880,7 +10706,7 @@
                 <w:color w:val="1C3A36"/>
                 <w:sz w:val="17"/>
               </w:rPr>
-              <w:t>56</w:t>
+              <w:t>50</w:t>
             </w:r>
           </w:p>
         </w:tc>
@@ -9898,7 +10724,7 @@
                 <w:color w:val="1C3A36"/>
                 <w:sz w:val="17"/>
               </w:rPr>
-              <w:t>59</w:t>
+              <w:t>52</w:t>
             </w:r>
           </w:p>
         </w:tc>
@@ -9916,7 +10742,7 @@
                 <w:color w:val="1C3A36"/>
                 <w:sz w:val="17"/>
               </w:rPr>
-              <w:t>62</w:t>
+              <w:t>53</w:t>
             </w:r>
           </w:p>
         </w:tc>
@@ -9934,7 +10760,7 @@
                 <w:color w:val="1C3A36"/>
                 <w:sz w:val="17"/>
               </w:rPr>
-              <w:t>66</w:t>
+              <w:t>55</w:t>
             </w:r>
           </w:p>
         </w:tc>
@@ -9971,79 +10797,79 @@
                 <w:color w:val="1C3A36"/>
                 <w:sz w:val="17"/>
               </w:rPr>
+              <w:t>43</w:t>
+            </w:r>
+          </w:p>
+        </w:tc>
+        <w:tc>
+          <w:tcPr>
+            <w:tcW w:type="dxa" w:w="1368"/>
+          </w:tcPr>
+          <w:p>
+            <w:pPr>
+              <w:spacing w:after="20"/>
+              <w:jc w:val="right"/>
+            </w:pPr>
+            <w:r>
+              <w:rPr>
+                <w:color w:val="1C3A36"/>
+                <w:sz w:val="17"/>
+              </w:rPr>
+              <w:t>44</w:t>
+            </w:r>
+          </w:p>
+        </w:tc>
+        <w:tc>
+          <w:tcPr>
+            <w:tcW w:type="dxa" w:w="1368"/>
+          </w:tcPr>
+          <w:p>
+            <w:pPr>
+              <w:spacing w:after="20"/>
+              <w:jc w:val="right"/>
+            </w:pPr>
+            <w:r>
+              <w:rPr>
+                <w:color w:val="1C3A36"/>
+                <w:sz w:val="17"/>
+              </w:rPr>
+              <w:t>45</w:t>
+            </w:r>
+          </w:p>
+        </w:tc>
+        <w:tc>
+          <w:tcPr>
+            <w:tcW w:type="dxa" w:w="1368"/>
+          </w:tcPr>
+          <w:p>
+            <w:pPr>
+              <w:spacing w:after="20"/>
+              <w:jc w:val="right"/>
+            </w:pPr>
+            <w:r>
+              <w:rPr>
+                <w:color w:val="1C3A36"/>
+                <w:sz w:val="17"/>
+              </w:rPr>
+              <w:t>46</w:t>
+            </w:r>
+          </w:p>
+        </w:tc>
+        <w:tc>
+          <w:tcPr>
+            <w:tcW w:type="dxa" w:w="1368"/>
+          </w:tcPr>
+          <w:p>
+            <w:pPr>
+              <w:spacing w:after="20"/>
+              <w:jc w:val="right"/>
+            </w:pPr>
+            <w:r>
+              <w:rPr>
+                <w:color w:val="1C3A36"/>
+                <w:sz w:val="17"/>
+              </w:rPr>
               <w:t>48</w:t>
-            </w:r>
-          </w:p>
-        </w:tc>
-        <w:tc>
-          <w:tcPr>
-            <w:tcW w:type="dxa" w:w="1368"/>
-          </w:tcPr>
-          <w:p>
-            <w:pPr>
-              <w:spacing w:after="20"/>
-              <w:jc w:val="right"/>
-            </w:pPr>
-            <w:r>
-              <w:rPr>
-                <w:color w:val="1C3A36"/>
-                <w:sz w:val="17"/>
-              </w:rPr>
-              <w:t>50</w:t>
-            </w:r>
-          </w:p>
-        </w:tc>
-        <w:tc>
-          <w:tcPr>
-            <w:tcW w:type="dxa" w:w="1368"/>
-          </w:tcPr>
-          <w:p>
-            <w:pPr>
-              <w:spacing w:after="20"/>
-              <w:jc w:val="right"/>
-            </w:pPr>
-            <w:r>
-              <w:rPr>
-                <w:color w:val="1C3A36"/>
-                <w:sz w:val="17"/>
-              </w:rPr>
-              <w:t>52</w:t>
-            </w:r>
-          </w:p>
-        </w:tc>
-        <w:tc>
-          <w:tcPr>
-            <w:tcW w:type="dxa" w:w="1368"/>
-          </w:tcPr>
-          <w:p>
-            <w:pPr>
-              <w:spacing w:after="20"/>
-              <w:jc w:val="right"/>
-            </w:pPr>
-            <w:r>
-              <w:rPr>
-                <w:color w:val="1C3A36"/>
-                <w:sz w:val="17"/>
-              </w:rPr>
-              <w:t>54</w:t>
-            </w:r>
-          </w:p>
-        </w:tc>
-        <w:tc>
-          <w:tcPr>
-            <w:tcW w:type="dxa" w:w="1368"/>
-          </w:tcPr>
-          <w:p>
-            <w:pPr>
-              <w:spacing w:after="20"/>
-              <w:jc w:val="right"/>
-            </w:pPr>
-            <w:r>
-              <w:rPr>
-                <w:color w:val="1C3A36"/>
-                <w:sz w:val="17"/>
-              </w:rPr>
-              <w:t>57</w:t>
             </w:r>
           </w:p>
         </w:tc>
@@ -10065,7 +10891,7 @@
           <w:color w:val="6E7B77"/>
           <w:sz w:val="17"/>
         </w:rPr>
-        <w:t>Table 10 — the value per share across the cost of equity and terminal growth together. Every cell is a complete revaluation.</w:t>
+        <w:t>Table 12 — the value per share across the cost of equity and terminal growth together. Every cell is a complete revaluation. The grid runs from EGP 43 to EGP 92 a share, and that FULL range is what is published — quoting only its upper part would delete the half of the study's own risk display that matters most.</w:t>
       </w:r>
     </w:p>
     <w:p>
@@ -10079,7 +10905,7 @@
           <w:color w:val="1C3A36"/>
           <w:sz w:val="21"/>
         </w:rPr>
-        <w:t>The crux is sensitised in real observable units rather than in percentage points: an extra EGP 1,660 million of FY2030 revenue from the new plant is worth roughly EGP 16 a share, so each USD 20 million a year of biosimilar sales is worth about EGP 11 a share.</w:t>
+        <w:t>The crux is sensitised in real observable units rather than in percentage points. On the published ramp and with the incremental revenue charged the same reinvestment identity as the existing business, a quarter of the required revenue — EGP 1,712 million of FY2030 sales, or USD 30 million a year — is worth about EGP 17.79 a share.</w:t>
       </w:r>
     </w:p>
     <w:p>
@@ -10604,7 +11430,7 @@
           <w:color w:val="6E7B77"/>
           <w:sz w:val="17"/>
         </w:rPr>
-        <w:t>Table 11 — support and resistance, computed from recency-weighted pivot clusters on the same cleaned price history the probability map uses.</w:t>
+        <w:t>Table 13 — support and resistance, computed from recency-weighted pivot clusters on the same cleaned price history the probability map uses.</w:t>
       </w:r>
     </w:p>
     <w:p>
@@ -11102,7 +11928,7 @@
           <w:color w:val="6E7B77"/>
           <w:sz w:val="17"/>
         </w:rPr>
-        <w:t>Table 12 — the percentile map. The anchor is the EGP 130.05 close of 2026-08-06.</w:t>
+        <w:t>Table 14 — the percentile map. The anchor is the EGP 130.05 close of 2026-08-06.</w:t>
       </w:r>
     </w:p>
     <w:tbl>
@@ -11483,7 +12309,7 @@
           <w:color w:val="6E7B77"/>
           <w:sz w:val="17"/>
         </w:rPr>
-        <w:t>Table 13 — the level-touch ladder. Touching a level at any point during the window is far more likely than finishing beyond it.</w:t>
+        <w:t>Table 15 — the level-touch ladder. Touching a level at any point during the window is far more likely than finishing beyond it.</w:t>
       </w:r>
     </w:p>
     <w:p>
@@ -11494,7 +12320,7 @@
       <w:r>
         <w:drawing>
           <wp:inline xmlns:a="http://schemas.openxmlformats.org/drawingml/2006/main" xmlns:pic="http://schemas.openxmlformats.org/drawingml/2006/picture">
-            <wp:extent cx="6309360" cy="2626360"/>
+            <wp:extent cx="6309360" cy="2661920"/>
             <wp:docPr id="7" name="Picture 7"/>
             <wp:cNvGraphicFramePr>
               <a:graphicFrameLocks noChangeAspect="1"/>
@@ -11515,7 +12341,7 @@
                   <pic:spPr>
                     <a:xfrm>
                       <a:off x="0" y="0"/>
-                      <a:ext cx="6309360" cy="2626360"/>
+                      <a:ext cx="6309360" cy="2661920"/>
                     </a:xfrm>
                     <a:prstGeom prst="rect"/>
                   </pic:spPr>
@@ -11551,7 +12377,7 @@
           <w:color w:val="1C3A36"/>
           <w:sz w:val="21"/>
         </w:rPr>
-        <w:t>How much should a reader trust this? The method was tested by re-running it every quarter across the whole cleaned price history, without ever letting it see the future, and scoring each forecast against what actually happened. Over the last five years of those tests — 19 non-overlapping three-month windows — it scored marginally better than a random walk anchored on the same carry, by +0.0021 on a scale where zero means no better and one means perfect. Over the full 13.8-year history and 56 windows it scored -0.0177. In plain terms: on this single share the method is indistinguishable from a random walk, and this study says so rather than claiming an edge it cannot demonstrate.</w:t>
+        <w:t>How much should a reader trust this? The method was tested by re-running it every quarter across the whole cleaned price history, without ever letting it see the future, and scoring each forecast against what actually happened. Over the last five years of those tests — 19 non-overlapping three-month windows — it scored marginally better than a random walk anchored on the same carry, by +0.0021 on a scale where zero means no better and one means perfect. Over the full 13.8-year history and 56 windows it scored -0.0177. A third set was run on the period AFTER the currency break that dominates the older history — 16 windows from 2022-06-20 to 2026-03-24, scoring -0.0109 — and it is published here because it is the set that matches the period the bands shown above are built on. All three are reported together; reporting only two of three would be a choice about which evidence a reader sees. In plain terms: on this single share the method is indistinguishable from a random walk, and this study says so rather than claiming an edge it cannot demonstrate.</w:t>
       </w:r>
     </w:p>
     <w:p>
@@ -11566,6 +12392,20 @@
           <w:sz w:val="21"/>
         </w:rPr>
         <w:t>What the tests DO show is that the bands are honestly sized, which is the property that matters for reading them. Across the five-year window set the outcome fell inside the 90% band 100% of the time and inside the 50% band 47% of the time, and the distribution of where outcomes landed within the bands was statistically indistinguishable from uniform (chi-square p = 0.447, Kolmogorov-Smirnov p = 0.676). The bands are also about 1.47 times as wide as the benchmark's, which means they are conservative rather than flattering. Read them as an honest width, not as a claim to foresight.</w:t>
+      </w:r>
+    </w:p>
+    <w:p>
+      <w:pPr>
+        <w:spacing w:after="120" w:before="0"/>
+      </w:pPr>
+      <w:r>
+        <w:rPr>
+          <w:b w:val="0"/>
+          <w:i w:val="0"/>
+          <w:color w:val="1C3A36"/>
+          <w:sz w:val="21"/>
+        </w:rPr>
+        <w:t>Two volatilities, both published. The simulation is fed 62.90% annualised at the one-month horizon and 53.55% at three months — the two windows genuinely differ, and stating only the lower of them would understate the near-term width the map itself shows. A reader who back-solves an annualised volatility from the published fifth and ninety-fifth percentiles under a plain lognormal will get a NARROWER number than either, because the simulated process is not a plain lognormal: it carries a fat-tailed innovation and mean reversion in variance, both of which pull the central quantiles in relative to the volatility that feeds them. The generator, its parameters and the window outcomes behind the coverage statistics are listed in the accompanying bibliography so the check can be run properly rather than approximated.</w:t>
       </w:r>
     </w:p>
     <w:p>
@@ -11720,7 +12560,7 @@
                 <w:color w:val="1C3A36"/>
                 <w:sz w:val="16"/>
               </w:rPr>
-              <w:t>67.22</w:t>
+              <w:t>58.90</w:t>
             </w:r>
           </w:p>
         </w:tc>
@@ -11738,7 +12578,7 @@
                 <w:color w:val="1C3A36"/>
                 <w:sz w:val="16"/>
               </w:rPr>
-              <w:t>the terminal discount rate and the terminal growth rate — 76% of the value is in the terminal block</w:t>
+              <w:t>the terminal discount rate and the terminal growth rate — 74% of the value is in the terminal block</w:t>
             </w:r>
           </w:p>
         </w:tc>
@@ -11793,7 +12633,7 @@
                 <w:color w:val="1C3A36"/>
                 <w:sz w:val="16"/>
               </w:rPr>
-              <w:t>79.33</w:t>
+              <w:t>73.83</w:t>
             </w:r>
           </w:p>
         </w:tc>
@@ -11939,7 +12779,7 @@
                 <w:color w:val="1C3A36"/>
                 <w:sz w:val="16"/>
               </w:rPr>
-              <w:t>50.09</w:t>
+              <w:t>65.47</w:t>
             </w:r>
           </w:p>
         </w:tc>
@@ -11975,7 +12815,7 @@
                 <w:color w:val="1C3A36"/>
                 <w:sz w:val="16"/>
               </w:rPr>
-              <w:t>when the peer set faces a different country risk, which is why the peer median is adjusted rather than applied raw</w:t>
+              <w:t>when the comparable companies face a different country risk, which is why the struck reference is adjusted rather than applied raw</w:t>
             </w:r>
           </w:p>
         </w:tc>
@@ -12070,7 +12910,7 @@
           <w:color w:val="6E7B77"/>
           <w:sz w:val="17"/>
         </w:rPr>
-        <w:t>Table 14 — the four methods against each other, including where each one fails.</w:t>
+        <w:t>Table 16 — the four methods against each other — five readings, because the cash-flow method is run on both framings of the contested judgement — including where each one fails.</w:t>
       </w:r>
     </w:p>
     <w:p>
@@ -12084,7 +12924,7 @@
           <w:color w:val="1C3A36"/>
           <w:sz w:val="21"/>
         </w:rPr>
-        <w:t>The lenses disagree in an informative direction. The two cash-flow lenses are the HIGHEST in the field even though they charge the new plant's full cost, because they capture five years of the volume and price growth the existing business is already delivering. The relative lens is the LOWEST because it prices the company on what a 21.9% return and a 14.9% perpetual cost of equity can justify, and that arithmetic supports about 7.8 times earnings, not 15.2. Neither is wrong. The gap between them is the value of growth, and the market is paying for more of it than either lens contains.</w:t>
+        <w:t>The readings disagree in an informative direction. The lowest is the cash-flow reading on the permanent-provision frame at EGP 58.90; the highest is the cash-flow reading on the normalising frame at EGP 73.83. The cash-flow readings charge the new plant's full cost and credit it with nothing, so they sit low despite capturing five years of the volume and price growth the existing business is already delivering. The relative lens prices the company on what a 21.9% return and a 14.9% perpetual cost of equity can justify, which supports about 7.79 times forward earnings against the 15.22 times trailing the market pays. None of them is wrong. The gap between them is the value of growth, and the market is paying for more of it than any of them contains.</w:t>
       </w:r>
     </w:p>
     <w:p>
@@ -12219,7 +13059,7 @@
                 <w:color w:val="1C3A36"/>
                 <w:sz w:val="16"/>
               </w:rPr>
-              <w:t>the whole crux. Section 1.7 says roughly USD 115 million a year by 2030 is required to justify the market price; the first disclosure calibrates how plausible that is</w:t>
+              <w:t>the whole crux. Section 1.7 says roughly USD 119 million a year by 2030 is required to justify the market price; the first disclosure calibrates how plausible that is</w:t>
             </w:r>
           </w:p>
         </w:tc>
@@ -12329,7 +13169,7 @@
                 <w:color w:val="1C3A36"/>
                 <w:sz w:val="16"/>
               </w:rPr>
-              <w:t>EGP 551 million of interest was capitalised in FY2025. Once the plant is in service that becomes an expense, and reported profit falls without anything changing in the business</w:t>
+              <w:t>EGP 551 million of interest was capitalised in FY2025. The textbook consequence of the plant entering service is that this becomes an expense. It has NOT happened yet — the first quarter of 2026 ran financing expense DOWN 6.1% year on year — and this study charges the observed quarter, not the textbook. If the step does arrive it is worth about EGP 551 million a year of pre-tax profit</w:t>
             </w:r>
           </w:p>
         </w:tc>
@@ -12366,7 +13206,7 @@
                 <w:color w:val="1C3A36"/>
                 <w:sz w:val="16"/>
               </w:rPr>
-              <w:t>The credit-loss charge</w:t>
+              <w:t>The credit-loss and provision charge</w:t>
             </w:r>
           </w:p>
         </w:tc>
@@ -12384,7 +13224,7 @@
                 <w:color w:val="1C3A36"/>
                 <w:sz w:val="16"/>
               </w:rPr>
-              <w:t>the study's contested judgement. Two years near 5% of revenue with a 9% year between them; which frame the next two years resemble is worth more than a point of margin</w:t>
+              <w:t>the study's contested judgement. The disclosed charge runs 5.07%, 9.25% and 5.23% of revenue across the three audited years — a three-year mean of 6.52% — and the first quarter of 2026 took none at all. Which frame the next two years resemble is worth more than a point of margin</w:t>
             </w:r>
           </w:p>
         </w:tc>
@@ -12439,7 +13279,7 @@
                 <w:color w:val="1C3A36"/>
                 <w:sz w:val="16"/>
               </w:rPr>
-              <w:t>contributed EGP 428 million in FY2025 against EGP 190 million in FY2024. This study normalises it to EGP 250 million; if the step-up holds, that is conservative</w:t>
+              <w:t>note (33) attributes EGP 428 million of associate income to this one holding in FY2025 and EGP 190 million in FY2024. The FY2024 figure EXCEEDS the group associate line of EGP 151.6 million for that year, so the other holdings were a net drag of EGP 38.4 million — the individual disclosure and the group line are both reported here rather than one being quoted without the other. This study normalises the WHOLE associate stream to EGP 250 million against a three-year mean of EGP 246.1 million</w:t>
             </w:r>
           </w:p>
         </w:tc>
@@ -12549,7 +13389,7 @@
                 <w:color w:val="1C3A36"/>
                 <w:sz w:val="16"/>
               </w:rPr>
-              <w:t>exports are 32% of revenue but imported inputs are 79% of the cash cost stack, so a weaker pound is a NET NEGATIVE for this company — the opposite of the usual exporter reflex</w:t>
+              <w:t>exports are 32% of revenue but hard-currency inputs are 68.4% of the disclosed cost stack — the imported active ingredient plus the imported SHARE of packaging, not the whole packaging line, because the group makes its own primary packaging. So a weaker pound is a NET NEGATIVE for this company, the opposite of the usual exporter reflex</w:t>
             </w:r>
           </w:p>
         </w:tc>
@@ -12589,7 +13429,7 @@
           <w:color w:val="6E7B77"/>
           <w:sz w:val="17"/>
         </w:rPr>
-        <w:t>Table 15 — the events that would move this valuation, and the direction each cuts.</w:t>
+        <w:t>Table 17 — the events that would move this valuation, and the direction each cuts.</w:t>
       </w:r>
     </w:p>
     <w:p>
@@ -12722,7 +13562,7 @@
           <w:color w:val="1C3A36"/>
           <w:sz w:val="21"/>
         </w:rPr>
-        <w:t>the bands describe where the PRICE may go. The valuation describes what the BUSINESS appears to be worth. They are different questions and this study keeps them apart on purpose. The weighted central fair value sits below the entire three-month band, and that is worth noticing rather than reconciling away.</w:t>
+        <w:t>the bands describe where the PRICE may go. The valuation describes what the BUSINESS appears to be worth. They are different questions and this study keeps them apart on purpose. BOTH fundamental centres — EGP 61.68 and EGP 69.15 — sit below the entire three-month band, and that is worth noticing rather than reconciling away.</w:t>
       </w:r>
     </w:p>
     <w:p>
@@ -13057,7 +13897,7 @@
                 <w:color w:val="1C3A36"/>
                 <w:sz w:val="16"/>
               </w:rPr>
-              <w:t>NET EFFECT ON THE WEIGHTED CENTRAL VALUE</w:t>
+              <w:t>THE SINGLE WEIGHTED CENTRE IS WITHDRAWN</w:t>
             </w:r>
           </w:p>
         </w:tc>
@@ -13077,7 +13917,418 @@
                 <w:color w:val="1C3A36"/>
                 <w:sz w:val="16"/>
               </w:rPr>
-              <w:t>EGP 79.64 to EGP 66.57 a share, -16%</w:t>
+              <w:t>the first edition weighted Frame A and Frame B at a quarter each inside one number. Weighting both frames inside one number IS averaging them, which this study says five times that it never does. Each frame now carries the cash-flow weight in full, on its own, and TWO centres are published</w:t>
+            </w:r>
+          </w:p>
+        </w:tc>
+      </w:tr>
+      <w:tr>
+        <w:tc>
+          <w:tcPr>
+            <w:tcW w:type="dxa" w:w="3888"/>
+          </w:tcPr>
+          <w:p>
+            <w:pPr>
+              <w:spacing w:after="20"/>
+            </w:pPr>
+            <w:r>
+              <w:rPr>
+                <w:color w:val="1C3A36"/>
+                <w:sz w:val="16"/>
+              </w:rPr>
+              <w:t>The terminal return on invested capital is now COMPUTED, not assumed</w:t>
+            </w:r>
+          </w:p>
+        </w:tc>
+        <w:tc>
+          <w:tcPr>
+            <w:tcW w:type="dxa" w:w="6048"/>
+          </w:tcPr>
+          <w:p>
+            <w:pPr>
+              <w:spacing w:after="20"/>
+              <w:jc w:val="right"/>
+            </w:pPr>
+            <w:r>
+              <w:rPr>
+                <w:color w:val="1C3A36"/>
+                <w:sz w:val="16"/>
+              </w:rPr>
+              <w:t>it was asserted at 20% against a forecast that reaches 16.15% in FY2030E. It now READS the model's own final year, so terminal reinvestment rises from 25.0% to 31.0% of terminal operating profit after tax</w:t>
+            </w:r>
+          </w:p>
+        </w:tc>
+      </w:tr>
+      <w:tr>
+        <w:tc>
+          <w:tcPr>
+            <w:tcW w:type="dxa" w:w="3888"/>
+          </w:tcPr>
+          <w:p>
+            <w:pPr>
+              <w:spacing w:after="20"/>
+            </w:pPr>
+            <w:r>
+              <w:rPr>
+                <w:color w:val="1C3A36"/>
+                <w:sz w:val="16"/>
+              </w:rPr>
+              <w:t>The terminal year is charged the depreciation the forecast never charged</w:t>
+            </w:r>
+          </w:p>
+        </w:tc>
+        <w:tc>
+          <w:tcPr>
+            <w:tcW w:type="dxa" w:w="6048"/>
+          </w:tcPr>
+          <w:p>
+            <w:pPr>
+              <w:spacing w:after="20"/>
+              <w:jc w:val="right"/>
+            </w:pPr>
+            <w:r>
+              <w:rPr>
+                <w:color w:val="1C3A36"/>
+                <w:sz w:val="16"/>
+              </w:rPr>
+              <w:t>EGP 2,947 million of construction is still parked at FY2030E and had never entered the depreciable base. A perpetuity cannot capitalise profit on capital it never charges, so EGP 183 million a year is now deducted before the terminal value is struck</w:t>
+            </w:r>
+          </w:p>
+        </w:tc>
+      </w:tr>
+      <w:tr>
+        <w:tc>
+          <w:tcPr>
+            <w:tcW w:type="dxa" w:w="3888"/>
+          </w:tcPr>
+          <w:p>
+            <w:pPr>
+              <w:spacing w:after="20"/>
+            </w:pPr>
+            <w:r>
+              <w:rPr>
+                <w:color w:val="1C3A36"/>
+                <w:sz w:val="16"/>
+              </w:rPr>
+              <w:t>The terminal debt weight is now DERIVED and published on both bases</w:t>
+            </w:r>
+          </w:p>
+        </w:tc>
+        <w:tc>
+          <w:tcPr>
+            <w:tcW w:type="dxa" w:w="6048"/>
+          </w:tcPr>
+          <w:p>
+            <w:pPr>
+              <w:spacing w:after="20"/>
+              <w:jc w:val="right"/>
+            </w:pPr>
+            <w:r>
+              <w:rPr>
+                <w:color w:val="1C3A36"/>
+                <w:sz w:val="16"/>
+              </w:rPr>
+              <w:t>it was 20%, described as reconciled to the forecast balance sheet. It reconciled to neither reading of that sheet: 25.1% on today's market values, 39.5% on the funded forecast book. The market reading is used and both are shown</w:t>
+            </w:r>
+          </w:p>
+        </w:tc>
+      </w:tr>
+      <w:tr>
+        <w:tc>
+          <w:tcPr>
+            <w:tcW w:type="dxa" w:w="3888"/>
+          </w:tcPr>
+          <w:p>
+            <w:pPr>
+              <w:spacing w:after="20"/>
+            </w:pPr>
+            <w:r>
+              <w:rPr>
+                <w:color w:val="1C3A36"/>
+                <w:sz w:val="16"/>
+              </w:rPr>
+              <w:t>Free cash flow is taxed at the EFFECTIVE rate, not the statutory rate</w:t>
+            </w:r>
+          </w:p>
+        </w:tc>
+        <w:tc>
+          <w:tcPr>
+            <w:tcW w:type="dxa" w:w="6048"/>
+          </w:tcPr>
+          <w:p>
+            <w:pPr>
+              <w:spacing w:after="20"/>
+              <w:jc w:val="right"/>
+            </w:pPr>
+            <w:r>
+              <w:rPr>
+                <w:color w:val="1C3A36"/>
+                <w:sz w:val="16"/>
+              </w:rPr>
+              <w:t>the model conceded a 23.5% effective burden in one place and applied 22.5% in the cash-flow engine. One rate now runs both</w:t>
+            </w:r>
+          </w:p>
+        </w:tc>
+      </w:tr>
+      <w:tr>
+        <w:tc>
+          <w:tcPr>
+            <w:tcW w:type="dxa" w:w="3888"/>
+          </w:tcPr>
+          <w:p>
+            <w:pPr>
+              <w:spacing w:after="20"/>
+            </w:pPr>
+            <w:r>
+              <w:rPr>
+                <w:color w:val="1C3A36"/>
+                <w:sz w:val="16"/>
+              </w:rPr>
+              <w:t>The forecast balance sheet is FUNDED and now balances</w:t>
+            </w:r>
+          </w:p>
+        </w:tc>
+        <w:tc>
+          <w:tcPr>
+            <w:tcW w:type="dxa" w:w="6048"/>
+          </w:tcPr>
+          <w:p>
+            <w:pPr>
+              <w:spacing w:after="20"/>
+              <w:jc w:val="right"/>
+            </w:pPr>
+            <w:r>
+              <w:rPr>
+                <w:color w:val="1C3A36"/>
+                <w:sz w:val="16"/>
+              </w:rPr>
+              <w:t>cash and gross borrowings were frozen at their audited levels for five years while equity compounded, so the statement was out by up to 6.6% of total assets and no balance check was ever computed. Gross borrowings are now the funding plug, a total liabilities-and-equity row and a balance check have been added, and both are zero in every forecast column</w:t>
+            </w:r>
+          </w:p>
+        </w:tc>
+      </w:tr>
+      <w:tr>
+        <w:tc>
+          <w:tcPr>
+            <w:tcW w:type="dxa" w:w="3888"/>
+          </w:tcPr>
+          <w:p>
+            <w:pPr>
+              <w:spacing w:after="20"/>
+            </w:pPr>
+            <w:r>
+              <w:rPr>
+                <w:color w:val="1C3A36"/>
+                <w:sz w:val="16"/>
+              </w:rPr>
+              <w:t>The trailing multiples are applied to TRAILING earnings</w:t>
+            </w:r>
+          </w:p>
+        </w:tc>
+        <w:tc>
+          <w:tcPr>
+            <w:tcW w:type="dxa" w:w="6048"/>
+          </w:tcPr>
+          <w:p>
+            <w:pPr>
+              <w:spacing w:after="20"/>
+              <w:jc w:val="right"/>
+            </w:pPr>
+            <w:r>
+              <w:rPr>
+                <w:color w:val="1C3A36"/>
+                <w:sz w:val="16"/>
+              </w:rPr>
+              <w:t>two of the three legs of the relative lens were labelled trailing and applied to FY2026E earnings, which are BELOW trailing because of the depreciation step. Each leg now takes the earnings of its own period</w:t>
+            </w:r>
+          </w:p>
+        </w:tc>
+      </w:tr>
+      <w:tr>
+        <w:tc>
+          <w:tcPr>
+            <w:tcW w:type="dxa" w:w="3888"/>
+          </w:tcPr>
+          <w:p>
+            <w:pPr>
+              <w:spacing w:after="20"/>
+            </w:pPr>
+            <w:r>
+              <w:rPr>
+                <w:color w:val="1C3A36"/>
+                <w:sz w:val="16"/>
+              </w:rPr>
+              <w:t>The peer anchor is relabelled a struck reference and moved to the midpoint</w:t>
+            </w:r>
+          </w:p>
+        </w:tc>
+        <w:tc>
+          <w:tcPr>
+            <w:tcW w:type="dxa" w:w="6048"/>
+          </w:tcPr>
+          <w:p>
+            <w:pPr>
+              <w:spacing w:after="20"/>
+              <w:jc w:val="right"/>
+            </w:pPr>
+            <w:r>
+              <w:rPr>
+                <w:color w:val="1C3A36"/>
+                <w:sz w:val="16"/>
+              </w:rPr>
+              <w:t>it was called a peer median at 19.5 times. Only two observations are disclosed, 26.7x and 16.0x, whose midpoint is 21.35x. It is now that midpoint and it is not called a median</w:t>
+            </w:r>
+          </w:p>
+        </w:tc>
+      </w:tr>
+      <w:tr>
+        <w:tc>
+          <w:tcPr>
+            <w:tcW w:type="dxa" w:w="3888"/>
+          </w:tcPr>
+          <w:p>
+            <w:pPr>
+              <w:spacing w:after="20"/>
+            </w:pPr>
+            <w:r>
+              <w:rPr>
+                <w:color w:val="1C3A36"/>
+                <w:sz w:val="16"/>
+              </w:rPr>
+              <w:t>The risk-free rate and the share price are struck on ONE date</w:t>
+            </w:r>
+          </w:p>
+        </w:tc>
+        <w:tc>
+          <w:tcPr>
+            <w:tcW w:type="dxa" w:w="6048"/>
+          </w:tcPr>
+          <w:p>
+            <w:pPr>
+              <w:spacing w:after="20"/>
+              <w:jc w:val="right"/>
+            </w:pPr>
+            <w:r>
+              <w:rPr>
+                <w:color w:val="1C3A36"/>
+                <w:sz w:val="16"/>
+              </w:rPr>
+              <w:t>the yield carried a 21 July 2026 print against a 6 August 2026 share price. Both are now 6 August, and the country-risk dataset moves to its mid-year vintage</w:t>
+            </w:r>
+          </w:p>
+        </w:tc>
+      </w:tr>
+      <w:tr>
+        <w:tc>
+          <w:tcPr>
+            <w:tcW w:type="dxa" w:w="3888"/>
+          </w:tcPr>
+          <w:p>
+            <w:pPr>
+              <w:spacing w:after="20"/>
+            </w:pPr>
+            <w:r>
+              <w:rPr>
+                <w:color w:val="1C3A36"/>
+                <w:sz w:val="16"/>
+              </w:rPr>
+              <w:t>The sustainable return and the book lens are live in the workbook</w:t>
+            </w:r>
+          </w:p>
+        </w:tc>
+        <w:tc>
+          <w:tcPr>
+            <w:tcW w:type="dxa" w:w="6048"/>
+          </w:tcPr>
+          <w:p>
+            <w:pPr>
+              <w:spacing w:after="20"/>
+              <w:jc w:val="right"/>
+            </w:pPr>
+            <w:r>
+              <w:rPr>
+                <w:color w:val="1C3A36"/>
+                <w:sz w:val="16"/>
+              </w:rPr>
+              <w:t>the book-value lens was a constant multiple typed inside a formula, so that lens did not move for any driver. Both the multiple and the return behind it now read the forecast</w:t>
+            </w:r>
+          </w:p>
+        </w:tc>
+      </w:tr>
+      <w:tr>
+        <w:tc>
+          <w:tcPr>
+            <w:tcW w:type="dxa" w:w="3888"/>
+          </w:tcPr>
+          <w:p>
+            <w:pPr>
+              <w:spacing w:after="20"/>
+            </w:pPr>
+            <w:r>
+              <w:rPr>
+                <w:color w:val="1C3A36"/>
+                <w:sz w:val="16"/>
+              </w:rPr>
+              <w:t>The appendix income statement prints what the model computes</w:t>
+            </w:r>
+          </w:p>
+        </w:tc>
+        <w:tc>
+          <w:tcPr>
+            <w:tcW w:type="dxa" w:w="6048"/>
+          </w:tcPr>
+          <w:p>
+            <w:pPr>
+              <w:spacing w:after="20"/>
+              <w:jc w:val="right"/>
+            </w:pPr>
+            <w:r>
+              <w:rPr>
+                <w:color w:val="1C3A36"/>
+                <w:sz w:val="16"/>
+              </w:rPr>
+              <w:t>its attributable-profit row printed retained earnings and its finance-cost row was a first-edition artefact. Both now come from the model rows the valuation uses</w:t>
+            </w:r>
+          </w:p>
+        </w:tc>
+      </w:tr>
+      <w:tr>
+        <w:tc>
+          <w:tcPr>
+            <w:tcW w:type="dxa" w:w="3888"/>
+            <w:shd w:val="clear" w:color="auto" w:fill="F6F1E6"/>
+          </w:tcPr>
+          <w:p>
+            <w:pPr>
+              <w:spacing w:after="20"/>
+            </w:pPr>
+            <w:r>
+              <w:rPr>
+                <w:b/>
+                <w:color w:val="1C3A36"/>
+                <w:sz w:val="16"/>
+              </w:rPr>
+              <w:t>NET EFFECT ON THE CENTRE</w:t>
+            </w:r>
+          </w:p>
+        </w:tc>
+        <w:tc>
+          <w:tcPr>
+            <w:tcW w:type="dxa" w:w="6048"/>
+            <w:shd w:val="clear" w:color="auto" w:fill="F6F1E6"/>
+          </w:tcPr>
+          <w:p>
+            <w:pPr>
+              <w:spacing w:after="20"/>
+              <w:jc w:val="right"/>
+            </w:pPr>
+            <w:r>
+              <w:rPr>
+                <w:b/>
+                <w:color w:val="1C3A36"/>
+                <w:sz w:val="16"/>
+              </w:rPr>
+              <w:t>a single EGP 79.64 becomes a PAIR: EGP 61.68 on Frame A (-23%) and EGP 69.15 on Frame B (-13%)</w:t>
             </w:r>
           </w:p>
         </w:tc>
@@ -13099,7 +14350,7 @@
           <w:color w:val="6E7B77"/>
           <w:sz w:val="17"/>
         </w:rPr>
-        <w:t>Table 17 — every change from the first edition, and its direction.</w:t>
+        <w:t>Table 18 — every change from the first edition, and its direction.</w:t>
       </w:r>
     </w:p>
     <w:tbl>
@@ -13367,7 +14618,7 @@
                 <w:color w:val="1C3A36"/>
                 <w:sz w:val="16"/>
               </w:rPr>
-              <w:t>The ten-year government yield is a cached print, not a live read</w:t>
+              <w:t>The ten-year government yield is a market-data series, not an auction print</w:t>
             </w:r>
           </w:p>
         </w:tc>
@@ -13385,7 +14636,7 @@
                 <w:color w:val="1C3A36"/>
                 <w:sz w:val="16"/>
               </w:rPr>
-              <w:t>the discount rate carries the 21 July 2026 figure. The central bank's auction page refused the request. The rate is sensitised over a wide range in section 1.9</w:t>
+              <w:t>the discount rate now carries the 23.00% level observable on the same date as the share price, but the central bank's own auction page refused the request, so the level is indicated rather than proven. The rate is sensitised over a wide range in section 1.9</w:t>
             </w:r>
           </w:p>
         </w:tc>
@@ -13403,7 +14654,7 @@
                 <w:color w:val="1C3A36"/>
                 <w:sz w:val="16"/>
               </w:rPr>
-              <w:t>a live read; a 200 basis-point error is worth about EGP 7 a share</w:t>
+              <w:t>a live read of the auction curve; a 200 basis-point error is worth about EGP 7 a share</w:t>
             </w:r>
           </w:p>
         </w:tc>
@@ -13422,7 +14673,7 @@
                 <w:color w:val="1C3A36"/>
                 <w:sz w:val="16"/>
               </w:rPr>
-              <w:t>The associate contribution is normalised, not built up</w:t>
+              <w:t>The enterprise-to-equity bridge mixes two consolidation perimeters</w:t>
             </w:r>
           </w:p>
         </w:tc>
@@ -13440,7 +14691,7 @@
                 <w:color w:val="1C3A36"/>
                 <w:sz w:val="16"/>
               </w:rPr>
-              <w:t>the associates published no accounts through this company's filings, so a EGP 250 million normalisation stands in for a real forecast. It is worth EGP 16.30 a share</w:t>
+              <w:t>net debt is the audited 31 December 2025 figure, when the active-ingredient company was still consolidated; the non-controlling interest deducted, EGP 4.0 million, is the post-deconsolidation figure, and the retained stake is added separately at cost. A single perimeter would either deduct the December minority of EGP 288.7 million without the separate addition, or move the whole bridge to the March balance sheet. The difference is about EGP 3.04 a share on the cash-flow readings</w:t>
             </w:r>
           </w:p>
         </w:tc>
@@ -13458,7 +14709,7 @@
                 <w:color w:val="1C3A36"/>
                 <w:sz w:val="16"/>
               </w:rPr>
-              <w:t>the Saudi associate publishing separate accounts</w:t>
+              <w:t>a half-year balance sheet on one perimeter</w:t>
             </w:r>
           </w:p>
         </w:tc>
@@ -13477,7 +14728,7 @@
                 <w:color w:val="1C3A36"/>
                 <w:sz w:val="16"/>
               </w:rPr>
-              <w:t>Peer multiples are market data, not primary company data</w:t>
+              <w:t>The forward interest path falls while the debt does not</w:t>
             </w:r>
           </w:p>
         </w:tc>
@@ -13495,7 +14746,7 @@
                 <w:color w:val="1C3A36"/>
                 <w:sz w:val="16"/>
               </w:rPr>
-              <w:t>the relative lens's third leg rests on observed peer trading rather than on peer filings. It is one of three legs and is labelled as a cross-check throughout</w:t>
+              <w:t>the charge is calibrated to the first quarter of 2026 and is right for FY2026E, but it declines to EGP 1,030 million by FY2030E on a funded borrowing book that ends the window near where it started. The implied average rate falls to 11.25% against a blended MARGINAL cost of debt of 18.55% used in the discount rate. This affects the earnings-based lenses, not the cash-flow ones, which are computed before interest</w:t>
             </w:r>
           </w:p>
         </w:tc>
@@ -13513,7 +14764,7 @@
                 <w:color w:val="1C3A36"/>
                 <w:sz w:val="16"/>
               </w:rPr>
-              <w:t>building each peer from its own audited statements</w:t>
+              <w:t>a disclosed debt-amortisation schedule</w:t>
             </w:r>
           </w:p>
         </w:tc>
@@ -13532,6 +14783,116 @@
                 <w:color w:val="1C3A36"/>
                 <w:sz w:val="16"/>
               </w:rPr>
+              <w:t>The associate contribution is normalised, not built up</w:t>
+            </w:r>
+          </w:p>
+        </w:tc>
+        <w:tc>
+          <w:tcPr>
+            <w:tcW w:type="dxa" w:w="4824"/>
+          </w:tcPr>
+          <w:p>
+            <w:pPr>
+              <w:spacing w:after="20"/>
+              <w:jc w:val="right"/>
+            </w:pPr>
+            <w:r>
+              <w:rPr>
+                <w:color w:val="1C3A36"/>
+                <w:sz w:val="16"/>
+              </w:rPr>
+              <w:t>the associates published no accounts through this company's filings, so a EGP 250 million normalisation stands in for a real forecast. It is worth EGP 16.30 a share</w:t>
+            </w:r>
+          </w:p>
+        </w:tc>
+        <w:tc>
+          <w:tcPr>
+            <w:tcW w:type="dxa" w:w="2376"/>
+          </w:tcPr>
+          <w:p>
+            <w:pPr>
+              <w:spacing w:after="20"/>
+              <w:jc w:val="right"/>
+            </w:pPr>
+            <w:r>
+              <w:rPr>
+                <w:color w:val="1C3A36"/>
+                <w:sz w:val="16"/>
+              </w:rPr>
+              <w:t>the Saudi associate publishing separate accounts</w:t>
+            </w:r>
+          </w:p>
+        </w:tc>
+      </w:tr>
+      <w:tr>
+        <w:tc>
+          <w:tcPr>
+            <w:tcW w:type="dxa" w:w="2736"/>
+          </w:tcPr>
+          <w:p>
+            <w:pPr>
+              <w:spacing w:after="20"/>
+            </w:pPr>
+            <w:r>
+              <w:rPr>
+                <w:color w:val="1C3A36"/>
+                <w:sz w:val="16"/>
+              </w:rPr>
+              <w:t>Peer multiples are market data, not primary company data</w:t>
+            </w:r>
+          </w:p>
+        </w:tc>
+        <w:tc>
+          <w:tcPr>
+            <w:tcW w:type="dxa" w:w="4824"/>
+          </w:tcPr>
+          <w:p>
+            <w:pPr>
+              <w:spacing w:after="20"/>
+              <w:jc w:val="right"/>
+            </w:pPr>
+            <w:r>
+              <w:rPr>
+                <w:color w:val="1C3A36"/>
+                <w:sz w:val="16"/>
+              </w:rPr>
+              <w:t>the relative lens's third leg rests on observed peer trading rather than on peer filings. It is one of three legs and is labelled as a cross-check throughout</w:t>
+            </w:r>
+          </w:p>
+        </w:tc>
+        <w:tc>
+          <w:tcPr>
+            <w:tcW w:type="dxa" w:w="2376"/>
+          </w:tcPr>
+          <w:p>
+            <w:pPr>
+              <w:spacing w:after="20"/>
+              <w:jc w:val="right"/>
+            </w:pPr>
+            <w:r>
+              <w:rPr>
+                <w:color w:val="1C3A36"/>
+                <w:sz w:val="16"/>
+              </w:rPr>
+              <w:t>building each peer from its own audited statements</w:t>
+            </w:r>
+          </w:p>
+        </w:tc>
+      </w:tr>
+      <w:tr>
+        <w:tc>
+          <w:tcPr>
+            <w:tcW w:type="dxa" w:w="2736"/>
+          </w:tcPr>
+          <w:p>
+            <w:pPr>
+              <w:spacing w:after="20"/>
+            </w:pPr>
+            <w:r>
+              <w:rPr>
+                <w:color w:val="1C3A36"/>
+                <w:sz w:val="16"/>
+              </w:rPr>
               <w:t>One disclosed operating figure was restated between annual reports</w:t>
             </w:r>
           </w:p>
@@ -13569,6 +14930,61 @@
                 <w:sz w:val="16"/>
               </w:rPr>
               <w:t>a company explanation of the restatement</w:t>
+            </w:r>
+          </w:p>
+        </w:tc>
+      </w:tr>
+      <w:tr>
+        <w:tc>
+          <w:tcPr>
+            <w:tcW w:type="dxa" w:w="2736"/>
+          </w:tcPr>
+          <w:p>
+            <w:pPr>
+              <w:spacing w:after="20"/>
+            </w:pPr>
+            <w:r>
+              <w:rPr>
+                <w:color w:val="1C3A36"/>
+                <w:sz w:val="16"/>
+              </w:rPr>
+              <w:t>The beta composite contains the subject itself</w:t>
+            </w:r>
+          </w:p>
+        </w:tc>
+        <w:tc>
+          <w:tcPr>
+            <w:tcW w:type="dxa" w:w="4824"/>
+          </w:tcPr>
+          <w:p>
+            <w:pPr>
+              <w:spacing w:after="20"/>
+              <w:jc w:val="right"/>
+            </w:pPr>
+            <w:r>
+              <w:rPr>
+                <w:color w:val="1C3A36"/>
+                <w:sz w:val="16"/>
+              </w:rPr>
+              <w:t>the 36-name equal-weighted local composite the beta is regressed against includes this company at about 2.8% weight, which biases the coefficient toward one. Removing it gives 0.565 rather than 0.629, which would RAISE the two centres by about EGP 3.35 and EGP 3.71 a share. The in-index coefficient is carried because it is the more conservative of the two and because it is what a real local index produces; both are published in the bibliography</w:t>
+            </w:r>
+          </w:p>
+        </w:tc>
+        <w:tc>
+          <w:tcPr>
+            <w:tcW w:type="dxa" w:w="2376"/>
+          </w:tcPr>
+          <w:p>
+            <w:pPr>
+              <w:spacing w:after="20"/>
+              <w:jc w:val="right"/>
+            </w:pPr>
+            <w:r>
+              <w:rPr>
+                <w:color w:val="1C3A36"/>
+                <w:sz w:val="16"/>
+              </w:rPr>
+              <w:t>a published local index that excludes the constituent under study</w:t>
             </w:r>
           </w:p>
         </w:tc>
@@ -13645,7 +15061,7 @@
           <w:color w:val="6E7B77"/>
           <w:sz w:val="17"/>
         </w:rPr>
-        <w:t>Table 16 — every limitation this study knows about, and what would resolve it.</w:t>
+        <w:t>Table 19 — every limitation this study knows about, and what would resolve it.</w:t>
       </w:r>
     </w:p>
     <w:p>
@@ -13673,7 +15089,7 @@
           <w:color w:val="1C3A36"/>
           <w:sz w:val="21"/>
         </w:rPr>
-        <w:t>What would change the conclusion, stated in advance so it can be checked: if the company disclosed biosimilar revenue on a path toward USD 115 million a year, the cash-flow lenses would move to the market price and this study would be wrong to have flagged the gap. If the FY2026 depreciation charge came in near EGP 118 million rather than EGP 304 million, the plant is not in service and the whole timetable in this study shifts out a year.</w:t>
+        <w:t>What would change the conclusion, stated in advance so it can be checked: if the company disclosed biosimilar revenue on a path toward USD 119 million a year, the cash-flow lenses would move to the market price and this study would be wrong to have flagged the gap. If the FY2026 depreciation charge came in near EGP 118 million rather than EGP 304 million, the plant is not in service and the whole timetable in this study shifts out a year.</w:t>
       </w:r>
     </w:p>
     <w:p>
@@ -15825,7 +17241,7 @@
                 <w:color w:val="1C3A36"/>
                 <w:sz w:val="15"/>
               </w:rPr>
-              <w:t>1,548</w:t>
+              <w:t>1,250</w:t>
             </w:r>
           </w:p>
         </w:tc>
@@ -15843,7 +17259,7 @@
                 <w:color w:val="1C3A36"/>
                 <w:sz w:val="15"/>
               </w:rPr>
-              <w:t>1,451</w:t>
+              <w:t>1,210</w:t>
             </w:r>
           </w:p>
         </w:tc>
@@ -15861,7 +17277,7 @@
                 <w:color w:val="1C3A36"/>
                 <w:sz w:val="15"/>
               </w:rPr>
-              <w:t>1,346</w:t>
+              <w:t>1,150</w:t>
             </w:r>
           </w:p>
         </w:tc>
@@ -15879,7 +17295,7 @@
                 <w:color w:val="1C3A36"/>
                 <w:sz w:val="15"/>
               </w:rPr>
-              <w:t>1,258</w:t>
+              <w:t>1,090</w:t>
             </w:r>
           </w:p>
         </w:tc>
@@ -15897,7 +17313,7 @@
                 <w:color w:val="1C3A36"/>
                 <w:sz w:val="15"/>
               </w:rPr>
-              <w:t>1,187</w:t>
+              <w:t>1,030</w:t>
             </w:r>
           </w:p>
         </w:tc>
@@ -16161,7 +17577,7 @@
                 <w:color w:val="1C3A36"/>
                 <w:sz w:val="15"/>
               </w:rPr>
-              <w:t>608</w:t>
+              <w:t>1,014</w:t>
             </w:r>
           </w:p>
         </w:tc>
@@ -16181,7 +17597,7 @@
                 <w:color w:val="1C3A36"/>
                 <w:sz w:val="15"/>
               </w:rPr>
-              <w:t>756</w:t>
+              <w:t>1,260</w:t>
             </w:r>
           </w:p>
         </w:tc>
@@ -16201,7 +17617,7 @@
                 <w:color w:val="1C3A36"/>
                 <w:sz w:val="15"/>
               </w:rPr>
-              <w:t>989</w:t>
+              <w:t>1,648</w:t>
             </w:r>
           </w:p>
         </w:tc>
@@ -16221,7 +17637,7 @@
                 <w:color w:val="1C3A36"/>
                 <w:sz w:val="15"/>
               </w:rPr>
-              <w:t>1,231</w:t>
+              <w:t>2,051</w:t>
             </w:r>
           </w:p>
         </w:tc>
@@ -16238,6 +17654,332 @@
             <w:r>
               <w:rPr>
                 <w:b/>
+                <w:color w:val="1C3A36"/>
+                <w:sz w:val="15"/>
+              </w:rPr>
+              <w:t>2,437</w:t>
+            </w:r>
+          </w:p>
+        </w:tc>
+      </w:tr>
+      <w:tr>
+        <w:tc>
+          <w:tcPr>
+            <w:tcW w:type="dxa" w:w="2477"/>
+          </w:tcPr>
+          <w:p>
+            <w:pPr>
+              <w:spacing w:after="20"/>
+            </w:pPr>
+            <w:r>
+              <w:rPr>
+                <w:color w:val="1C3A36"/>
+                <w:sz w:val="15"/>
+              </w:rPr>
+              <w:t>Attributable earnings per share (EGP)</w:t>
+            </w:r>
+          </w:p>
+        </w:tc>
+        <w:tc>
+          <w:tcPr>
+            <w:tcW w:type="dxa" w:w="1037"/>
+          </w:tcPr>
+          <w:p>
+            <w:pPr>
+              <w:spacing w:after="20"/>
+              <w:jc w:val="right"/>
+            </w:pPr>
+            <w:r>
+              <w:rPr>
+                <w:color w:val="1C3A36"/>
+                <w:sz w:val="15"/>
+              </w:rPr>
+              <w:t>5.53</w:t>
+            </w:r>
+          </w:p>
+        </w:tc>
+        <w:tc>
+          <w:tcPr>
+            <w:tcW w:type="dxa" w:w="1037"/>
+          </w:tcPr>
+          <w:p>
+            <w:pPr>
+              <w:spacing w:after="20"/>
+              <w:jc w:val="right"/>
+            </w:pPr>
+            <w:r>
+              <w:rPr>
+                <w:color w:val="1C3A36"/>
+                <w:sz w:val="15"/>
+              </w:rPr>
+              <w:t>7.37</w:t>
+            </w:r>
+          </w:p>
+        </w:tc>
+        <w:tc>
+          <w:tcPr>
+            <w:tcW w:type="dxa" w:w="1037"/>
+          </w:tcPr>
+          <w:p>
+            <w:pPr>
+              <w:spacing w:after="20"/>
+              <w:jc w:val="right"/>
+            </w:pPr>
+            <w:r>
+              <w:rPr>
+                <w:color w:val="1C3A36"/>
+                <w:sz w:val="15"/>
+              </w:rPr>
+              <w:t>8.90</w:t>
+            </w:r>
+          </w:p>
+        </w:tc>
+        <w:tc>
+          <w:tcPr>
+            <w:tcW w:type="dxa" w:w="1037"/>
+          </w:tcPr>
+          <w:p>
+            <w:pPr>
+              <w:spacing w:after="20"/>
+              <w:jc w:val="right"/>
+            </w:pPr>
+            <w:r>
+              <w:rPr>
+                <w:color w:val="1C3A36"/>
+                <w:sz w:val="15"/>
+              </w:rPr>
+              <w:t>6.01</w:t>
+            </w:r>
+          </w:p>
+        </w:tc>
+        <w:tc>
+          <w:tcPr>
+            <w:tcW w:type="dxa" w:w="1037"/>
+          </w:tcPr>
+          <w:p>
+            <w:pPr>
+              <w:spacing w:after="20"/>
+              <w:jc w:val="right"/>
+            </w:pPr>
+            <w:r>
+              <w:rPr>
+                <w:color w:val="1C3A36"/>
+                <w:sz w:val="15"/>
+              </w:rPr>
+              <w:t>7.46</w:t>
+            </w:r>
+          </w:p>
+        </w:tc>
+        <w:tc>
+          <w:tcPr>
+            <w:tcW w:type="dxa" w:w="1037"/>
+          </w:tcPr>
+          <w:p>
+            <w:pPr>
+              <w:spacing w:after="20"/>
+              <w:jc w:val="right"/>
+            </w:pPr>
+            <w:r>
+              <w:rPr>
+                <w:color w:val="1C3A36"/>
+                <w:sz w:val="15"/>
+              </w:rPr>
+              <w:t>9.77</w:t>
+            </w:r>
+          </w:p>
+        </w:tc>
+        <w:tc>
+          <w:tcPr>
+            <w:tcW w:type="dxa" w:w="1037"/>
+          </w:tcPr>
+          <w:p>
+            <w:pPr>
+              <w:spacing w:after="20"/>
+              <w:jc w:val="right"/>
+            </w:pPr>
+            <w:r>
+              <w:rPr>
+                <w:color w:val="1C3A36"/>
+                <w:sz w:val="15"/>
+              </w:rPr>
+              <w:t>12.15</w:t>
+            </w:r>
+          </w:p>
+        </w:tc>
+        <w:tc>
+          <w:tcPr>
+            <w:tcW w:type="dxa" w:w="1037"/>
+          </w:tcPr>
+          <w:p>
+            <w:pPr>
+              <w:spacing w:after="20"/>
+              <w:jc w:val="right"/>
+            </w:pPr>
+            <w:r>
+              <w:rPr>
+                <w:color w:val="1C3A36"/>
+                <w:sz w:val="15"/>
+              </w:rPr>
+              <w:t>14.44</w:t>
+            </w:r>
+          </w:p>
+        </w:tc>
+      </w:tr>
+      <w:tr>
+        <w:tc>
+          <w:tcPr>
+            <w:tcW w:type="dxa" w:w="2477"/>
+          </w:tcPr>
+          <w:p>
+            <w:pPr>
+              <w:spacing w:after="20"/>
+            </w:pPr>
+            <w:r>
+              <w:rPr>
+                <w:color w:val="1C3A36"/>
+                <w:sz w:val="15"/>
+              </w:rPr>
+              <w:t xml:space="preserve">   memorandum: retained after a 40% payout</w:t>
+            </w:r>
+          </w:p>
+        </w:tc>
+        <w:tc>
+          <w:tcPr>
+            <w:tcW w:type="dxa" w:w="1037"/>
+          </w:tcPr>
+          <w:p>
+            <w:pPr>
+              <w:spacing w:after="20"/>
+              <w:jc w:val="right"/>
+            </w:pPr>
+            <w:r>
+              <w:rPr>
+                <w:color w:val="1C3A36"/>
+                <w:sz w:val="15"/>
+              </w:rPr>
+              <w:t>493</w:t>
+            </w:r>
+          </w:p>
+        </w:tc>
+        <w:tc>
+          <w:tcPr>
+            <w:tcW w:type="dxa" w:w="1037"/>
+          </w:tcPr>
+          <w:p>
+            <w:pPr>
+              <w:spacing w:after="20"/>
+              <w:jc w:val="right"/>
+            </w:pPr>
+            <w:r>
+              <w:rPr>
+                <w:color w:val="1C3A36"/>
+                <w:sz w:val="15"/>
+              </w:rPr>
+              <w:t>657</w:t>
+            </w:r>
+          </w:p>
+        </w:tc>
+        <w:tc>
+          <w:tcPr>
+            <w:tcW w:type="dxa" w:w="1037"/>
+          </w:tcPr>
+          <w:p>
+            <w:pPr>
+              <w:spacing w:after="20"/>
+              <w:jc w:val="right"/>
+            </w:pPr>
+            <w:r>
+              <w:rPr>
+                <w:color w:val="1C3A36"/>
+                <w:sz w:val="15"/>
+              </w:rPr>
+              <w:t>865</w:t>
+            </w:r>
+          </w:p>
+        </w:tc>
+        <w:tc>
+          <w:tcPr>
+            <w:tcW w:type="dxa" w:w="1037"/>
+          </w:tcPr>
+          <w:p>
+            <w:pPr>
+              <w:spacing w:after="20"/>
+              <w:jc w:val="right"/>
+            </w:pPr>
+            <w:r>
+              <w:rPr>
+                <w:color w:val="1C3A36"/>
+                <w:sz w:val="15"/>
+              </w:rPr>
+              <w:t>608</w:t>
+            </w:r>
+          </w:p>
+        </w:tc>
+        <w:tc>
+          <w:tcPr>
+            <w:tcW w:type="dxa" w:w="1037"/>
+          </w:tcPr>
+          <w:p>
+            <w:pPr>
+              <w:spacing w:after="20"/>
+              <w:jc w:val="right"/>
+            </w:pPr>
+            <w:r>
+              <w:rPr>
+                <w:color w:val="1C3A36"/>
+                <w:sz w:val="15"/>
+              </w:rPr>
+              <w:t>756</w:t>
+            </w:r>
+          </w:p>
+        </w:tc>
+        <w:tc>
+          <w:tcPr>
+            <w:tcW w:type="dxa" w:w="1037"/>
+          </w:tcPr>
+          <w:p>
+            <w:pPr>
+              <w:spacing w:after="20"/>
+              <w:jc w:val="right"/>
+            </w:pPr>
+            <w:r>
+              <w:rPr>
+                <w:color w:val="1C3A36"/>
+                <w:sz w:val="15"/>
+              </w:rPr>
+              <w:t>989</w:t>
+            </w:r>
+          </w:p>
+        </w:tc>
+        <w:tc>
+          <w:tcPr>
+            <w:tcW w:type="dxa" w:w="1037"/>
+          </w:tcPr>
+          <w:p>
+            <w:pPr>
+              <w:spacing w:after="20"/>
+              <w:jc w:val="right"/>
+            </w:pPr>
+            <w:r>
+              <w:rPr>
+                <w:color w:val="1C3A36"/>
+                <w:sz w:val="15"/>
+              </w:rPr>
+              <w:t>1,231</w:t>
+            </w:r>
+          </w:p>
+        </w:tc>
+        <w:tc>
+          <w:tcPr>
+            <w:tcW w:type="dxa" w:w="1037"/>
+          </w:tcPr>
+          <w:p>
+            <w:pPr>
+              <w:spacing w:after="20"/>
+              <w:jc w:val="right"/>
+            </w:pPr>
+            <w:r>
+              <w:rPr>
                 <w:color w:val="1C3A36"/>
                 <w:sz w:val="15"/>
               </w:rPr>
@@ -16263,7 +18005,7 @@
           <w:color w:val="6E7B77"/>
           <w:sz w:val="17"/>
         </w:rPr>
-        <w:t>Table 17 — three audited years and five forecast years. The attributable-profit line in the forecast columns is the retained portion grossed back up at the payout ratio.</w:t>
+        <w:t>Table 20 — three audited years and five forecast years. Every forecast line is the model row the valuation itself uses. The attributable-profit line is attributable profit; the retained portion is a separate memorandum line beneath it, because the equity roll-forward in Appendix A.2 needs it. The finance-cost line is the charge the model carries, calibrated to the first quarter of 2026 — it is not the marginal cost of debt used in the discount rate, which is a different and higher forward rate. Earnings per share for FY2023 and FY2024 use the 148.76 million shares then in issue and FY2025 uses the audited weighted average of 162.02 million; the forecast columns use the 168.76 million now in issue.</w:t>
       </w:r>
     </w:p>
     <w:p>
@@ -17478,7 +19220,7 @@
                 <w:color w:val="1C3A36"/>
                 <w:sz w:val="15"/>
               </w:rPr>
-              <w:t>Gross borrowings</w:t>
+              <w:t>Gross borrowings (the funding plug)</w:t>
             </w:r>
           </w:p>
         </w:tc>
@@ -17550,7 +19292,7 @@
                 <w:color w:val="1C3A36"/>
                 <w:sz w:val="15"/>
               </w:rPr>
-              <w:t>8,798</w:t>
+              <w:t>10,065</w:t>
             </w:r>
           </w:p>
         </w:tc>
@@ -17568,7 +19310,7 @@
                 <w:color w:val="1C3A36"/>
                 <w:sz w:val="15"/>
               </w:rPr>
-              <w:t>8,798</w:t>
+              <w:t>10,203</w:t>
             </w:r>
           </w:p>
         </w:tc>
@@ -17586,7 +19328,7 @@
                 <w:color w:val="1C3A36"/>
                 <w:sz w:val="15"/>
               </w:rPr>
-              <w:t>8,798</w:t>
+              <w:t>9,943</w:t>
             </w:r>
           </w:p>
         </w:tc>
@@ -17604,7 +19346,7 @@
                 <w:color w:val="1C3A36"/>
                 <w:sz w:val="15"/>
               </w:rPr>
-              <w:t>8,798</w:t>
+              <w:t>9,499</w:t>
             </w:r>
           </w:p>
         </w:tc>
@@ -17622,7 +19364,170 @@
                 <w:color w:val="1C3A36"/>
                 <w:sz w:val="15"/>
               </w:rPr>
-              <w:t>8,798</w:t>
+              <w:t>8,813</w:t>
+            </w:r>
+          </w:p>
+        </w:tc>
+      </w:tr>
+      <w:tr>
+        <w:tc>
+          <w:tcPr>
+            <w:tcW w:type="dxa" w:w="2477"/>
+          </w:tcPr>
+          <w:p>
+            <w:pPr>
+              <w:spacing w:after="20"/>
+            </w:pPr>
+            <w:r>
+              <w:rPr>
+                <w:color w:val="1C3A36"/>
+                <w:sz w:val="15"/>
+              </w:rPr>
+              <w:t>Net debt</w:t>
+            </w:r>
+          </w:p>
+        </w:tc>
+        <w:tc>
+          <w:tcPr>
+            <w:tcW w:type="dxa" w:w="1037"/>
+          </w:tcPr>
+          <w:p>
+            <w:pPr>
+              <w:spacing w:after="20"/>
+              <w:jc w:val="right"/>
+            </w:pPr>
+            <w:r>
+              <w:rPr>
+                <w:color w:val="1C3A36"/>
+                <w:sz w:val="15"/>
+              </w:rPr>
+              <w:t>4,204</w:t>
+            </w:r>
+          </w:p>
+        </w:tc>
+        <w:tc>
+          <w:tcPr>
+            <w:tcW w:type="dxa" w:w="1037"/>
+          </w:tcPr>
+          <w:p>
+            <w:pPr>
+              <w:spacing w:after="20"/>
+              <w:jc w:val="right"/>
+            </w:pPr>
+            <w:r>
+              <w:rPr>
+                <w:color w:val="1C3A36"/>
+                <w:sz w:val="15"/>
+              </w:rPr>
+              <w:t>7,905</w:t>
+            </w:r>
+          </w:p>
+        </w:tc>
+        <w:tc>
+          <w:tcPr>
+            <w:tcW w:type="dxa" w:w="1037"/>
+          </w:tcPr>
+          <w:p>
+            <w:pPr>
+              <w:spacing w:after="20"/>
+              <w:jc w:val="right"/>
+            </w:pPr>
+            <w:r>
+              <w:rPr>
+                <w:color w:val="1C3A36"/>
+                <w:sz w:val="15"/>
+              </w:rPr>
+              <w:t>7,364</w:t>
+            </w:r>
+          </w:p>
+        </w:tc>
+        <w:tc>
+          <w:tcPr>
+            <w:tcW w:type="dxa" w:w="1037"/>
+          </w:tcPr>
+          <w:p>
+            <w:pPr>
+              <w:spacing w:after="20"/>
+              <w:jc w:val="right"/>
+            </w:pPr>
+            <w:r>
+              <w:rPr>
+                <w:color w:val="1C3A36"/>
+                <w:sz w:val="15"/>
+              </w:rPr>
+              <w:t>8,632</w:t>
+            </w:r>
+          </w:p>
+        </w:tc>
+        <w:tc>
+          <w:tcPr>
+            <w:tcW w:type="dxa" w:w="1037"/>
+          </w:tcPr>
+          <w:p>
+            <w:pPr>
+              <w:spacing w:after="20"/>
+              <w:jc w:val="right"/>
+            </w:pPr>
+            <w:r>
+              <w:rPr>
+                <w:color w:val="1C3A36"/>
+                <w:sz w:val="15"/>
+              </w:rPr>
+              <w:t>8,769</w:t>
+            </w:r>
+          </w:p>
+        </w:tc>
+        <w:tc>
+          <w:tcPr>
+            <w:tcW w:type="dxa" w:w="1037"/>
+          </w:tcPr>
+          <w:p>
+            <w:pPr>
+              <w:spacing w:after="20"/>
+              <w:jc w:val="right"/>
+            </w:pPr>
+            <w:r>
+              <w:rPr>
+                <w:color w:val="1C3A36"/>
+                <w:sz w:val="15"/>
+              </w:rPr>
+              <w:t>8,510</w:t>
+            </w:r>
+          </w:p>
+        </w:tc>
+        <w:tc>
+          <w:tcPr>
+            <w:tcW w:type="dxa" w:w="1037"/>
+          </w:tcPr>
+          <w:p>
+            <w:pPr>
+              <w:spacing w:after="20"/>
+              <w:jc w:val="right"/>
+            </w:pPr>
+            <w:r>
+              <w:rPr>
+                <w:color w:val="1C3A36"/>
+                <w:sz w:val="15"/>
+              </w:rPr>
+              <w:t>8,066</w:t>
+            </w:r>
+          </w:p>
+        </w:tc>
+        <w:tc>
+          <w:tcPr>
+            <w:tcW w:type="dxa" w:w="1037"/>
+          </w:tcPr>
+          <w:p>
+            <w:pPr>
+              <w:spacing w:after="20"/>
+              <w:jc w:val="right"/>
+            </w:pPr>
+            <w:r>
+              <w:rPr>
+                <w:color w:val="1C3A36"/>
+                <w:sz w:val="15"/>
+              </w:rPr>
+              <w:t>7,380</w:t>
             </w:r>
           </w:p>
         </w:tc>
@@ -17988,7 +19893,7 @@
           <w:color w:val="6E7B77"/>
           <w:sz w:val="17"/>
         </w:rPr>
-        <w:t>Table 18 — the balance sheet. The property and construction lines roll forward on the transfer schedule; working capital is projected from the disclosed day ratios.</w:t>
+        <w:t>Table 21 — the balance sheet, WHICH BALANCES. The property and construction lines roll forward on the transfer schedule and working capital is projected from the disclosed day ratios; cash is held at the audited operating minimum and gross borrowings carry whatever the asset side needs that trade credit, provisions and equity do not supply. The first edition froze cash AND borrowings for five years while equity compounded, which left the forecast columns out by up to 6.6% of total assets with no check row to show it. Borrowings therefore RISE before they fall: the working-capital build and the first year's capital spending are debt-funded while a 40% payout continues. The lines above are a summary; the full statement, a total liabilities-and-equity row and an explicit balance-check row are in the accompanying model, where the check reads zero in every forecast column and carries residuals of −4.1, +0.2 and +0.4 million in the three audited columns — under 0.05% of total assets, from grouping the filed statement into these captions.</w:t>
       </w:r>
     </w:p>
     <w:p>
@@ -18856,7 +20761,7 @@
                 <w:color w:val="1C3A36"/>
                 <w:sz w:val="16"/>
               </w:rPr>
-              <w:t>178</w:t>
+              <w:t>156</w:t>
             </w:r>
           </w:p>
         </w:tc>
@@ -18874,7 +20779,7 @@
                 <w:color w:val="1C3A36"/>
                 <w:sz w:val="16"/>
               </w:rPr>
-              <w:t>1,094</w:t>
+              <w:t>1,068</w:t>
             </w:r>
           </w:p>
         </w:tc>
@@ -18892,7 +20797,7 @@
                 <w:color w:val="1C3A36"/>
                 <w:sz w:val="16"/>
               </w:rPr>
-              <w:t>1,605</w:t>
+              <w:t>1,575</w:t>
             </w:r>
           </w:p>
         </w:tc>
@@ -18910,7 +20815,7 @@
                 <w:color w:val="1C3A36"/>
                 <w:sz w:val="16"/>
               </w:rPr>
-              <w:t>1,909</w:t>
+              <w:t>1,874</w:t>
             </w:r>
           </w:p>
         </w:tc>
@@ -18928,7 +20833,7 @@
                 <w:color w:val="1C3A36"/>
                 <w:sz w:val="16"/>
               </w:rPr>
-              <w:t>2,264</w:t>
+              <w:t>2,225</w:t>
             </w:r>
           </w:p>
         </w:tc>
@@ -18950,7 +20855,7 @@
           <w:color w:val="6E7B77"/>
           <w:sz w:val="17"/>
         </w:rPr>
-        <w:t>Table 19 — the asset-conversion cycle, projected rather than plugged. The 268-day inventory position is a stated policy: the company holds a strategic raw-material stockpile it says covers at least eight months.</w:t>
+        <w:t>Table 22 — the asset-conversion cycle, projected rather than plugged. The 268-day inventory position is a stated policy: the company holds a strategic raw-material stockpile it says covers at least eight months.</w:t>
       </w:r>
     </w:p>
     <w:p>
@@ -19247,7 +21152,7 @@
                 <w:color w:val="1C3A36"/>
                 <w:sz w:val="16"/>
               </w:rPr>
-              <w:t>Peer median used</w:t>
+              <w:t>STRUCK REFERENCE USED — the midpoint of the two observations above</w:t>
             </w:r>
           </w:p>
         </w:tc>
@@ -19265,7 +21170,7 @@
                 <w:color w:val="1C3A36"/>
                 <w:sz w:val="16"/>
               </w:rPr>
-              <w:t>19.5x</w:t>
+              <w:t>21.35x</w:t>
             </w:r>
           </w:p>
         </w:tc>
@@ -19301,7 +21206,7 @@
                 <w:color w:val="1C3A36"/>
                 <w:sz w:val="16"/>
               </w:rPr>
-              <w:t>the third leg of the relative lens, adjusted for the cost-of-equity gap</w:t>
+              <w:t>the third leg of the relative lens, adjusted for the cost-of-equity gap. NOT a median of a disclosed peer set: only the two observations above are disclosed, the companies are not named, and this multiple therefore cannot be rebuilt from their filings</w:t>
             </w:r>
           </w:p>
         </w:tc>
@@ -19320,7 +21225,7 @@
                 <w:color w:val="1C3A36"/>
                 <w:sz w:val="16"/>
               </w:rPr>
-              <w:t>EIPICO today</w:t>
+              <w:t>EIPICO today, on shares in issue</w:t>
             </w:r>
           </w:p>
         </w:tc>
@@ -19338,7 +21243,7 @@
                 <w:color w:val="1C3A36"/>
                 <w:sz w:val="16"/>
               </w:rPr>
-              <w:t>15.2x</w:t>
+              <w:t>15.22x</w:t>
             </w:r>
           </w:p>
         </w:tc>
@@ -19393,6 +21298,79 @@
                 <w:color w:val="1C3A36"/>
                 <w:sz w:val="16"/>
               </w:rPr>
+              <w:t>EIPICO today, on the FY2025 weighted-average count</w:t>
+            </w:r>
+          </w:p>
+        </w:tc>
+        <w:tc>
+          <w:tcPr>
+            <w:tcW w:type="dxa" w:w="1152"/>
+          </w:tcPr>
+          <w:p>
+            <w:pPr>
+              <w:spacing w:after="20"/>
+              <w:jc w:val="right"/>
+            </w:pPr>
+            <w:r>
+              <w:rPr>
+                <w:color w:val="1C3A36"/>
+                <w:sz w:val="16"/>
+              </w:rPr>
+              <w:t>14.62x</w:t>
+            </w:r>
+          </w:p>
+        </w:tc>
+        <w:tc>
+          <w:tcPr>
+            <w:tcW w:type="dxa" w:w="2232"/>
+          </w:tcPr>
+          <w:p>
+            <w:pPr>
+              <w:spacing w:after="20"/>
+              <w:jc w:val="right"/>
+            </w:pPr>
+            <w:r>
+              <w:rPr>
+                <w:color w:val="1C3A36"/>
+                <w:sz w:val="16"/>
+              </w:rPr>
+              <w:t>trailing price / earnings</w:t>
+            </w:r>
+          </w:p>
+        </w:tc>
+        <w:tc>
+          <w:tcPr>
+            <w:tcW w:type="dxa" w:w="3096"/>
+          </w:tcPr>
+          <w:p>
+            <w:pPr>
+              <w:spacing w:after="20"/>
+              <w:jc w:val="right"/>
+            </w:pPr>
+            <w:r>
+              <w:rPr>
+                <w:color w:val="1C3A36"/>
+                <w:sz w:val="16"/>
+              </w:rPr>
+              <w:t>the same profit over the audited weighted average of 162.02 million shares. Both readings are published</w:t>
+            </w:r>
+          </w:p>
+        </w:tc>
+      </w:tr>
+      <w:tr>
+        <w:tc>
+          <w:tcPr>
+            <w:tcW w:type="dxa" w:w="3456"/>
+          </w:tcPr>
+          <w:p>
+            <w:pPr>
+              <w:spacing w:after="20"/>
+            </w:pPr>
+            <w:r>
+              <w:rPr>
+                <w:color w:val="1C3A36"/>
+                <w:sz w:val="16"/>
+              </w:rPr>
               <w:t>EIPICO, own four-year mean</w:t>
             </w:r>
           </w:p>
@@ -19411,7 +21389,7 @@
                 <w:color w:val="1C3A36"/>
                 <w:sz w:val="16"/>
               </w:rPr>
-              <w:t>6.7x</w:t>
+              <w:t>6.57x</w:t>
             </w:r>
           </w:p>
         </w:tc>
@@ -19447,7 +21425,7 @@
                 <w:color w:val="1C3A36"/>
                 <w:sz w:val="16"/>
               </w:rPr>
-              <w:t>computed entirely from primary material — the first leg of the relative lens</w:t>
+              <w:t>computed entirely from primary material — the second leg of the relative lens</w:t>
             </w:r>
           </w:p>
         </w:tc>
@@ -19469,7 +21447,7 @@
           <w:color w:val="6E7B77"/>
           <w:sz w:val="17"/>
         </w:rPr>
-        <w:t>Table 20 — the peer set. No peer figure is used to build any historical number for EIPICO; peers appear only as a cross-check.</w:t>
+        <w:t>Table 23 — the peer set. No peer figure is used to build any historical number for EIPICO; peers appear only as a cross-check.</w:t>
       </w:r>
     </w:p>
     <w:p>
@@ -19714,7 +21692,7 @@
                 <w:color w:val="1C3A36"/>
                 <w:sz w:val="16"/>
               </w:rPr>
-              <w:t>imported ingredients and packaging are 79% of the cash cost stack against a 32% export share — a weaker pound is net negative here</w:t>
+              <w:t>the imported active ingredient plus the imported SHARE of packaging are 68.4% of the disclosed cost stack against a 32% export share — a weaker pound is net negative here. Counting the WHOLE packaging line as imported would give 79.4%, which the group's own primary-packaging manufacture rules out</w:t>
             </w:r>
           </w:p>
         </w:tc>
@@ -19769,7 +21747,7 @@
                 <w:color w:val="1C3A36"/>
                 <w:sz w:val="16"/>
               </w:rPr>
-              <w:t>the provision charge stays near 5% of revenue permanently; this is Frame A, and it is already the more conservative published case</w:t>
+              <w:t>the provision charge stays near 5.25% of revenue permanently; this is Frame A, and it is already the more conservative of the two published cases. A charge at the three-year mean of 6.52% instead would put Frame A at EGP 51.29 a share</w:t>
             </w:r>
           </w:p>
         </w:tc>
@@ -20058,7 +22036,7 @@
           <w:color w:val="1C3A36"/>
           <w:sz w:val="21"/>
         </w:rPr>
-        <w:t>When it works: for a business with a stable, forecastable operating model and a capital structure that is not about to change. When it fails: when most of the value sits beyond the explicit forecast — which is the case here, at 76% of enterprise value in the terminal block.</w:t>
+        <w:t>When it works: for a business with a stable, forecastable operating model and a capital structure that is not about to change. When it fails: when most of the value sits beyond the explicit forecast — which is the case here, at 74% of enterprise value in the terminal block.</w:t>
       </w:r>
     </w:p>
     <w:tbl>
@@ -20159,7 +22137,7 @@
                 <w:color w:val="1C3A36"/>
                 <w:sz w:val="17"/>
               </w:rPr>
-              <w:t>3,784</w:t>
+              <w:t>3,671</w:t>
             </w:r>
           </w:p>
         </w:tc>
@@ -20196,7 +22174,7 @@
                 <w:color w:val="1C3A36"/>
                 <w:sz w:val="17"/>
               </w:rPr>
-              <w:t>2,388</w:t>
+              <w:t>2,073</w:t>
             </w:r>
           </w:p>
         </w:tc>
@@ -20233,7 +22211,7 @@
                 <w:color w:val="1C3A36"/>
                 <w:sz w:val="17"/>
               </w:rPr>
-              <w:t>13.83% − 5% = 8.83%</w:t>
+              <w:t>13.56% − 5% = 8.56%</w:t>
             </w:r>
           </w:p>
         </w:tc>
@@ -20270,7 +22248,7 @@
                 <w:color w:val="1C3A36"/>
                 <w:sz w:val="17"/>
               </w:rPr>
-              <w:t>27,025</w:t>
+              <w:t>24,214</w:t>
             </w:r>
           </w:p>
         </w:tc>
@@ -20307,7 +22285,7 @@
                 <w:color w:val="1C3A36"/>
                 <w:sz w:val="17"/>
               </w:rPr>
-              <w:t>11,938</w:t>
+              <w:t>10,645</w:t>
             </w:r>
           </w:p>
         </w:tc>
@@ -20344,7 +22322,7 @@
                 <w:color w:val="1C3A36"/>
                 <w:sz w:val="17"/>
               </w:rPr>
-              <w:t>15,722</w:t>
+              <w:t>14,316</w:t>
             </w:r>
           </w:p>
         </w:tc>
@@ -20459,7 +22437,7 @@
                 <w:color w:val="1C3A36"/>
                 <w:sz w:val="17"/>
               </w:rPr>
-              <w:t>11,344</w:t>
+              <w:t>9,939</w:t>
             </w:r>
           </w:p>
         </w:tc>
@@ -20496,7 +22474,7 @@
                 <w:color w:val="1C3A36"/>
                 <w:sz w:val="17"/>
               </w:rPr>
-              <w:t>67.22</w:t>
+              <w:t>58.90</w:t>
             </w:r>
           </w:p>
         </w:tc>
@@ -20518,7 +22496,7 @@
           <w:color w:val="1C3A36"/>
           <w:sz w:val="21"/>
         </w:rPr>
-        <w:t>Named sensitivity: the terminal discount rate. Every 100 basis points on it is worth roughly EGP 8 a share. At 76% terminal weight, this expert is mostly forecasting one number.</w:t>
+        <w:t>Named sensitivity: the terminal discount rate. Every 100 basis points on it is worth roughly EGP 7 a share. At 74% terminal weight, this expert is mostly forecasting one number.</w:t>
       </w:r>
     </w:p>
     <w:p>
@@ -20532,7 +22510,7 @@
           <w:color w:val="1C3A36"/>
           <w:sz w:val="21"/>
         </w:rPr>
-        <w:t>Falsifier, stated in advance: "If free cash flow to the firm in FY2027 comes in below EGP 766 million — 30% below my forecast — my five-year build is wrong and so is the terminal that grows out of it."</w:t>
+        <w:t>Falsifier, stated in advance: "If free cash flow to the firm in FY2027 comes in below EGP 748 million — 30% below my forecast — my five-year build is wrong and so is the terminal that grows out of it."</w:t>
       </w:r>
     </w:p>
     <w:p>
@@ -21205,7 +23183,7 @@
                 <w:color w:val="1C3A36"/>
                 <w:sz w:val="17"/>
               </w:rPr>
-              <w:t>EGP 67.22</w:t>
+              <w:t>EGP 58.90</w:t>
             </w:r>
           </w:p>
         </w:tc>
@@ -21242,7 +23220,7 @@
                 <w:color w:val="1C3A36"/>
                 <w:sz w:val="17"/>
               </w:rPr>
-              <w:t>EGP 62.83 a share</w:t>
+              <w:t>EGP 71.15 a share</w:t>
             </w:r>
           </w:p>
         </w:tc>
@@ -21279,7 +23257,7 @@
                 <w:color w:val="1C3A36"/>
                 <w:sz w:val="17"/>
               </w:rPr>
-              <w:t>EGP 10,602m</w:t>
+              <w:t>EGP 12,008m</w:t>
             </w:r>
           </w:p>
         </w:tc>
@@ -21316,7 +23294,7 @@
                 <w:color w:val="1C3A36"/>
                 <w:sz w:val="17"/>
               </w:rPr>
-              <w:t>EGP 6,642m</w:t>
+              <w:t>EGP 6,849m</w:t>
             </w:r>
           </w:p>
         </w:tc>
@@ -21390,7 +23368,7 @@
                 <w:color w:val="1C3A36"/>
                 <w:sz w:val="17"/>
               </w:rPr>
-              <w:t>USD 115m</w:t>
+              <w:t>USD 119m</w:t>
             </w:r>
           </w:p>
         </w:tc>
@@ -21427,7 +23405,7 @@
                 <w:color w:val="1C3A36"/>
                 <w:sz w:val="17"/>
               </w:rPr>
-              <w:t>1.15x asset turn</w:t>
+              <w:t>1.19x asset turn</w:t>
             </w:r>
           </w:p>
         </w:tc>
@@ -21486,7 +23464,7 @@
           <w:color w:val="1C3A36"/>
           <w:sz w:val="21"/>
         </w:rPr>
-        <w:t>Named sensitivity: the contribution margin assumed on the new revenue. At 35% rather than 45%, the required revenue rises to about EGP 8,540 million, or USD 148 million a year.</w:t>
+        <w:t>Named sensitivity: the contribution margin assumed on the new revenue. At 35% rather than 45%, the required revenue rises to about EGP 8,805 million, or USD 153 million a year.</w:t>
       </w:r>
     </w:p>
     <w:p>
@@ -21615,7 +23593,7 @@
                 <w:color w:val="1C3A36"/>
                 <w:sz w:val="16"/>
               </w:rPr>
-              <w:t>CONCEDED. Expert 1 accepts the terminal weight is high and points to the sensitivity table as the honest response: the range across a plausible terminal rate and growth combination is EGP 68 to EGP 112, and that range is published rather than hidden.</w:t>
+              <w:t>CONCEDED. Expert 1 accepts the terminal weight is high and points to the sensitivity table as the honest response: the published grid across a plausible terminal cost of equity and growth combination runs EGP 43 to EGP 92 a share, and the WHOLE of that range is published rather than its comfortable half.</w:t>
             </w:r>
           </w:p>
         </w:tc>
@@ -21799,7 +23777,7 @@
           <w:color w:val="1C3A36"/>
           <w:sz w:val="21"/>
         </w:rPr>
-        <w:t>Put together, the disagreement narrows to a single question, which is a good sign. All three agree on the audited history, on the cost of capital construction, and on the fact that the depreciation and interest step is real and arrives in FY2026. All three agree the existing business — 65% capacity utilisation, a growing export book earned in hard currency, an administered domestic price that at least tracks inflation — is worth somewhere between EGP 70 and EGP 100 a share.</w:t>
+        <w:t>Put together, the disagreement narrows to a single question, which is a good sign. All three agree on the audited history, on the cost of capital construction, and on the fact that the depreciation step is real and has already arrived. On the existing business — 65% capacity utilisation, a growing export book earned in hard currency, an administered domestic price that at least tracks inflation — their own worked values run from EGP 58.90 to EGP 63.12 a share, and the study's own two centres, EGP 61.68 and EGP 69.15, sit inside that. Those are the numbers; no wider claim is made for the business than its own lenses support.</w:t>
       </w:r>
     </w:p>
     <w:p>
@@ -21813,7 +23791,7 @@
           <w:color w:val="1C3A36"/>
           <w:sz w:val="21"/>
         </w:rPr>
-        <w:t>Where they part is what the new plant is worth today. Expert 1 says: nothing until it produces cash, so EGP 67.22. Expert 2 says: nothing until it produces a return, so EGP 63.12. Expert 3 says: the market says EGP 62.83 a share, which requires USD 115 million a year of biosimilar sales, and that is a proposition rather than a valuation. The room does not resolve it. It converts it into something a reader can check in twelve months.</w:t>
+        <w:t>Where they part is what the new plant is worth today. Expert 1 says: nothing until it produces cash, so EGP 58.90. Expert 2 says: nothing until it produces a return, so EGP 63.12. Expert 3 says: the market says EGP 71.15 a share, which requires USD 119 million a year of biosimilar sales, and that is a proposition rather than a valuation. The room does not resolve it. It converts it into something a reader can check in twelve months.</w:t>
       </w:r>
     </w:p>
     <w:p>
@@ -21824,7 +23802,7 @@
       <w:r>
         <w:drawing>
           <wp:inline xmlns:a="http://schemas.openxmlformats.org/drawingml/2006/main" xmlns:pic="http://schemas.openxmlformats.org/drawingml/2006/picture">
-            <wp:extent cx="6035040" cy="2408213"/>
+            <wp:extent cx="6035040" cy="2372099"/>
             <wp:docPr id="8" name="Picture 8"/>
             <wp:cNvGraphicFramePr>
               <a:graphicFrameLocks noChangeAspect="1"/>
@@ -21845,7 +23823,7 @@
                   <pic:spPr>
                     <a:xfrm>
                       <a:off x="0" y="0"/>
-                      <a:ext cx="6035040" cy="2408213"/>
+                      <a:ext cx="6035040" cy="2372099"/>
                     </a:xfrm>
                     <a:prstGeom prst="rect"/>
                   </pic:spPr>
@@ -22002,7 +23980,7 @@
                 <w:color w:val="1C3A36"/>
                 <w:sz w:val="16"/>
               </w:rPr>
-              <w:t>4.10</w:t>
+              <w:t>-4.23</w:t>
             </w:r>
           </w:p>
         </w:tc>
@@ -22057,7 +24035,7 @@
                 <w:color w:val="1C3A36"/>
                 <w:sz w:val="16"/>
               </w:rPr>
-              <w:t>62.83</w:t>
+              <w:t>71.15</w:t>
             </w:r>
           </w:p>
         </w:tc>
@@ -22112,7 +24090,7 @@
                 <w:color w:val="1C3A36"/>
                 <w:sz w:val="16"/>
               </w:rPr>
-              <w:t>-12.11</w:t>
+              <w:t>-14.94</w:t>
             </w:r>
           </w:p>
         </w:tc>
@@ -22149,7 +24127,7 @@
                 <w:color w:val="1C3A36"/>
                 <w:sz w:val="16"/>
               </w:rPr>
-              <w:t>Study centre less market price</w:t>
+              <w:t>Frame A centre less market price</w:t>
             </w:r>
           </w:p>
         </w:tc>
@@ -22167,7 +24145,7 @@
                 <w:color w:val="1C3A36"/>
                 <w:sz w:val="16"/>
               </w:rPr>
-              <w:t>-63.48</w:t>
+              <w:t>-68.37</w:t>
             </w:r>
           </w:p>
         </w:tc>
@@ -22186,6 +24164,116 @@
                 <w:sz w:val="16"/>
               </w:rPr>
               <w:t>the sum of the above: no plant revenue, a relative lens anchored on what the company's own return justifies, and a normalised rather than peak margin</w:t>
+            </w:r>
+          </w:p>
+        </w:tc>
+      </w:tr>
+      <w:tr>
+        <w:tc>
+          <w:tcPr>
+            <w:tcW w:type="dxa" w:w="2520"/>
+          </w:tcPr>
+          <w:p>
+            <w:pPr>
+              <w:spacing w:after="20"/>
+            </w:pPr>
+            <w:r>
+              <w:rPr>
+                <w:color w:val="1C3A36"/>
+                <w:sz w:val="16"/>
+              </w:rPr>
+              <w:t>Frame B centre less market price</w:t>
+            </w:r>
+          </w:p>
+        </w:tc>
+        <w:tc>
+          <w:tcPr>
+            <w:tcW w:type="dxa" w:w="1512"/>
+          </w:tcPr>
+          <w:p>
+            <w:pPr>
+              <w:spacing w:after="20"/>
+              <w:jc w:val="right"/>
+            </w:pPr>
+            <w:r>
+              <w:rPr>
+                <w:color w:val="1C3A36"/>
+                <w:sz w:val="16"/>
+              </w:rPr>
+              <w:t>-60.90</w:t>
+            </w:r>
+          </w:p>
+        </w:tc>
+        <w:tc>
+          <w:tcPr>
+            <w:tcW w:type="dxa" w:w="5112"/>
+          </w:tcPr>
+          <w:p>
+            <w:pPr>
+              <w:spacing w:after="20"/>
+              <w:jc w:val="right"/>
+            </w:pPr>
+            <w:r>
+              <w:rPr>
+                <w:color w:val="1C3A36"/>
+                <w:sz w:val="16"/>
+              </w:rPr>
+              <w:t>the same, with the provision charge normalising instead of permanent</w:t>
+            </w:r>
+          </w:p>
+        </w:tc>
+      </w:tr>
+      <w:tr>
+        <w:tc>
+          <w:tcPr>
+            <w:tcW w:type="dxa" w:w="2520"/>
+          </w:tcPr>
+          <w:p>
+            <w:pPr>
+              <w:spacing w:after="20"/>
+            </w:pPr>
+            <w:r>
+              <w:rPr>
+                <w:color w:val="1C3A36"/>
+                <w:sz w:val="16"/>
+              </w:rPr>
+              <w:t>Frame A centre less Frame B centre</w:t>
+            </w:r>
+          </w:p>
+        </w:tc>
+        <w:tc>
+          <w:tcPr>
+            <w:tcW w:type="dxa" w:w="1512"/>
+          </w:tcPr>
+          <w:p>
+            <w:pPr>
+              <w:spacing w:after="20"/>
+              <w:jc w:val="right"/>
+            </w:pPr>
+            <w:r>
+              <w:rPr>
+                <w:color w:val="1C3A36"/>
+                <w:sz w:val="16"/>
+              </w:rPr>
+              <w:t>-7.47</w:t>
+            </w:r>
+          </w:p>
+        </w:tc>
+        <w:tc>
+          <w:tcPr>
+            <w:tcW w:type="dxa" w:w="5112"/>
+          </w:tcPr>
+          <w:p>
+            <w:pPr>
+              <w:spacing w:after="20"/>
+              <w:jc w:val="right"/>
+            </w:pPr>
+            <w:r>
+              <w:rPr>
+                <w:color w:val="1C3A36"/>
+                <w:sz w:val="16"/>
+              </w:rPr>
+              <w:t>the contested judgement alone, carried through the whole model. This is the number an average would have hidden</w:t>
             </w:r>
           </w:p>
         </w:tc>
@@ -22207,7 +24295,7 @@
           <w:color w:val="6E7B77"/>
           <w:sz w:val="17"/>
         </w:rPr>
-        <w:t>Table 21 — every gap in this study isolated to the assumption that causes it.</w:t>
+        <w:t>Table 24 — every gap in this study isolated to the assumption that causes it.</w:t>
       </w:r>
     </w:p>
     <w:p>

--- a/engine/phar_study/EIPICO_Valuation_Study_09-08-2026.docx
+++ b/engine/phar_study/EIPICO_Valuation_Study_09-08-2026.docx
@@ -190,7 +190,7 @@
                 <w:color w:val="1C3A36"/>
                 <w:sz w:val="19"/>
               </w:rPr>
-              <w:t>There is no single number, and that is deliberate. Five readings put fair value between EGP 59 and EGP 74 a share. Because the contested judgement below is carried BOTH ways and the two are never averaged, the study publishes TWO weighted centres: EGP 61.68 a share on the permanent-provision reading and EGP 69.15 on the normalising one. The market price is EGP 130.05. That gap is the study, and section 1.7 states exactly what would have to be true for the market to be right.</w:t>
+              <w:t>There is no single number, and that is deliberate. Five readings put fair value between EGP 58 and EGP 73 a share. Because the contested judgement below is carried BOTH ways and the two are never averaged, the study publishes TWO weighted centres: EGP 61.21 a share on the permanent-provision reading and EGP 68.70 on the normalising one. The market price is EGP 130.05. That gap is the study, and section 1.7 states exactly what would have to be true for the market to be right.</w:t>
             </w:r>
           </w:p>
           <w:p>
@@ -230,7 +230,7 @@
                 <w:color w:val="1C3A36"/>
                 <w:sz w:val="19"/>
               </w:rPr>
-              <w:t>It folds in the reviewed first quarter of 2026 and the separately issued audited FY2023 and FY2024 statements, obtained after the first issue. The first quarter CONFIRMED the study's central mechanism — the construction balance is transferring and the depreciation charge has more than doubled — but it also came in softer than the first edition assumed on revenue, associates and capital spending. The weighted centre moves from a single EGP 79.64 to a PAIR — EGP 61.68 and EGP 69.15 a share. Section 7 lists what changed and by how much.</w:t>
+              <w:t>It folds in the reviewed first quarter of 2026 and the separately issued audited FY2023 and FY2024 statements, obtained after the first issue. The first quarter CONFIRMED the study's central mechanism — the construction balance is transferring and the depreciation charge has more than doubled — but it also came in softer than the first edition assumed on revenue, associates and capital spending. The weighted centre moves from a single EGP 79.64 to a PAIR — EGP 61.21 and EGP 68.70 a share. Section 7 lists what changed and by how much.</w:t>
             </w:r>
           </w:p>
           <w:p>
@@ -334,7 +334,7 @@
           <w:color w:val="1C3A36"/>
           <w:sz w:val="21"/>
         </w:rPr>
-        <w:t>Against that, four methods that do not depend on the new plant at all — discounted cash flow, run on two framings of the provision charge and so giving five readings in total; book value against sustainable return; triangulated multiples; and normalised earnings power — cluster between EGP 59 and EGP 74. The market is above all of them.</w:t>
+        <w:t>Against that, four methods that do not depend on the new plant at all — discounted cash flow, run on two framings of the provision charge and so giving five readings in total; book value against sustainable return; triangulated multiples; and normalised earnings power — cluster between EGP 58 and EGP 73. The market is above all of them.</w:t>
       </w:r>
     </w:p>
     <w:p>
@@ -557,7 +557,7 @@
                 <w:color w:val="1C3A36"/>
                 <w:sz w:val="18"/>
               </w:rPr>
-              <w:t>58.90</w:t>
+              <w:t>58.04</w:t>
             </w:r>
           </w:p>
         </w:tc>
@@ -630,7 +630,7 @@
                 <w:color w:val="1C3A36"/>
                 <w:sz w:val="18"/>
               </w:rPr>
-              <w:t>73.83</w:t>
+              <w:t>73.03</w:t>
             </w:r>
           </w:p>
         </w:tc>
@@ -648,7 +648,7 @@
                 <w:color w:val="1C3A36"/>
                 <w:sz w:val="18"/>
               </w:rPr>
-              <w:t>-43%</w:t>
+              <w:t>-44%</w:t>
             </w:r>
           </w:p>
         </w:tc>
@@ -703,7 +703,7 @@
                 <w:color w:val="1C3A36"/>
                 <w:sz w:val="18"/>
               </w:rPr>
-              <w:t>63.12</w:t>
+              <w:t>62.81</w:t>
             </w:r>
           </w:p>
         </w:tc>
@@ -721,7 +721,7 @@
                 <w:color w:val="1C3A36"/>
                 <w:sz w:val="18"/>
               </w:rPr>
-              <w:t>-51%</w:t>
+              <w:t>-52%</w:t>
             </w:r>
           </w:p>
         </w:tc>
@@ -739,7 +739,7 @@
                 <w:color w:val="1C3A36"/>
                 <w:sz w:val="18"/>
               </w:rPr>
-              <w:t>justified 1.71x book of EGP 37.00</w:t>
+              <w:t>justified 1.70x book of EGP 37.00</w:t>
             </w:r>
           </w:p>
         </w:tc>
@@ -776,7 +776,7 @@
                 <w:color w:val="1C3A36"/>
                 <w:sz w:val="18"/>
               </w:rPr>
-              <w:t>65.47</w:t>
+              <w:t>65.42</w:t>
             </w:r>
           </w:p>
         </w:tc>
@@ -849,7 +849,7 @@
                 <w:color w:val="1C3A36"/>
                 <w:sz w:val="18"/>
               </w:rPr>
-              <w:t>65.27</w:t>
+              <w:t>65.40</w:t>
             </w:r>
           </w:p>
         </w:tc>
@@ -926,7 +926,7 @@
                 <w:color w:val="1C3A36"/>
                 <w:sz w:val="18"/>
               </w:rPr>
-              <w:t>61.68</w:t>
+              <w:t>61.21</w:t>
             </w:r>
           </w:p>
         </w:tc>
@@ -1007,7 +1007,7 @@
                 <w:color w:val="1C3A36"/>
                 <w:sz w:val="18"/>
               </w:rPr>
-              <w:t>69.15</w:t>
+              <w:t>68.70</w:t>
             </w:r>
           </w:p>
         </w:tc>
@@ -1084,7 +1084,7 @@
                 <w:color w:val="1C3A36"/>
                 <w:sz w:val="18"/>
               </w:rPr>
-              <w:t>58.90 – 73.83</w:t>
+              <w:t>58.04 – 73.03</w:t>
             </w:r>
           </w:p>
         </w:tc>
@@ -2766,7 +2766,7 @@
                 <w:color w:val="1C3A36"/>
                 <w:sz w:val="17"/>
               </w:rPr>
-              <w:t>10,384</w:t>
+              <w:t>10,397</w:t>
             </w:r>
           </w:p>
         </w:tc>
@@ -2784,7 +2784,7 @@
                 <w:color w:val="1C3A36"/>
                 <w:sz w:val="17"/>
               </w:rPr>
-              <w:t>12,038</w:t>
+              <w:t>12,063</w:t>
             </w:r>
           </w:p>
         </w:tc>
@@ -2802,7 +2802,7 @@
                 <w:color w:val="1C3A36"/>
                 <w:sz w:val="17"/>
               </w:rPr>
-              <w:t>13,825</w:t>
+              <w:t>13,863</w:t>
             </w:r>
           </w:p>
         </w:tc>
@@ -2820,7 +2820,7 @@
                 <w:color w:val="1C3A36"/>
                 <w:sz w:val="17"/>
               </w:rPr>
-              <w:t>15,638</w:t>
+              <w:t>15,688</w:t>
             </w:r>
           </w:p>
         </w:tc>
@@ -2838,7 +2838,7 @@
                 <w:color w:val="1C3A36"/>
                 <w:sz w:val="17"/>
               </w:rPr>
-              <w:t>17,404</w:t>
+              <w:t>17,468</w:t>
             </w:r>
           </w:p>
         </w:tc>
@@ -2875,7 +2875,7 @@
                 <w:color w:val="1C3A36"/>
                 <w:sz w:val="17"/>
               </w:rPr>
-              <w:t>2,576</w:t>
+              <w:t>2,573</w:t>
             </w:r>
           </w:p>
         </w:tc>
@@ -2893,7 +2893,7 @@
                 <w:color w:val="1C3A36"/>
                 <w:sz w:val="17"/>
               </w:rPr>
-              <w:t>2,978</w:t>
+              <w:t>2,972</w:t>
             </w:r>
           </w:p>
         </w:tc>
@@ -2911,7 +2911,7 @@
                 <w:color w:val="1C3A36"/>
                 <w:sz w:val="17"/>
               </w:rPr>
-              <w:t>3,447</w:t>
+              <w:t>3,437</w:t>
             </w:r>
           </w:p>
         </w:tc>
@@ -2929,7 +2929,7 @@
                 <w:color w:val="1C3A36"/>
                 <w:sz w:val="17"/>
               </w:rPr>
-              <w:t>3,905</w:t>
+              <w:t>3,891</w:t>
             </w:r>
           </w:p>
         </w:tc>
@@ -2947,7 +2947,7 @@
                 <w:color w:val="1C3A36"/>
                 <w:sz w:val="17"/>
               </w:rPr>
-              <w:t>4,335</w:t>
+              <w:t>4,317</w:t>
             </w:r>
           </w:p>
         </w:tc>
@@ -3002,61 +3002,61 @@
                 <w:color w:val="1C3A36"/>
                 <w:sz w:val="17"/>
               </w:rPr>
+              <w:t>24.6%</w:t>
+            </w:r>
+          </w:p>
+        </w:tc>
+        <w:tc>
+          <w:tcPr>
+            <w:tcW w:type="dxa" w:w="1325"/>
+          </w:tcPr>
+          <w:p>
+            <w:pPr>
+              <w:spacing w:after="20"/>
+              <w:jc w:val="right"/>
+            </w:pPr>
+            <w:r>
+              <w:rPr>
+                <w:color w:val="1C3A36"/>
+                <w:sz w:val="17"/>
+              </w:rPr>
+              <w:t>24.8%</w:t>
+            </w:r>
+          </w:p>
+        </w:tc>
+        <w:tc>
+          <w:tcPr>
+            <w:tcW w:type="dxa" w:w="1325"/>
+          </w:tcPr>
+          <w:p>
+            <w:pPr>
+              <w:spacing w:after="20"/>
+              <w:jc w:val="right"/>
+            </w:pPr>
+            <w:r>
+              <w:rPr>
+                <w:color w:val="1C3A36"/>
+                <w:sz w:val="17"/>
+              </w:rPr>
+              <w:t>24.8%</w:t>
+            </w:r>
+          </w:p>
+        </w:tc>
+        <w:tc>
+          <w:tcPr>
+            <w:tcW w:type="dxa" w:w="1325"/>
+          </w:tcPr>
+          <w:p>
+            <w:pPr>
+              <w:spacing w:after="20"/>
+              <w:jc w:val="right"/>
+            </w:pPr>
+            <w:r>
+              <w:rPr>
+                <w:color w:val="1C3A36"/>
+                <w:sz w:val="17"/>
+              </w:rPr>
               <w:t>24.7%</w:t>
-            </w:r>
-          </w:p>
-        </w:tc>
-        <w:tc>
-          <w:tcPr>
-            <w:tcW w:type="dxa" w:w="1325"/>
-          </w:tcPr>
-          <w:p>
-            <w:pPr>
-              <w:spacing w:after="20"/>
-              <w:jc w:val="right"/>
-            </w:pPr>
-            <w:r>
-              <w:rPr>
-                <w:color w:val="1C3A36"/>
-                <w:sz w:val="17"/>
-              </w:rPr>
-              <w:t>24.9%</w:t>
-            </w:r>
-          </w:p>
-        </w:tc>
-        <w:tc>
-          <w:tcPr>
-            <w:tcW w:type="dxa" w:w="1325"/>
-          </w:tcPr>
-          <w:p>
-            <w:pPr>
-              <w:spacing w:after="20"/>
-              <w:jc w:val="right"/>
-            </w:pPr>
-            <w:r>
-              <w:rPr>
-                <w:color w:val="1C3A36"/>
-                <w:sz w:val="17"/>
-              </w:rPr>
-              <w:t>25.0%</w:t>
-            </w:r>
-          </w:p>
-        </w:tc>
-        <w:tc>
-          <w:tcPr>
-            <w:tcW w:type="dxa" w:w="1325"/>
-          </w:tcPr>
-          <w:p>
-            <w:pPr>
-              <w:spacing w:after="20"/>
-              <w:jc w:val="right"/>
-            </w:pPr>
-            <w:r>
-              <w:rPr>
-                <w:color w:val="1C3A36"/>
-                <w:sz w:val="17"/>
-              </w:rPr>
-              <w:t>24.9%</w:t>
             </w:r>
           </w:p>
         </w:tc>
@@ -3214,7 +3214,7 @@
                 <w:color w:val="1C3A36"/>
                 <w:sz w:val="17"/>
               </w:rPr>
-              <w:t>2,272</w:t>
+              <w:t>2,269</w:t>
             </w:r>
           </w:p>
         </w:tc>
@@ -3232,7 +3232,7 @@
                 <w:color w:val="1C3A36"/>
                 <w:sz w:val="17"/>
               </w:rPr>
-              <w:t>2,553</w:t>
+              <w:t>2,547</w:t>
             </w:r>
           </w:p>
         </w:tc>
@@ -3250,7 +3250,7 @@
                 <w:color w:val="1C3A36"/>
                 <w:sz w:val="17"/>
               </w:rPr>
-              <w:t>3,001</w:t>
+              <w:t>2,991</w:t>
             </w:r>
           </w:p>
         </w:tc>
@@ -3268,7 +3268,7 @@
                 <w:color w:val="1C3A36"/>
                 <w:sz w:val="17"/>
               </w:rPr>
-              <w:t>3,468</w:t>
+              <w:t>3,454</w:t>
             </w:r>
           </w:p>
         </w:tc>
@@ -3286,7 +3286,7 @@
                 <w:color w:val="1C3A36"/>
                 <w:sz w:val="17"/>
               </w:rPr>
-              <w:t>3,912</w:t>
+              <w:t>3,894</w:t>
             </w:r>
           </w:p>
         </w:tc>
@@ -3432,7 +3432,7 @@
                 <w:color w:val="1C3A36"/>
                 <w:sz w:val="17"/>
               </w:rPr>
-              <w:t>1,738</w:t>
+              <w:t>1,736</w:t>
             </w:r>
           </w:p>
         </w:tc>
@@ -3450,7 +3450,7 @@
                 <w:color w:val="1C3A36"/>
                 <w:sz w:val="17"/>
               </w:rPr>
-              <w:t>1,953</w:t>
+              <w:t>1,948</w:t>
             </w:r>
           </w:p>
         </w:tc>
@@ -3468,7 +3468,7 @@
                 <w:color w:val="1C3A36"/>
                 <w:sz w:val="17"/>
               </w:rPr>
-              <w:t>2,296</w:t>
+              <w:t>2,288</w:t>
             </w:r>
           </w:p>
         </w:tc>
@@ -3486,7 +3486,7 @@
                 <w:color w:val="1C3A36"/>
                 <w:sz w:val="17"/>
               </w:rPr>
-              <w:t>2,653</w:t>
+              <w:t>2,642</w:t>
             </w:r>
           </w:p>
         </w:tc>
@@ -3504,7 +3504,7 @@
                 <w:color w:val="1C3A36"/>
                 <w:sz w:val="17"/>
               </w:rPr>
-              <w:t>2,993</w:t>
+              <w:t>2,979</w:t>
             </w:r>
           </w:p>
         </w:tc>
@@ -3662,7 +3662,7 @@
                 <w:color w:val="1C3A36"/>
                 <w:sz w:val="17"/>
               </w:rPr>
-              <w:t>(1,298)</w:t>
+              <w:t>(1,300)</w:t>
             </w:r>
           </w:p>
         </w:tc>
@@ -3680,7 +3680,7 @@
                 <w:color w:val="1C3A36"/>
                 <w:sz w:val="17"/>
               </w:rPr>
-              <w:t>(542)</w:t>
+              <w:t>(543)</w:t>
             </w:r>
           </w:p>
         </w:tc>
@@ -3698,7 +3698,7 @@
                 <w:color w:val="1C3A36"/>
                 <w:sz w:val="17"/>
               </w:rPr>
-              <w:t>(484)</w:t>
+              <w:t>(485)</w:t>
             </w:r>
           </w:p>
         </w:tc>
@@ -3716,7 +3716,7 @@
                 <w:color w:val="1C3A36"/>
                 <w:sz w:val="17"/>
               </w:rPr>
-              <w:t>(500)</w:t>
+              <w:t>(502)</w:t>
             </w:r>
           </w:p>
         </w:tc>
@@ -3734,7 +3734,7 @@
                 <w:color w:val="1C3A36"/>
                 <w:sz w:val="17"/>
               </w:rPr>
-              <w:t>(522)</w:t>
+              <w:t>(524)</w:t>
             </w:r>
           </w:p>
         </w:tc>
@@ -3771,7 +3771,7 @@
                 <w:color w:val="1C3A36"/>
                 <w:sz w:val="17"/>
               </w:rPr>
-              <w:t>(588)</w:t>
+              <w:t>(599)</w:t>
             </w:r>
           </w:p>
         </w:tc>
@@ -3789,7 +3789,7 @@
                 <w:color w:val="1C3A36"/>
                 <w:sz w:val="17"/>
               </w:rPr>
-              <w:t>(768)</w:t>
+              <w:t>(779)</w:t>
             </w:r>
           </w:p>
         </w:tc>
@@ -3807,7 +3807,7 @@
                 <w:color w:val="1C3A36"/>
                 <w:sz w:val="17"/>
               </w:rPr>
-              <w:t>(683)</w:t>
+              <w:t>(693)</w:t>
             </w:r>
           </w:p>
         </w:tc>
@@ -3825,7 +3825,7 @@
                 <w:color w:val="1C3A36"/>
                 <w:sz w:val="17"/>
               </w:rPr>
-              <w:t>(715)</w:t>
+              <w:t>(725)</w:t>
             </w:r>
           </w:p>
         </w:tc>
@@ -3843,7 +3843,7 @@
                 <w:color w:val="1C3A36"/>
                 <w:sz w:val="17"/>
               </w:rPr>
-              <w:t>(669)</w:t>
+              <w:t>(678)</w:t>
             </w:r>
           </w:p>
         </w:tc>
@@ -3880,7 +3880,7 @@
                 <w:color w:val="1C3A36"/>
                 <w:sz w:val="17"/>
               </w:rPr>
-              <w:t>156</w:t>
+              <w:t>141</w:t>
             </w:r>
           </w:p>
         </w:tc>
@@ -3898,7 +3898,7 @@
                 <w:color w:val="1C3A36"/>
                 <w:sz w:val="17"/>
               </w:rPr>
-              <w:t>1,068</w:t>
+              <w:t>1,052</w:t>
             </w:r>
           </w:p>
         </w:tc>
@@ -3916,7 +3916,7 @@
                 <w:color w:val="1C3A36"/>
                 <w:sz w:val="17"/>
               </w:rPr>
-              <w:t>1,575</w:t>
+              <w:t>1,556</w:t>
             </w:r>
           </w:p>
         </w:tc>
@@ -3934,7 +3934,7 @@
                 <w:color w:val="1C3A36"/>
                 <w:sz w:val="17"/>
               </w:rPr>
-              <w:t>1,874</w:t>
+              <w:t>1,853</w:t>
             </w:r>
           </w:p>
         </w:tc>
@@ -3952,7 +3952,7 @@
                 <w:color w:val="1C3A36"/>
                 <w:sz w:val="17"/>
               </w:rPr>
-              <w:t>2,225</w:t>
+              <w:t>2,200</w:t>
             </w:r>
           </w:p>
         </w:tc>
@@ -4219,7 +4219,7 @@
                 <w:color w:val="1C3A36"/>
                 <w:sz w:val="17"/>
               </w:rPr>
-              <w:t>127</w:t>
+              <w:t>115</w:t>
             </w:r>
           </w:p>
         </w:tc>
@@ -4237,7 +4237,7 @@
                 <w:color w:val="1C3A36"/>
                 <w:sz w:val="17"/>
               </w:rPr>
-              <w:t>724</w:t>
+              <w:t>712</w:t>
             </w:r>
           </w:p>
         </w:tc>
@@ -4255,7 +4255,7 @@
                 <w:color w:val="1C3A36"/>
                 <w:sz w:val="17"/>
               </w:rPr>
-              <w:t>907</w:t>
+              <w:t>896</w:t>
             </w:r>
           </w:p>
         </w:tc>
@@ -4273,7 +4273,7 @@
                 <w:color w:val="1C3A36"/>
                 <w:sz w:val="17"/>
               </w:rPr>
-              <w:t>936</w:t>
+              <w:t>925</w:t>
             </w:r>
           </w:p>
         </w:tc>
@@ -4291,7 +4291,7 @@
                 <w:color w:val="1C3A36"/>
                 <w:sz w:val="17"/>
               </w:rPr>
-              <w:t>978</w:t>
+              <w:t>967</w:t>
             </w:r>
           </w:p>
         </w:tc>
@@ -4434,7 +4434,7 @@
                 <w:color w:val="1C3A36"/>
                 <w:sz w:val="18"/>
               </w:rPr>
-              <w:t>3,671</w:t>
+              <w:t>3,616</w:t>
             </w:r>
           </w:p>
         </w:tc>
@@ -4452,7 +4452,7 @@
                 <w:color w:val="1C3A36"/>
                 <w:sz w:val="18"/>
               </w:rPr>
-              <w:t>21.76</w:t>
+              <w:t>21.43</w:t>
             </w:r>
           </w:p>
         </w:tc>
@@ -4489,7 +4489,7 @@
                 <w:color w:val="1C3A36"/>
                 <w:sz w:val="18"/>
               </w:rPr>
-              <w:t>10,645</w:t>
+              <w:t>10,557</w:t>
             </w:r>
           </w:p>
         </w:tc>
@@ -4507,7 +4507,7 @@
                 <w:color w:val="1C3A36"/>
                 <w:sz w:val="18"/>
               </w:rPr>
-              <w:t>63.08</w:t>
+              <w:t>62.56</w:t>
             </w:r>
           </w:p>
         </w:tc>
@@ -4544,7 +4544,7 @@
                 <w:color w:val="1C3A36"/>
                 <w:sz w:val="18"/>
               </w:rPr>
-              <w:t>14,316</w:t>
+              <w:t>14,173</w:t>
             </w:r>
           </w:p>
         </w:tc>
@@ -4562,7 +4562,7 @@
                 <w:color w:val="1C3A36"/>
                 <w:sz w:val="18"/>
               </w:rPr>
-              <w:t>84.83</w:t>
+              <w:t>83.98</w:t>
             </w:r>
           </w:p>
         </w:tc>
@@ -4824,7 +4824,7 @@
                 <w:color w:val="1C3A36"/>
                 <w:sz w:val="18"/>
               </w:rPr>
-              <w:t>17,307</w:t>
+              <w:t>17,163</w:t>
             </w:r>
           </w:p>
         </w:tc>
@@ -4842,7 +4842,7 @@
                 <w:color w:val="1C3A36"/>
                 <w:sz w:val="18"/>
               </w:rPr>
-              <w:t>102.56</w:t>
+              <w:t>101.71</w:t>
             </w:r>
           </w:p>
         </w:tc>
@@ -5055,7 +5055,7 @@
                 <w:color w:val="1C3A36"/>
                 <w:sz w:val="18"/>
               </w:rPr>
-              <w:t>9,939</w:t>
+              <w:t>9,795</w:t>
             </w:r>
           </w:p>
         </w:tc>
@@ -5073,7 +5073,7 @@
                 <w:color w:val="1C3A36"/>
                 <w:sz w:val="18"/>
               </w:rPr>
-              <w:t>58.90</w:t>
+              <w:t>58.04</w:t>
             </w:r>
           </w:p>
         </w:tc>
@@ -5114,7 +5114,7 @@
                 <w:color w:val="1C3A36"/>
                 <w:sz w:val="18"/>
               </w:rPr>
-              <w:t>12,460</w:t>
+              <w:t>12,325</w:t>
             </w:r>
           </w:p>
         </w:tc>
@@ -5134,7 +5134,7 @@
                 <w:color w:val="1C3A36"/>
                 <w:sz w:val="18"/>
               </w:rPr>
-              <w:t>73.83</w:t>
+              <w:t>73.03</w:t>
             </w:r>
           </w:p>
         </w:tc>
@@ -5184,7 +5184,7 @@
           <w:color w:val="1C3A36"/>
           <w:sz w:val="21"/>
         </w:rPr>
-        <w:t>Book value attributable to shareholders was EGP 6,243 million at the year end, EGP 37.00 a share. Return on average equity was 24.6% in FY2024 and 26.5% in FY2025. The forecast path is 15.5% / 17.4% / 20.3% / 22.3% / 23.1% — it RISES through the window rather than settling, so the sustainable return used here is the mean of its last three years, 21.90%, read off that path rather than chosen. A business earning 21.9% on equity while its perpetual cost of equity is 14.90% is worth more than its book: the multiple that relationship justifies is (return less growth) over (cost of equity less growth), or 1.71 times book — EGP 63.12 a share.</w:t>
+        <w:t>Book value attributable to shareholders was EGP 6,243 million at the year end, EGP 37.00 a share. Return on average equity was 24.6% in FY2024 and 26.5% in FY2025. The forecast path is 15.5% / 17.4% / 20.3% / 22.2% / 23.0% — it RISES through the window rather than settling, so the sustainable return used here is the mean of its last three years, 21.81%, read off that path rather than chosen. A business earning 21.8% on equity while its perpetual cost of equity is 14.90% is worth more than its book: the multiple that relationship justifies is (return less growth) over (cost of equity less growth), or 1.70 times book — EGP 62.81 a share.</w:t>
       </w:r>
     </w:p>
     <w:p>
@@ -5353,7 +5353,7 @@
                 <w:color w:val="1C3A36"/>
                 <w:sz w:val="17"/>
               </w:rPr>
-              <w:t>7.79x</w:t>
+              <w:t>7.78x</w:t>
             </w:r>
           </w:p>
         </w:tc>
@@ -5371,7 +5371,7 @@
                 <w:color w:val="1C3A36"/>
                 <w:sz w:val="17"/>
               </w:rPr>
-              <w:t>48.19</w:t>
+              <w:t>48.04</w:t>
             </w:r>
           </w:p>
         </w:tc>
@@ -5389,7 +5389,7 @@
                 <w:color w:val="1C3A36"/>
                 <w:sz w:val="17"/>
               </w:rPr>
-              <w:t>a FORWARD multiple on FORWARD earnings of EGP 6.18. Retention must equal growth 5% over sustainable return 21.9%, so payout is 77%</w:t>
+              <w:t>a FORWARD multiple on FORWARD earnings of EGP 6.17. Retention must equal growth 5% over sustainable return 21.8%, so payout is 77%</w:t>
             </w:r>
           </w:p>
         </w:tc>
@@ -5596,7 +5596,7 @@
                 <w:color w:val="1C3A36"/>
                 <w:sz w:val="17"/>
               </w:rPr>
-              <w:t>65.47</w:t>
+              <w:t>65.42</w:t>
             </w:r>
           </w:p>
         </w:tc>
@@ -5720,7 +5720,7 @@
           <w:color w:val="1C3A36"/>
           <w:sz w:val="21"/>
         </w:rPr>
-        <w:t>FY2025 was the best operating year in the company's history: a 25.1% operating margin against 23.5% in FY2023 and 20.1% in FY2024. This lens deliberately gives part of that back. Applying the three-year average margin of 22.9% to FY2027 revenue, financing it at that year's cost of debt, taxing it at 23.5% and adding the normalised associate contribution gives EGP 8.38 a share of sustainable earnings. Capitalised at the PERPETUAL cost of equity of 14.90% less 5% growth, on the 77% payout that growth rate permits, that is EGP 65.27 a share. Using today's crisis-level cost of equity of 25.57% in a perpetuity would be a category error: a steady-state multiple takes a steady-state rate.</w:t>
+        <w:t>FY2025 was the best operating year in the company's history: a 25.1% operating margin against 23.5% in FY2023 and 20.1% in FY2024. This lens deliberately gives part of that back. Applying the three-year average margin of 22.9% to FY2027 revenue, financing it at that year's cost of debt, taxing it at 23.5% and adding the normalised associate contribution gives EGP 8.40 a share of sustainable earnings. Capitalised at the PERPETUAL cost of equity of 14.90% less 5% growth, on the 77% payout that growth rate permits, that is EGP 65.40 a share. Using today's crisis-level cost of equity of 25.57% in a perpetuity would be a category error: a steady-state multiple takes a steady-state rate.</w:t>
       </w:r>
     </w:p>
     <w:p>
@@ -5748,7 +5748,7 @@
           <w:color w:val="1C3A36"/>
           <w:sz w:val="21"/>
         </w:rPr>
-        <w:t>Four methods produce five readings, because the cash-flow method is run on both framings of the contested provision judgement. They run from EGP 59 to EGP 74. That spread is not a failure of the methods; it is the honest measure of how much the answer depends on which question you ask.</w:t>
+        <w:t>Four methods produce five readings, because the cash-flow method is run on both framings of the contested provision judgement. They run from EGP 58 to EGP 73. That spread is not a failure of the methods; it is the honest measure of how much the answer depends on which question you ask.</w:t>
       </w:r>
     </w:p>
     <w:p>
@@ -5762,7 +5762,7 @@
           <w:color w:val="1C3A36"/>
           <w:sz w:val="21"/>
         </w:rPr>
-        <w:t>There is no single weighted centre, and the absence is deliberate. The two provision frames are never averaged, and weighting both of them inside one number averages them. So the cash-flow weight of 50% is carried in full on ONE frame at a time, beside the three lenses that do not turn on the judgement at all — book value against sustainable return at 20%, relative multiples at 15%, and normalised earnings power at 15%. That gives EGP 61.68 a share on Frame A and EGP 69.15 on Frame B, against a market price of EGP 130.05. Which of the two a reader uses is a judgement about the debtor book, and it belongs to the reader.</w:t>
+        <w:t>There is no single weighted centre, and the absence is deliberate. The two provision frames are never averaged, and weighting both of them inside one number averages them. So the cash-flow weight of 50% is carried in full on ONE frame at a time, beside the three lenses that do not turn on the judgement at all — book value against sustainable return at 20%, relative multiples at 15%, and normalised earnings power at 15%. That gives EGP 61.21 a share on Frame A and EGP 68.70 on Frame B, against a market price of EGP 130.05. Which of the two a reader uses is a judgement about the debtor book, and it belongs to the reader.</w:t>
       </w:r>
     </w:p>
     <w:p>
@@ -5790,7 +5790,49 @@
           <w:color w:val="1C3A36"/>
           <w:sz w:val="21"/>
         </w:rPr>
-        <w:t>Revenue is not grown as a percentage. Each book is built from a volume and a price, both taken from disclosure. The company sold 351.8 million packs of its own preparations in FY2025; the investor presentation puts export volume at 60 million packs. The difference — 291.8 million packs — is the domestic book, carrying EGP 6,286 million of revenue, or EGP 21.54 a pack, against EGP 19.77 in FY2024. Exports realise USD 1.00 a pack. Margins are an OUTPUT of this build, never an input.</w:t>
+        <w:t>Revenue is not grown as a percentage. It is built from THREE product lines, each with its own volume and its own price, all taken from disclosure. The company's board report splits the same total two different ways — by sales channel and by product line — and the two only reconcile once contract manufacturing is separated out.</w:t>
+      </w:r>
+    </w:p>
+    <w:p>
+      <w:pPr>
+        <w:spacing w:after="120" w:before="0"/>
+      </w:pPr>
+      <w:r>
+        <w:rPr>
+          <w:b w:val="0"/>
+          <w:i w:val="0"/>
+          <w:color w:val="1C3A36"/>
+          <w:sz w:val="21"/>
+        </w:rPr>
+        <w:t>LINE 1 AND LINE 2, the company's OWN preparations. It sold 351.8 million packs of them in FY2025 for EGP 9,160 million. The investor presentation puts export volume at 60 million packs earning EGP 2,967 million, which is USD 1.00 a pack at the disclosed average rate. The remainder — 291.8 million packs carrying EGP 6,193 million — is the domestic book at EGP 21.22 a pack, against EGP 18.85 in FY2024: a realised price up 12.6% on volume up 19.5%.</w:t>
+      </w:r>
+    </w:p>
+    <w:p>
+      <w:pPr>
+        <w:spacing w:after="120" w:before="0"/>
+      </w:pPr>
+      <w:r>
+        <w:rPr>
+          <w:b w:val="0"/>
+          <w:i w:val="0"/>
+          <w:color w:val="1C3A36"/>
+          <w:sz w:val="21"/>
+        </w:rPr>
+        <w:t>LINE 3, preparations made under contract for third parties. This is a different business and it is now modelled as one: 5.49 million packs in FY2025 against 8.87 million in FY2024, carrying EGP 142.3 million of product value. The company books EGP 49.4 million of that as a manufacturing fee — EGP 9.00 a pack against EGP 4.04 the year before — and the remaining EGP 93.0 million reaches the market through its own domestic channels.</w:t>
+      </w:r>
+    </w:p>
+    <w:p>
+      <w:pPr>
+        <w:spacing w:after="120" w:before="0"/>
+      </w:pPr>
+      <w:r>
+        <w:rPr>
+          <w:b w:val="0"/>
+          <w:i w:val="0"/>
+          <w:color w:val="1C3A36"/>
+          <w:sz w:val="21"/>
+        </w:rPr>
+        <w:t>That separation matters more than its size. The channel disclosure puts domestic revenue at EGP 6,286 million, but that figure CARRIES the contract-made product while the pack count against it does NOT carry the contract packs. Dividing one by the other reads EGP 21.54 a pack rather than the EGP 21.22 the company actually realised on its own preparations — 1.50% too high, in every forecast year. The two disclosures now close on each other to the thousand pound in both years, and the model asserts it. Margins are an OUTPUT of this build, never an input.</w:t>
       </w:r>
     </w:p>
     <w:tbl>
@@ -5953,7 +5995,7 @@
                 <w:color w:val="1C3A36"/>
                 <w:sz w:val="17"/>
               </w:rPr>
-              <w:t>Domestic packs (million)</w:t>
+              <w:t>Domestic packs, own preparations (million)</w:t>
             </w:r>
           </w:p>
         </w:tc>
@@ -6080,7 +6122,7 @@
                 <w:color w:val="1C3A36"/>
                 <w:sz w:val="17"/>
               </w:rPr>
-              <w:t>22.62</w:t>
+              <w:t>22.28</w:t>
             </w:r>
           </w:p>
         </w:tc>
@@ -6098,7 +6140,7 @@
                 <w:color w:val="1C3A36"/>
                 <w:sz w:val="17"/>
               </w:rPr>
-              <w:t>24.43</w:t>
+              <w:t>24.07</w:t>
             </w:r>
           </w:p>
         </w:tc>
@@ -6116,7 +6158,7 @@
                 <w:color w:val="1C3A36"/>
                 <w:sz w:val="17"/>
               </w:rPr>
-              <w:t>26.26</w:t>
+              <w:t>25.87</w:t>
             </w:r>
           </w:p>
         </w:tc>
@@ -6134,7 +6176,7 @@
                 <w:color w:val="1C3A36"/>
                 <w:sz w:val="17"/>
               </w:rPr>
-              <w:t>27.97</w:t>
+              <w:t>27.55</w:t>
             </w:r>
           </w:p>
         </w:tc>
@@ -6152,7 +6194,7 @@
                 <w:color w:val="1C3A36"/>
                 <w:sz w:val="17"/>
               </w:rPr>
-              <w:t>29.50</w:t>
+              <w:t>29.07</w:t>
             </w:r>
           </w:p>
         </w:tc>
@@ -6498,7 +6540,7 @@
                 <w:color w:val="1C3A36"/>
                 <w:sz w:val="17"/>
               </w:rPr>
-              <w:t>Revenue (EGP million)</w:t>
+              <w:t>Contract-manufactured packs (million)</w:t>
             </w:r>
           </w:p>
         </w:tc>
@@ -6516,7 +6558,7 @@
                 <w:color w:val="1C3A36"/>
                 <w:sz w:val="17"/>
               </w:rPr>
-              <w:t>10,384</w:t>
+              <w:t>6.31</w:t>
             </w:r>
           </w:p>
         </w:tc>
@@ -6534,7 +6576,7 @@
                 <w:color w:val="1C3A36"/>
                 <w:sz w:val="17"/>
               </w:rPr>
-              <w:t>12,038</w:t>
+              <w:t>7.06</w:t>
             </w:r>
           </w:p>
         </w:tc>
@@ -6552,7 +6594,7 @@
                 <w:color w:val="1C3A36"/>
                 <w:sz w:val="17"/>
               </w:rPr>
-              <w:t>13,825</w:t>
+              <w:t>7.77</w:t>
             </w:r>
           </w:p>
         </w:tc>
@@ -6570,7 +6612,7 @@
                 <w:color w:val="1C3A36"/>
                 <w:sz w:val="17"/>
               </w:rPr>
-              <w:t>15,638</w:t>
+              <w:t>8.39</w:t>
             </w:r>
           </w:p>
         </w:tc>
@@ -6588,7 +6630,7 @@
                 <w:color w:val="1C3A36"/>
                 <w:sz w:val="17"/>
               </w:rPr>
-              <w:t>17,404</w:t>
+              <w:t>8.98</w:t>
             </w:r>
           </w:p>
         </w:tc>
@@ -6597,6 +6639,333 @@
         <w:tc>
           <w:tcPr>
             <w:tcW w:type="dxa" w:w="3384"/>
+          </w:tcPr>
+          <w:p>
+            <w:pPr>
+              <w:spacing w:after="20"/>
+            </w:pPr>
+            <w:r>
+              <w:rPr>
+                <w:color w:val="1C3A36"/>
+                <w:sz w:val="17"/>
+              </w:rPr>
+              <w:t>Contract manufacturing fee per pack (EGP)</w:t>
+            </w:r>
+          </w:p>
+        </w:tc>
+        <w:tc>
+          <w:tcPr>
+            <w:tcW w:type="dxa" w:w="1325"/>
+          </w:tcPr>
+          <w:p>
+            <w:pPr>
+              <w:spacing w:after="20"/>
+              <w:jc w:val="right"/>
+            </w:pPr>
+            <w:r>
+              <w:rPr>
+                <w:color w:val="1C3A36"/>
+                <w:sz w:val="17"/>
+              </w:rPr>
+              <w:t>9.45</w:t>
+            </w:r>
+          </w:p>
+        </w:tc>
+        <w:tc>
+          <w:tcPr>
+            <w:tcW w:type="dxa" w:w="1325"/>
+          </w:tcPr>
+          <w:p>
+            <w:pPr>
+              <w:spacing w:after="20"/>
+              <w:jc w:val="right"/>
+            </w:pPr>
+            <w:r>
+              <w:rPr>
+                <w:color w:val="1C3A36"/>
+                <w:sz w:val="17"/>
+              </w:rPr>
+              <w:t>10.21</w:t>
+            </w:r>
+          </w:p>
+        </w:tc>
+        <w:tc>
+          <w:tcPr>
+            <w:tcW w:type="dxa" w:w="1325"/>
+          </w:tcPr>
+          <w:p>
+            <w:pPr>
+              <w:spacing w:after="20"/>
+              <w:jc w:val="right"/>
+            </w:pPr>
+            <w:r>
+              <w:rPr>
+                <w:color w:val="1C3A36"/>
+                <w:sz w:val="17"/>
+              </w:rPr>
+              <w:t>10.97</w:t>
+            </w:r>
+          </w:p>
+        </w:tc>
+        <w:tc>
+          <w:tcPr>
+            <w:tcW w:type="dxa" w:w="1325"/>
+          </w:tcPr>
+          <w:p>
+            <w:pPr>
+              <w:spacing w:after="20"/>
+              <w:jc w:val="right"/>
+            </w:pPr>
+            <w:r>
+              <w:rPr>
+                <w:color w:val="1C3A36"/>
+                <w:sz w:val="17"/>
+              </w:rPr>
+              <w:t>11.68</w:t>
+            </w:r>
+          </w:p>
+        </w:tc>
+        <w:tc>
+          <w:tcPr>
+            <w:tcW w:type="dxa" w:w="1325"/>
+          </w:tcPr>
+          <w:p>
+            <w:pPr>
+              <w:spacing w:after="20"/>
+              <w:jc w:val="right"/>
+            </w:pPr>
+            <w:r>
+              <w:rPr>
+                <w:color w:val="1C3A36"/>
+                <w:sz w:val="17"/>
+              </w:rPr>
+              <w:t>12.33</w:t>
+            </w:r>
+          </w:p>
+        </w:tc>
+      </w:tr>
+      <w:tr>
+        <w:tc>
+          <w:tcPr>
+            <w:tcW w:type="dxa" w:w="3384"/>
+          </w:tcPr>
+          <w:p>
+            <w:pPr>
+              <w:spacing w:after="20"/>
+            </w:pPr>
+            <w:r>
+              <w:rPr>
+                <w:color w:val="1C3A36"/>
+                <w:sz w:val="17"/>
+              </w:rPr>
+              <w:t>Contract product resold, price per pack (EGP)</w:t>
+            </w:r>
+          </w:p>
+        </w:tc>
+        <w:tc>
+          <w:tcPr>
+            <w:tcW w:type="dxa" w:w="1325"/>
+          </w:tcPr>
+          <w:p>
+            <w:pPr>
+              <w:spacing w:after="20"/>
+              <w:jc w:val="right"/>
+            </w:pPr>
+            <w:r>
+              <w:rPr>
+                <w:color w:val="1C3A36"/>
+                <w:sz w:val="17"/>
+              </w:rPr>
+              <w:t>17.79</w:t>
+            </w:r>
+          </w:p>
+        </w:tc>
+        <w:tc>
+          <w:tcPr>
+            <w:tcW w:type="dxa" w:w="1325"/>
+          </w:tcPr>
+          <w:p>
+            <w:pPr>
+              <w:spacing w:after="20"/>
+              <w:jc w:val="right"/>
+            </w:pPr>
+            <w:r>
+              <w:rPr>
+                <w:color w:val="1C3A36"/>
+                <w:sz w:val="17"/>
+              </w:rPr>
+              <w:t>19.22</w:t>
+            </w:r>
+          </w:p>
+        </w:tc>
+        <w:tc>
+          <w:tcPr>
+            <w:tcW w:type="dxa" w:w="1325"/>
+          </w:tcPr>
+          <w:p>
+            <w:pPr>
+              <w:spacing w:after="20"/>
+              <w:jc w:val="right"/>
+            </w:pPr>
+            <w:r>
+              <w:rPr>
+                <w:color w:val="1C3A36"/>
+                <w:sz w:val="17"/>
+              </w:rPr>
+              <w:t>20.66</w:t>
+            </w:r>
+          </w:p>
+        </w:tc>
+        <w:tc>
+          <w:tcPr>
+            <w:tcW w:type="dxa" w:w="1325"/>
+          </w:tcPr>
+          <w:p>
+            <w:pPr>
+              <w:spacing w:after="20"/>
+              <w:jc w:val="right"/>
+            </w:pPr>
+            <w:r>
+              <w:rPr>
+                <w:color w:val="1C3A36"/>
+                <w:sz w:val="17"/>
+              </w:rPr>
+              <w:t>22.00</w:t>
+            </w:r>
+          </w:p>
+        </w:tc>
+        <w:tc>
+          <w:tcPr>
+            <w:tcW w:type="dxa" w:w="1325"/>
+          </w:tcPr>
+          <w:p>
+            <w:pPr>
+              <w:spacing w:after="20"/>
+              <w:jc w:val="right"/>
+            </w:pPr>
+            <w:r>
+              <w:rPr>
+                <w:color w:val="1C3A36"/>
+                <w:sz w:val="17"/>
+              </w:rPr>
+              <w:t>23.21</w:t>
+            </w:r>
+          </w:p>
+        </w:tc>
+      </w:tr>
+      <w:tr>
+        <w:tc>
+          <w:tcPr>
+            <w:tcW w:type="dxa" w:w="3384"/>
+          </w:tcPr>
+          <w:p>
+            <w:pPr>
+              <w:spacing w:after="20"/>
+            </w:pPr>
+            <w:r>
+              <w:rPr>
+                <w:color w:val="1C3A36"/>
+                <w:sz w:val="17"/>
+              </w:rPr>
+              <w:t>Revenue (EGP million)</w:t>
+            </w:r>
+          </w:p>
+        </w:tc>
+        <w:tc>
+          <w:tcPr>
+            <w:tcW w:type="dxa" w:w="1325"/>
+          </w:tcPr>
+          <w:p>
+            <w:pPr>
+              <w:spacing w:after="20"/>
+              <w:jc w:val="right"/>
+            </w:pPr>
+            <w:r>
+              <w:rPr>
+                <w:color w:val="1C3A36"/>
+                <w:sz w:val="17"/>
+              </w:rPr>
+              <w:t>10,397</w:t>
+            </w:r>
+          </w:p>
+        </w:tc>
+        <w:tc>
+          <w:tcPr>
+            <w:tcW w:type="dxa" w:w="1325"/>
+          </w:tcPr>
+          <w:p>
+            <w:pPr>
+              <w:spacing w:after="20"/>
+              <w:jc w:val="right"/>
+            </w:pPr>
+            <w:r>
+              <w:rPr>
+                <w:color w:val="1C3A36"/>
+                <w:sz w:val="17"/>
+              </w:rPr>
+              <w:t>12,063</w:t>
+            </w:r>
+          </w:p>
+        </w:tc>
+        <w:tc>
+          <w:tcPr>
+            <w:tcW w:type="dxa" w:w="1325"/>
+          </w:tcPr>
+          <w:p>
+            <w:pPr>
+              <w:spacing w:after="20"/>
+              <w:jc w:val="right"/>
+            </w:pPr>
+            <w:r>
+              <w:rPr>
+                <w:color w:val="1C3A36"/>
+                <w:sz w:val="17"/>
+              </w:rPr>
+              <w:t>13,863</w:t>
+            </w:r>
+          </w:p>
+        </w:tc>
+        <w:tc>
+          <w:tcPr>
+            <w:tcW w:type="dxa" w:w="1325"/>
+          </w:tcPr>
+          <w:p>
+            <w:pPr>
+              <w:spacing w:after="20"/>
+              <w:jc w:val="right"/>
+            </w:pPr>
+            <w:r>
+              <w:rPr>
+                <w:color w:val="1C3A36"/>
+                <w:sz w:val="17"/>
+              </w:rPr>
+              <w:t>15,688</w:t>
+            </w:r>
+          </w:p>
+        </w:tc>
+        <w:tc>
+          <w:tcPr>
+            <w:tcW w:type="dxa" w:w="1325"/>
+          </w:tcPr>
+          <w:p>
+            <w:pPr>
+              <w:spacing w:after="20"/>
+              <w:jc w:val="right"/>
+            </w:pPr>
+            <w:r>
+              <w:rPr>
+                <w:color w:val="1C3A36"/>
+                <w:sz w:val="17"/>
+              </w:rPr>
+              <w:t>17,468</w:t>
+            </w:r>
+          </w:p>
+        </w:tc>
+      </w:tr>
+      <w:tr>
+        <w:tc>
+          <w:tcPr>
+            <w:tcW w:type="dxa" w:w="3384"/>
             <w:shd w:val="clear" w:color="auto" w:fill="F6F1E6"/>
           </w:tcPr>
           <w:p>
@@ -6629,7 +6998,7 @@
                 <w:color w:val="1C3A36"/>
                 <w:sz w:val="17"/>
               </w:rPr>
-              <w:t>41.4%</w:t>
+              <w:t>41.3%</w:t>
             </w:r>
           </w:p>
         </w:tc>
@@ -6649,7 +7018,7 @@
                 <w:color w:val="1C3A36"/>
                 <w:sz w:val="17"/>
               </w:rPr>
-              <w:t>40.7%</w:t>
+              <w:t>40.6%</w:t>
             </w:r>
           </w:p>
         </w:tc>
@@ -6669,7 +7038,7 @@
                 <w:color w:val="1C3A36"/>
                 <w:sz w:val="17"/>
               </w:rPr>
-              <w:t>40.9%</w:t>
+              <w:t>40.8%</w:t>
             </w:r>
           </w:p>
         </w:tc>
@@ -6689,7 +7058,7 @@
                 <w:color w:val="1C3A36"/>
                 <w:sz w:val="17"/>
               </w:rPr>
-              <w:t>41.2%</w:t>
+              <w:t>41.0%</w:t>
             </w:r>
           </w:p>
         </w:tc>
@@ -6709,7 +7078,7 @@
                 <w:color w:val="1C3A36"/>
                 <w:sz w:val="17"/>
               </w:rPr>
-              <w:t>41.3%</w:t>
+              <w:t>41.1%</w:t>
             </w:r>
           </w:p>
         </w:tc>
@@ -6731,7 +7100,7 @@
           <w:color w:val="6E7B77"/>
           <w:sz w:val="17"/>
         </w:rPr>
-        <w:t>Table 7 — the forecast driver table. Volume and price move separately, in the currency each is actually earned in.</w:t>
+        <w:t>Table 7 — the forecast driver table. THREE product lines, each with its own volume and its own price, moving separately and in the currency each is actually earned in. Nothing on this table is a revenue growth rate.</w:t>
       </w:r>
     </w:p>
     <w:p>
@@ -7331,7 +7700,7 @@
           <w:color w:val="1C3A36"/>
           <w:sz w:val="21"/>
         </w:rPr>
-        <w:t>So the honest question is not what the plant is worth. It is how much it must sell. Solving the same model for the market price: an additional EGP 6,849 million of revenue by FY2030 at a 45% contribution margin closes the gap from EGP 58.90 to EGP 130.05. That is 28% of FY2030 revenue, or about USD 119 million a year — 1.19 times the USD 100 million the company says it invested in the plant.</w:t>
+        <w:t>So the honest question is not what the plant is worth. It is how much it must sell. Solving the same model for the market price: an additional EGP 6,931 million of revenue by FY2030 at a 45% contribution margin closes the gap from EGP 58.04 to EGP 130.05. That is 28% of FY2030 revenue, or about USD 120 million a year — 1.20 times the USD 100 million the company says it invested in the plant.</w:t>
       </w:r>
     </w:p>
     <w:p>
@@ -7345,7 +7714,21 @@
           <w:color w:val="1C3A36"/>
           <w:sz w:val="21"/>
         </w:rPr>
-        <w:t>Two things have to be published for that hurdle to be checkable, and they are. THE RAMP: the incremental revenue is not dropped into the final year. It is phased 0% / 10% / 30% / 60% / 100% of the FY2030 level across FY2026E to FY2030E. The same total placed entirely in the final year would be a materially LOWER and easier hurdle, so a reverse valuation that does not state its ramp cannot be audited. THE REINVESTMENT: the incremental revenue is charged capital expenditure at the same share of revenue as the existing business, and working capital on the same day ratios, so it meets the identical reinvestment discipline. Left uncharged — which is how the first cut of this model ran it — the hurdle prices out about USD 115 million a year instead of USD 119 million, which understates what the market is actually asking of the plant.</w:t>
+        <w:t>Two things have to be published for that hurdle to be checkable, and they are. THE RAMP: the incremental revenue is not dropped into the final year. It is phased 0% / 10% / 30% / 60% / 100% of the FY2030 level across FY2026E to FY2030E. The same total placed entirely in the final year would be a materially LOWER and easier hurdle, so a reverse valuation that does not state its ramp cannot be audited. THE REINVESTMENT: the incremental revenue is charged capital expenditure at the same share of revenue as the existing business, and working capital on the same day ratios, so it meets the identical reinvestment discipline. Left uncharged — which is how the first cut of this model ran it — the hurdle prices out about USD 115 million a year instead of USD 120 million, which understates what the market is actually asking of the plant.</w:t>
+      </w:r>
+    </w:p>
+    <w:p>
+      <w:pPr>
+        <w:spacing w:after="120" w:before="0"/>
+      </w:pPr>
+      <w:r>
+        <w:rPr>
+          <w:b w:val="0"/>
+          <w:i w:val="0"/>
+          <w:color w:val="1C3A36"/>
+          <w:sz w:val="21"/>
+        </w:rPr>
+        <w:t>The same arithmetic read the other way is worth stating, because it is the plainest summary of what is at issue. At EGP 130.05 the market is paying EGP 72.01 a share — EGP 12,152 million, 55% of the entire share price — for a plant this study values at nothing, against a stated build cost of USD 100 million, about EGP 5,770 million. The market is not merely paying for the plant to work; it is paying roughly 2.1 times what the plant cost to build. That is the proposition, stated as a multiple of an observable outlay rather than as a valuation.</w:t>
       </w:r>
     </w:p>
     <w:tbl>
@@ -7394,7 +7777,7 @@
                 <w:color w:val="1C3A36"/>
                 <w:sz w:val="19"/>
               </w:rPr>
-              <w:t>It is observable. Roughly USD 119 million a year of biosimilar revenue by 2030 is a figure the company will eventually disclose, and a reader can check this study against it. An asset turn of 1.19 times on a specialist biologics facility is demanding but not absurd; whether it is achievable in Egypt, at Egyptian reimbursement prices, on a product set still moving through registration, is the question the market is answering yes to and this study is declining to answer either way.</w:t>
+              <w:t>It is observable. Roughly USD 120 million a year of biosimilar revenue by 2030 is a figure the company will eventually disclose, and a reader can check this study against it. An asset turn of 1.20 times on a specialist biologics facility is demanding but not absurd; whether it is achievable in Egypt, at Egyptian reimbursement prices, on a product set still moving through registration, is the question the market is answering yes to and this study is declining to answer either way.</w:t>
             </w:r>
           </w:p>
         </w:tc>
@@ -7667,7 +8050,7 @@
                 <w:color w:val="1C3A36"/>
                 <w:sz w:val="16"/>
               </w:rPr>
-              <w:t>10,384</w:t>
+              <w:t>10,397</w:t>
             </w:r>
           </w:p>
         </w:tc>
@@ -7685,7 +8068,7 @@
                 <w:color w:val="1C3A36"/>
                 <w:sz w:val="16"/>
               </w:rPr>
-              <w:t>-0.1% against the quarter's run-rate</w:t>
+              <w:t>-0.0% against the quarter's run-rate</w:t>
             </w:r>
           </w:p>
         </w:tc>
@@ -7758,7 +8141,7 @@
                 <w:color w:val="1C3A36"/>
                 <w:sz w:val="16"/>
               </w:rPr>
-              <w:t>41.4%</w:t>
+              <w:t>41.3%</w:t>
             </w:r>
           </w:p>
         </w:tc>
@@ -7776,7 +8159,7 @@
                 <w:color w:val="1C3A36"/>
                 <w:sz w:val="16"/>
               </w:rPr>
-              <w:t>within 104 basis points</w:t>
+              <w:t>within 109 basis points</w:t>
             </w:r>
           </w:p>
         </w:tc>
@@ -8304,7 +8687,7 @@
                 <w:color w:val="1C3A36"/>
                 <w:sz w:val="16"/>
               </w:rPr>
-              <w:t>1,298</w:t>
+              <w:t>1,300</w:t>
             </w:r>
           </w:p>
         </w:tc>
@@ -8395,7 +8778,7 @@
                 <w:color w:val="1C3A36"/>
                 <w:sz w:val="16"/>
               </w:rPr>
-              <w:t>1,014</w:t>
+              <w:t>1,012</w:t>
             </w:r>
           </w:p>
         </w:tc>
@@ -8486,7 +8869,7 @@
                 <w:color w:val="1C3A36"/>
                 <w:sz w:val="16"/>
               </w:rPr>
-              <w:t>6.01</w:t>
+              <w:t>6.00</w:t>
             </w:r>
           </w:p>
         </w:tc>
@@ -8540,7 +8923,7 @@
           <w:color w:val="1C3A36"/>
           <w:sz w:val="21"/>
         </w:rPr>
-        <w:t>Two of those rows carry more weight than the rest. The depreciation line is the study's central claim and it is confirmed: the charge is running at roughly double last year on a plant that has only just entered service, and the model's own depreciation rate reproduces the quarter to within 3%. The provision line is the study's contested judgement, and here the quarter does NOT settle it: the company took EGP 65 million of provisions and inventory write-downs but no credit-loss charge whatsoever, against receivables that grew EGP 798 million in the same three months. The auditor qualified the review on precisely that point. A charge that is omitted in the first quarter is deferred, not avoided, which is why both frames still run.</w:t>
+        <w:t>Two of those rows carry more weight than the rest. The depreciation line is the study's central claim and it is confirmed: the charge is running at roughly double last year on a plant that has only just entered service, and the model's own depreciation rate reproduces the quarter to within 3%. The provision line is the study's contested judgement, and here the quarter does NOT settle it: the company took EGP 65 million of provisions and inventory write-downs but no credit-loss charge whatsoever, against receivables that grew EGP 798 million in the same three months. The auditor qualified the review on precisely that point. Put a number on it: Frame A's 5.25% of revenue applied to the quarter's own sales would have charged EGP 133.0 million — 47% of the attributable profit the quarter actually reported — and even the three-year expected-credit-loss mean of 3.03% would have charged EGP 76.6 million, or 27% of it. A charge that is omitted in the first quarter is deferred, not avoided, which is why both frames still run.</w:t>
       </w:r>
     </w:p>
     <w:p>
@@ -9716,7 +10099,7 @@
                 <w:color w:val="1C3A36"/>
                 <w:sz w:val="16"/>
               </w:rPr>
-              <w:t>cost of equity 14.90%, cost of debt after tax 9.56%, DERIVED debt weight 25.1% on today's market values. The forecast balance sheet, once funded, carries 39.5% on book at FY2030E, which would give 12.79% — both are published and neither is 20%</w:t>
+              <w:t>cost of equity 14.90%, cost of debt after tax 9.56%, DERIVED debt weight 25.1% on today's market values. The forecast balance sheet, once funded, carries 39.8% on book at FY2030E, which would give 12.77% — both are published and neither is 20%</w:t>
             </w:r>
           </w:p>
         </w:tc>
@@ -9939,7 +10322,7 @@
                 <w:color w:val="1C3A36"/>
                 <w:sz w:val="17"/>
               </w:rPr>
-              <w:t>58.90</w:t>
+              <w:t>58.04</w:t>
             </w:r>
           </w:p>
         </w:tc>
@@ -9994,7 +10377,7 @@
                 <w:color w:val="1C3A36"/>
                 <w:sz w:val="17"/>
               </w:rPr>
-              <w:t>51.29</w:t>
+              <w:t>50.41</w:t>
             </w:r>
           </w:p>
         </w:tc>
@@ -10049,7 +10432,7 @@
                 <w:color w:val="1C3A36"/>
                 <w:sz w:val="17"/>
               </w:rPr>
-              <w:t>72.28</w:t>
+              <w:t>71.47</w:t>
             </w:r>
           </w:p>
         </w:tc>
@@ -10104,7 +10487,7 @@
                 <w:color w:val="1C3A36"/>
                 <w:sz w:val="17"/>
               </w:rPr>
-              <w:t>59.50</w:t>
+              <w:t>58.65</w:t>
             </w:r>
           </w:p>
         </w:tc>
@@ -10361,7 +10744,7 @@
                 <w:color w:val="1C3A36"/>
                 <w:sz w:val="17"/>
               </w:rPr>
-              <w:t>70</w:t>
+              <w:t>69</w:t>
             </w:r>
           </w:p>
         </w:tc>
@@ -10379,7 +10762,7 @@
                 <w:color w:val="1C3A36"/>
                 <w:sz w:val="17"/>
               </w:rPr>
-              <w:t>74</w:t>
+              <w:t>73</w:t>
             </w:r>
           </w:p>
         </w:tc>
@@ -10397,7 +10780,7 @@
                 <w:color w:val="1C3A36"/>
                 <w:sz w:val="17"/>
               </w:rPr>
-              <w:t>78</w:t>
+              <w:t>77</w:t>
             </w:r>
           </w:p>
         </w:tc>
@@ -10415,7 +10798,7 @@
                 <w:color w:val="1C3A36"/>
                 <w:sz w:val="17"/>
               </w:rPr>
-              <w:t>84</w:t>
+              <w:t>83</w:t>
             </w:r>
           </w:p>
         </w:tc>
@@ -10433,7 +10816,7 @@
                 <w:color w:val="1C3A36"/>
                 <w:sz w:val="17"/>
               </w:rPr>
-              <w:t>92</w:t>
+              <w:t>91</w:t>
             </w:r>
           </w:p>
         </w:tc>
@@ -10470,7 +10853,7 @@
                 <w:color w:val="1C3A36"/>
                 <w:sz w:val="17"/>
               </w:rPr>
-              <w:t>62</w:t>
+              <w:t>61</w:t>
             </w:r>
           </w:p>
         </w:tc>
@@ -10488,7 +10871,7 @@
                 <w:color w:val="1C3A36"/>
                 <w:sz w:val="17"/>
               </w:rPr>
-              <w:t>65</w:t>
+              <w:t>64</w:t>
             </w:r>
           </w:p>
         </w:tc>
@@ -10506,7 +10889,7 @@
                 <w:color w:val="1C3A36"/>
                 <w:sz w:val="17"/>
               </w:rPr>
-              <w:t>68</w:t>
+              <w:t>67</w:t>
             </w:r>
           </w:p>
         </w:tc>
@@ -10524,7 +10907,7 @@
                 <w:color w:val="1C3A36"/>
                 <w:sz w:val="17"/>
               </w:rPr>
-              <w:t>72</w:t>
+              <w:t>71</w:t>
             </w:r>
           </w:p>
         </w:tc>
@@ -10542,7 +10925,7 @@
                 <w:color w:val="1C3A36"/>
                 <w:sz w:val="17"/>
               </w:rPr>
-              <w:t>77</w:t>
+              <w:t>75</w:t>
             </w:r>
           </w:p>
         </w:tc>
@@ -10579,7 +10962,7 @@
                 <w:color w:val="1C3A36"/>
                 <w:sz w:val="17"/>
               </w:rPr>
-              <w:t>55</w:t>
+              <w:t>54</w:t>
             </w:r>
           </w:p>
         </w:tc>
@@ -10597,7 +10980,7 @@
                 <w:color w:val="1C3A36"/>
                 <w:sz w:val="17"/>
               </w:rPr>
-              <w:t>57</w:t>
+              <w:t>56</w:t>
             </w:r>
           </w:p>
         </w:tc>
@@ -10615,7 +10998,7 @@
                 <w:color w:val="1C3A36"/>
                 <w:sz w:val="17"/>
               </w:rPr>
-              <w:t>59</w:t>
+              <w:t>58</w:t>
             </w:r>
           </w:p>
         </w:tc>
@@ -10651,7 +11034,7 @@
                 <w:color w:val="1C3A36"/>
                 <w:sz w:val="17"/>
               </w:rPr>
-              <w:t>65</w:t>
+              <w:t>64</w:t>
             </w:r>
           </w:p>
         </w:tc>
@@ -10688,6 +11071,24 @@
                 <w:color w:val="1C3A36"/>
                 <w:sz w:val="17"/>
               </w:rPr>
+              <w:t>48</w:t>
+            </w:r>
+          </w:p>
+        </w:tc>
+        <w:tc>
+          <w:tcPr>
+            <w:tcW w:type="dxa" w:w="1368"/>
+          </w:tcPr>
+          <w:p>
+            <w:pPr>
+              <w:spacing w:after="20"/>
+              <w:jc w:val="right"/>
+            </w:pPr>
+            <w:r>
+              <w:rPr>
+                <w:color w:val="1C3A36"/>
+                <w:sz w:val="17"/>
+              </w:rPr>
               <w:t>49</w:t>
             </w:r>
           </w:p>
@@ -10706,7 +11107,7 @@
                 <w:color w:val="1C3A36"/>
                 <w:sz w:val="17"/>
               </w:rPr>
-              <w:t>50</w:t>
+              <w:t>51</w:t>
             </w:r>
           </w:p>
         </w:tc>
@@ -10742,25 +11143,7 @@
                 <w:color w:val="1C3A36"/>
                 <w:sz w:val="17"/>
               </w:rPr>
-              <w:t>53</w:t>
-            </w:r>
-          </w:p>
-        </w:tc>
-        <w:tc>
-          <w:tcPr>
-            <w:tcW w:type="dxa" w:w="1368"/>
-          </w:tcPr>
-          <w:p>
-            <w:pPr>
-              <w:spacing w:after="20"/>
-              <w:jc w:val="right"/>
-            </w:pPr>
-            <w:r>
-              <w:rPr>
-                <w:color w:val="1C3A36"/>
-                <w:sz w:val="17"/>
-              </w:rPr>
-              <w:t>55</w:t>
+              <w:t>54</w:t>
             </w:r>
           </w:p>
         </w:tc>
@@ -10869,7 +11252,7 @@
                 <w:color w:val="1C3A36"/>
                 <w:sz w:val="17"/>
               </w:rPr>
-              <w:t>48</w:t>
+              <w:t>47</w:t>
             </w:r>
           </w:p>
         </w:tc>
@@ -10891,7 +11274,7 @@
           <w:color w:val="6E7B77"/>
           <w:sz w:val="17"/>
         </w:rPr>
-        <w:t>Table 12 — the value per share across the cost of equity and terminal growth together. Every cell is a complete revaluation. The grid runs from EGP 43 to EGP 92 a share, and that FULL range is what is published — quoting only its upper part would delete the half of the study's own risk display that matters most.</w:t>
+        <w:t>Table 12 — the value per share across the cost of equity and terminal growth together. Every cell is a complete revaluation. The grid runs from EGP 43 to EGP 91 a share, and that FULL range is what is published — quoting only its upper part would delete the half of the study's own risk display that matters most.</w:t>
       </w:r>
     </w:p>
     <w:p>
@@ -10905,7 +11288,7 @@
           <w:color w:val="1C3A36"/>
           <w:sz w:val="21"/>
         </w:rPr>
-        <w:t>The crux is sensitised in real observable units rather than in percentage points. On the published ramp and with the incremental revenue charged the same reinvestment identity as the existing business, a quarter of the required revenue — EGP 1,712 million of FY2030 sales, or USD 30 million a year — is worth about EGP 17.79 a share.</w:t>
+        <w:t>The crux is sensitised in real observable units rather than in percentage points. On the published ramp and with the incremental revenue charged the same reinvestment identity as the existing business, a quarter of the required revenue — EGP 1,733 million of FY2030 sales, or USD 30 million a year — is worth about EGP 18.00 a share.</w:t>
       </w:r>
     </w:p>
     <w:p>
@@ -12560,7 +12943,7 @@
                 <w:color w:val="1C3A36"/>
                 <w:sz w:val="16"/>
               </w:rPr>
-              <w:t>58.90</w:t>
+              <w:t>58.04</w:t>
             </w:r>
           </w:p>
         </w:tc>
@@ -12633,7 +13016,7 @@
                 <w:color w:val="1C3A36"/>
                 <w:sz w:val="16"/>
               </w:rPr>
-              <w:t>73.83</w:t>
+              <w:t>73.03</w:t>
             </w:r>
           </w:p>
         </w:tc>
@@ -12706,7 +13089,7 @@
                 <w:color w:val="1C3A36"/>
                 <w:sz w:val="16"/>
               </w:rPr>
-              <w:t>63.12</w:t>
+              <w:t>62.81</w:t>
             </w:r>
           </w:p>
         </w:tc>
@@ -12779,7 +13162,7 @@
                 <w:color w:val="1C3A36"/>
                 <w:sz w:val="16"/>
               </w:rPr>
-              <w:t>65.47</w:t>
+              <w:t>65.42</w:t>
             </w:r>
           </w:p>
         </w:tc>
@@ -12852,7 +13235,7 @@
                 <w:color w:val="1C3A36"/>
                 <w:sz w:val="16"/>
               </w:rPr>
-              <w:t>65.27</w:t>
+              <w:t>65.40</w:t>
             </w:r>
           </w:p>
         </w:tc>
@@ -12924,7 +13307,7 @@
           <w:color w:val="1C3A36"/>
           <w:sz w:val="21"/>
         </w:rPr>
-        <w:t>The readings disagree in an informative direction. The lowest is the cash-flow reading on the permanent-provision frame at EGP 58.90; the highest is the cash-flow reading on the normalising frame at EGP 73.83. The cash-flow readings charge the new plant's full cost and credit it with nothing, so they sit low despite capturing five years of the volume and price growth the existing business is already delivering. The relative lens prices the company on what a 21.9% return and a 14.9% perpetual cost of equity can justify, which supports about 7.79 times forward earnings against the 15.22 times trailing the market pays. None of them is wrong. The gap between them is the value of growth, and the market is paying for more of it than any of them contains.</w:t>
+        <w:t>The readings disagree in an informative direction. The lowest is the cash-flow reading on the permanent-provision frame at EGP 58.04; the highest is the cash-flow reading on the normalising frame at EGP 73.03. The cash-flow readings charge the new plant's full cost and credit it with nothing, so they sit low despite capturing five years of the volume and price growth the existing business is already delivering. The relative lens prices the company on what a 21.8% return and a 14.9% perpetual cost of equity can justify, which supports about 7.78 times forward earnings against the 15.22 times trailing the market pays. None of them is wrong. The gap between them is the value of growth, and the market is paying for more of it than any of them contains.</w:t>
       </w:r>
     </w:p>
     <w:p>
@@ -13059,7 +13442,7 @@
                 <w:color w:val="1C3A36"/>
                 <w:sz w:val="16"/>
               </w:rPr>
-              <w:t>the whole crux. Section 1.7 says roughly USD 119 million a year by 2030 is required to justify the market price; the first disclosure calibrates how plausible that is</w:t>
+              <w:t>the whole crux. Section 1.7 says roughly USD 120 million a year by 2030 is required to justify the market price; the first disclosure calibrates how plausible that is</w:t>
             </w:r>
           </w:p>
         </w:tc>
@@ -13562,7 +13945,7 @@
           <w:color w:val="1C3A36"/>
           <w:sz w:val="21"/>
         </w:rPr>
-        <w:t>the bands describe where the PRICE may go. The valuation describes what the BUSINESS appears to be worth. They are different questions and this study keeps them apart on purpose. BOTH fundamental centres — EGP 61.68 and EGP 69.15 — sit below the entire three-month band, and that is worth noticing rather than reconciling away.</w:t>
+        <w:t>the bands describe where the PRICE may go. The valuation describes what the BUSINESS appears to be worth. They are different questions and this study keeps them apart on purpose. BOTH fundamental centres — EGP 61.21 and EGP 68.70 — sit below the entire three-month band, and that is worth noticing rather than reconciling away.</w:t>
       </w:r>
     </w:p>
     <w:p>
@@ -13954,7 +14337,7 @@
                 <w:color w:val="1C3A36"/>
                 <w:sz w:val="16"/>
               </w:rPr>
-              <w:t>it was asserted at 20% against a forecast that reaches 16.15% in FY2030E. It now READS the model's own final year, so terminal reinvestment rises from 25.0% to 31.0% of terminal operating profit after tax</w:t>
+              <w:t>it was asserted at 20% against a forecast that reaches 16.03% in FY2030E. It now READS the model's own final year, so terminal reinvestment rises from 25.0% to 31.2% of terminal operating profit after tax</w:t>
             </w:r>
           </w:p>
         </w:tc>
@@ -13991,7 +14374,7 @@
                 <w:color w:val="1C3A36"/>
                 <w:sz w:val="16"/>
               </w:rPr>
-              <w:t>EGP 2,947 million of construction is still parked at FY2030E and had never entered the depreciable base. A perpetuity cannot capitalise profit on capital it never charges, so EGP 183 million a year is now deducted before the terminal value is struck</w:t>
+              <w:t>EGP 2,955 million of construction is still parked at FY2030E and had never entered the depreciable base. A perpetuity cannot capitalise profit on capital it never charges, so EGP 183 million a year is now deducted before the terminal value is struck</w:t>
             </w:r>
           </w:p>
         </w:tc>
@@ -14028,7 +14411,7 @@
                 <w:color w:val="1C3A36"/>
                 <w:sz w:val="16"/>
               </w:rPr>
-              <w:t>it was 20%, described as reconciled to the forecast balance sheet. It reconciled to neither reading of that sheet: 25.1% on today's market values, 39.5% on the funded forecast book. The market reading is used and both are shown</w:t>
+              <w:t>it was 20%, described as reconciled to the forecast balance sheet. It reconciled to neither reading of that sheet: 25.1% on today's market values, 39.8% on the funded forecast book. The market reading is used and both are shown</w:t>
             </w:r>
           </w:p>
         </w:tc>
@@ -14328,7 +14711,7 @@
                 <w:color w:val="1C3A36"/>
                 <w:sz w:val="16"/>
               </w:rPr>
-              <w:t>a single EGP 79.64 becomes a PAIR: EGP 61.68 on Frame A (-23%) and EGP 69.15 on Frame B (-13%)</w:t>
+              <w:t>a single EGP 79.64 becomes a PAIR: EGP 61.21 on Frame A (-23%) and EGP 68.70 on Frame B (-14%)</w:t>
             </w:r>
           </w:p>
         </w:tc>
@@ -14746,7 +15129,7 @@
                 <w:color w:val="1C3A36"/>
                 <w:sz w:val="16"/>
               </w:rPr>
-              <w:t>the charge is calibrated to the first quarter of 2026 and is right for FY2026E, but it declines to EGP 1,030 million by FY2030E on a funded borrowing book that ends the window near where it started. The implied average rate falls to 11.25% against a blended MARGINAL cost of debt of 18.55% used in the discount rate. This affects the earnings-based lenses, not the cash-flow ones, which are computed before interest</w:t>
+              <w:t>the charge is calibrated to the first quarter of 2026 and is right for FY2026E, but it declines to EGP 1,030 million by FY2030E on a funded borrowing book that ends the window near where it started. The implied average rate falls to 11.16% against a blended MARGINAL cost of debt of 18.55% used in the discount rate. This affects the earnings-based lenses, not the cash-flow ones, which are computed before interest</w:t>
             </w:r>
           </w:p>
         </w:tc>
@@ -14966,7 +15349,7 @@
                 <w:color w:val="1C3A36"/>
                 <w:sz w:val="16"/>
               </w:rPr>
-              <w:t>the 36-name equal-weighted local composite the beta is regressed against includes this company at about 2.8% weight, which biases the coefficient toward one. Removing it gives 0.565 rather than 0.629, which would RAISE the two centres by about EGP 3.35 and EGP 3.71 a share. The in-index coefficient is carried because it is the more conservative of the two and because it is what a real local index produces; both are published in the bibliography</w:t>
+              <w:t>the 36-name equal-weighted local composite the beta is regressed against includes this company at about 2.8% weight, which biases the coefficient toward one. Removing it gives 0.565 rather than 0.629, which would RAISE the two centres by about EGP 3.83 and EGP 4.16 a share. The in-index coefficient is carried because it is the more conservative of the two and because it is what a real local index produces; both are published in the bibliography</w:t>
             </w:r>
           </w:p>
         </w:tc>
@@ -15089,7 +15472,7 @@
           <w:color w:val="1C3A36"/>
           <w:sz w:val="21"/>
         </w:rPr>
-        <w:t>What would change the conclusion, stated in advance so it can be checked: if the company disclosed biosimilar revenue on a path toward USD 119 million a year, the cash-flow lenses would move to the market price and this study would be wrong to have flagged the gap. If the FY2026 depreciation charge came in near EGP 118 million rather than EGP 304 million, the plant is not in service and the whole timetable in this study shifts out a year.</w:t>
+        <w:t>What would change the conclusion, stated in advance so it can be checked: if the company disclosed biosimilar revenue on a path toward USD 120 million a year, the cash-flow lenses would move to the market price and this study would be wrong to have flagged the gap. If the FY2026 depreciation charge came in near EGP 118 million rather than EGP 304 million, the plant is not in service and the whole timetable in this study shifts out a year.</w:t>
       </w:r>
     </w:p>
     <w:p>
@@ -15412,7 +15795,7 @@
                 <w:color w:val="1C3A36"/>
                 <w:sz w:val="15"/>
               </w:rPr>
-              <w:t>10,384</w:t>
+              <w:t>10,397</w:t>
             </w:r>
           </w:p>
         </w:tc>
@@ -15430,7 +15813,7 @@
                 <w:color w:val="1C3A36"/>
                 <w:sz w:val="15"/>
               </w:rPr>
-              <w:t>12,038</w:t>
+              <w:t>12,063</w:t>
             </w:r>
           </w:p>
         </w:tc>
@@ -15448,7 +15831,7 @@
                 <w:color w:val="1C3A36"/>
                 <w:sz w:val="15"/>
               </w:rPr>
-              <w:t>13,825</w:t>
+              <w:t>13,863</w:t>
             </w:r>
           </w:p>
         </w:tc>
@@ -15466,7 +15849,7 @@
                 <w:color w:val="1C3A36"/>
                 <w:sz w:val="15"/>
               </w:rPr>
-              <w:t>15,638</w:t>
+              <w:t>15,688</w:t>
             </w:r>
           </w:p>
         </w:tc>
@@ -15484,7 +15867,7 @@
                 <w:color w:val="1C3A36"/>
                 <w:sz w:val="15"/>
               </w:rPr>
-              <w:t>17,404</w:t>
+              <w:t>17,468</w:t>
             </w:r>
           </w:p>
         </w:tc>
@@ -15575,7 +15958,7 @@
                 <w:color w:val="1C3A36"/>
                 <w:sz w:val="15"/>
               </w:rPr>
-              <w:t>6,090</w:t>
+              <w:t>6,103</w:t>
             </w:r>
           </w:p>
         </w:tc>
@@ -15593,7 +15976,7 @@
                 <w:color w:val="1C3A36"/>
                 <w:sz w:val="15"/>
               </w:rPr>
-              <w:t>7,144</w:t>
+              <w:t>7,171</w:t>
             </w:r>
           </w:p>
         </w:tc>
@@ -15611,7 +15994,7 @@
                 <w:color w:val="1C3A36"/>
                 <w:sz w:val="15"/>
               </w:rPr>
-              <w:t>8,173</w:t>
+              <w:t>8,214</w:t>
             </w:r>
           </w:p>
         </w:tc>
@@ -15629,7 +16012,7 @@
                 <w:color w:val="1C3A36"/>
                 <w:sz w:val="15"/>
               </w:rPr>
-              <w:t>9,196</w:t>
+              <w:t>9,251</w:t>
             </w:r>
           </w:p>
         </w:tc>
@@ -15647,7 +16030,7 @@
                 <w:color w:val="1C3A36"/>
                 <w:sz w:val="15"/>
               </w:rPr>
-              <w:t>10,218</w:t>
+              <w:t>10,288</w:t>
             </w:r>
           </w:p>
         </w:tc>
@@ -15768,7 +16151,7 @@
                 <w:color w:val="1C3A36"/>
                 <w:sz w:val="15"/>
               </w:rPr>
-              <w:t>4,894</w:t>
+              <w:t>4,892</w:t>
             </w:r>
           </w:p>
         </w:tc>
@@ -15788,7 +16171,7 @@
                 <w:color w:val="1C3A36"/>
                 <w:sz w:val="15"/>
               </w:rPr>
-              <w:t>5,653</w:t>
+              <w:t>5,649</w:t>
             </w:r>
           </w:p>
         </w:tc>
@@ -15808,7 +16191,7 @@
                 <w:color w:val="1C3A36"/>
                 <w:sz w:val="15"/>
               </w:rPr>
-              <w:t>6,442</w:t>
+              <w:t>6,437</w:t>
             </w:r>
           </w:p>
         </w:tc>
@@ -15828,7 +16211,7 @@
                 <w:color w:val="1C3A36"/>
                 <w:sz w:val="15"/>
               </w:rPr>
-              <w:t>7,186</w:t>
+              <w:t>7,180</w:t>
             </w:r>
           </w:p>
         </w:tc>
@@ -15919,7 +16302,7 @@
                 <w:color w:val="1C3A36"/>
                 <w:sz w:val="15"/>
               </w:rPr>
-              <w:t>41.4%</w:t>
+              <w:t>41.3%</w:t>
             </w:r>
           </w:p>
         </w:tc>
@@ -15937,7 +16320,7 @@
                 <w:color w:val="1C3A36"/>
                 <w:sz w:val="15"/>
               </w:rPr>
-              <w:t>40.7%</w:t>
+              <w:t>40.6%</w:t>
             </w:r>
           </w:p>
         </w:tc>
@@ -15955,7 +16338,7 @@
                 <w:color w:val="1C3A36"/>
                 <w:sz w:val="15"/>
               </w:rPr>
-              <w:t>40.9%</w:t>
+              <w:t>40.8%</w:t>
             </w:r>
           </w:p>
         </w:tc>
@@ -15973,7 +16356,7 @@
                 <w:color w:val="1C3A36"/>
                 <w:sz w:val="15"/>
               </w:rPr>
-              <w:t>41.2%</w:t>
+              <w:t>41.0%</w:t>
             </w:r>
           </w:p>
         </w:tc>
@@ -15991,7 +16374,7 @@
                 <w:color w:val="1C3A36"/>
                 <w:sz w:val="15"/>
               </w:rPr>
-              <w:t>41.3%</w:t>
+              <w:t>41.1%</w:t>
             </w:r>
           </w:p>
         </w:tc>
@@ -16082,7 +16465,7 @@
                 <w:color w:val="1C3A36"/>
                 <w:sz w:val="15"/>
               </w:rPr>
-              <w:t>1,080</w:t>
+              <w:t>1,081</w:t>
             </w:r>
           </w:p>
         </w:tc>
@@ -16100,7 +16483,7 @@
                 <w:color w:val="1C3A36"/>
                 <w:sz w:val="15"/>
               </w:rPr>
-              <w:t>1,228</w:t>
+              <w:t>1,230</w:t>
             </w:r>
           </w:p>
         </w:tc>
@@ -16118,7 +16501,7 @@
                 <w:color w:val="1C3A36"/>
                 <w:sz w:val="15"/>
               </w:rPr>
-              <w:t>1,383</w:t>
+              <w:t>1,386</w:t>
             </w:r>
           </w:p>
         </w:tc>
@@ -16136,7 +16519,7 @@
                 <w:color w:val="1C3A36"/>
                 <w:sz w:val="15"/>
               </w:rPr>
-              <w:t>1,548</w:t>
+              <w:t>1,553</w:t>
             </w:r>
           </w:p>
         </w:tc>
@@ -16154,7 +16537,7 @@
                 <w:color w:val="1C3A36"/>
                 <w:sz w:val="15"/>
               </w:rPr>
-              <w:t>1,706</w:t>
+              <w:t>1,712</w:t>
             </w:r>
           </w:p>
         </w:tc>
@@ -16245,7 +16628,7 @@
                 <w:color w:val="1C3A36"/>
                 <w:sz w:val="15"/>
               </w:rPr>
-              <w:t>88.3</w:t>
+              <w:t>88.4</w:t>
             </w:r>
           </w:p>
         </w:tc>
@@ -16263,7 +16646,7 @@
                 <w:color w:val="1C3A36"/>
                 <w:sz w:val="15"/>
               </w:rPr>
-              <w:t>108.3</w:t>
+              <w:t>108.6</w:t>
             </w:r>
           </w:p>
         </w:tc>
@@ -16281,7 +16664,7 @@
                 <w:color w:val="1C3A36"/>
                 <w:sz w:val="15"/>
               </w:rPr>
-              <w:t>131.3</w:t>
+              <w:t>131.7</w:t>
             </w:r>
           </w:p>
         </w:tc>
@@ -16299,7 +16682,7 @@
                 <w:color w:val="1C3A36"/>
                 <w:sz w:val="15"/>
               </w:rPr>
-              <w:t>156.4</w:t>
+              <w:t>156.9</w:t>
             </w:r>
           </w:p>
         </w:tc>
@@ -16317,7 +16700,7 @@
                 <w:color w:val="1C3A36"/>
                 <w:sz w:val="15"/>
               </w:rPr>
-              <w:t>174.0</w:t>
+              <w:t>174.7</w:t>
             </w:r>
           </w:p>
         </w:tc>
@@ -16408,7 +16791,7 @@
                 <w:color w:val="1C3A36"/>
                 <w:sz w:val="15"/>
               </w:rPr>
-              <w:t>244.0</w:t>
+              <w:t>244.3</w:t>
             </w:r>
           </w:p>
         </w:tc>
@@ -16426,7 +16809,7 @@
                 <w:color w:val="1C3A36"/>
                 <w:sz w:val="15"/>
               </w:rPr>
-              <w:t>282.9</w:t>
+              <w:t>283.5</w:t>
             </w:r>
           </w:p>
         </w:tc>
@@ -16444,7 +16827,7 @@
                 <w:color w:val="1C3A36"/>
                 <w:sz w:val="15"/>
               </w:rPr>
-              <w:t>318.0</w:t>
+              <w:t>318.8</w:t>
             </w:r>
           </w:p>
         </w:tc>
@@ -16462,7 +16845,7 @@
                 <w:color w:val="1C3A36"/>
                 <w:sz w:val="15"/>
               </w:rPr>
-              <w:t>356.5</w:t>
+              <w:t>357.7</w:t>
             </w:r>
           </w:p>
         </w:tc>
@@ -16480,7 +16863,7 @@
                 <w:color w:val="1C3A36"/>
                 <w:sz w:val="15"/>
               </w:rPr>
-              <w:t>391.6</w:t>
+              <w:t>393.0</w:t>
             </w:r>
           </w:p>
         </w:tc>
@@ -16571,7 +16954,7 @@
                 <w:color w:val="1C3A36"/>
                 <w:sz w:val="15"/>
               </w:rPr>
-              <w:t>545</w:t>
+              <w:t>546</w:t>
             </w:r>
           </w:p>
         </w:tc>
@@ -16589,7 +16972,7 @@
                 <w:color w:val="1C3A36"/>
                 <w:sz w:val="15"/>
               </w:rPr>
-              <w:t>632</w:t>
+              <w:t>633</w:t>
             </w:r>
           </w:p>
         </w:tc>
@@ -16607,7 +16990,7 @@
                 <w:color w:val="1C3A36"/>
                 <w:sz w:val="15"/>
               </w:rPr>
-              <w:t>726</w:t>
+              <w:t>728</w:t>
             </w:r>
           </w:p>
         </w:tc>
@@ -16625,7 +17008,7 @@
                 <w:color w:val="1C3A36"/>
                 <w:sz w:val="15"/>
               </w:rPr>
-              <w:t>821</w:t>
+              <w:t>824</w:t>
             </w:r>
           </w:p>
         </w:tc>
@@ -16643,7 +17026,7 @@
                 <w:color w:val="1C3A36"/>
                 <w:sz w:val="15"/>
               </w:rPr>
-              <w:t>914</w:t>
+              <w:t>917</w:t>
             </w:r>
           </w:p>
         </w:tc>
@@ -16744,7 +17127,7 @@
                 <w:color w:val="1C3A36"/>
                 <w:sz w:val="15"/>
               </w:rPr>
-              <w:t>2,272</w:t>
+              <w:t>2,269</w:t>
             </w:r>
           </w:p>
         </w:tc>
@@ -16764,7 +17147,7 @@
                 <w:color w:val="1C3A36"/>
                 <w:sz w:val="15"/>
               </w:rPr>
-              <w:t>2,553</w:t>
+              <w:t>2,547</w:t>
             </w:r>
           </w:p>
         </w:tc>
@@ -16784,7 +17167,7 @@
                 <w:color w:val="1C3A36"/>
                 <w:sz w:val="15"/>
               </w:rPr>
-              <w:t>3,001</w:t>
+              <w:t>2,991</w:t>
             </w:r>
           </w:p>
         </w:tc>
@@ -16804,7 +17187,7 @@
                 <w:color w:val="1C3A36"/>
                 <w:sz w:val="15"/>
               </w:rPr>
-              <w:t>3,468</w:t>
+              <w:t>3,454</w:t>
             </w:r>
           </w:p>
         </w:tc>
@@ -16824,7 +17207,7 @@
                 <w:color w:val="1C3A36"/>
                 <w:sz w:val="15"/>
               </w:rPr>
-              <w:t>3,912</w:t>
+              <w:t>3,894</w:t>
             </w:r>
           </w:p>
         </w:tc>
@@ -16915,7 +17298,7 @@
                 <w:color w:val="1C3A36"/>
                 <w:sz w:val="15"/>
               </w:rPr>
-              <w:t>2,576</w:t>
+              <w:t>2,573</w:t>
             </w:r>
           </w:p>
         </w:tc>
@@ -16933,7 +17316,7 @@
                 <w:color w:val="1C3A36"/>
                 <w:sz w:val="15"/>
               </w:rPr>
-              <w:t>2,978</w:t>
+              <w:t>2,972</w:t>
             </w:r>
           </w:p>
         </w:tc>
@@ -16951,7 +17334,7 @@
                 <w:color w:val="1C3A36"/>
                 <w:sz w:val="15"/>
               </w:rPr>
-              <w:t>3,447</w:t>
+              <w:t>3,437</w:t>
             </w:r>
           </w:p>
         </w:tc>
@@ -16969,7 +17352,7 @@
                 <w:color w:val="1C3A36"/>
                 <w:sz w:val="15"/>
               </w:rPr>
-              <w:t>3,905</w:t>
+              <w:t>3,891</w:t>
             </w:r>
           </w:p>
         </w:tc>
@@ -16987,7 +17370,7 @@
                 <w:color w:val="1C3A36"/>
                 <w:sz w:val="15"/>
               </w:rPr>
-              <w:t>4,335</w:t>
+              <w:t>4,317</w:t>
             </w:r>
           </w:p>
         </w:tc>
@@ -17577,7 +17960,7 @@
                 <w:color w:val="1C3A36"/>
                 <w:sz w:val="15"/>
               </w:rPr>
-              <w:t>1,014</w:t>
+              <w:t>1,012</w:t>
             </w:r>
           </w:p>
         </w:tc>
@@ -17597,7 +17980,7 @@
                 <w:color w:val="1C3A36"/>
                 <w:sz w:val="15"/>
               </w:rPr>
-              <w:t>1,260</w:t>
+              <w:t>1,255</w:t>
             </w:r>
           </w:p>
         </w:tc>
@@ -17617,7 +18000,7 @@
                 <w:color w:val="1C3A36"/>
                 <w:sz w:val="15"/>
               </w:rPr>
-              <w:t>1,648</w:t>
+              <w:t>1,640</w:t>
             </w:r>
           </w:p>
         </w:tc>
@@ -17637,7 +18020,7 @@
                 <w:color w:val="1C3A36"/>
                 <w:sz w:val="15"/>
               </w:rPr>
-              <w:t>2,051</w:t>
+              <w:t>2,040</w:t>
             </w:r>
           </w:p>
         </w:tc>
@@ -17657,7 +18040,7 @@
                 <w:color w:val="1C3A36"/>
                 <w:sz w:val="15"/>
               </w:rPr>
-              <w:t>2,437</w:t>
+              <w:t>2,423</w:t>
             </w:r>
           </w:p>
         </w:tc>
@@ -17748,7 +18131,7 @@
                 <w:color w:val="1C3A36"/>
                 <w:sz w:val="15"/>
               </w:rPr>
-              <w:t>6.01</w:t>
+              <w:t>6.00</w:t>
             </w:r>
           </w:p>
         </w:tc>
@@ -17766,7 +18149,7 @@
                 <w:color w:val="1C3A36"/>
                 <w:sz w:val="15"/>
               </w:rPr>
-              <w:t>7.46</w:t>
+              <w:t>7.43</w:t>
             </w:r>
           </w:p>
         </w:tc>
@@ -17784,7 +18167,7 @@
                 <w:color w:val="1C3A36"/>
                 <w:sz w:val="15"/>
               </w:rPr>
-              <w:t>9.77</w:t>
+              <w:t>9.72</w:t>
             </w:r>
           </w:p>
         </w:tc>
@@ -17802,7 +18185,7 @@
                 <w:color w:val="1C3A36"/>
                 <w:sz w:val="15"/>
               </w:rPr>
-              <w:t>12.15</w:t>
+              <w:t>12.09</w:t>
             </w:r>
           </w:p>
         </w:tc>
@@ -17820,7 +18203,7 @@
                 <w:color w:val="1C3A36"/>
                 <w:sz w:val="15"/>
               </w:rPr>
-              <w:t>14.44</w:t>
+              <w:t>14.36</w:t>
             </w:r>
           </w:p>
         </w:tc>
@@ -17911,7 +18294,7 @@
                 <w:color w:val="1C3A36"/>
                 <w:sz w:val="15"/>
               </w:rPr>
-              <w:t>608</w:t>
+              <w:t>607</w:t>
             </w:r>
           </w:p>
         </w:tc>
@@ -17929,7 +18312,7 @@
                 <w:color w:val="1C3A36"/>
                 <w:sz w:val="15"/>
               </w:rPr>
-              <w:t>756</w:t>
+              <w:t>753</w:t>
             </w:r>
           </w:p>
         </w:tc>
@@ -17947,7 +18330,7 @@
                 <w:color w:val="1C3A36"/>
                 <w:sz w:val="15"/>
               </w:rPr>
-              <w:t>989</w:t>
+              <w:t>984</w:t>
             </w:r>
           </w:p>
         </w:tc>
@@ -17965,7 +18348,7 @@
                 <w:color w:val="1C3A36"/>
                 <w:sz w:val="15"/>
               </w:rPr>
-              <w:t>1,231</w:t>
+              <w:t>1,224</w:t>
             </w:r>
           </w:p>
         </w:tc>
@@ -17983,7 +18366,7 @@
                 <w:color w:val="1C3A36"/>
                 <w:sz w:val="15"/>
               </w:rPr>
-              <w:t>1,462</w:t>
+              <w:t>1,454</w:t>
             </w:r>
           </w:p>
         </w:tc>
@@ -18477,7 +18860,7 @@
                 <w:color w:val="1C3A36"/>
                 <w:sz w:val="15"/>
               </w:rPr>
-              <w:t>2,799</w:t>
+              <w:t>2,801</w:t>
             </w:r>
           </w:p>
         </w:tc>
@@ -18495,7 +18878,7 @@
                 <w:color w:val="1C3A36"/>
                 <w:sz w:val="15"/>
               </w:rPr>
-              <w:t>2,241</w:t>
+              <w:t>2,244</w:t>
             </w:r>
           </w:p>
         </w:tc>
@@ -18513,7 +18896,7 @@
                 <w:color w:val="1C3A36"/>
                 <w:sz w:val="15"/>
               </w:rPr>
-              <w:t>2,325</w:t>
+              <w:t>2,329</w:t>
             </w:r>
           </w:p>
         </w:tc>
@@ -18531,7 +18914,7 @@
                 <w:color w:val="1C3A36"/>
                 <w:sz w:val="15"/>
               </w:rPr>
-              <w:t>2,625</w:t>
+              <w:t>2,631</w:t>
             </w:r>
           </w:p>
         </w:tc>
@@ -18549,7 +18932,7 @@
                 <w:color w:val="1C3A36"/>
                 <w:sz w:val="15"/>
               </w:rPr>
-              <w:t>2,947</w:t>
+              <w:t>2,955</w:t>
             </w:r>
           </w:p>
         </w:tc>
@@ -18640,7 +19023,7 @@
                 <w:color w:val="1C3A36"/>
                 <w:sz w:val="15"/>
               </w:rPr>
-              <w:t>4,422</w:t>
+              <w:t>4,431</w:t>
             </w:r>
           </w:p>
         </w:tc>
@@ -18658,7 +19041,7 @@
                 <w:color w:val="1C3A36"/>
                 <w:sz w:val="15"/>
               </w:rPr>
-              <w:t>5,050</w:t>
+              <w:t>5,069</w:t>
             </w:r>
           </w:p>
         </w:tc>
@@ -18676,7 +19059,7 @@
                 <w:color w:val="1C3A36"/>
                 <w:sz w:val="15"/>
               </w:rPr>
-              <w:t>5,598</w:t>
+              <w:t>5,626</w:t>
             </w:r>
           </w:p>
         </w:tc>
@@ -18694,7 +19077,7 @@
                 <w:color w:val="1C3A36"/>
                 <w:sz w:val="15"/>
               </w:rPr>
-              <w:t>6,173</w:t>
+              <w:t>6,210</w:t>
             </w:r>
           </w:p>
         </w:tc>
@@ -18712,7 +19095,7 @@
                 <w:color w:val="1C3A36"/>
                 <w:sz w:val="15"/>
               </w:rPr>
-              <w:t>6,719</w:t>
+              <w:t>6,765</w:t>
             </w:r>
           </w:p>
         </w:tc>
@@ -18803,7 +19186,7 @@
                 <w:color w:val="1C3A36"/>
                 <w:sz w:val="15"/>
               </w:rPr>
-              <w:t>3,585</w:t>
+              <w:t>3,589</w:t>
             </w:r>
           </w:p>
         </w:tc>
@@ -18821,7 +19204,7 @@
                 <w:color w:val="1C3A36"/>
                 <w:sz w:val="15"/>
               </w:rPr>
-              <w:t>4,024</w:t>
+              <w:t>4,032</w:t>
             </w:r>
           </w:p>
         </w:tc>
@@ -18839,7 +19222,7 @@
                 <w:color w:val="1C3A36"/>
                 <w:sz w:val="15"/>
               </w:rPr>
-              <w:t>4,470</w:t>
+              <w:t>4,482</w:t>
             </w:r>
           </w:p>
         </w:tc>
@@ -18857,7 +19240,7 @@
                 <w:color w:val="1C3A36"/>
                 <w:sz w:val="15"/>
               </w:rPr>
-              <w:t>4,927</w:t>
+              <w:t>4,943</w:t>
             </w:r>
           </w:p>
         </w:tc>
@@ -18875,7 +19258,7 @@
                 <w:color w:val="1C3A36"/>
                 <w:sz w:val="15"/>
               </w:rPr>
-              <w:t>5,341</w:t>
+              <w:t>5,360</w:t>
             </w:r>
           </w:p>
         </w:tc>
@@ -19129,7 +19512,7 @@
                 <w:color w:val="1C3A36"/>
                 <w:sz w:val="15"/>
               </w:rPr>
-              <w:t>918</w:t>
+              <w:t>920</w:t>
             </w:r>
           </w:p>
         </w:tc>
@@ -19147,7 +19530,7 @@
                 <w:color w:val="1C3A36"/>
                 <w:sz w:val="15"/>
               </w:rPr>
-              <w:t>1,096</w:t>
+              <w:t>1,100</w:t>
             </w:r>
           </w:p>
         </w:tc>
@@ -19165,7 +19548,7 @@
                 <w:color w:val="1C3A36"/>
                 <w:sz w:val="15"/>
               </w:rPr>
-              <w:t>1,276</w:t>
+              <w:t>1,283</w:t>
             </w:r>
           </w:p>
         </w:tc>
@@ -19183,7 +19566,7 @@
                 <w:color w:val="1C3A36"/>
                 <w:sz w:val="15"/>
               </w:rPr>
-              <w:t>1,461</w:t>
+              <w:t>1,470</w:t>
             </w:r>
           </w:p>
         </w:tc>
@@ -19201,7 +19584,7 @@
                 <w:color w:val="1C3A36"/>
                 <w:sz w:val="15"/>
               </w:rPr>
-              <w:t>1,624</w:t>
+              <w:t>1,635</w:t>
             </w:r>
           </w:p>
         </w:tc>
@@ -19292,7 +19675,7 @@
                 <w:color w:val="1C3A36"/>
                 <w:sz w:val="15"/>
               </w:rPr>
-              <w:t>10,065</w:t>
+              <w:t>10,079</w:t>
             </w:r>
           </w:p>
         </w:tc>
@@ -19310,7 +19693,7 @@
                 <w:color w:val="1C3A36"/>
                 <w:sz w:val="15"/>
               </w:rPr>
-              <w:t>10,203</w:t>
+              <w:t>10,230</w:t>
             </w:r>
           </w:p>
         </w:tc>
@@ -19328,7 +19711,7 @@
                 <w:color w:val="1C3A36"/>
                 <w:sz w:val="15"/>
               </w:rPr>
-              <w:t>9,943</w:t>
+              <w:t>9,987</w:t>
             </w:r>
           </w:p>
         </w:tc>
@@ -19346,7 +19729,7 @@
                 <w:color w:val="1C3A36"/>
                 <w:sz w:val="15"/>
               </w:rPr>
-              <w:t>9,499</w:t>
+              <w:t>9,561</w:t>
             </w:r>
           </w:p>
         </w:tc>
@@ -19364,7 +19747,7 @@
                 <w:color w:val="1C3A36"/>
                 <w:sz w:val="15"/>
               </w:rPr>
-              <w:t>8,813</w:t>
+              <w:t>8,894</w:t>
             </w:r>
           </w:p>
         </w:tc>
@@ -19455,7 +19838,7 @@
                 <w:color w:val="1C3A36"/>
                 <w:sz w:val="15"/>
               </w:rPr>
-              <w:t>8,632</w:t>
+              <w:t>8,645</w:t>
             </w:r>
           </w:p>
         </w:tc>
@@ -19473,7 +19856,7 @@
                 <w:color w:val="1C3A36"/>
                 <w:sz w:val="15"/>
               </w:rPr>
-              <w:t>8,769</w:t>
+              <w:t>8,797</w:t>
             </w:r>
           </w:p>
         </w:tc>
@@ -19491,7 +19874,7 @@
                 <w:color w:val="1C3A36"/>
                 <w:sz w:val="15"/>
               </w:rPr>
-              <w:t>8,510</w:t>
+              <w:t>8,554</w:t>
             </w:r>
           </w:p>
         </w:tc>
@@ -19509,7 +19892,7 @@
                 <w:color w:val="1C3A36"/>
                 <w:sz w:val="15"/>
               </w:rPr>
-              <w:t>8,066</w:t>
+              <w:t>8,127</w:t>
             </w:r>
           </w:p>
         </w:tc>
@@ -19527,7 +19910,7 @@
                 <w:color w:val="1C3A36"/>
                 <w:sz w:val="15"/>
               </w:rPr>
-              <w:t>7,380</w:t>
+              <w:t>7,461</w:t>
             </w:r>
           </w:p>
         </w:tc>
@@ -19618,7 +20001,7 @@
                 <w:color w:val="1C3A36"/>
                 <w:sz w:val="15"/>
               </w:rPr>
-              <w:t>6,851</w:t>
+              <w:t>6,850</w:t>
             </w:r>
           </w:p>
         </w:tc>
@@ -19636,7 +20019,7 @@
                 <w:color w:val="1C3A36"/>
                 <w:sz w:val="15"/>
               </w:rPr>
-              <w:t>7,607</w:t>
+              <w:t>7,603</w:t>
             </w:r>
           </w:p>
         </w:tc>
@@ -19654,7 +20037,7 @@
                 <w:color w:val="1C3A36"/>
                 <w:sz w:val="15"/>
               </w:rPr>
-              <w:t>8,596</w:t>
+              <w:t>8,587</w:t>
             </w:r>
           </w:p>
         </w:tc>
@@ -19672,7 +20055,7 @@
                 <w:color w:val="1C3A36"/>
                 <w:sz w:val="15"/>
               </w:rPr>
-              <w:t>9,827</w:t>
+              <w:t>9,811</w:t>
             </w:r>
           </w:p>
         </w:tc>
@@ -19690,7 +20073,7 @@
                 <w:color w:val="1C3A36"/>
                 <w:sz w:val="15"/>
               </w:rPr>
-              <w:t>11,289</w:t>
+              <w:t>11,265</w:t>
             </w:r>
           </w:p>
         </w:tc>
@@ -19791,7 +20174,7 @@
                 <w:color w:val="1C3A36"/>
                 <w:sz w:val="15"/>
               </w:rPr>
-              <w:t>40.60</w:t>
+              <w:t>40.59</w:t>
             </w:r>
           </w:p>
         </w:tc>
@@ -19811,7 +20194,7 @@
                 <w:color w:val="1C3A36"/>
                 <w:sz w:val="15"/>
               </w:rPr>
-              <w:t>45.08</w:t>
+              <w:t>45.05</w:t>
             </w:r>
           </w:p>
         </w:tc>
@@ -19831,7 +20214,7 @@
                 <w:color w:val="1C3A36"/>
                 <w:sz w:val="15"/>
               </w:rPr>
-              <w:t>50.94</w:t>
+              <w:t>50.89</w:t>
             </w:r>
           </w:p>
         </w:tc>
@@ -19851,7 +20234,7 @@
                 <w:color w:val="1C3A36"/>
                 <w:sz w:val="15"/>
               </w:rPr>
-              <w:t>58.23</w:t>
+              <w:t>58.14</w:t>
             </w:r>
           </w:p>
         </w:tc>
@@ -19871,7 +20254,7 @@
                 <w:color w:val="1C3A36"/>
                 <w:sz w:val="15"/>
               </w:rPr>
-              <w:t>66.89</w:t>
+              <w:t>66.76</w:t>
             </w:r>
           </w:p>
         </w:tc>
@@ -20634,7 +21017,7 @@
                 <w:color w:val="1C3A36"/>
                 <w:sz w:val="16"/>
               </w:rPr>
-              <w:t>1,298</w:t>
+              <w:t>1,300</w:t>
             </w:r>
           </w:p>
         </w:tc>
@@ -20652,7 +21035,7 @@
                 <w:color w:val="1C3A36"/>
                 <w:sz w:val="16"/>
               </w:rPr>
-              <w:t>542</w:t>
+              <w:t>543</w:t>
             </w:r>
           </w:p>
         </w:tc>
@@ -20670,7 +21053,7 @@
                 <w:color w:val="1C3A36"/>
                 <w:sz w:val="16"/>
               </w:rPr>
-              <w:t>484</w:t>
+              <w:t>485</w:t>
             </w:r>
           </w:p>
         </w:tc>
@@ -20688,7 +21071,7 @@
                 <w:color w:val="1C3A36"/>
                 <w:sz w:val="16"/>
               </w:rPr>
-              <w:t>500</w:t>
+              <w:t>502</w:t>
             </w:r>
           </w:p>
         </w:tc>
@@ -20706,7 +21089,7 @@
                 <w:color w:val="1C3A36"/>
                 <w:sz w:val="16"/>
               </w:rPr>
-              <w:t>522</w:t>
+              <w:t>524</w:t>
             </w:r>
           </w:p>
         </w:tc>
@@ -20761,7 +21144,7 @@
                 <w:color w:val="1C3A36"/>
                 <w:sz w:val="16"/>
               </w:rPr>
-              <w:t>156</w:t>
+              <w:t>141</w:t>
             </w:r>
           </w:p>
         </w:tc>
@@ -20779,7 +21162,7 @@
                 <w:color w:val="1C3A36"/>
                 <w:sz w:val="16"/>
               </w:rPr>
-              <w:t>1,068</w:t>
+              <w:t>1,052</w:t>
             </w:r>
           </w:p>
         </w:tc>
@@ -20797,7 +21180,7 @@
                 <w:color w:val="1C3A36"/>
                 <w:sz w:val="16"/>
               </w:rPr>
-              <w:t>1,575</w:t>
+              <w:t>1,556</w:t>
             </w:r>
           </w:p>
         </w:tc>
@@ -20815,7 +21198,7 @@
                 <w:color w:val="1C3A36"/>
                 <w:sz w:val="16"/>
               </w:rPr>
-              <w:t>1,874</w:t>
+              <w:t>1,853</w:t>
             </w:r>
           </w:p>
         </w:tc>
@@ -20833,7 +21216,7 @@
                 <w:color w:val="1C3A36"/>
                 <w:sz w:val="16"/>
               </w:rPr>
-              <w:t>2,225</w:t>
+              <w:t>2,200</w:t>
             </w:r>
           </w:p>
         </w:tc>
@@ -21747,7 +22130,7 @@
                 <w:color w:val="1C3A36"/>
                 <w:sz w:val="16"/>
               </w:rPr>
-              <w:t>the provision charge stays near 5.25% of revenue permanently; this is Frame A, and it is already the more conservative of the two published cases. A charge at the three-year mean of 6.52% instead would put Frame A at EGP 51.29 a share</w:t>
+              <w:t>the provision charge stays near 5.25% of revenue permanently; this is Frame A, and it is already the more conservative of the two published cases. A charge at the three-year mean of 6.52% instead would put Frame A at EGP 50.41 a share</w:t>
             </w:r>
           </w:p>
         </w:tc>
@@ -22137,7 +22520,7 @@
                 <w:color w:val="1C3A36"/>
                 <w:sz w:val="17"/>
               </w:rPr>
-              <w:t>3,671</w:t>
+              <w:t>3,616</w:t>
             </w:r>
           </w:p>
         </w:tc>
@@ -22174,7 +22557,7 @@
                 <w:color w:val="1C3A36"/>
                 <w:sz w:val="17"/>
               </w:rPr>
-              <w:t>2,073</w:t>
+              <w:t>2,056</w:t>
             </w:r>
           </w:p>
         </w:tc>
@@ -22248,7 +22631,7 @@
                 <w:color w:val="1C3A36"/>
                 <w:sz w:val="17"/>
               </w:rPr>
-              <w:t>24,214</w:t>
+              <w:t>24,014</w:t>
             </w:r>
           </w:p>
         </w:tc>
@@ -22285,7 +22668,7 @@
                 <w:color w:val="1C3A36"/>
                 <w:sz w:val="17"/>
               </w:rPr>
-              <w:t>10,645</w:t>
+              <w:t>10,557</w:t>
             </w:r>
           </w:p>
         </w:tc>
@@ -22322,7 +22705,7 @@
                 <w:color w:val="1C3A36"/>
                 <w:sz w:val="17"/>
               </w:rPr>
-              <w:t>14,316</w:t>
+              <w:t>14,173</w:t>
             </w:r>
           </w:p>
         </w:tc>
@@ -22437,7 +22820,7 @@
                 <w:color w:val="1C3A36"/>
                 <w:sz w:val="17"/>
               </w:rPr>
-              <w:t>9,939</w:t>
+              <w:t>9,795</w:t>
             </w:r>
           </w:p>
         </w:tc>
@@ -22474,7 +22857,7 @@
                 <w:color w:val="1C3A36"/>
                 <w:sz w:val="17"/>
               </w:rPr>
-              <w:t>58.90</w:t>
+              <w:t>58.04</w:t>
             </w:r>
           </w:p>
         </w:tc>
@@ -22510,7 +22893,7 @@
           <w:color w:val="1C3A36"/>
           <w:sz w:val="21"/>
         </w:rPr>
-        <w:t>Falsifier, stated in advance: "If free cash flow to the firm in FY2027 comes in below EGP 748 million — 30% below my forecast — my five-year build is wrong and so is the terminal that grows out of it."</w:t>
+        <w:t>Falsifier, stated in advance: "If free cash flow to the firm in FY2027 comes in below EGP 736 million — 30% below my forecast — my five-year build is wrong and so is the terminal that grows out of it."</w:t>
       </w:r>
     </w:p>
     <w:p>
@@ -22801,7 +23184,7 @@
                 <w:color w:val="1C3A36"/>
                 <w:sz w:val="17"/>
               </w:rPr>
-              <w:t>21.9%</w:t>
+              <w:t>21.8%</w:t>
             </w:r>
           </w:p>
         </w:tc>
@@ -22912,7 +23295,7 @@
                 <w:color w:val="1C3A36"/>
                 <w:sz w:val="17"/>
               </w:rPr>
-              <w:t>1.71x</w:t>
+              <w:t>1.70x</w:t>
             </w:r>
           </w:p>
         </w:tc>
@@ -22953,7 +23336,7 @@
                 <w:color w:val="1C3A36"/>
                 <w:sz w:val="17"/>
               </w:rPr>
-              <w:t>63.12</w:t>
+              <w:t>62.81</w:t>
             </w:r>
           </w:p>
         </w:tc>
@@ -22975,7 +23358,7 @@
           <w:color w:val="1C3A36"/>
           <w:sz w:val="21"/>
         </w:rPr>
-        <w:t>Named sensitivity: the sustainable return. If it settles at 20% rather than 21.9%, the justified multiple falls to 1.51 times and the value to EGP 56.04 a share.</w:t>
+        <w:t>Named sensitivity: the sustainable return. If it settles at 20% rather than 21.8%, the justified multiple falls to 1.51 times and the value to EGP 56.04 a share.</w:t>
       </w:r>
     </w:p>
     <w:p>
@@ -22989,7 +23372,7 @@
           <w:color w:val="1C3A36"/>
           <w:sz w:val="21"/>
         </w:rPr>
-        <w:t>Falsifier: "If return on average equity falls below 18% in either FY2026 or FY2027, the 21.9% I am capitalising is a peak, not a level, and my multiple is too high."</w:t>
+        <w:t>Falsifier: "If return on average equity falls below 18% in either FY2026 or FY2027, the 21.8% I am capitalising is a peak, not a level, and my multiple is too high."</w:t>
       </w:r>
     </w:p>
     <w:p>
@@ -23003,7 +23386,7 @@
           <w:color w:val="1C3A36"/>
           <w:sz w:val="21"/>
         </w:rPr>
-        <w:t>This expert adds one point the others miss: EGP 4,901 million of the asset base earned nothing in FY2025. Measured against capital that is actually working, the return is far higher than 21.9% — which is an argument for paying up, and this expert declines to make it, because the plant has not yet demonstrated a return.</w:t>
+        <w:t>This expert adds one point the others miss: EGP 4,901 million of the asset base earned nothing in FY2025. Measured against capital that is actually working, the return is far higher than 21.8% — which is an argument for paying up, and this expert declines to make it, because the plant has not yet demonstrated a return.</w:t>
       </w:r>
     </w:p>
     <w:p>
@@ -23183,7 +23566,7 @@
                 <w:color w:val="1C3A36"/>
                 <w:sz w:val="17"/>
               </w:rPr>
-              <w:t>EGP 58.90</w:t>
+              <w:t>EGP 58.04</w:t>
             </w:r>
           </w:p>
         </w:tc>
@@ -23220,7 +23603,7 @@
                 <w:color w:val="1C3A36"/>
                 <w:sz w:val="17"/>
               </w:rPr>
-              <w:t>EGP 71.15 a share</w:t>
+              <w:t>EGP 72.01 a share</w:t>
             </w:r>
           </w:p>
         </w:tc>
@@ -23257,7 +23640,7 @@
                 <w:color w:val="1C3A36"/>
                 <w:sz w:val="17"/>
               </w:rPr>
-              <w:t>EGP 12,008m</w:t>
+              <w:t>EGP 12,152m</w:t>
             </w:r>
           </w:p>
         </w:tc>
@@ -23294,7 +23677,7 @@
                 <w:color w:val="1C3A36"/>
                 <w:sz w:val="17"/>
               </w:rPr>
-              <w:t>EGP 6,849m</w:t>
+              <w:t>EGP 6,931m</w:t>
             </w:r>
           </w:p>
         </w:tc>
@@ -23368,7 +23751,7 @@
                 <w:color w:val="1C3A36"/>
                 <w:sz w:val="17"/>
               </w:rPr>
-              <w:t>USD 119m</w:t>
+              <w:t>USD 120m</w:t>
             </w:r>
           </w:p>
         </w:tc>
@@ -23405,7 +23788,7 @@
                 <w:color w:val="1C3A36"/>
                 <w:sz w:val="17"/>
               </w:rPr>
-              <w:t>1.19x asset turn</w:t>
+              <w:t>1.20x asset turn</w:t>
             </w:r>
           </w:p>
         </w:tc>
@@ -23464,7 +23847,7 @@
           <w:color w:val="1C3A36"/>
           <w:sz w:val="21"/>
         </w:rPr>
-        <w:t>Named sensitivity: the contribution margin assumed on the new revenue. At 35% rather than 45%, the required revenue rises to about EGP 8,805 million, or USD 153 million a year.</w:t>
+        <w:t>Named sensitivity: the contribution margin assumed on the new revenue. At 35% rather than 45%, the required revenue rises to about EGP 8,911 million, or USD 154 million a year.</w:t>
       </w:r>
     </w:p>
     <w:p>
@@ -23593,7 +23976,7 @@
                 <w:color w:val="1C3A36"/>
                 <w:sz w:val="16"/>
               </w:rPr>
-              <w:t>CONCEDED. Expert 1 accepts the terminal weight is high and points to the sensitivity table as the honest response: the published grid across a plausible terminal cost of equity and growth combination runs EGP 43 to EGP 92 a share, and the WHOLE of that range is published rather than its comfortable half.</w:t>
+              <w:t>CONCEDED. Expert 1 accepts the terminal weight is high and points to the sensitivity table as the honest response: the published grid across a plausible terminal cost of equity and growth combination runs EGP 43 to EGP 91 a share, and the WHOLE of that range is published rather than its comfortable half.</w:t>
             </w:r>
           </w:p>
         </w:tc>
@@ -23777,7 +24160,7 @@
           <w:color w:val="1C3A36"/>
           <w:sz w:val="21"/>
         </w:rPr>
-        <w:t>Put together, the disagreement narrows to a single question, which is a good sign. All three agree on the audited history, on the cost of capital construction, and on the fact that the depreciation step is real and has already arrived. On the existing business — 65% capacity utilisation, a growing export book earned in hard currency, an administered domestic price that at least tracks inflation — their own worked values run from EGP 58.90 to EGP 63.12 a share, and the study's own two centres, EGP 61.68 and EGP 69.15, sit inside that. Those are the numbers; no wider claim is made for the business than its own lenses support.</w:t>
+        <w:t>Put together, the disagreement narrows to a single question, which is a good sign. All three agree on the audited history, on the cost of capital construction, and on the fact that the depreciation step is real and has already arrived. On the existing business — 65% capacity utilisation, a growing export book earned in hard currency, an administered domestic price that at least tracks inflation — their own worked values run from EGP 58.04 to EGP 62.81 a share, and the study's own two centres, EGP 61.21 and EGP 68.70, sit inside that. Those are the numbers; no wider claim is made for the business than its own lenses support.</w:t>
       </w:r>
     </w:p>
     <w:p>
@@ -23791,7 +24174,7 @@
           <w:color w:val="1C3A36"/>
           <w:sz w:val="21"/>
         </w:rPr>
-        <w:t>Where they part is what the new plant is worth today. Expert 1 says: nothing until it produces cash, so EGP 58.90. Expert 2 says: nothing until it produces a return, so EGP 63.12. Expert 3 says: the market says EGP 71.15 a share, which requires USD 119 million a year of biosimilar sales, and that is a proposition rather than a valuation. The room does not resolve it. It converts it into something a reader can check in twelve months.</w:t>
+        <w:t>Where they part is what the new plant is worth today. Expert 1 says: nothing until it produces cash, so EGP 58.04. Expert 2 says: nothing until it produces a return, so EGP 62.81. Expert 3 says: the market says EGP 72.01 a share, which requires USD 120 million a year of biosimilar sales, and that is a proposition rather than a valuation. The room does not resolve it. It converts it into something a reader can check in twelve months.</w:t>
       </w:r>
     </w:p>
     <w:p>
@@ -23980,7 +24363,7 @@
                 <w:color w:val="1C3A36"/>
                 <w:sz w:val="16"/>
               </w:rPr>
-              <w:t>-4.23</w:t>
+              <w:t>-4.76</w:t>
             </w:r>
           </w:p>
         </w:tc>
@@ -24035,7 +24418,7 @@
                 <w:color w:val="1C3A36"/>
                 <w:sz w:val="16"/>
               </w:rPr>
-              <w:t>71.15</w:t>
+              <w:t>72.01</w:t>
             </w:r>
           </w:p>
         </w:tc>
@@ -24090,7 +24473,7 @@
                 <w:color w:val="1C3A36"/>
                 <w:sz w:val="16"/>
               </w:rPr>
-              <w:t>-14.94</w:t>
+              <w:t>-14.99</w:t>
             </w:r>
           </w:p>
         </w:tc>
@@ -24145,7 +24528,7 @@
                 <w:color w:val="1C3A36"/>
                 <w:sz w:val="16"/>
               </w:rPr>
-              <w:t>-68.37</w:t>
+              <w:t>-68.84</w:t>
             </w:r>
           </w:p>
         </w:tc>
@@ -24200,7 +24583,7 @@
                 <w:color w:val="1C3A36"/>
                 <w:sz w:val="16"/>
               </w:rPr>
-              <w:t>-60.90</w:t>
+              <w:t>-61.35</w:t>
             </w:r>
           </w:p>
         </w:tc>
@@ -24255,7 +24638,7 @@
                 <w:color w:val="1C3A36"/>
                 <w:sz w:val="16"/>
               </w:rPr>
-              <w:t>-7.47</w:t>
+              <w:t>-7.50</w:t>
             </w:r>
           </w:p>
         </w:tc>

--- a/engine/phar_study/EIPICO_Valuation_Study_09-08-2026.docx
+++ b/engine/phar_study/EIPICO_Valuation_Study_09-08-2026.docx
@@ -87,7 +87,7 @@
           <w:color w:val="6E7B77"/>
           <w:sz w:val="20"/>
         </w:rPr>
-        <w:t>Prepared 9 August 2026 · share price EGP 130.05 at the close of 6 August 2026 · 168.756 million shares in issue</w:t>
+        <w:t>Prepared 9 August 2026 · share price EGP 127.30 at the close of 6 August 2026 · 168.756 million shares in issue</w:t>
       </w:r>
     </w:p>
     <w:p>
@@ -190,7 +190,7 @@
                 <w:color w:val="1C3A36"/>
                 <w:sz w:val="19"/>
               </w:rPr>
-              <w:t>There is no single number, and that is deliberate. Five readings put fair value between EGP 58 and EGP 73 a share. Because the contested judgement below is carried BOTH ways and the two are never averaged, the study publishes TWO weighted centres: EGP 61.21 a share on the permanent-provision reading and EGP 68.70 on the normalising one. The market price is EGP 130.05. That gap is the study, and section 1.7 states exactly what would have to be true for the market to be right.</w:t>
+              <w:t>There is no single number, and that is deliberate. Five readings put fair value between EGP 37 and EGP 57 a share. Because the contested judgement below is carried BOTH ways and the two are never averaged, the study publishes TWO weighted centres: EGP 36.64 a share on the permanent-provision reading and EGP 54.24 on the normalising one. The market price is EGP 127.30. That gap is the study, and section 1.7 states exactly what would have to be true for the market to be right.</w:t>
             </w:r>
           </w:p>
           <w:p>
@@ -230,7 +230,7 @@
                 <w:color w:val="1C3A36"/>
                 <w:sz w:val="19"/>
               </w:rPr>
-              <w:t>It folds in the reviewed first quarter of 2026 and the separately issued audited FY2023 and FY2024 statements, obtained after the first issue. The first quarter CONFIRMED the study's central mechanism — the construction balance is transferring and the depreciation charge has more than doubled — but it also came in softer than the first edition assumed on revenue, associates and capital spending. The weighted centre moves from a single EGP 79.64 to a PAIR — EGP 61.21 and EGP 68.70 a share. Section 7 lists what changed and by how much.</w:t>
+              <w:t>It folds in the reviewed first quarter of 2026 and the separately issued audited FY2023 and FY2024 statements, obtained after the first issue. The first quarter CONFIRMED the study's central mechanism — the construction balance is transferring and the depreciation charge has more than doubled — but it also came in softer than the first edition assumed on revenue, associates and capital spending. The weighted centre moves from a single EGP 79.64 to a PAIR — EGP 36.64 and EGP 54.24 a share. Section 7 lists what changed and by how much.</w:t>
             </w:r>
           </w:p>
           <w:p>
@@ -306,7 +306,7 @@
           <w:color w:val="1C3A36"/>
           <w:sz w:val="21"/>
         </w:rPr>
-        <w:t>EIPICO is Egypt's largest pharmaceutical manufacturer by units and its largest pharmaceutical exporter, and it has just finished building something big. Revenue grew 24.4% in FY2025 to EGP 9,441 million, attributable profit rose 31.6% to EGP 1,442 million, and the shares have roughly doubled this year. The question this study asks is not whether the business is good. It is whether EGP 130.05 a share already pays for a plant that has not yet sold anything.</w:t>
+        <w:t>EIPICO is Egypt's largest pharmaceutical manufacturer by units and its largest pharmaceutical exporter, and it has just finished building something big. Revenue grew 24.4% in FY2025 to EGP 9,441 million, attributable profit rose 31.6% to EGP 1,442 million, and the shares have roughly doubled this year. The question this study asks is not whether the business is good. It is whether EGP 127.30 a share already pays for a plant that has not yet sold anything.</w:t>
       </w:r>
     </w:p>
     <w:p>
@@ -334,7 +334,7 @@
           <w:color w:val="1C3A36"/>
           <w:sz w:val="21"/>
         </w:rPr>
-        <w:t>Against that, four methods that do not depend on the new plant at all — discounted cash flow, run on two framings of the provision charge and so giving five readings in total; book value against sustainable return; triangulated multiples; and normalised earnings power — cluster between EGP 58 and EGP 73. The market is above all of them.</w:t>
+        <w:t>Against that, four methods that do not depend on the new plant at all — discounted cash flow, run on two framings of the provision charge and so giving five readings in total; book value against sustainable return; triangulated multiples; and normalised earnings power — cluster between EGP 37 and EGP 57. The market is above all of them.</w:t>
       </w:r>
     </w:p>
     <w:p>
@@ -359,7 +359,7 @@
       <w:r>
         <w:drawing>
           <wp:inline xmlns:a="http://schemas.openxmlformats.org/drawingml/2006/main" xmlns:pic="http://schemas.openxmlformats.org/drawingml/2006/picture">
-            <wp:extent cx="6309360" cy="2764191"/>
+            <wp:extent cx="6309360" cy="2585731"/>
             <wp:docPr id="1" name="Picture 1"/>
             <wp:cNvGraphicFramePr>
               <a:graphicFrameLocks noChangeAspect="1"/>
@@ -380,7 +380,7 @@
                   <pic:spPr>
                     <a:xfrm>
                       <a:off x="0" y="0"/>
-                      <a:ext cx="6309360" cy="2764191"/>
+                      <a:ext cx="6309360" cy="2585731"/>
                     </a:xfrm>
                     <a:prstGeom prst="rect"/>
                   </pic:spPr>
@@ -539,7 +539,7 @@
                 <w:color w:val="1C3A36"/>
                 <w:sz w:val="18"/>
               </w:rPr>
-              <w:t>Discounted cash flow — Frame A</w:t>
+              <w:t>Discounted cash flow — Frame A (THE CENTRE)</w:t>
             </w:r>
           </w:p>
         </w:tc>
@@ -557,7 +557,7 @@
                 <w:color w:val="1C3A36"/>
                 <w:sz w:val="18"/>
               </w:rPr>
-              <w:t>58.04</w:t>
+              <w:t>36.64</w:t>
             </w:r>
           </w:p>
         </w:tc>
@@ -575,7 +575,7 @@
                 <w:color w:val="1C3A36"/>
                 <w:sz w:val="18"/>
               </w:rPr>
-              <w:t>-55%</w:t>
+              <w:t>-71%</w:t>
             </w:r>
           </w:p>
         </w:tc>
@@ -593,7 +593,7 @@
                 <w:color w:val="1C3A36"/>
                 <w:sz w:val="18"/>
               </w:rPr>
-              <w:t>terminal value 74% of core enterprise value, 62% of total</w:t>
+              <w:t>three-year average margin 22.9%</w:t>
             </w:r>
           </w:p>
         </w:tc>
@@ -612,7 +612,7 @@
                 <w:color w:val="1C3A36"/>
                 <w:sz w:val="18"/>
               </w:rPr>
-              <w:t>Discounted cash flow — Frame B</w:t>
+              <w:t>Discounted cash flow — Frame B (THE CENTRE)</w:t>
             </w:r>
           </w:p>
         </w:tc>
@@ -630,7 +630,7 @@
                 <w:color w:val="1C3A36"/>
                 <w:sz w:val="18"/>
               </w:rPr>
-              <w:t>73.03</w:t>
+              <w:t>54.24</w:t>
             </w:r>
           </w:p>
         </w:tc>
@@ -648,7 +648,7 @@
                 <w:color w:val="1C3A36"/>
                 <w:sz w:val="18"/>
               </w:rPr>
-              <w:t>-44%</w:t>
+              <w:t>-57%</w:t>
             </w:r>
           </w:p>
         </w:tc>
@@ -666,7 +666,7 @@
                 <w:color w:val="1C3A36"/>
                 <w:sz w:val="18"/>
               </w:rPr>
-              <w:t>terminal value 75% of core enterprise value, 64% of total</w:t>
+              <w:t>three-year average margin 22.9%</w:t>
             </w:r>
           </w:p>
         </w:tc>
@@ -703,7 +703,7 @@
                 <w:color w:val="1C3A36"/>
                 <w:sz w:val="18"/>
               </w:rPr>
-              <w:t>62.81</w:t>
+              <w:t>43.91</w:t>
             </w:r>
           </w:p>
         </w:tc>
@@ -721,7 +721,7 @@
                 <w:color w:val="1C3A36"/>
                 <w:sz w:val="18"/>
               </w:rPr>
-              <w:t>-52%</w:t>
+              <w:t>-66%</w:t>
             </w:r>
           </w:p>
         </w:tc>
@@ -739,7 +739,7 @@
                 <w:color w:val="1C3A36"/>
                 <w:sz w:val="18"/>
               </w:rPr>
-              <w:t>justified 1.70x book of EGP 37.00</w:t>
+              <w:t>justified 1.19x book of EGP 37.00</w:t>
             </w:r>
           </w:p>
         </w:tc>
@@ -776,7 +776,7 @@
                 <w:color w:val="1C3A36"/>
                 <w:sz w:val="18"/>
               </w:rPr>
-              <w:t>65.42</w:t>
+              <w:t>48.65</w:t>
             </w:r>
           </w:p>
         </w:tc>
@@ -794,7 +794,7 @@
                 <w:color w:val="1C3A36"/>
                 <w:sz w:val="18"/>
               </w:rPr>
-              <w:t>-50%</w:t>
+              <w:t>-62%</w:t>
             </w:r>
           </w:p>
         </w:tc>
@@ -849,7 +849,7 @@
                 <w:color w:val="1C3A36"/>
                 <w:sz w:val="18"/>
               </w:rPr>
-              <w:t>65.40</w:t>
+              <w:t>56.78</w:t>
             </w:r>
           </w:p>
         </w:tc>
@@ -867,7 +867,7 @@
                 <w:color w:val="1C3A36"/>
                 <w:sz w:val="18"/>
               </w:rPr>
-              <w:t>-50%</w:t>
+              <w:t>-55%</w:t>
             </w:r>
           </w:p>
         </w:tc>
@@ -906,7 +906,7 @@
                 <w:color w:val="1C3A36"/>
                 <w:sz w:val="18"/>
               </w:rPr>
-              <w:t>WEIGHTED CENTRE — Frame A</w:t>
+              <w:t>CENTRE — Frame A</w:t>
             </w:r>
           </w:p>
         </w:tc>
@@ -926,7 +926,7 @@
                 <w:color w:val="1C3A36"/>
                 <w:sz w:val="18"/>
               </w:rPr>
-              <w:t>61.21</w:t>
+              <w:t>36.64</w:t>
             </w:r>
           </w:p>
         </w:tc>
@@ -946,7 +946,7 @@
                 <w:color w:val="1C3A36"/>
                 <w:sz w:val="18"/>
               </w:rPr>
-              <w:t>-53%</w:t>
+              <w:t>-71%</w:t>
             </w:r>
           </w:p>
         </w:tc>
@@ -966,7 +966,7 @@
                 <w:color w:val="1C3A36"/>
                 <w:sz w:val="18"/>
               </w:rPr>
-              <w:t>Frame A at 50% weight beside the three lenses that do not turn on the judgement</w:t>
+              <w:t>The cash-flow read on Frame A, unweighted. The other lenses are published beside it and averaged into none of it</w:t>
             </w:r>
           </w:p>
         </w:tc>
@@ -987,7 +987,7 @@
                 <w:color w:val="1C3A36"/>
                 <w:sz w:val="18"/>
               </w:rPr>
-              <w:t>WEIGHTED CENTRE — Frame B</w:t>
+              <w:t>CENTRE — Frame B</w:t>
             </w:r>
           </w:p>
         </w:tc>
@@ -1007,7 +1007,7 @@
                 <w:color w:val="1C3A36"/>
                 <w:sz w:val="18"/>
               </w:rPr>
-              <w:t>68.70</w:t>
+              <w:t>54.24</w:t>
             </w:r>
           </w:p>
         </w:tc>
@@ -1027,7 +1027,7 @@
                 <w:color w:val="1C3A36"/>
                 <w:sz w:val="18"/>
               </w:rPr>
-              <w:t>-47%</w:t>
+              <w:t>-57%</w:t>
             </w:r>
           </w:p>
         </w:tc>
@@ -1047,7 +1047,7 @@
                 <w:color w:val="1C3A36"/>
                 <w:sz w:val="18"/>
               </w:rPr>
-              <w:t>The same three lenses beside Frame B. The two centres are NEVER averaged</w:t>
+              <w:t>The cash-flow read on Frame B. The two centres are NEVER averaged</w:t>
             </w:r>
           </w:p>
         </w:tc>
@@ -1066,7 +1066,7 @@
                 <w:color w:val="1C3A36"/>
                 <w:sz w:val="18"/>
               </w:rPr>
-              <w:t>Field low to field high</w:t>
+              <w:t>Memo — the weighted blend this edition replaced (Frame A / Frame B)</w:t>
             </w:r>
           </w:p>
         </w:tc>
@@ -1084,7 +1084,7 @@
                 <w:color w:val="1C3A36"/>
                 <w:sz w:val="18"/>
               </w:rPr>
-              <w:t>58.04 – 73.03</w:t>
+              <w:t>42.92 / 51.72</w:t>
             </w:r>
           </w:p>
         </w:tc>
@@ -1119,7 +1119,7 @@
                 <w:color w:val="1C3A36"/>
                 <w:sz w:val="18"/>
               </w:rPr>
-              <w:t>The spread between the readings IS the uncertainty</w:t>
+              <w:t>Printed so the change is visible. Its weights were never tested out of sample, and on a two-sided answer a blend pulls both frames toward the same three shared readings — damping exactly the disagreement two frames exist to show</w:t>
             </w:r>
           </w:p>
         </w:tc>
@@ -1140,7 +1140,7 @@
                 <w:color w:val="1C3A36"/>
                 <w:sz w:val="18"/>
               </w:rPr>
-              <w:t>Market price</w:t>
+              <w:t>Field low to field high</w:t>
             </w:r>
           </w:p>
         </w:tc>
@@ -1160,7 +1160,7 @@
                 <w:color w:val="1C3A36"/>
                 <w:sz w:val="18"/>
               </w:rPr>
-              <w:t>130.05</w:t>
+              <w:t>36.64 – 56.78</w:t>
             </w:r>
           </w:p>
         </w:tc>
@@ -1199,7 +1199,79 @@
                 <w:color w:val="1C3A36"/>
                 <w:sz w:val="18"/>
               </w:rPr>
-              <w:t>Close of 6 August 2026</w:t>
+              <w:t>The spread between the readings IS the uncertainty</w:t>
+            </w:r>
+          </w:p>
+        </w:tc>
+      </w:tr>
+      <w:tr>
+        <w:tc>
+          <w:tcPr>
+            <w:tcW w:type="dxa" w:w="3384"/>
+          </w:tcPr>
+          <w:p>
+            <w:pPr>
+              <w:spacing w:after="20"/>
+            </w:pPr>
+            <w:r>
+              <w:rPr>
+                <w:color w:val="1C3A36"/>
+                <w:sz w:val="18"/>
+              </w:rPr>
+              <w:t>Market price</w:t>
+            </w:r>
+          </w:p>
+        </w:tc>
+        <w:tc>
+          <w:tcPr>
+            <w:tcW w:type="dxa" w:w="1512"/>
+          </w:tcPr>
+          <w:p>
+            <w:pPr>
+              <w:spacing w:after="20"/>
+              <w:jc w:val="right"/>
+            </w:pPr>
+            <w:r>
+              <w:rPr>
+                <w:color w:val="1C3A36"/>
+                <w:sz w:val="18"/>
+              </w:rPr>
+              <w:t>127.30</w:t>
+            </w:r>
+          </w:p>
+        </w:tc>
+        <w:tc>
+          <w:tcPr>
+            <w:tcW w:type="dxa" w:w="1224"/>
+          </w:tcPr>
+          <w:p>
+            <w:pPr>
+              <w:spacing w:after="20"/>
+              <w:jc w:val="right"/>
+            </w:pPr>
+            <w:r>
+              <w:rPr>
+                <w:color w:val="1C3A36"/>
+                <w:sz w:val="18"/>
+              </w:rPr>
+            </w:r>
+          </w:p>
+        </w:tc>
+        <w:tc>
+          <w:tcPr>
+            <w:tcW w:type="dxa" w:w="3960"/>
+          </w:tcPr>
+          <w:p>
+            <w:pPr>
+              <w:spacing w:after="20"/>
+              <w:jc w:val="right"/>
+            </w:pPr>
+            <w:r>
+              <w:rPr>
+                <w:color w:val="1C3A36"/>
+                <w:sz w:val="18"/>
+              </w:rPr>
+              <w:t>Close of 3 September 2026</w:t>
             </w:r>
           </w:p>
         </w:tc>
@@ -1362,7 +1434,7 @@
                 <w:color w:val="1C3A36"/>
                 <w:sz w:val="18"/>
               </w:rPr>
-              <w:t>EGP 21,947m</w:t>
+              <w:t>EGP 21,483m</w:t>
             </w:r>
           </w:p>
         </w:tc>
@@ -1435,7 +1507,7 @@
                 <w:color w:val="1C3A36"/>
                 <w:sz w:val="18"/>
               </w:rPr>
-              <w:t>EGP 29,315m</w:t>
+              <w:t>EGP 28,851m</w:t>
             </w:r>
           </w:p>
         </w:tc>
@@ -1581,7 +1653,7 @@
                 <w:color w:val="1C3A36"/>
                 <w:sz w:val="18"/>
               </w:rPr>
-              <w:t>15.22x on shares in issue, 14.62x on the FY2025 weighted average</w:t>
+              <w:t>14.90x on shares in issue, 14.31x on the FY2025 weighted average</w:t>
             </w:r>
           </w:p>
         </w:tc>
@@ -1617,7 +1689,7 @@
                 <w:color w:val="1C3A36"/>
                 <w:sz w:val="18"/>
               </w:rPr>
-              <w:t>11.8x</w:t>
+              <w:t>11.6x</w:t>
             </w:r>
           </w:p>
         </w:tc>
@@ -1690,7 +1762,7 @@
                 <w:color w:val="1C3A36"/>
                 <w:sz w:val="18"/>
               </w:rPr>
-              <w:t>22.75%</w:t>
+              <w:t>22.71%</w:t>
             </w:r>
           </w:p>
         </w:tc>
@@ -1727,7 +1799,7 @@
                 <w:color w:val="1C3A36"/>
                 <w:sz w:val="18"/>
               </w:rPr>
-              <w:t>13.56%</w:t>
+              <w:t>15.03%</w:t>
             </w:r>
           </w:p>
         </w:tc>
@@ -1785,7 +1857,7 @@
           <w:color w:val="6E7B77"/>
           <w:sz w:val="17"/>
         </w:rPr>
-        <w:t>Table 2 — the figures a reader needs before anything else. Enterprise value uses the post-deconsolidation non-controlling interest of EGP 4.0 million that the valuation bridge uses, so the enterprise value and the multiple beside it are struck on one basis. The audited 31 December 2025 minority of EGP 288.7 million would give EGP 29,600 million instead; the two are not mixed. Two trailing multiples are shown because the share count rose during FY2025 and both readings are legitimate.</w:t>
+        <w:t>Table 2 — the figures a reader needs before anything else. Enterprise value uses the post-deconsolidation non-controlling interest of EGP 4.0 million that the valuation bridge uses, so the enterprise value and the multiple beside it are struck on one basis. The audited 31 December 2025 minority of EGP 288.7 million would give EGP 29,136 million instead; the two are not mixed. Two trailing multiples are shown because the share count rose during FY2025 and both readings are legitimate.</w:t>
       </w:r>
     </w:p>
     <w:p>
@@ -2766,7 +2838,7 @@
                 <w:color w:val="1C3A36"/>
                 <w:sz w:val="17"/>
               </w:rPr>
-              <w:t>10,397</w:t>
+              <w:t>10,694</w:t>
             </w:r>
           </w:p>
         </w:tc>
@@ -2784,7 +2856,7 @@
                 <w:color w:val="1C3A36"/>
                 <w:sz w:val="17"/>
               </w:rPr>
-              <w:t>12,063</w:t>
+              <w:t>12,612</w:t>
             </w:r>
           </w:p>
         </w:tc>
@@ -2802,7 +2874,7 @@
                 <w:color w:val="1C3A36"/>
                 <w:sz w:val="17"/>
               </w:rPr>
-              <w:t>13,863</w:t>
+              <w:t>14,621</w:t>
             </w:r>
           </w:p>
         </w:tc>
@@ -2820,7 +2892,7 @@
                 <w:color w:val="1C3A36"/>
                 <w:sz w:val="17"/>
               </w:rPr>
-              <w:t>15,688</w:t>
+              <w:t>16,637</w:t>
             </w:r>
           </w:p>
         </w:tc>
@@ -2838,7 +2910,7 @@
                 <w:color w:val="1C3A36"/>
                 <w:sz w:val="17"/>
               </w:rPr>
-              <w:t>17,468</w:t>
+              <w:t>18,608</w:t>
             </w:r>
           </w:p>
         </w:tc>
@@ -2875,7 +2947,7 @@
                 <w:color w:val="1C3A36"/>
                 <w:sz w:val="17"/>
               </w:rPr>
-              <w:t>2,573</w:t>
+              <w:t>2,415</w:t>
             </w:r>
           </w:p>
         </w:tc>
@@ -2893,7 +2965,7 @@
                 <w:color w:val="1C3A36"/>
                 <w:sz w:val="17"/>
               </w:rPr>
-              <w:t>2,972</w:t>
+              <w:t>2,679</w:t>
             </w:r>
           </w:p>
         </w:tc>
@@ -2911,7 +2983,7 @@
                 <w:color w:val="1C3A36"/>
                 <w:sz w:val="17"/>
               </w:rPr>
-              <w:t>3,437</w:t>
+              <w:t>3,037</w:t>
             </w:r>
           </w:p>
         </w:tc>
@@ -2929,7 +3001,7 @@
                 <w:color w:val="1C3A36"/>
                 <w:sz w:val="17"/>
               </w:rPr>
-              <w:t>3,891</w:t>
+              <w:t>3,394</w:t>
             </w:r>
           </w:p>
         </w:tc>
@@ -2947,7 +3019,7 @@
                 <w:color w:val="1C3A36"/>
                 <w:sz w:val="17"/>
               </w:rPr>
-              <w:t>4,317</w:t>
+              <w:t>3,713</w:t>
             </w:r>
           </w:p>
         </w:tc>
@@ -2984,7 +3056,7 @@
                 <w:color w:val="1C3A36"/>
                 <w:sz w:val="17"/>
               </w:rPr>
-              <w:t>24.8%</w:t>
+              <w:t>22.6%</w:t>
             </w:r>
           </w:p>
         </w:tc>
@@ -3002,7 +3074,7 @@
                 <w:color w:val="1C3A36"/>
                 <w:sz w:val="17"/>
               </w:rPr>
-              <w:t>24.6%</w:t>
+              <w:t>21.2%</w:t>
             </w:r>
           </w:p>
         </w:tc>
@@ -3020,7 +3092,7 @@
                 <w:color w:val="1C3A36"/>
                 <w:sz w:val="17"/>
               </w:rPr>
-              <w:t>24.8%</w:t>
+              <w:t>20.8%</w:t>
             </w:r>
           </w:p>
         </w:tc>
@@ -3038,7 +3110,7 @@
                 <w:color w:val="1C3A36"/>
                 <w:sz w:val="17"/>
               </w:rPr>
-              <w:t>24.8%</w:t>
+              <w:t>20.4%</w:t>
             </w:r>
           </w:p>
         </w:tc>
@@ -3056,7 +3128,7 @@
                 <w:color w:val="1C3A36"/>
                 <w:sz w:val="17"/>
               </w:rPr>
-              <w:t>24.7%</w:t>
+              <w:t>20.0%</w:t>
             </w:r>
           </w:p>
         </w:tc>
@@ -3214,7 +3286,7 @@
                 <w:color w:val="1C3A36"/>
                 <w:sz w:val="17"/>
               </w:rPr>
-              <w:t>2,269</w:t>
+              <w:t>2,111</w:t>
             </w:r>
           </w:p>
         </w:tc>
@@ -3232,7 +3304,7 @@
                 <w:color w:val="1C3A36"/>
                 <w:sz w:val="17"/>
               </w:rPr>
-              <w:t>2,547</w:t>
+              <w:t>2,254</w:t>
             </w:r>
           </w:p>
         </w:tc>
@@ -3250,7 +3322,7 @@
                 <w:color w:val="1C3A36"/>
                 <w:sz w:val="17"/>
               </w:rPr>
-              <w:t>2,991</w:t>
+              <w:t>2,591</w:t>
             </w:r>
           </w:p>
         </w:tc>
@@ -3268,7 +3340,7 @@
                 <w:color w:val="1C3A36"/>
                 <w:sz w:val="17"/>
               </w:rPr>
-              <w:t>3,454</w:t>
+              <w:t>2,957</w:t>
             </w:r>
           </w:p>
         </w:tc>
@@ -3286,7 +3358,7 @@
                 <w:color w:val="1C3A36"/>
                 <w:sz w:val="17"/>
               </w:rPr>
-              <w:t>3,894</w:t>
+              <w:t>3,290</w:t>
             </w:r>
           </w:p>
         </w:tc>
@@ -3432,7 +3504,7 @@
                 <w:color w:val="1C3A36"/>
                 <w:sz w:val="17"/>
               </w:rPr>
-              <w:t>1,736</w:t>
+              <w:t>1,615</w:t>
             </w:r>
           </w:p>
         </w:tc>
@@ -3450,7 +3522,7 @@
                 <w:color w:val="1C3A36"/>
                 <w:sz w:val="17"/>
               </w:rPr>
-              <w:t>1,948</w:t>
+              <w:t>1,724</w:t>
             </w:r>
           </w:p>
         </w:tc>
@@ -3468,7 +3540,7 @@
                 <w:color w:val="1C3A36"/>
                 <w:sz w:val="17"/>
               </w:rPr>
-              <w:t>2,288</w:t>
+              <w:t>1,982</w:t>
             </w:r>
           </w:p>
         </w:tc>
@@ -3486,7 +3558,7 @@
                 <w:color w:val="1C3A36"/>
                 <w:sz w:val="17"/>
               </w:rPr>
-              <w:t>2,642</w:t>
+              <w:t>2,262</w:t>
             </w:r>
           </w:p>
         </w:tc>
@@ -3504,7 +3576,7 @@
                 <w:color w:val="1C3A36"/>
                 <w:sz w:val="17"/>
               </w:rPr>
-              <w:t>2,979</w:t>
+              <w:t>2,517</w:t>
             </w:r>
           </w:p>
         </w:tc>
@@ -3662,7 +3734,7 @@
                 <w:color w:val="1C3A36"/>
                 <w:sz w:val="17"/>
               </w:rPr>
-              <w:t>(1,300)</w:t>
+              <w:t>(1,337)</w:t>
             </w:r>
           </w:p>
         </w:tc>
@@ -3680,7 +3752,7 @@
                 <w:color w:val="1C3A36"/>
                 <w:sz w:val="17"/>
               </w:rPr>
-              <w:t>(543)</w:t>
+              <w:t>(568)</w:t>
             </w:r>
           </w:p>
         </w:tc>
@@ -3698,7 +3770,7 @@
                 <w:color w:val="1C3A36"/>
                 <w:sz w:val="17"/>
               </w:rPr>
-              <w:t>(485)</w:t>
+              <w:t>(512)</w:t>
             </w:r>
           </w:p>
         </w:tc>
@@ -3716,7 +3788,7 @@
                 <w:color w:val="1C3A36"/>
                 <w:sz w:val="17"/>
               </w:rPr>
-              <w:t>(502)</w:t>
+              <w:t>(532)</w:t>
             </w:r>
           </w:p>
         </w:tc>
@@ -3734,7 +3806,7 @@
                 <w:color w:val="1C3A36"/>
                 <w:sz w:val="17"/>
               </w:rPr>
-              <w:t>(524)</w:t>
+              <w:t>(558)</w:t>
             </w:r>
           </w:p>
         </w:tc>
@@ -3771,7 +3843,7 @@
                 <w:color w:val="1C3A36"/>
                 <w:sz w:val="17"/>
               </w:rPr>
-              <w:t>(599)</w:t>
+              <w:t>(910)</w:t>
             </w:r>
           </w:p>
         </w:tc>
@@ -3789,7 +3861,7 @@
                 <w:color w:val="1C3A36"/>
                 <w:sz w:val="17"/>
               </w:rPr>
-              <w:t>(779)</w:t>
+              <w:t>(1,020)</w:t>
             </w:r>
           </w:p>
         </w:tc>
@@ -3807,7 +3879,7 @@
                 <w:color w:val="1C3A36"/>
                 <w:sz w:val="17"/>
               </w:rPr>
-              <w:t>(693)</w:t>
+              <w:t>(869)</w:t>
             </w:r>
           </w:p>
         </w:tc>
@@ -3825,7 +3897,7 @@
                 <w:color w:val="1C3A36"/>
                 <w:sz w:val="17"/>
               </w:rPr>
-              <w:t>(725)</w:t>
+              <w:t>(877)</w:t>
             </w:r>
           </w:p>
         </w:tc>
@@ -3843,7 +3915,7 @@
                 <w:color w:val="1C3A36"/>
                 <w:sz w:val="17"/>
               </w:rPr>
-              <w:t>(678)</w:t>
+              <w:t>(829)</w:t>
             </w:r>
           </w:p>
         </w:tc>
@@ -3880,7 +3952,7 @@
                 <w:color w:val="1C3A36"/>
                 <w:sz w:val="17"/>
               </w:rPr>
-              <w:t>141</w:t>
+              <w:t>-328</w:t>
             </w:r>
           </w:p>
         </w:tc>
@@ -3898,7 +3970,7 @@
                 <w:color w:val="1C3A36"/>
                 <w:sz w:val="17"/>
               </w:rPr>
-              <w:t>1,052</w:t>
+              <w:t>562</w:t>
             </w:r>
           </w:p>
         </w:tc>
@@ -3916,7 +3988,7 @@
                 <w:color w:val="1C3A36"/>
                 <w:sz w:val="17"/>
               </w:rPr>
-              <w:t>1,556</w:t>
+              <w:t>1,048</w:t>
             </w:r>
           </w:p>
         </w:tc>
@@ -3934,7 +4006,7 @@
                 <w:color w:val="1C3A36"/>
                 <w:sz w:val="17"/>
               </w:rPr>
-              <w:t>1,853</w:t>
+              <w:t>1,290</w:t>
             </w:r>
           </w:p>
         </w:tc>
@@ -3952,7 +4024,7 @@
                 <w:color w:val="1C3A36"/>
                 <w:sz w:val="17"/>
               </w:rPr>
-              <w:t>2,200</w:t>
+              <w:t>1,553</w:t>
             </w:r>
           </w:p>
         </w:tc>
@@ -3993,7 +4065,7 @@
                 <w:color w:val="1C3A36"/>
                 <w:sz w:val="17"/>
               </w:rPr>
-              <w:t>22.75%</w:t>
+              <w:t>22.71%</w:t>
             </w:r>
           </w:p>
         </w:tc>
@@ -4013,7 +4085,7 @@
                 <w:color w:val="1C3A36"/>
                 <w:sz w:val="17"/>
               </w:rPr>
-              <w:t>20.29%</w:t>
+              <w:t>20.65%</w:t>
             </w:r>
           </w:p>
         </w:tc>
@@ -4033,7 +4105,7 @@
                 <w:color w:val="1C3A36"/>
                 <w:sz w:val="17"/>
               </w:rPr>
-              <w:t>17.60%</w:t>
+              <w:t>18.40%</w:t>
             </w:r>
           </w:p>
         </w:tc>
@@ -4053,7 +4125,7 @@
                 <w:color w:val="1C3A36"/>
                 <w:sz w:val="17"/>
               </w:rPr>
-              <w:t>15.35%</w:t>
+              <w:t>16.53%</w:t>
             </w:r>
           </w:p>
         </w:tc>
@@ -4073,7 +4145,7 @@
                 <w:color w:val="1C3A36"/>
                 <w:sz w:val="17"/>
               </w:rPr>
-              <w:t>13.56%</w:t>
+              <w:t>15.03%</w:t>
             </w:r>
           </w:p>
         </w:tc>
@@ -4110,7 +4182,7 @@
                 <w:color w:val="1C3A36"/>
                 <w:sz w:val="17"/>
               </w:rPr>
-              <w:t>0.8146</w:t>
+              <w:t>0.8149</w:t>
             </w:r>
           </w:p>
         </w:tc>
@@ -4128,7 +4200,7 @@
                 <w:color w:val="1C3A36"/>
                 <w:sz w:val="17"/>
               </w:rPr>
-              <w:t>0.6772</w:t>
+              <w:t>0.6755</w:t>
             </w:r>
           </w:p>
         </w:tc>
@@ -4146,7 +4218,7 @@
                 <w:color w:val="1C3A36"/>
                 <w:sz w:val="17"/>
               </w:rPr>
-              <w:t>0.5759</w:t>
+              <w:t>0.5705</w:t>
             </w:r>
           </w:p>
         </w:tc>
@@ -4164,7 +4236,7 @@
                 <w:color w:val="1C3A36"/>
                 <w:sz w:val="17"/>
               </w:rPr>
-              <w:t>0.4992</w:t>
+              <w:t>0.4896</w:t>
             </w:r>
           </w:p>
         </w:tc>
@@ -4182,7 +4254,7 @@
                 <w:color w:val="1C3A36"/>
                 <w:sz w:val="17"/>
               </w:rPr>
-              <w:t>0.4396</w:t>
+              <w:t>0.4256</w:t>
             </w:r>
           </w:p>
         </w:tc>
@@ -4219,7 +4291,7 @@
                 <w:color w:val="1C3A36"/>
                 <w:sz w:val="17"/>
               </w:rPr>
-              <w:t>115</w:t>
+              <w:t>-268</w:t>
             </w:r>
           </w:p>
         </w:tc>
@@ -4237,7 +4309,7 @@
                 <w:color w:val="1C3A36"/>
                 <w:sz w:val="17"/>
               </w:rPr>
-              <w:t>712</w:t>
+              <w:t>380</w:t>
             </w:r>
           </w:p>
         </w:tc>
@@ -4255,7 +4327,7 @@
                 <w:color w:val="1C3A36"/>
                 <w:sz w:val="17"/>
               </w:rPr>
-              <w:t>896</w:t>
+              <w:t>598</w:t>
             </w:r>
           </w:p>
         </w:tc>
@@ -4273,7 +4345,7 @@
                 <w:color w:val="1C3A36"/>
                 <w:sz w:val="17"/>
               </w:rPr>
-              <w:t>925</w:t>
+              <w:t>631</w:t>
             </w:r>
           </w:p>
         </w:tc>
@@ -4291,7 +4363,7 @@
                 <w:color w:val="1C3A36"/>
                 <w:sz w:val="17"/>
               </w:rPr>
-              <w:t>967</w:t>
+              <w:t>661</w:t>
             </w:r>
           </w:p>
         </w:tc>
@@ -4434,7 +4506,7 @@
                 <w:color w:val="1C3A36"/>
                 <w:sz w:val="18"/>
               </w:rPr>
-              <w:t>3,616</w:t>
+              <w:t>2,002</w:t>
             </w:r>
           </w:p>
         </w:tc>
@@ -4452,7 +4524,7 @@
                 <w:color w:val="1C3A36"/>
                 <w:sz w:val="18"/>
               </w:rPr>
-              <w:t>21.43</w:t>
+              <w:t>11.86</w:t>
             </w:r>
           </w:p>
         </w:tc>
@@ -4489,7 +4561,7 @@
                 <w:color w:val="1C3A36"/>
                 <w:sz w:val="18"/>
               </w:rPr>
-              <w:t>10,557</w:t>
+              <w:t>8,559</w:t>
             </w:r>
           </w:p>
         </w:tc>
@@ -4507,7 +4579,7 @@
                 <w:color w:val="1C3A36"/>
                 <w:sz w:val="18"/>
               </w:rPr>
-              <w:t>62.56</w:t>
+              <w:t>50.72</w:t>
             </w:r>
           </w:p>
         </w:tc>
@@ -4544,7 +4616,7 @@
                 <w:color w:val="1C3A36"/>
                 <w:sz w:val="18"/>
               </w:rPr>
-              <w:t>14,173</w:t>
+              <w:t>10,561</w:t>
             </w:r>
           </w:p>
         </w:tc>
@@ -4562,7 +4634,7 @@
                 <w:color w:val="1C3A36"/>
                 <w:sz w:val="18"/>
               </w:rPr>
-              <w:t>83.98</w:t>
+              <w:t>62.58</w:t>
             </w:r>
           </w:p>
         </w:tc>
@@ -4603,7 +4675,7 @@
                 <w:color w:val="1C3A36"/>
                 <w:sz w:val="18"/>
               </w:rPr>
-              <w:t>74%</w:t>
+              <w:t>81%</w:t>
             </w:r>
           </w:p>
         </w:tc>
@@ -4824,7 +4896,7 @@
                 <w:color w:val="1C3A36"/>
                 <w:sz w:val="18"/>
               </w:rPr>
-              <w:t>17,163</w:t>
+              <w:t>13,551</w:t>
             </w:r>
           </w:p>
         </w:tc>
@@ -4842,7 +4914,7 @@
                 <w:color w:val="1C3A36"/>
                 <w:sz w:val="18"/>
               </w:rPr>
-              <w:t>101.71</w:t>
+              <w:t>80.30</w:t>
             </w:r>
           </w:p>
         </w:tc>
@@ -4883,7 +4955,7 @@
                 <w:color w:val="1C3A36"/>
                 <w:sz w:val="18"/>
               </w:rPr>
-              <w:t>62%</w:t>
+              <w:t>63%</w:t>
             </w:r>
           </w:p>
         </w:tc>
@@ -5055,7 +5127,7 @@
                 <w:color w:val="1C3A36"/>
                 <w:sz w:val="18"/>
               </w:rPr>
-              <w:t>9,795</w:t>
+              <w:t>6,183</w:t>
             </w:r>
           </w:p>
         </w:tc>
@@ -5073,7 +5145,7 @@
                 <w:color w:val="1C3A36"/>
                 <w:sz w:val="18"/>
               </w:rPr>
-              <w:t>58.04</w:t>
+              <w:t>36.64</w:t>
             </w:r>
           </w:p>
         </w:tc>
@@ -5114,7 +5186,7 @@
                 <w:color w:val="1C3A36"/>
                 <w:sz w:val="18"/>
               </w:rPr>
-              <w:t>12,325</w:t>
+              <w:t>9,154</w:t>
             </w:r>
           </w:p>
         </w:tc>
@@ -5134,7 +5206,7 @@
                 <w:color w:val="1C3A36"/>
                 <w:sz w:val="18"/>
               </w:rPr>
-              <w:t>73.03</w:t>
+              <w:t>54.24</w:t>
             </w:r>
           </w:p>
         </w:tc>
@@ -5156,7 +5228,7 @@
           <w:color w:val="6E7B77"/>
           <w:sz w:val="17"/>
         </w:rPr>
-        <w:t>Table 5 — the enterprise-to-equity bridge. The terminal share is shown on BOTH bases, as a line of the bridge rather than a footnote: it is 74% of the CORE operating value and 62% of the total, which also carries the associates and the assets held for sale. The pre-revenue active-ingredient company sits on its OWN line at carrying cost — it is not earnings, and it is not folded into a line that says it is. The non-controlling interest deducted is the post-deconsolidation figure; the audited 31 December 2025 minority of EGP 288.7 million belonged to the subsidiary that was deconsolidated in the first quarter, and section 7 records that the net debt above is the December balance while this deduction is the March one.</w:t>
+        <w:t>Table 5 — the enterprise-to-equity bridge. The terminal share is shown on BOTH bases, as a line of the bridge rather than a footnote: it is 81% of the CORE operating value and 63% of the total, which also carries the associates and the assets held for sale. The pre-revenue active-ingredient company sits on its OWN line at carrying cost — it is not earnings, and it is not folded into a line that says it is. The non-controlling interest deducted is the post-deconsolidation figure; the audited 31 December 2025 minority of EGP 288.7 million belonged to the subsidiary that was deconsolidated in the first quarter, and section 7 records that the net debt above is the December balance while this deduction is the March one.</w:t>
       </w:r>
     </w:p>
     <w:p>
@@ -5184,7 +5256,7 @@
           <w:color w:val="1C3A36"/>
           <w:sz w:val="21"/>
         </w:rPr>
-        <w:t>Book value attributable to shareholders was EGP 6,243 million at the year end, EGP 37.00 a share. Return on average equity was 24.6% in FY2024 and 26.5% in FY2025. The forecast path is 15.5% / 17.4% / 20.3% / 22.2% / 23.0% — it RISES through the window rather than settling, so the sustainable return used here is the mean of its last three years, 21.81%, read off that path rather than chosen. A business earning 21.8% on equity while its perpetual cost of equity is 14.90% is worth more than its book: the multiple that relationship justifies is (return less growth) over (cost of equity less growth), or 1.70 times book — EGP 62.81 a share.</w:t>
+        <w:t>Book value attributable to shareholders was EGP 6,243 million at the year end, EGP 37.00 a share. Return on average equity was 24.6% in FY2024 and 26.5% in FY2025. The forecast path is 13.7% / 14.5% / 17.1% / 19.1% / 20.1% — it RISES through the window rather than settling, so the sustainable return used here is the mean of its last three years, 18.75%, read off that path rather than chosen. A business earning 18.8% on equity while its perpetual cost of equity is 16.90% is worth more than its book: the multiple that relationship justifies is (return less growth) over (cost of equity less growth), or 1.19 times book — EGP 43.91 a share.</w:t>
       </w:r>
     </w:p>
     <w:p>
@@ -5212,7 +5284,7 @@
           <w:color w:val="1C3A36"/>
           <w:sz w:val="21"/>
         </w:rPr>
-        <w:t>The company's own traded history is the primary anchor here, because it is computable entirely from primary material: audited attributable profit against the year-end close. It traded on 4.7 times in 2022, 6.6 times in 2023, 6.2 times in 2024, 8.7 times in 2025 — a four-year mean of 6.57. Each year divides that year's audited attributable profit by that year's own weighted-average share count, so FY2025 uses 162.02 million shares rather than the 168.76 million now in issue: the capital increase completed during that year. At EGP 130.05 the shares trade on 15.22 times trailing attributable earnings on the count in issue today, or 14.62 times on the audited weighted average — both readings are legitimate and both are given — and 11.8 times trailing EBITDA. The earnings multiple has more than doubled against its own four-year history. That is the single most important fact about this share price.</w:t>
+        <w:t>The company's own traded history is the primary anchor here, because it is computable entirely from primary material: audited attributable profit against the year-end close. It traded on 4.7 times in 2022, 6.6 times in 2023, 6.2 times in 2024, 8.7 times in 2025 — a four-year mean of 6.57. Each year divides that year's audited attributable profit by that year's own weighted-average share count, so FY2025 uses 162.02 million shares rather than the 168.76 million now in issue: the capital increase completed during that year. At EGP 127.30 the shares trade on 14.90 times trailing attributable earnings on the count in issue today, or 14.31 times on the audited weighted average — both readings are legitimate and both are given — and 11.6 times trailing EBITDA. The earnings multiple has more than doubled against its own four-year history. That is the single most important fact about this share price.</w:t>
       </w:r>
     </w:p>
     <w:tbl>
@@ -5353,7 +5425,7 @@
                 <w:color w:val="1C3A36"/>
                 <w:sz w:val="17"/>
               </w:rPr>
-              <w:t>7.78x</w:t>
+              <w:t>6.33x</w:t>
             </w:r>
           </w:p>
         </w:tc>
@@ -5371,7 +5443,7 @@
                 <w:color w:val="1C3A36"/>
                 <w:sz w:val="17"/>
               </w:rPr>
-              <w:t>48.04</w:t>
+              <w:t>34.55</w:t>
             </w:r>
           </w:p>
         </w:tc>
@@ -5389,7 +5461,7 @@
                 <w:color w:val="1C3A36"/>
                 <w:sz w:val="17"/>
               </w:rPr>
-              <w:t>a FORWARD multiple on FORWARD earnings of EGP 6.17. Retention must equal growth 5% over sustainable return 21.8%, so payout is 77%</w:t>
+              <w:t>a FORWARD multiple on FORWARD earnings of EGP 5.46. Retention must equal growth 7% over sustainable return 18.8%, so payout is 63%</w:t>
             </w:r>
           </w:p>
         </w:tc>
@@ -5499,7 +5571,7 @@
                 <w:color w:val="1C3A36"/>
                 <w:sz w:val="17"/>
               </w:rPr>
-              <w:t>10.78x</w:t>
+              <w:t>6.47x</w:t>
             </w:r>
           </w:p>
         </w:tc>
@@ -5517,7 +5589,7 @@
                 <w:color w:val="1C3A36"/>
                 <w:sz w:val="17"/>
               </w:rPr>
-              <w:t>92.09</w:t>
+              <w:t>55.25</w:t>
             </w:r>
           </w:p>
         </w:tc>
@@ -5535,7 +5607,7 @@
                 <w:color w:val="1C3A36"/>
                 <w:sz w:val="17"/>
               </w:rPr>
-              <w:t>a TRAILING multiple on TRAILING earnings. The midpoint of the only two disclosed observations, 26.7x and 16.0x — not a median of a peer set. Those companies face a cost of equity near 10%, not 14.9%</w:t>
+              <w:t>a TRAILING multiple on TRAILING earnings. The midpoint of the only two disclosed observations, 26.7x and 16.0x — not a median of a peer set. Those companies face a cost of equity near 10%, not 16.9%</w:t>
             </w:r>
           </w:p>
         </w:tc>
@@ -5576,7 +5648,7 @@
                 <w:color w:val="1C3A36"/>
                 <w:sz w:val="17"/>
               </w:rPr>
-              <w:t>8.38x</w:t>
+              <w:t>6.46x</w:t>
             </w:r>
           </w:p>
         </w:tc>
@@ -5596,7 +5668,7 @@
                 <w:color w:val="1C3A36"/>
                 <w:sz w:val="17"/>
               </w:rPr>
-              <w:t>65.42</w:t>
+              <w:t>48.65</w:t>
             </w:r>
           </w:p>
         </w:tc>
@@ -5720,7 +5792,7 @@
           <w:color w:val="1C3A36"/>
           <w:sz w:val="21"/>
         </w:rPr>
-        <w:t>FY2025 was the best operating year in the company's history: a 25.1% operating margin against 23.5% in FY2023 and 20.1% in FY2024. This lens deliberately gives part of that back. Applying the three-year average margin of 22.9% to FY2027 revenue, financing it at that year's cost of debt, taxing it at 23.5% and adding the normalised associate contribution gives EGP 8.40 a share of sustainable earnings. Capitalised at the PERPETUAL cost of equity of 14.90% less 5% growth, on the 77% payout that growth rate permits, that is EGP 65.40 a share. Using today's crisis-level cost of equity of 25.57% in a perpetuity would be a category error: a steady-state multiple takes a steady-state rate.</w:t>
+        <w:t>FY2025 was the best operating year in the company's history: a 25.1% operating margin against 23.5% in FY2023 and 20.1% in FY2024. This lens deliberately gives part of that back. Applying the three-year average margin of 22.9% to FY2027 revenue, financing it at that year's cost of debt, taxing it at 23.5% and adding the normalised associate contribution gives EGP 8.97 a share of sustainable earnings. Capitalised at the PERPETUAL cost of equity of 16.90% less 7% growth, on the 63% payout that growth rate permits, that is EGP 56.78 a share. Using today's crisis-level cost of equity of 25.57% in a perpetuity would be a category error: a steady-state multiple takes a steady-state rate.</w:t>
       </w:r>
     </w:p>
     <w:p>
@@ -5748,7 +5820,7 @@
           <w:color w:val="1C3A36"/>
           <w:sz w:val="21"/>
         </w:rPr>
-        <w:t>Four methods produce five readings, because the cash-flow method is run on both framings of the contested provision judgement. They run from EGP 58 to EGP 73. That spread is not a failure of the methods; it is the honest measure of how much the answer depends on which question you ask.</w:t>
+        <w:t>Four methods produce five readings, because the cash-flow method is run on both framings of the contested provision judgement. They run from EGP 37 to EGP 57. That spread is not a failure of the methods; it is the honest measure of how much the answer depends on which question you ask.</w:t>
       </w:r>
     </w:p>
     <w:p>
@@ -5762,7 +5834,7 @@
           <w:color w:val="1C3A36"/>
           <w:sz w:val="21"/>
         </w:rPr>
-        <w:t>There is no single weighted centre, and the absence is deliberate. The two provision frames are never averaged, and weighting both of them inside one number averages them. So the cash-flow weight of 50% is carried in full on ONE frame at a time, beside the three lenses that do not turn on the judgement at all — book value against sustainable return at 20%, relative multiples at 15%, and normalised earnings power at 15%. That gives EGP 61.21 a share on Frame A and EGP 68.70 on Frame B, against a market price of EGP 130.05. Which of the two a reader uses is a judgement about the debtor book, and it belongs to the reader.</w:t>
+        <w:t>There is no single weighted centre, and the absence is deliberate. The two provision frames are never averaged, and weighting both of them inside one number averages them. So the cash-flow weight of 50% is carried in full on ONE frame at a time, beside the three lenses that do not turn on the judgement at all — book value against sustainable return at 20%, relative multiples at 15%, and normalised earnings power at 15%. That gives EGP 36.64 a share on Frame A and EGP 54.24 on Frame B, against a market price of EGP 127.30. Which of the two a reader uses is a judgement about the debtor book, and it belongs to the reader.</w:t>
       </w:r>
     </w:p>
     <w:p>
@@ -6449,7 +6521,7 @@
                 <w:color w:val="1C3A36"/>
                 <w:sz w:val="17"/>
               </w:rPr>
-              <w:t>50.5</w:t>
+              <w:t>55.1</w:t>
             </w:r>
           </w:p>
         </w:tc>
@@ -6467,7 +6539,7 @@
                 <w:color w:val="1C3A36"/>
                 <w:sz w:val="17"/>
               </w:rPr>
-              <w:t>52.5</w:t>
+              <w:t>60.2</w:t>
             </w:r>
           </w:p>
         </w:tc>
@@ -6485,7 +6557,7 @@
                 <w:color w:val="1C3A36"/>
                 <w:sz w:val="17"/>
               </w:rPr>
-              <w:t>54.3</w:t>
+              <w:t>64.0</w:t>
             </w:r>
           </w:p>
         </w:tc>
@@ -6503,7 +6575,7 @@
                 <w:color w:val="1C3A36"/>
                 <w:sz w:val="17"/>
               </w:rPr>
-              <w:t>56.0</w:t>
+              <w:t>67.2</w:t>
             </w:r>
           </w:p>
         </w:tc>
@@ -6521,7 +6593,7 @@
                 <w:color w:val="1C3A36"/>
                 <w:sz w:val="17"/>
               </w:rPr>
-              <w:t>57.7</w:t>
+              <w:t>70.1</w:t>
             </w:r>
           </w:p>
         </w:tc>
@@ -6885,7 +6957,7 @@
                 <w:color w:val="1C3A36"/>
                 <w:sz w:val="17"/>
               </w:rPr>
-              <w:t>10,397</w:t>
+              <w:t>10,694</w:t>
             </w:r>
           </w:p>
         </w:tc>
@@ -6903,7 +6975,7 @@
                 <w:color w:val="1C3A36"/>
                 <w:sz w:val="17"/>
               </w:rPr>
-              <w:t>12,063</w:t>
+              <w:t>12,612</w:t>
             </w:r>
           </w:p>
         </w:tc>
@@ -6921,7 +6993,7 @@
                 <w:color w:val="1C3A36"/>
                 <w:sz w:val="17"/>
               </w:rPr>
-              <w:t>13,863</w:t>
+              <w:t>14,621</w:t>
             </w:r>
           </w:p>
         </w:tc>
@@ -6939,7 +7011,7 @@
                 <w:color w:val="1C3A36"/>
                 <w:sz w:val="17"/>
               </w:rPr>
-              <w:t>15,688</w:t>
+              <w:t>16,637</w:t>
             </w:r>
           </w:p>
         </w:tc>
@@ -6957,7 +7029,7 @@
                 <w:color w:val="1C3A36"/>
                 <w:sz w:val="17"/>
               </w:rPr>
-              <w:t>17,468</w:t>
+              <w:t>18,608</w:t>
             </w:r>
           </w:p>
         </w:tc>
@@ -6998,7 +7070,7 @@
                 <w:color w:val="1C3A36"/>
                 <w:sz w:val="17"/>
               </w:rPr>
-              <w:t>41.3%</w:t>
+              <w:t>39.2%</w:t>
             </w:r>
           </w:p>
         </w:tc>
@@ -7018,7 +7090,7 @@
                 <w:color w:val="1C3A36"/>
                 <w:sz w:val="17"/>
               </w:rPr>
-              <w:t>40.6%</w:t>
+              <w:t>37.3%</w:t>
             </w:r>
           </w:p>
         </w:tc>
@@ -7038,7 +7110,7 @@
                 <w:color w:val="1C3A36"/>
                 <w:sz w:val="17"/>
               </w:rPr>
-              <w:t>40.8%</w:t>
+              <w:t>36.9%</w:t>
             </w:r>
           </w:p>
         </w:tc>
@@ -7058,7 +7130,7 @@
                 <w:color w:val="1C3A36"/>
                 <w:sz w:val="17"/>
               </w:rPr>
-              <w:t>41.0%</w:t>
+              <w:t>36.8%</w:t>
             </w:r>
           </w:p>
         </w:tc>
@@ -7078,7 +7150,7 @@
                 <w:color w:val="1C3A36"/>
                 <w:sz w:val="17"/>
               </w:rPr>
-              <w:t>41.1%</w:t>
+              <w:t>36.5%</w:t>
             </w:r>
           </w:p>
         </w:tc>
@@ -7700,7 +7772,7 @@
           <w:color w:val="1C3A36"/>
           <w:sz w:val="21"/>
         </w:rPr>
-        <w:t>So the honest question is not what the plant is worth. It is how much it must sell. Solving the same model for the market price: an additional EGP 6,931 million of revenue by FY2030 at a 45% contribution margin closes the gap from EGP 58.04 to EGP 130.05. That is 28% of FY2030 revenue, or about USD 120 million a year — 1.20 times the USD 100 million the company says it invested in the plant.</w:t>
+        <w:t>So the honest question is not what the plant is worth. It is how much it must sell. Solving the same model for the market price: an additional EGP 7,983 million of revenue by FY2030 at a 45% contribution margin closes the gap from EGP 36.64 to EGP 127.30. That is 30% of FY2030 revenue, or about USD 114 million a year — 1.14 times the USD 100 million the company says it invested in the plant.</w:t>
       </w:r>
     </w:p>
     <w:p>
@@ -7714,7 +7786,7 @@
           <w:color w:val="1C3A36"/>
           <w:sz w:val="21"/>
         </w:rPr>
-        <w:t>Two things have to be published for that hurdle to be checkable, and they are. THE RAMP: the incremental revenue is not dropped into the final year. It is phased 0% / 10% / 30% / 60% / 100% of the FY2030 level across FY2026E to FY2030E. The same total placed entirely in the final year would be a materially LOWER and easier hurdle, so a reverse valuation that does not state its ramp cannot be audited. THE REINVESTMENT: the incremental revenue is charged capital expenditure at the same share of revenue as the existing business, and working capital on the same day ratios, so it meets the identical reinvestment discipline. Left uncharged — which is how the first cut of this model ran it — the hurdle prices out about USD 115 million a year instead of USD 120 million, which understates what the market is actually asking of the plant.</w:t>
+        <w:t>Two things have to be published for that hurdle to be checkable, and they are. THE RAMP: the incremental revenue is not dropped into the final year. It is phased 0% / 10% / 30% / 60% / 100% of the FY2030 level across FY2026E to FY2030E. The same total placed entirely in the final year would be a materially LOWER and easier hurdle, so a reverse valuation that does not state its ramp cannot be audited. THE REINVESTMENT: the incremental revenue is charged capital expenditure at the same share of revenue as the existing business, and working capital on the same day ratios, so it meets the identical reinvestment discipline. Left uncharged — which is how the first cut of this model ran it — the hurdle prices out about USD 115 million a year instead of USD 114 million, which understates what the market is actually asking of the plant.</w:t>
       </w:r>
     </w:p>
     <w:p>
@@ -7728,7 +7800,7 @@
           <w:color w:val="1C3A36"/>
           <w:sz w:val="21"/>
         </w:rPr>
-        <w:t>The same arithmetic read the other way is worth stating, because it is the plainest summary of what is at issue. At EGP 130.05 the market is paying EGP 72.01 a share — EGP 12,152 million, 55% of the entire share price — for a plant this study values at nothing, against a stated build cost of USD 100 million, about EGP 5,770 million. The market is not merely paying for the plant to work; it is paying roughly 2.1 times what the plant cost to build. That is the proposition, stated as a multiple of an observable outlay rather than as a valuation.</w:t>
+        <w:t>The same arithmetic read the other way is worth stating, because it is the plainest summary of what is at issue. At EGP 127.30 the market is paying EGP 90.66 a share — EGP 15,299 million, 71% of the entire share price — for a plant this study values at nothing, against a stated build cost of USD 100 million, about EGP 7,011 million. The market is not merely paying for the plant to work; it is paying roughly 2.2 times what the plant cost to build. That is the proposition, stated as a multiple of an observable outlay rather than as a valuation.</w:t>
       </w:r>
     </w:p>
     <w:tbl>
@@ -7777,7 +7849,7 @@
                 <w:color w:val="1C3A36"/>
                 <w:sz w:val="19"/>
               </w:rPr>
-              <w:t>It is observable. Roughly USD 120 million a year of biosimilar revenue by 2030 is a figure the company will eventually disclose, and a reader can check this study against it. An asset turn of 1.20 times on a specialist biologics facility is demanding but not absurd; whether it is achievable in Egypt, at Egyptian reimbursement prices, on a product set still moving through registration, is the question the market is answering yes to and this study is declining to answer either way.</w:t>
+              <w:t>It is observable. Roughly USD 114 million a year of biosimilar revenue by 2030 is a figure the company will eventually disclose, and a reader can check this study against it. An asset turn of 1.14 times on a specialist biologics facility is demanding but not absurd; whether it is achievable in Egypt, at Egyptian reimbursement prices, on a product set still moving through registration, is the question the market is answering yes to and this study is declining to answer either way.</w:t>
             </w:r>
           </w:p>
         </w:tc>
@@ -8050,7 +8122,7 @@
                 <w:color w:val="1C3A36"/>
                 <w:sz w:val="16"/>
               </w:rPr>
-              <w:t>10,397</w:t>
+              <w:t>10,694</w:t>
             </w:r>
           </w:p>
         </w:tc>
@@ -8068,7 +8140,7 @@
                 <w:color w:val="1C3A36"/>
                 <w:sz w:val="16"/>
               </w:rPr>
-              <w:t>-0.0% against the quarter's run-rate</w:t>
+              <w:t>2.9% against the quarter's run-rate</w:t>
             </w:r>
           </w:p>
         </w:tc>
@@ -8141,7 +8213,7 @@
                 <w:color w:val="1C3A36"/>
                 <w:sz w:val="16"/>
               </w:rPr>
-              <w:t>41.3%</w:t>
+              <w:t>39.2%</w:t>
             </w:r>
           </w:p>
         </w:tc>
@@ -8159,7 +8231,7 @@
                 <w:color w:val="1C3A36"/>
                 <w:sz w:val="16"/>
               </w:rPr>
-              <w:t>within 109 basis points</w:t>
+              <w:t>within 320 basis points</w:t>
             </w:r>
           </w:p>
         </w:tc>
@@ -8687,7 +8759,7 @@
                 <w:color w:val="1C3A36"/>
                 <w:sz w:val="16"/>
               </w:rPr>
-              <w:t>1,300</w:t>
+              <w:t>1,337</w:t>
             </w:r>
           </w:p>
         </w:tc>
@@ -8778,7 +8850,7 @@
                 <w:color w:val="1C3A36"/>
                 <w:sz w:val="16"/>
               </w:rPr>
-              <w:t>1,012</w:t>
+              <w:t>891</w:t>
             </w:r>
           </w:p>
         </w:tc>
@@ -8796,7 +8868,7 @@
                 <w:color w:val="1C3A36"/>
                 <w:sz w:val="16"/>
               </w:rPr>
-              <w:t>the study is -21% below the quarter's seasonal read</w:t>
+              <w:t>the study is -31% below the quarter's seasonal read</w:t>
             </w:r>
           </w:p>
         </w:tc>
@@ -8869,7 +8941,7 @@
                 <w:color w:val="1C3A36"/>
                 <w:sz w:val="16"/>
               </w:rPr>
-              <w:t>6.00</w:t>
+              <w:t>5.28</w:t>
             </w:r>
           </w:p>
         </w:tc>
@@ -9903,7 +9975,7 @@
                 <w:color w:val="1C3A36"/>
                 <w:sz w:val="16"/>
               </w:rPr>
-              <w:t>75% / 25%</w:t>
+              <w:t>74% / 26%</w:t>
             </w:r>
           </w:p>
         </w:tc>
@@ -9921,7 +9993,7 @@
                 <w:color w:val="1C3A36"/>
                 <w:sz w:val="16"/>
               </w:rPr>
-              <w:t>75% / 25%</w:t>
+              <w:t>74% / 26%</w:t>
             </w:r>
           </w:p>
         </w:tc>
@@ -9980,7 +10052,7 @@
                 <w:color w:val="1C3A36"/>
                 <w:sz w:val="16"/>
               </w:rPr>
-              <w:t>22.75%</w:t>
+              <w:t>22.71%</w:t>
             </w:r>
           </w:p>
         </w:tc>
@@ -10019,7 +10091,7 @@
                 <w:color w:val="1C3A36"/>
                 <w:sz w:val="16"/>
               </w:rPr>
-              <w:t>On gross debt: 22.36% — both published</w:t>
+              <w:t>On gross debt: 22.31% — both published</w:t>
             </w:r>
           </w:p>
         </w:tc>
@@ -10060,7 +10132,7 @@
                 <w:color w:val="1C3A36"/>
                 <w:sz w:val="16"/>
               </w:rPr>
-              <w:t>13.56%</w:t>
+              <w:t>15.03%</w:t>
             </w:r>
           </w:p>
         </w:tc>
@@ -10099,7 +10171,7 @@
                 <w:color w:val="1C3A36"/>
                 <w:sz w:val="16"/>
               </w:rPr>
-              <w:t>cost of equity 14.90%, cost of debt after tax 9.56%, DERIVED debt weight 25.1% on today's market values. The forecast balance sheet, once funded, carries 39.8% on book at FY2030E, which would give 12.77% — both are published and neither is 20%</w:t>
+              <w:t>cost of equity 16.90%, cost of debt after tax 9.56%, DERIVED debt weight 25.5% on today's market values. The forecast balance sheet, once funded, carries 47.9% on book at FY2030E, which would give 13.38% — both are published and neither is 20%</w:t>
             </w:r>
           </w:p>
         </w:tc>
@@ -10149,7 +10221,7 @@
           <w:color w:val="1C3A36"/>
           <w:sz w:val="21"/>
         </w:rPr>
-        <w:t>One arithmetic point that looks wrong and is not. The first-year discount rate of 22.75% sits close to the 23.00% quoted government yield. That is a consequence of the normalisation, not an error: the quoted yield contains default risk that this build strips out and re-charges inside the equity premium, where it belongs. Comparing a cost of capital built on a normalised risk-free rate to a raw quoted yield is comparing two different things.</w:t>
+        <w:t>One arithmetic point that looks wrong and is not. The first-year discount rate of 22.71% sits close to the 23.00% quoted government yield. That is a consequence of the normalisation, not an error: the quoted yield contains default risk that this build strips out and re-charges inside the equity premium, where it belongs. Comparing a cost of capital built on a normalised risk-free rate to a raw quoted yield is comparing two different things.</w:t>
       </w:r>
     </w:p>
     <w:p>
@@ -10322,7 +10394,7 @@
                 <w:color w:val="1C3A36"/>
                 <w:sz w:val="17"/>
               </w:rPr>
-              <w:t>58.04</w:t>
+              <w:t>36.64</w:t>
             </w:r>
           </w:p>
         </w:tc>
@@ -10377,7 +10449,7 @@
                 <w:color w:val="1C3A36"/>
                 <w:sz w:val="17"/>
               </w:rPr>
-              <w:t>50.41</w:t>
+              <w:t>27.77</w:t>
             </w:r>
           </w:p>
         </w:tc>
@@ -10432,7 +10504,7 @@
                 <w:color w:val="1C3A36"/>
                 <w:sz w:val="17"/>
               </w:rPr>
-              <w:t>71.47</w:t>
+              <w:t>52.23</w:t>
             </w:r>
           </w:p>
         </w:tc>
@@ -10487,7 +10559,7 @@
                 <w:color w:val="1C3A36"/>
                 <w:sz w:val="17"/>
               </w:rPr>
-              <w:t>58.65</w:t>
+              <w:t>37.34</w:t>
             </w:r>
           </w:p>
         </w:tc>
@@ -10744,7 +10816,7 @@
                 <w:color w:val="1C3A36"/>
                 <w:sz w:val="17"/>
               </w:rPr>
-              <w:t>69</w:t>
+              <w:t>34</w:t>
             </w:r>
           </w:p>
         </w:tc>
@@ -10762,7 +10834,7 @@
                 <w:color w:val="1C3A36"/>
                 <w:sz w:val="17"/>
               </w:rPr>
-              <w:t>73</w:t>
+              <w:t>37</w:t>
             </w:r>
           </w:p>
         </w:tc>
@@ -10780,7 +10852,7 @@
                 <w:color w:val="1C3A36"/>
                 <w:sz w:val="17"/>
               </w:rPr>
-              <w:t>77</w:t>
+              <w:t>41</w:t>
             </w:r>
           </w:p>
         </w:tc>
@@ -10798,7 +10870,7 @@
                 <w:color w:val="1C3A36"/>
                 <w:sz w:val="17"/>
               </w:rPr>
-              <w:t>83</w:t>
+              <w:t>46</w:t>
             </w:r>
           </w:p>
         </w:tc>
@@ -10816,7 +10888,7 @@
                 <w:color w:val="1C3A36"/>
                 <w:sz w:val="17"/>
               </w:rPr>
-              <w:t>91</w:t>
+              <w:t>53</w:t>
             </w:r>
           </w:p>
         </w:tc>
@@ -10853,7 +10925,7 @@
                 <w:color w:val="1C3A36"/>
                 <w:sz w:val="17"/>
               </w:rPr>
-              <w:t>61</w:t>
+              <w:t>29</w:t>
             </w:r>
           </w:p>
         </w:tc>
@@ -10871,7 +10943,7 @@
                 <w:color w:val="1C3A36"/>
                 <w:sz w:val="17"/>
               </w:rPr>
-              <w:t>64</w:t>
+              <w:t>32</w:t>
             </w:r>
           </w:p>
         </w:tc>
@@ -10889,7 +10961,7 @@
                 <w:color w:val="1C3A36"/>
                 <w:sz w:val="17"/>
               </w:rPr>
-              <w:t>67</w:t>
+              <w:t>35</w:t>
             </w:r>
           </w:p>
         </w:tc>
@@ -10907,7 +10979,7 @@
                 <w:color w:val="1C3A36"/>
                 <w:sz w:val="17"/>
               </w:rPr>
-              <w:t>71</w:t>
+              <w:t>39</w:t>
             </w:r>
           </w:p>
         </w:tc>
@@ -10925,7 +10997,7 @@
                 <w:color w:val="1C3A36"/>
                 <w:sz w:val="17"/>
               </w:rPr>
-              <w:t>75</w:t>
+              <w:t>44</w:t>
             </w:r>
           </w:p>
         </w:tc>
@@ -10962,7 +11034,7 @@
                 <w:color w:val="1C3A36"/>
                 <w:sz w:val="17"/>
               </w:rPr>
-              <w:t>54</w:t>
+              <w:t>25</w:t>
             </w:r>
           </w:p>
         </w:tc>
@@ -10980,7 +11052,7 @@
                 <w:color w:val="1C3A36"/>
                 <w:sz w:val="17"/>
               </w:rPr>
-              <w:t>56</w:t>
+              <w:t>27</w:t>
             </w:r>
           </w:p>
         </w:tc>
@@ -10998,7 +11070,7 @@
                 <w:color w:val="1C3A36"/>
                 <w:sz w:val="17"/>
               </w:rPr>
-              <w:t>58</w:t>
+              <w:t>30</w:t>
             </w:r>
           </w:p>
         </w:tc>
@@ -11016,7 +11088,7 @@
                 <w:color w:val="1C3A36"/>
                 <w:sz w:val="17"/>
               </w:rPr>
-              <w:t>61</w:t>
+              <w:t>33</w:t>
             </w:r>
           </w:p>
         </w:tc>
@@ -11034,7 +11106,7 @@
                 <w:color w:val="1C3A36"/>
                 <w:sz w:val="17"/>
               </w:rPr>
-              <w:t>64</w:t>
+              <w:t>37</w:t>
             </w:r>
           </w:p>
         </w:tc>
@@ -11071,7 +11143,7 @@
                 <w:color w:val="1C3A36"/>
                 <w:sz w:val="17"/>
               </w:rPr>
-              <w:t>48</w:t>
+              <w:t>21</w:t>
             </w:r>
           </w:p>
         </w:tc>
@@ -11089,7 +11161,7 @@
                 <w:color w:val="1C3A36"/>
                 <w:sz w:val="17"/>
               </w:rPr>
-              <w:t>49</w:t>
+              <w:t>23</w:t>
             </w:r>
           </w:p>
         </w:tc>
@@ -11107,7 +11179,7 @@
                 <w:color w:val="1C3A36"/>
                 <w:sz w:val="17"/>
               </w:rPr>
-              <w:t>51</w:t>
+              <w:t>25</w:t>
             </w:r>
           </w:p>
         </w:tc>
@@ -11125,7 +11197,7 @@
                 <w:color w:val="1C3A36"/>
                 <w:sz w:val="17"/>
               </w:rPr>
-              <w:t>52</w:t>
+              <w:t>28</w:t>
             </w:r>
           </w:p>
         </w:tc>
@@ -11143,7 +11215,7 @@
                 <w:color w:val="1C3A36"/>
                 <w:sz w:val="17"/>
               </w:rPr>
-              <w:t>54</w:t>
+              <w:t>31</w:t>
             </w:r>
           </w:p>
         </w:tc>
@@ -11180,7 +11252,7 @@
                 <w:color w:val="1C3A36"/>
                 <w:sz w:val="17"/>
               </w:rPr>
-              <w:t>43</w:t>
+              <w:t>18</w:t>
             </w:r>
           </w:p>
         </w:tc>
@@ -11198,7 +11270,7 @@
                 <w:color w:val="1C3A36"/>
                 <w:sz w:val="17"/>
               </w:rPr>
-              <w:t>44</w:t>
+              <w:t>19</w:t>
             </w:r>
           </w:p>
         </w:tc>
@@ -11216,7 +11288,7 @@
                 <w:color w:val="1C3A36"/>
                 <w:sz w:val="17"/>
               </w:rPr>
-              <w:t>45</w:t>
+              <w:t>21</w:t>
             </w:r>
           </w:p>
         </w:tc>
@@ -11234,7 +11306,7 @@
                 <w:color w:val="1C3A36"/>
                 <w:sz w:val="17"/>
               </w:rPr>
-              <w:t>46</w:t>
+              <w:t>23</w:t>
             </w:r>
           </w:p>
         </w:tc>
@@ -11252,7 +11324,7 @@
                 <w:color w:val="1C3A36"/>
                 <w:sz w:val="17"/>
               </w:rPr>
-              <w:t>47</w:t>
+              <w:t>26</w:t>
             </w:r>
           </w:p>
         </w:tc>
@@ -11274,7 +11346,7 @@
           <w:color w:val="6E7B77"/>
           <w:sz w:val="17"/>
         </w:rPr>
-        <w:t>Table 12 — the value per share across the cost of equity and terminal growth together. Every cell is a complete revaluation. The grid runs from EGP 43 to EGP 91 a share, and that FULL range is what is published — quoting only its upper part would delete the half of the study's own risk display that matters most.</w:t>
+        <w:t>Table 12 — the value per share across the cost of equity and terminal growth together. Every cell is a complete revaluation. The grid runs from EGP 18 to EGP 53 a share, and that FULL range is what is published — quoting only its upper part would delete the half of the study's own risk display that matters most.</w:t>
       </w:r>
     </w:p>
     <w:p>
@@ -11288,7 +11360,7 @@
           <w:color w:val="1C3A36"/>
           <w:sz w:val="21"/>
         </w:rPr>
-        <w:t>The crux is sensitised in real observable units rather than in percentage points. On the published ramp and with the incremental revenue charged the same reinvestment identity as the existing business, a quarter of the required revenue — EGP 1,733 million of FY2030 sales, or USD 30 million a year — is worth about EGP 18.00 a share.</w:t>
+        <w:t>The crux is sensitised in real observable units rather than in percentage points. On the published ramp and with the incremental revenue charged the same reinvestment identity as the existing business, a quarter of the required revenue — EGP 1,996 million of FY2030 sales, or USD 28 million a year — is worth about EGP 22.67 a share.</w:t>
       </w:r>
     </w:p>
     <w:p>
@@ -11455,7 +11527,7 @@
                 <w:color w:val="1C3A36"/>
                 <w:sz w:val="18"/>
               </w:rPr>
-              <w:t>20.0%</w:t>
+              <w:t>22.5%</w:t>
             </w:r>
           </w:p>
         </w:tc>
@@ -11510,7 +11582,7 @@
                 <w:color w:val="1C3A36"/>
                 <w:sz w:val="18"/>
               </w:rPr>
-              <w:t>15.3%</w:t>
+              <w:t>17.8%</w:t>
             </w:r>
           </w:p>
         </w:tc>
@@ -11565,7 +11637,7 @@
                 <w:color w:val="1C3A36"/>
                 <w:sz w:val="18"/>
               </w:rPr>
-              <w:t>7.7%</w:t>
+              <w:t>10.0%</w:t>
             </w:r>
           </w:p>
         </w:tc>
@@ -11606,7 +11678,7 @@
                 <w:color w:val="1C3A36"/>
                 <w:sz w:val="18"/>
               </w:rPr>
-              <w:t>130.05</w:t>
+              <w:t>127.30</w:t>
             </w:r>
           </w:p>
         </w:tc>
@@ -11681,7 +11753,7 @@
                 <w:color w:val="1C3A36"/>
                 <w:sz w:val="18"/>
               </w:rPr>
-              <w:t>-29.0%</w:t>
+              <w:t>-27.4%</w:t>
             </w:r>
           </w:p>
         </w:tc>
@@ -11736,7 +11808,7 @@
                 <w:color w:val="1C3A36"/>
                 <w:sz w:val="18"/>
               </w:rPr>
-              <w:t>-32.0%</w:t>
+              <w:t>-30.5%</w:t>
             </w:r>
           </w:p>
         </w:tc>
@@ -11791,7 +11863,7 @@
                 <w:color w:val="1C3A36"/>
                 <w:sz w:val="18"/>
               </w:rPr>
-              <w:t>-34.3%</w:t>
+              <w:t>-32.9%</w:t>
             </w:r>
           </w:p>
         </w:tc>
@@ -11827,7 +11899,7 @@
           <w:color w:val="1C3A36"/>
           <w:sz w:val="21"/>
         </w:rPr>
-        <w:t>The structural point matters more than the levels. The nearest support sits -29% below the last close. The move that took this share from about EGP 90 in late July to EGP 150 on 3 August happened in four sessions, two of them at the exchange's daily limit, and it left no traded structure behind it. A price that gaps up through empty space has nothing under it if sentiment turns — which is why the three-month probability band below is as wide as it is.</w:t>
+        <w:t>The structural point matters more than the levels. The nearest support sits -27% below the last close. The move that took this share from about EGP 90 in late July to EGP 150 on 3 August happened in four sessions, two of them at the exchange's daily limit, and it left no traded structure behind it. A price that gaps up through empty space has nothing under it if sentiment turns — which is why the three-month probability band below is as wide as it is.</w:t>
       </w:r>
     </w:p>
     <w:p>
@@ -12703,7 +12775,7 @@
       <w:r>
         <w:drawing>
           <wp:inline xmlns:a="http://schemas.openxmlformats.org/drawingml/2006/main" xmlns:pic="http://schemas.openxmlformats.org/drawingml/2006/picture">
-            <wp:extent cx="6309360" cy="2661920"/>
+            <wp:extent cx="6309360" cy="2641600"/>
             <wp:docPr id="7" name="Picture 7"/>
             <wp:cNvGraphicFramePr>
               <a:graphicFrameLocks noChangeAspect="1"/>
@@ -12724,7 +12796,7 @@
                   <pic:spPr>
                     <a:xfrm>
                       <a:off x="0" y="0"/>
-                      <a:ext cx="6309360" cy="2661920"/>
+                      <a:ext cx="6309360" cy="2641600"/>
                     </a:xfrm>
                     <a:prstGeom prst="rect"/>
                   </pic:spPr>
@@ -12943,7 +13015,7 @@
                 <w:color w:val="1C3A36"/>
                 <w:sz w:val="16"/>
               </w:rPr>
-              <w:t>58.04</w:t>
+              <w:t>36.64</w:t>
             </w:r>
           </w:p>
         </w:tc>
@@ -12961,7 +13033,7 @@
                 <w:color w:val="1C3A36"/>
                 <w:sz w:val="16"/>
               </w:rPr>
-              <w:t>the terminal discount rate and the terminal growth rate — 74% of the value is in the terminal block</w:t>
+              <w:t>the terminal discount rate and the terminal growth rate — 81% of the value is in the terminal block</w:t>
             </w:r>
           </w:p>
         </w:tc>
@@ -13016,7 +13088,7 @@
                 <w:color w:val="1C3A36"/>
                 <w:sz w:val="16"/>
               </w:rPr>
-              <w:t>73.03</w:t>
+              <w:t>54.24</w:t>
             </w:r>
           </w:p>
         </w:tc>
@@ -13089,7 +13161,7 @@
                 <w:color w:val="1C3A36"/>
                 <w:sz w:val="16"/>
               </w:rPr>
-              <w:t>62.81</w:t>
+              <w:t>43.91</w:t>
             </w:r>
           </w:p>
         </w:tc>
@@ -13162,7 +13234,7 @@
                 <w:color w:val="1C3A36"/>
                 <w:sz w:val="16"/>
               </w:rPr>
-              <w:t>65.42</w:t>
+              <w:t>48.65</w:t>
             </w:r>
           </w:p>
         </w:tc>
@@ -13235,7 +13307,7 @@
                 <w:color w:val="1C3A36"/>
                 <w:sz w:val="16"/>
               </w:rPr>
-              <w:t>65.40</w:t>
+              <w:t>56.78</w:t>
             </w:r>
           </w:p>
         </w:tc>
@@ -13307,7 +13379,7 @@
           <w:color w:val="1C3A36"/>
           <w:sz w:val="21"/>
         </w:rPr>
-        <w:t>The readings disagree in an informative direction. The lowest is the cash-flow reading on the permanent-provision frame at EGP 58.04; the highest is the cash-flow reading on the normalising frame at EGP 73.03. The cash-flow readings charge the new plant's full cost and credit it with nothing, so they sit low despite capturing five years of the volume and price growth the existing business is already delivering. The relative lens prices the company on what a 21.8% return and a 14.9% perpetual cost of equity can justify, which supports about 7.78 times forward earnings against the 15.22 times trailing the market pays. None of them is wrong. The gap between them is the value of growth, and the market is paying for more of it than any of them contains.</w:t>
+        <w:t>The readings disagree in an informative direction. The lowest is the cash-flow reading on the permanent-provision frame at EGP 36.64; the highest is the normalised-earnings lens at EGP 56.78. The cash-flow readings charge the new plant's full cost and credit it with nothing, so they sit low despite capturing five years of the volume and price growth the existing business is already delivering. The relative lens prices the company on what a 18.8% return and a 16.9% perpetual cost of equity can justify, which supports about 6.33 times forward earnings against the 14.90 times trailing the market pays. None of them is wrong. The gap between them is the value of growth, and the market is paying for more of it than any of them contains.</w:t>
       </w:r>
     </w:p>
     <w:p>
@@ -13442,7 +13514,7 @@
                 <w:color w:val="1C3A36"/>
                 <w:sz w:val="16"/>
               </w:rPr>
-              <w:t>the whole crux. Section 1.7 says roughly USD 120 million a year by 2030 is required to justify the market price; the first disclosure calibrates how plausible that is</w:t>
+              <w:t>the whole crux. Section 1.7 says roughly USD 114 million a year by 2030 is required to justify the market price; the first disclosure calibrates how plausible that is</w:t>
             </w:r>
           </w:p>
         </w:tc>
@@ -13945,7 +14017,7 @@
           <w:color w:val="1C3A36"/>
           <w:sz w:val="21"/>
         </w:rPr>
-        <w:t>the bands describe where the PRICE may go. The valuation describes what the BUSINESS appears to be worth. They are different questions and this study keeps them apart on purpose. BOTH fundamental centres — EGP 61.21 and EGP 68.70 — sit below the entire three-month band, and that is worth noticing rather than reconciling away.</w:t>
+        <w:t>the bands describe where the PRICE may go. The valuation describes what the BUSINESS appears to be worth. They are different questions and this study keeps them apart on purpose. BOTH fundamental centres — EGP 36.64 and EGP 54.24 — sit below the entire three-month band, and that is worth noticing rather than reconciling away.</w:t>
       </w:r>
     </w:p>
     <w:p>
@@ -14337,7 +14409,7 @@
                 <w:color w:val="1C3A36"/>
                 <w:sz w:val="16"/>
               </w:rPr>
-              <w:t>it was asserted at 20% against a forecast that reaches 16.03% in FY2030E. It now READS the model's own final year, so terminal reinvestment rises from 25.0% to 31.2% of terminal operating profit after tax</w:t>
+              <w:t>it was asserted at 20% against a forecast that reaches 12.73% in FY2030E. It now READS the model's own final year, so terminal reinvestment rises from 25.0% to 55.0% of terminal operating profit after tax</w:t>
             </w:r>
           </w:p>
         </w:tc>
@@ -14374,7 +14446,7 @@
                 <w:color w:val="1C3A36"/>
                 <w:sz w:val="16"/>
               </w:rPr>
-              <w:t>EGP 2,955 million of construction is still parked at FY2030E and had never entered the depreciable base. A perpetuity cannot capitalise profit on capital it never charges, so EGP 183 million a year is now deducted before the terminal value is struck</w:t>
+              <w:t>EGP 3,108 million of construction is still parked at FY2030E and had never entered the depreciable base. A perpetuity cannot capitalise profit on capital it never charges, so EGP 193 million a year is now deducted before the terminal value is struck</w:t>
             </w:r>
           </w:p>
         </w:tc>
@@ -14411,7 +14483,7 @@
                 <w:color w:val="1C3A36"/>
                 <w:sz w:val="16"/>
               </w:rPr>
-              <w:t>it was 20%, described as reconciled to the forecast balance sheet. It reconciled to neither reading of that sheet: 25.1% on today's market values, 39.8% on the funded forecast book. The market reading is used and both are shown</w:t>
+              <w:t>it was 20%, described as reconciled to the forecast balance sheet. It reconciled to neither reading of that sheet: 25.5% on today's market values, 47.9% on the funded forecast book. The market reading is used and both are shown</w:t>
             </w:r>
           </w:p>
         </w:tc>
@@ -14711,7 +14783,7 @@
                 <w:color w:val="1C3A36"/>
                 <w:sz w:val="16"/>
               </w:rPr>
-              <w:t>a single EGP 79.64 becomes a PAIR: EGP 61.21 on Frame A (-23%) and EGP 68.70 on Frame B (-14%)</w:t>
+              <w:t>a single EGP 79.64 becomes a PAIR: EGP 36.64 on Frame A (-54%) and EGP 54.24 on Frame B (-32%)</w:t>
             </w:r>
           </w:p>
         </w:tc>
@@ -15129,7 +15201,7 @@
                 <w:color w:val="1C3A36"/>
                 <w:sz w:val="16"/>
               </w:rPr>
-              <w:t>the charge is calibrated to the first quarter of 2026 and is right for FY2026E, but it declines to EGP 1,030 million by FY2030E on a funded borrowing book that ends the window near where it started. The implied average rate falls to 11.16% against a blended MARGINAL cost of debt of 18.55% used in the discount rate. This affects the earnings-based lenses, not the cash-flow ones, which are computed before interest</w:t>
+              <w:t>the charge is calibrated to the first quarter of 2026 and is right for FY2026E, but it declines to EGP 1,030 million by FY2030E on a funded borrowing book that ends the window near where it started. The implied average rate falls to 9.30% against a blended MARGINAL cost of debt of 18.55% used in the discount rate. This affects the earnings-based lenses, not the cash-flow ones, which are computed before interest</w:t>
             </w:r>
           </w:p>
         </w:tc>
@@ -15349,7 +15421,7 @@
                 <w:color w:val="1C3A36"/>
                 <w:sz w:val="16"/>
               </w:rPr>
-              <w:t>the 36-name equal-weighted local composite the beta is regressed against includes this company at about 2.8% weight, which biases the coefficient toward one. Removing it gives 0.565 rather than 0.629, which would RAISE the two centres by about EGP 3.83 and EGP 4.16 a share. The in-index coefficient is carried because it is the more conservative of the two and because it is what a real local index produces; both are published in the bibliography</w:t>
+              <w:t>the 36-name equal-weighted local composite the beta is regressed against includes this company at about 2.8% weight, which biases the coefficient toward one. Removing it gives 0.565 rather than 0.629, which would RAISE the two centres by about EGP 28.40 and EGP 18.62 a share. The in-index coefficient is carried because it is the more conservative of the two and because it is what a real local index produces; both are published in the bibliography</w:t>
             </w:r>
           </w:p>
         </w:tc>
@@ -15472,7 +15544,7 @@
           <w:color w:val="1C3A36"/>
           <w:sz w:val="21"/>
         </w:rPr>
-        <w:t>What would change the conclusion, stated in advance so it can be checked: if the company disclosed biosimilar revenue on a path toward USD 120 million a year, the cash-flow lenses would move to the market price and this study would be wrong to have flagged the gap. If the FY2026 depreciation charge came in near EGP 118 million rather than EGP 304 million, the plant is not in service and the whole timetable in this study shifts out a year.</w:t>
+        <w:t>What would change the conclusion, stated in advance so it can be checked: if the company disclosed biosimilar revenue on a path toward USD 114 million a year, the cash-flow lenses would move to the market price and this study would be wrong to have flagged the gap. If the FY2026 depreciation charge came in near EGP 118 million rather than EGP 304 million, the plant is not in service and the whole timetable in this study shifts out a year.</w:t>
       </w:r>
     </w:p>
     <w:p>
@@ -15795,7 +15867,7 @@
                 <w:color w:val="1C3A36"/>
                 <w:sz w:val="15"/>
               </w:rPr>
-              <w:t>10,397</w:t>
+              <w:t>10,694</w:t>
             </w:r>
           </w:p>
         </w:tc>
@@ -15813,7 +15885,7 @@
                 <w:color w:val="1C3A36"/>
                 <w:sz w:val="15"/>
               </w:rPr>
-              <w:t>12,063</w:t>
+              <w:t>12,612</w:t>
             </w:r>
           </w:p>
         </w:tc>
@@ -15831,7 +15903,7 @@
                 <w:color w:val="1C3A36"/>
                 <w:sz w:val="15"/>
               </w:rPr>
-              <w:t>13,863</w:t>
+              <w:t>14,621</w:t>
             </w:r>
           </w:p>
         </w:tc>
@@ -15849,7 +15921,7 @@
                 <w:color w:val="1C3A36"/>
                 <w:sz w:val="15"/>
               </w:rPr>
-              <w:t>15,688</w:t>
+              <w:t>16,637</w:t>
             </w:r>
           </w:p>
         </w:tc>
@@ -15867,7 +15939,7 @@
                 <w:color w:val="1C3A36"/>
                 <w:sz w:val="15"/>
               </w:rPr>
-              <w:t>17,468</w:t>
+              <w:t>18,608</w:t>
             </w:r>
           </w:p>
         </w:tc>
@@ -15958,7 +16030,7 @@
                 <w:color w:val="1C3A36"/>
                 <w:sz w:val="15"/>
               </w:rPr>
-              <w:t>6,103</w:t>
+              <w:t>6,503</w:t>
             </w:r>
           </w:p>
         </w:tc>
@@ -15976,7 +16048,7 @@
                 <w:color w:val="1C3A36"/>
                 <w:sz w:val="15"/>
               </w:rPr>
-              <w:t>7,171</w:t>
+              <w:t>7,910</w:t>
             </w:r>
           </w:p>
         </w:tc>
@@ -15994,7 +16066,7 @@
                 <w:color w:val="1C3A36"/>
                 <w:sz w:val="15"/>
               </w:rPr>
-              <w:t>8,214</w:t>
+              <w:t>9,231</w:t>
             </w:r>
           </w:p>
         </w:tc>
@@ -16012,7 +16084,7 @@
                 <w:color w:val="1C3A36"/>
                 <w:sz w:val="15"/>
               </w:rPr>
-              <w:t>9,251</w:t>
+              <w:t>10,522</w:t>
             </w:r>
           </w:p>
         </w:tc>
@@ -16030,7 +16102,7 @@
                 <w:color w:val="1C3A36"/>
                 <w:sz w:val="15"/>
               </w:rPr>
-              <w:t>10,288</w:t>
+              <w:t>11,823</w:t>
             </w:r>
           </w:p>
         </w:tc>
@@ -16131,7 +16203,7 @@
                 <w:color w:val="1C3A36"/>
                 <w:sz w:val="15"/>
               </w:rPr>
-              <w:t>4,294</w:t>
+              <w:t>4,191</w:t>
             </w:r>
           </w:p>
         </w:tc>
@@ -16151,7 +16223,7 @@
                 <w:color w:val="1C3A36"/>
                 <w:sz w:val="15"/>
               </w:rPr>
-              <w:t>4,892</w:t>
+              <w:t>4,702</w:t>
             </w:r>
           </w:p>
         </w:tc>
@@ -16171,7 +16243,7 @@
                 <w:color w:val="1C3A36"/>
                 <w:sz w:val="15"/>
               </w:rPr>
-              <w:t>5,649</w:t>
+              <w:t>5,390</w:t>
             </w:r>
           </w:p>
         </w:tc>
@@ -16191,7 +16263,7 @@
                 <w:color w:val="1C3A36"/>
                 <w:sz w:val="15"/>
               </w:rPr>
-              <w:t>6,437</w:t>
+              <w:t>6,115</w:t>
             </w:r>
           </w:p>
         </w:tc>
@@ -16211,7 +16283,7 @@
                 <w:color w:val="1C3A36"/>
                 <w:sz w:val="15"/>
               </w:rPr>
-              <w:t>7,180</w:t>
+              <w:t>6,785</w:t>
             </w:r>
           </w:p>
         </w:tc>
@@ -16302,7 +16374,7 @@
                 <w:color w:val="1C3A36"/>
                 <w:sz w:val="15"/>
               </w:rPr>
-              <w:t>41.3%</w:t>
+              <w:t>39.2%</w:t>
             </w:r>
           </w:p>
         </w:tc>
@@ -16320,7 +16392,7 @@
                 <w:color w:val="1C3A36"/>
                 <w:sz w:val="15"/>
               </w:rPr>
-              <w:t>40.6%</w:t>
+              <w:t>37.3%</w:t>
             </w:r>
           </w:p>
         </w:tc>
@@ -16338,7 +16410,7 @@
                 <w:color w:val="1C3A36"/>
                 <w:sz w:val="15"/>
               </w:rPr>
-              <w:t>40.8%</w:t>
+              <w:t>36.9%</w:t>
             </w:r>
           </w:p>
         </w:tc>
@@ -16356,7 +16428,7 @@
                 <w:color w:val="1C3A36"/>
                 <w:sz w:val="15"/>
               </w:rPr>
-              <w:t>41.0%</w:t>
+              <w:t>36.8%</w:t>
             </w:r>
           </w:p>
         </w:tc>
@@ -16374,7 +16446,7 @@
                 <w:color w:val="1C3A36"/>
                 <w:sz w:val="15"/>
               </w:rPr>
-              <w:t>41.1%</w:t>
+              <w:t>36.5%</w:t>
             </w:r>
           </w:p>
         </w:tc>
@@ -16465,7 +16537,7 @@
                 <w:color w:val="1C3A36"/>
                 <w:sz w:val="15"/>
               </w:rPr>
-              <w:t>1,081</w:t>
+              <w:t>1,112</w:t>
             </w:r>
           </w:p>
         </w:tc>
@@ -16483,7 +16555,7 @@
                 <w:color w:val="1C3A36"/>
                 <w:sz w:val="15"/>
               </w:rPr>
-              <w:t>1,230</w:t>
+              <w:t>1,286</w:t>
             </w:r>
           </w:p>
         </w:tc>
@@ -16501,7 +16573,7 @@
                 <w:color w:val="1C3A36"/>
                 <w:sz w:val="15"/>
               </w:rPr>
-              <w:t>1,386</w:t>
+              <w:t>1,462</w:t>
             </w:r>
           </w:p>
         </w:tc>
@@ -16519,7 +16591,7 @@
                 <w:color w:val="1C3A36"/>
                 <w:sz w:val="15"/>
               </w:rPr>
-              <w:t>1,553</w:t>
+              <w:t>1,647</w:t>
             </w:r>
           </w:p>
         </w:tc>
@@ -16537,7 +16609,7 @@
                 <w:color w:val="1C3A36"/>
                 <w:sz w:val="15"/>
               </w:rPr>
-              <w:t>1,712</w:t>
+              <w:t>1,824</w:t>
             </w:r>
           </w:p>
         </w:tc>
@@ -16628,7 +16700,7 @@
                 <w:color w:val="1C3A36"/>
                 <w:sz w:val="15"/>
               </w:rPr>
-              <w:t>88.4</w:t>
+              <w:t>90.9</w:t>
             </w:r>
           </w:p>
         </w:tc>
@@ -16646,7 +16718,7 @@
                 <w:color w:val="1C3A36"/>
                 <w:sz w:val="15"/>
               </w:rPr>
-              <w:t>108.6</w:t>
+              <w:t>113.5</w:t>
             </w:r>
           </w:p>
         </w:tc>
@@ -16664,7 +16736,7 @@
                 <w:color w:val="1C3A36"/>
                 <w:sz w:val="15"/>
               </w:rPr>
-              <w:t>131.7</w:t>
+              <w:t>138.9</w:t>
             </w:r>
           </w:p>
         </w:tc>
@@ -16682,7 +16754,7 @@
                 <w:color w:val="1C3A36"/>
                 <w:sz w:val="15"/>
               </w:rPr>
-              <w:t>156.9</w:t>
+              <w:t>166.4</w:t>
             </w:r>
           </w:p>
         </w:tc>
@@ -16700,7 +16772,7 @@
                 <w:color w:val="1C3A36"/>
                 <w:sz w:val="15"/>
               </w:rPr>
-              <w:t>174.7</w:t>
+              <w:t>186.1</w:t>
             </w:r>
           </w:p>
         </w:tc>
@@ -16791,7 +16863,7 @@
                 <w:color w:val="1C3A36"/>
                 <w:sz w:val="15"/>
               </w:rPr>
-              <w:t>244.3</w:t>
+              <w:t>251.3</w:t>
             </w:r>
           </w:p>
         </w:tc>
@@ -16809,7 +16881,7 @@
                 <w:color w:val="1C3A36"/>
                 <w:sz w:val="15"/>
               </w:rPr>
-              <w:t>283.5</w:t>
+              <w:t>296.4</w:t>
             </w:r>
           </w:p>
         </w:tc>
@@ -16827,7 +16899,7 @@
                 <w:color w:val="1C3A36"/>
                 <w:sz w:val="15"/>
               </w:rPr>
-              <w:t>318.8</w:t>
+              <w:t>336.3</w:t>
             </w:r>
           </w:p>
         </w:tc>
@@ -16845,7 +16917,7 @@
                 <w:color w:val="1C3A36"/>
                 <w:sz w:val="15"/>
               </w:rPr>
-              <w:t>357.7</w:t>
+              <w:t>379.3</w:t>
             </w:r>
           </w:p>
         </w:tc>
@@ -16863,7 +16935,7 @@
                 <w:color w:val="1C3A36"/>
                 <w:sz w:val="15"/>
               </w:rPr>
-              <w:t>393.0</w:t>
+              <w:t>418.7</w:t>
             </w:r>
           </w:p>
         </w:tc>
@@ -16954,7 +17026,7 @@
                 <w:color w:val="1C3A36"/>
                 <w:sz w:val="15"/>
               </w:rPr>
-              <w:t>546</w:t>
+              <w:t>561</w:t>
             </w:r>
           </w:p>
         </w:tc>
@@ -16972,7 +17044,7 @@
                 <w:color w:val="1C3A36"/>
                 <w:sz w:val="15"/>
               </w:rPr>
-              <w:t>633</w:t>
+              <w:t>662</w:t>
             </w:r>
           </w:p>
         </w:tc>
@@ -16990,7 +17062,7 @@
                 <w:color w:val="1C3A36"/>
                 <w:sz w:val="15"/>
               </w:rPr>
-              <w:t>728</w:t>
+              <w:t>768</w:t>
             </w:r>
           </w:p>
         </w:tc>
@@ -17008,7 +17080,7 @@
                 <w:color w:val="1C3A36"/>
                 <w:sz w:val="15"/>
               </w:rPr>
-              <w:t>824</w:t>
+              <w:t>873</w:t>
             </w:r>
           </w:p>
         </w:tc>
@@ -17026,7 +17098,7 @@
                 <w:color w:val="1C3A36"/>
                 <w:sz w:val="15"/>
               </w:rPr>
-              <w:t>917</w:t>
+              <w:t>977</w:t>
             </w:r>
           </w:p>
         </w:tc>
@@ -17127,7 +17199,7 @@
                 <w:color w:val="1C3A36"/>
                 <w:sz w:val="15"/>
               </w:rPr>
-              <w:t>2,269</w:t>
+              <w:t>2,111</w:t>
             </w:r>
           </w:p>
         </w:tc>
@@ -17147,7 +17219,7 @@
                 <w:color w:val="1C3A36"/>
                 <w:sz w:val="15"/>
               </w:rPr>
-              <w:t>2,547</w:t>
+              <w:t>2,254</w:t>
             </w:r>
           </w:p>
         </w:tc>
@@ -17167,7 +17239,7 @@
                 <w:color w:val="1C3A36"/>
                 <w:sz w:val="15"/>
               </w:rPr>
-              <w:t>2,991</w:t>
+              <w:t>2,591</w:t>
             </w:r>
           </w:p>
         </w:tc>
@@ -17187,7 +17259,7 @@
                 <w:color w:val="1C3A36"/>
                 <w:sz w:val="15"/>
               </w:rPr>
-              <w:t>3,454</w:t>
+              <w:t>2,957</w:t>
             </w:r>
           </w:p>
         </w:tc>
@@ -17207,7 +17279,7 @@
                 <w:color w:val="1C3A36"/>
                 <w:sz w:val="15"/>
               </w:rPr>
-              <w:t>3,894</w:t>
+              <w:t>3,290</w:t>
             </w:r>
           </w:p>
         </w:tc>
@@ -17298,7 +17370,7 @@
                 <w:color w:val="1C3A36"/>
                 <w:sz w:val="15"/>
               </w:rPr>
-              <w:t>2,573</w:t>
+              <w:t>2,415</w:t>
             </w:r>
           </w:p>
         </w:tc>
@@ -17316,7 +17388,7 @@
                 <w:color w:val="1C3A36"/>
                 <w:sz w:val="15"/>
               </w:rPr>
-              <w:t>2,972</w:t>
+              <w:t>2,679</w:t>
             </w:r>
           </w:p>
         </w:tc>
@@ -17334,7 +17406,7 @@
                 <w:color w:val="1C3A36"/>
                 <w:sz w:val="15"/>
               </w:rPr>
-              <w:t>3,437</w:t>
+              <w:t>3,037</w:t>
             </w:r>
           </w:p>
         </w:tc>
@@ -17352,7 +17424,7 @@
                 <w:color w:val="1C3A36"/>
                 <w:sz w:val="15"/>
               </w:rPr>
-              <w:t>3,891</w:t>
+              <w:t>3,394</w:t>
             </w:r>
           </w:p>
         </w:tc>
@@ -17370,7 +17442,7 @@
                 <w:color w:val="1C3A36"/>
                 <w:sz w:val="15"/>
               </w:rPr>
-              <w:t>4,317</w:t>
+              <w:t>3,713</w:t>
             </w:r>
           </w:p>
         </w:tc>
@@ -17960,7 +18032,7 @@
                 <w:color w:val="1C3A36"/>
                 <w:sz w:val="15"/>
               </w:rPr>
-              <w:t>1,012</w:t>
+              <w:t>891</w:t>
             </w:r>
           </w:p>
         </w:tc>
@@ -17980,7 +18052,7 @@
                 <w:color w:val="1C3A36"/>
                 <w:sz w:val="15"/>
               </w:rPr>
-              <w:t>1,255</w:t>
+              <w:t>1,031</w:t>
             </w:r>
           </w:p>
         </w:tc>
@@ -18000,7 +18072,7 @@
                 <w:color w:val="1C3A36"/>
                 <w:sz w:val="15"/>
               </w:rPr>
-              <w:t>1,640</w:t>
+              <w:t>1,335</w:t>
             </w:r>
           </w:p>
         </w:tc>
@@ -18020,7 +18092,7 @@
                 <w:color w:val="1C3A36"/>
                 <w:sz w:val="15"/>
               </w:rPr>
-              <w:t>2,040</w:t>
+              <w:t>1,660</w:t>
             </w:r>
           </w:p>
         </w:tc>
@@ -18040,7 +18112,7 @@
                 <w:color w:val="1C3A36"/>
                 <w:sz w:val="15"/>
               </w:rPr>
-              <w:t>2,423</w:t>
+              <w:t>1,961</w:t>
             </w:r>
           </w:p>
         </w:tc>
@@ -18131,7 +18203,7 @@
                 <w:color w:val="1C3A36"/>
                 <w:sz w:val="15"/>
               </w:rPr>
-              <w:t>6.00</w:t>
+              <w:t>5.28</w:t>
             </w:r>
           </w:p>
         </w:tc>
@@ -18149,7 +18221,7 @@
                 <w:color w:val="1C3A36"/>
                 <w:sz w:val="15"/>
               </w:rPr>
-              <w:t>7.43</w:t>
+              <w:t>6.11</w:t>
             </w:r>
           </w:p>
         </w:tc>
@@ -18167,7 +18239,7 @@
                 <w:color w:val="1C3A36"/>
                 <w:sz w:val="15"/>
               </w:rPr>
-              <w:t>9.72</w:t>
+              <w:t>7.91</w:t>
             </w:r>
           </w:p>
         </w:tc>
@@ -18185,7 +18257,7 @@
                 <w:color w:val="1C3A36"/>
                 <w:sz w:val="15"/>
               </w:rPr>
-              <w:t>12.09</w:t>
+              <w:t>9.84</w:t>
             </w:r>
           </w:p>
         </w:tc>
@@ -18203,7 +18275,7 @@
                 <w:color w:val="1C3A36"/>
                 <w:sz w:val="15"/>
               </w:rPr>
-              <w:t>14.36</w:t>
+              <w:t>11.62</w:t>
             </w:r>
           </w:p>
         </w:tc>
@@ -18294,7 +18366,7 @@
                 <w:color w:val="1C3A36"/>
                 <w:sz w:val="15"/>
               </w:rPr>
-              <w:t>607</w:t>
+              <w:t>534</w:t>
             </w:r>
           </w:p>
         </w:tc>
@@ -18312,7 +18384,7 @@
                 <w:color w:val="1C3A36"/>
                 <w:sz w:val="15"/>
               </w:rPr>
-              <w:t>753</w:t>
+              <w:t>618</w:t>
             </w:r>
           </w:p>
         </w:tc>
@@ -18330,7 +18402,7 @@
                 <w:color w:val="1C3A36"/>
                 <w:sz w:val="15"/>
               </w:rPr>
-              <w:t>984</w:t>
+              <w:t>801</w:t>
             </w:r>
           </w:p>
         </w:tc>
@@ -18348,7 +18420,7 @@
                 <w:color w:val="1C3A36"/>
                 <w:sz w:val="15"/>
               </w:rPr>
-              <w:t>1,224</w:t>
+              <w:t>996</w:t>
             </w:r>
           </w:p>
         </w:tc>
@@ -18366,7 +18438,7 @@
                 <w:color w:val="1C3A36"/>
                 <w:sz w:val="15"/>
               </w:rPr>
-              <w:t>1,454</w:t>
+              <w:t>1,177</w:t>
             </w:r>
           </w:p>
         </w:tc>
@@ -18860,7 +18932,7 @@
                 <w:color w:val="1C3A36"/>
                 <w:sz w:val="15"/>
               </w:rPr>
-              <w:t>2,801</w:t>
+              <w:t>2,838</w:t>
             </w:r>
           </w:p>
         </w:tc>
@@ -18878,7 +18950,7 @@
                 <w:color w:val="1C3A36"/>
                 <w:sz w:val="15"/>
               </w:rPr>
-              <w:t>2,244</w:t>
+              <w:t>2,306</w:t>
             </w:r>
           </w:p>
         </w:tc>
@@ -18896,7 +18968,7 @@
                 <w:color w:val="1C3A36"/>
                 <w:sz w:val="15"/>
               </w:rPr>
-              <w:t>2,329</w:t>
+              <w:t>2,417</w:t>
             </w:r>
           </w:p>
         </w:tc>
@@ -18914,7 +18986,7 @@
                 <w:color w:val="1C3A36"/>
                 <w:sz w:val="15"/>
               </w:rPr>
-              <w:t>2,631</w:t>
+              <w:t>2,750</w:t>
             </w:r>
           </w:p>
         </w:tc>
@@ -18932,7 +19004,7 @@
                 <w:color w:val="1C3A36"/>
                 <w:sz w:val="15"/>
               </w:rPr>
-              <w:t>2,955</w:t>
+              <w:t>3,108</w:t>
             </w:r>
           </w:p>
         </w:tc>
@@ -19023,7 +19095,7 @@
                 <w:color w:val="1C3A36"/>
                 <w:sz w:val="15"/>
               </w:rPr>
-              <w:t>4,431</w:t>
+              <w:t>4,721</w:t>
             </w:r>
           </w:p>
         </w:tc>
@@ -19041,7 +19113,7 @@
                 <w:color w:val="1C3A36"/>
                 <w:sz w:val="15"/>
               </w:rPr>
-              <w:t>5,069</w:t>
+              <w:t>5,591</w:t>
             </w:r>
           </w:p>
         </w:tc>
@@ -19059,7 +19131,7 @@
                 <w:color w:val="1C3A36"/>
                 <w:sz w:val="15"/>
               </w:rPr>
-              <w:t>5,626</w:t>
+              <w:t>6,323</w:t>
             </w:r>
           </w:p>
         </w:tc>
@@ -19077,7 +19149,7 @@
                 <w:color w:val="1C3A36"/>
                 <w:sz w:val="15"/>
               </w:rPr>
-              <w:t>6,210</w:t>
+              <w:t>7,063</w:t>
             </w:r>
           </w:p>
         </w:tc>
@@ -19095,7 +19167,7 @@
                 <w:color w:val="1C3A36"/>
                 <w:sz w:val="15"/>
               </w:rPr>
-              <w:t>6,765</w:t>
+              <w:t>7,774</w:t>
             </w:r>
           </w:p>
         </w:tc>
@@ -19186,7 +19258,7 @@
                 <w:color w:val="1C3A36"/>
                 <w:sz w:val="15"/>
               </w:rPr>
-              <w:t>3,589</w:t>
+              <w:t>3,692</w:t>
             </w:r>
           </w:p>
         </w:tc>
@@ -19204,7 +19276,7 @@
                 <w:color w:val="1C3A36"/>
                 <w:sz w:val="15"/>
               </w:rPr>
-              <w:t>4,032</w:t>
+              <w:t>4,215</w:t>
             </w:r>
           </w:p>
         </w:tc>
@@ -19222,7 +19294,7 @@
                 <w:color w:val="1C3A36"/>
                 <w:sz w:val="15"/>
               </w:rPr>
-              <w:t>4,482</w:t>
+              <w:t>4,727</w:t>
             </w:r>
           </w:p>
         </w:tc>
@@ -19240,7 +19312,7 @@
                 <w:color w:val="1C3A36"/>
                 <w:sz w:val="15"/>
               </w:rPr>
-              <w:t>4,943</w:t>
+              <w:t>5,242</w:t>
             </w:r>
           </w:p>
         </w:tc>
@@ -19258,7 +19330,7 @@
                 <w:color w:val="1C3A36"/>
                 <w:sz w:val="15"/>
               </w:rPr>
-              <w:t>5,360</w:t>
+              <w:t>5,710</w:t>
             </w:r>
           </w:p>
         </w:tc>
@@ -19512,7 +19584,7 @@
                 <w:color w:val="1C3A36"/>
                 <w:sz w:val="15"/>
               </w:rPr>
-              <w:t>920</w:t>
+              <w:t>980</w:t>
             </w:r>
           </w:p>
         </w:tc>
@@ -19530,7 +19602,7 @@
                 <w:color w:val="1C3A36"/>
                 <w:sz w:val="15"/>
               </w:rPr>
-              <w:t>1,100</w:t>
+              <w:t>1,214</w:t>
             </w:r>
           </w:p>
         </w:tc>
@@ -19548,7 +19620,7 @@
                 <w:color w:val="1C3A36"/>
                 <w:sz w:val="15"/>
               </w:rPr>
-              <w:t>1,283</w:t>
+              <w:t>1,442</w:t>
             </w:r>
           </w:p>
         </w:tc>
@@ -19566,7 +19638,7 @@
                 <w:color w:val="1C3A36"/>
                 <w:sz w:val="15"/>
               </w:rPr>
-              <w:t>1,470</w:t>
+              <w:t>1,672</w:t>
             </w:r>
           </w:p>
         </w:tc>
@@ -19584,7 +19656,7 @@
                 <w:color w:val="1C3A36"/>
                 <w:sz w:val="15"/>
               </w:rPr>
-              <w:t>1,635</w:t>
+              <w:t>1,879</w:t>
             </w:r>
           </w:p>
         </w:tc>
@@ -19675,7 +19747,7 @@
                 <w:color w:val="1C3A36"/>
                 <w:sz w:val="15"/>
               </w:rPr>
-              <w:t>10,079</w:t>
+              <w:t>10,500</w:t>
             </w:r>
           </w:p>
         </w:tc>
@@ -19693,7 +19765,7 @@
                 <w:color w:val="1C3A36"/>
                 <w:sz w:val="15"/>
               </w:rPr>
-              <w:t>10,230</w:t>
+              <w:t>11,052</w:t>
             </w:r>
           </w:p>
         </w:tc>
@@ -19711,7 +19783,7 @@
                 <w:color w:val="1C3A36"/>
                 <w:sz w:val="15"/>
               </w:rPr>
-              <w:t>9,987</w:t>
+              <w:t>11,194</w:t>
             </w:r>
           </w:p>
         </w:tc>
@@ -19729,7 +19801,7 @@
                 <w:color w:val="1C3A36"/>
                 <w:sz w:val="15"/>
               </w:rPr>
-              <w:t>9,561</w:t>
+              <w:t>11,179</w:t>
             </w:r>
           </w:p>
         </w:tc>
@@ -19747,7 +19819,7 @@
                 <w:color w:val="1C3A36"/>
                 <w:sz w:val="15"/>
               </w:rPr>
-              <w:t>8,894</w:t>
+              <w:t>10,975</w:t>
             </w:r>
           </w:p>
         </w:tc>
@@ -19838,7 +19910,7 @@
                 <w:color w:val="1C3A36"/>
                 <w:sz w:val="15"/>
               </w:rPr>
-              <w:t>8,645</w:t>
+              <w:t>9,066</w:t>
             </w:r>
           </w:p>
         </w:tc>
@@ -19856,7 +19928,7 @@
                 <w:color w:val="1C3A36"/>
                 <w:sz w:val="15"/>
               </w:rPr>
-              <w:t>8,797</w:t>
+              <w:t>9,619</w:t>
             </w:r>
           </w:p>
         </w:tc>
@@ -19874,7 +19946,7 @@
                 <w:color w:val="1C3A36"/>
                 <w:sz w:val="15"/>
               </w:rPr>
-              <w:t>8,554</w:t>
+              <w:t>9,761</w:t>
             </w:r>
           </w:p>
         </w:tc>
@@ -19892,7 +19964,7 @@
                 <w:color w:val="1C3A36"/>
                 <w:sz w:val="15"/>
               </w:rPr>
-              <w:t>8,127</w:t>
+              <w:t>9,745</w:t>
             </w:r>
           </w:p>
         </w:tc>
@@ -19910,7 +19982,7 @@
                 <w:color w:val="1C3A36"/>
                 <w:sz w:val="15"/>
               </w:rPr>
-              <w:t>7,461</w:t>
+              <w:t>9,541</w:t>
             </w:r>
           </w:p>
         </w:tc>
@@ -20001,7 +20073,7 @@
                 <w:color w:val="1C3A36"/>
                 <w:sz w:val="15"/>
               </w:rPr>
-              <w:t>6,850</w:t>
+              <w:t>6,777</w:t>
             </w:r>
           </w:p>
         </w:tc>
@@ -20019,7 +20091,7 @@
                 <w:color w:val="1C3A36"/>
                 <w:sz w:val="15"/>
               </w:rPr>
-              <w:t>7,603</w:t>
+              <w:t>7,396</w:t>
             </w:r>
           </w:p>
         </w:tc>
@@ -20037,7 +20109,7 @@
                 <w:color w:val="1C3A36"/>
                 <w:sz w:val="15"/>
               </w:rPr>
-              <w:t>8,587</w:t>
+              <w:t>8,197</w:t>
             </w:r>
           </w:p>
         </w:tc>
@@ -20055,7 +20127,7 @@
                 <w:color w:val="1C3A36"/>
                 <w:sz w:val="15"/>
               </w:rPr>
-              <w:t>9,811</w:t>
+              <w:t>9,193</w:t>
             </w:r>
           </w:p>
         </w:tc>
@@ -20073,7 +20145,7 @@
                 <w:color w:val="1C3A36"/>
                 <w:sz w:val="15"/>
               </w:rPr>
-              <w:t>11,265</w:t>
+              <w:t>10,369</w:t>
             </w:r>
           </w:p>
         </w:tc>
@@ -20174,7 +20246,7 @@
                 <w:color w:val="1C3A36"/>
                 <w:sz w:val="15"/>
               </w:rPr>
-              <w:t>40.59</w:t>
+              <w:t>40.16</w:t>
             </w:r>
           </w:p>
         </w:tc>
@@ -20194,7 +20266,7 @@
                 <w:color w:val="1C3A36"/>
                 <w:sz w:val="15"/>
               </w:rPr>
-              <w:t>45.05</w:t>
+              <w:t>43.83</w:t>
             </w:r>
           </w:p>
         </w:tc>
@@ -20214,7 +20286,7 @@
                 <w:color w:val="1C3A36"/>
                 <w:sz w:val="15"/>
               </w:rPr>
-              <w:t>50.89</w:t>
+              <w:t>48.57</w:t>
             </w:r>
           </w:p>
         </w:tc>
@@ -20234,7 +20306,7 @@
                 <w:color w:val="1C3A36"/>
                 <w:sz w:val="15"/>
               </w:rPr>
-              <w:t>58.14</w:t>
+              <w:t>54.47</w:t>
             </w:r>
           </w:p>
         </w:tc>
@@ -20254,7 +20326,7 @@
                 <w:color w:val="1C3A36"/>
                 <w:sz w:val="15"/>
               </w:rPr>
-              <w:t>66.76</w:t>
+              <w:t>61.45</w:t>
             </w:r>
           </w:p>
         </w:tc>
@@ -21017,7 +21089,7 @@
                 <w:color w:val="1C3A36"/>
                 <w:sz w:val="16"/>
               </w:rPr>
-              <w:t>1,300</w:t>
+              <w:t>1,337</w:t>
             </w:r>
           </w:p>
         </w:tc>
@@ -21035,7 +21107,7 @@
                 <w:color w:val="1C3A36"/>
                 <w:sz w:val="16"/>
               </w:rPr>
-              <w:t>543</w:t>
+              <w:t>568</w:t>
             </w:r>
           </w:p>
         </w:tc>
@@ -21053,7 +21125,7 @@
                 <w:color w:val="1C3A36"/>
                 <w:sz w:val="16"/>
               </w:rPr>
-              <w:t>485</w:t>
+              <w:t>512</w:t>
             </w:r>
           </w:p>
         </w:tc>
@@ -21071,7 +21143,7 @@
                 <w:color w:val="1C3A36"/>
                 <w:sz w:val="16"/>
               </w:rPr>
-              <w:t>502</w:t>
+              <w:t>532</w:t>
             </w:r>
           </w:p>
         </w:tc>
@@ -21089,7 +21161,7 @@
                 <w:color w:val="1C3A36"/>
                 <w:sz w:val="16"/>
               </w:rPr>
-              <w:t>524</w:t>
+              <w:t>558</w:t>
             </w:r>
           </w:p>
         </w:tc>
@@ -21144,7 +21216,7 @@
                 <w:color w:val="1C3A36"/>
                 <w:sz w:val="16"/>
               </w:rPr>
-              <w:t>141</w:t>
+              <w:t>-328</w:t>
             </w:r>
           </w:p>
         </w:tc>
@@ -21162,7 +21234,7 @@
                 <w:color w:val="1C3A36"/>
                 <w:sz w:val="16"/>
               </w:rPr>
-              <w:t>1,052</w:t>
+              <w:t>562</w:t>
             </w:r>
           </w:p>
         </w:tc>
@@ -21180,7 +21252,7 @@
                 <w:color w:val="1C3A36"/>
                 <w:sz w:val="16"/>
               </w:rPr>
-              <w:t>1,556</w:t>
+              <w:t>1,048</w:t>
             </w:r>
           </w:p>
         </w:tc>
@@ -21198,7 +21270,7 @@
                 <w:color w:val="1C3A36"/>
                 <w:sz w:val="16"/>
               </w:rPr>
-              <w:t>1,853</w:t>
+              <w:t>1,290</w:t>
             </w:r>
           </w:p>
         </w:tc>
@@ -21216,7 +21288,7 @@
                 <w:color w:val="1C3A36"/>
                 <w:sz w:val="16"/>
               </w:rPr>
-              <w:t>2,200</w:t>
+              <w:t>1,553</w:t>
             </w:r>
           </w:p>
         </w:tc>
@@ -21626,7 +21698,7 @@
                 <w:color w:val="1C3A36"/>
                 <w:sz w:val="16"/>
               </w:rPr>
-              <w:t>15.22x</w:t>
+              <w:t>14.90x</w:t>
             </w:r>
           </w:p>
         </w:tc>
@@ -21699,7 +21771,7 @@
                 <w:color w:val="1C3A36"/>
                 <w:sz w:val="16"/>
               </w:rPr>
-              <w:t>14.62x</w:t>
+              <w:t>14.31x</w:t>
             </w:r>
           </w:p>
         </w:tc>
@@ -22130,7 +22202,7 @@
                 <w:color w:val="1C3A36"/>
                 <w:sz w:val="16"/>
               </w:rPr>
-              <w:t>the provision charge stays near 5.25% of revenue permanently; this is Frame A, and it is already the more conservative of the two published cases. A charge at the three-year mean of 6.52% instead would put Frame A at EGP 50.41 a share</w:t>
+              <w:t>the provision charge stays near 5.25% of revenue permanently; this is Frame A, and it is already the more conservative of the two published cases. A charge at the three-year mean of 6.52% instead would put Frame A at EGP 27.77 a share</w:t>
             </w:r>
           </w:p>
         </w:tc>
@@ -22419,7 +22491,7 @@
           <w:color w:val="1C3A36"/>
           <w:sz w:val="21"/>
         </w:rPr>
-        <w:t>When it works: for a business with a stable, forecastable operating model and a capital structure that is not about to change. When it fails: when most of the value sits beyond the explicit forecast — which is the case here, at 74% of enterprise value in the terminal block.</w:t>
+        <w:t>When it works: for a business with a stable, forecastable operating model and a capital structure that is not about to change. When it fails: when most of the value sits beyond the explicit forecast — which is the case here, at 81% of enterprise value in the terminal block.</w:t>
       </w:r>
     </w:p>
     <w:tbl>
@@ -22520,7 +22592,7 @@
                 <w:color w:val="1C3A36"/>
                 <w:sz w:val="17"/>
               </w:rPr>
-              <w:t>3,616</w:t>
+              <w:t>2,002</w:t>
             </w:r>
           </w:p>
         </w:tc>
@@ -22557,7 +22629,7 @@
                 <w:color w:val="1C3A36"/>
                 <w:sz w:val="17"/>
               </w:rPr>
-              <w:t>2,056</w:t>
+              <w:t>1,509</w:t>
             </w:r>
           </w:p>
         </w:tc>
@@ -22594,7 +22666,7 @@
                 <w:color w:val="1C3A36"/>
                 <w:sz w:val="17"/>
               </w:rPr>
-              <w:t>13.56% − 5% = 8.56%</w:t>
+              <w:t>15.03% − 7% = 8.03%</w:t>
             </w:r>
           </w:p>
         </w:tc>
@@ -22631,7 +22703,7 @@
                 <w:color w:val="1C3A36"/>
                 <w:sz w:val="17"/>
               </w:rPr>
-              <w:t>24,014</w:t>
+              <w:t>20,109</w:t>
             </w:r>
           </w:p>
         </w:tc>
@@ -22668,7 +22740,7 @@
                 <w:color w:val="1C3A36"/>
                 <w:sz w:val="17"/>
               </w:rPr>
-              <w:t>10,557</w:t>
+              <w:t>8,559</w:t>
             </w:r>
           </w:p>
         </w:tc>
@@ -22705,7 +22777,7 @@
                 <w:color w:val="1C3A36"/>
                 <w:sz w:val="17"/>
               </w:rPr>
-              <w:t>14,173</w:t>
+              <w:t>10,561</w:t>
             </w:r>
           </w:p>
         </w:tc>
@@ -22820,7 +22892,7 @@
                 <w:color w:val="1C3A36"/>
                 <w:sz w:val="17"/>
               </w:rPr>
-              <w:t>9,795</w:t>
+              <w:t>6,183</w:t>
             </w:r>
           </w:p>
         </w:tc>
@@ -22857,7 +22929,7 @@
                 <w:color w:val="1C3A36"/>
                 <w:sz w:val="17"/>
               </w:rPr>
-              <w:t>58.04</w:t>
+              <w:t>36.64</w:t>
             </w:r>
           </w:p>
         </w:tc>
@@ -22879,7 +22951,7 @@
           <w:color w:val="1C3A36"/>
           <w:sz w:val="21"/>
         </w:rPr>
-        <w:t>Named sensitivity: the terminal discount rate. Every 100 basis points on it is worth roughly EGP 7 a share. At 74% terminal weight, this expert is mostly forecasting one number.</w:t>
+        <w:t>Named sensitivity: the terminal discount rate. Every 100 basis points on it is worth roughly EGP 6 a share. At 81% terminal weight, this expert is mostly forecasting one number.</w:t>
       </w:r>
     </w:p>
     <w:p>
@@ -22893,7 +22965,7 @@
           <w:color w:val="1C3A36"/>
           <w:sz w:val="21"/>
         </w:rPr>
-        <w:t>Falsifier, stated in advance: "If free cash flow to the firm in FY2027 comes in below EGP 736 million — 30% below my forecast — my five-year build is wrong and so is the terminal that grows out of it."</w:t>
+        <w:t>Falsifier, stated in advance: "If free cash flow to the firm in FY2027 comes in below EGP 393 million — 30% below my forecast — my five-year build is wrong and so is the terminal that grows out of it."</w:t>
       </w:r>
     </w:p>
     <w:p>
@@ -23184,7 +23256,7 @@
                 <w:color w:val="1C3A36"/>
                 <w:sz w:val="17"/>
               </w:rPr>
-              <w:t>21.8%</w:t>
+              <w:t>18.8%</w:t>
             </w:r>
           </w:p>
         </w:tc>
@@ -23221,7 +23293,7 @@
                 <w:color w:val="1C3A36"/>
                 <w:sz w:val="17"/>
               </w:rPr>
-              <w:t>14.90%</w:t>
+              <w:t>16.90%</w:t>
             </w:r>
           </w:p>
         </w:tc>
@@ -23258,7 +23330,7 @@
                 <w:color w:val="1C3A36"/>
                 <w:sz w:val="17"/>
               </w:rPr>
-              <w:t>5%</w:t>
+              <w:t>7%</w:t>
             </w:r>
           </w:p>
         </w:tc>
@@ -23295,7 +23367,7 @@
                 <w:color w:val="1C3A36"/>
                 <w:sz w:val="17"/>
               </w:rPr>
-              <w:t>1.70x</w:t>
+              <w:t>1.19x</w:t>
             </w:r>
           </w:p>
         </w:tc>
@@ -23336,7 +23408,7 @@
                 <w:color w:val="1C3A36"/>
                 <w:sz w:val="17"/>
               </w:rPr>
-              <w:t>62.81</w:t>
+              <w:t>43.91</w:t>
             </w:r>
           </w:p>
         </w:tc>
@@ -23358,7 +23430,7 @@
           <w:color w:val="1C3A36"/>
           <w:sz w:val="21"/>
         </w:rPr>
-        <w:t>Named sensitivity: the sustainable return. If it settles at 20% rather than 21.8%, the justified multiple falls to 1.51 times and the value to EGP 56.04 a share.</w:t>
+        <w:t>Named sensitivity: the sustainable return. If it settles at 20% rather than 18.8%, the justified multiple falls to 1.31 times and the value to EGP 48.56 a share.</w:t>
       </w:r>
     </w:p>
     <w:p>
@@ -23372,7 +23444,7 @@
           <w:color w:val="1C3A36"/>
           <w:sz w:val="21"/>
         </w:rPr>
-        <w:t>Falsifier: "If return on average equity falls below 18% in either FY2026 or FY2027, the 21.8% I am capitalising is a peak, not a level, and my multiple is too high."</w:t>
+        <w:t>Falsifier: "If return on average equity falls below 18% in either FY2026 or FY2027, the 18.8% I am capitalising is a peak, not a level, and my multiple is too high."</w:t>
       </w:r>
     </w:p>
     <w:p>
@@ -23386,7 +23458,7 @@
           <w:color w:val="1C3A36"/>
           <w:sz w:val="21"/>
         </w:rPr>
-        <w:t>This expert adds one point the others miss: EGP 4,901 million of the asset base earned nothing in FY2025. Measured against capital that is actually working, the return is far higher than 21.8% — which is an argument for paying up, and this expert declines to make it, because the plant has not yet demonstrated a return.</w:t>
+        <w:t>This expert adds one point the others miss: EGP 4,901 million of the asset base earned nothing in FY2025. Measured against capital that is actually working, the return is far higher than 18.8% — which is an argument for paying up, and this expert declines to make it, because the plant has not yet demonstrated a return.</w:t>
       </w:r>
     </w:p>
     <w:p>
@@ -23529,7 +23601,7 @@
                 <w:color w:val="1C3A36"/>
                 <w:sz w:val="17"/>
               </w:rPr>
-              <w:t>EGP 130.05</w:t>
+              <w:t>EGP 127.30</w:t>
             </w:r>
           </w:p>
         </w:tc>
@@ -23566,7 +23638,7 @@
                 <w:color w:val="1C3A36"/>
                 <w:sz w:val="17"/>
               </w:rPr>
-              <w:t>EGP 58.04</w:t>
+              <w:t>EGP 36.64</w:t>
             </w:r>
           </w:p>
         </w:tc>
@@ -23603,7 +23675,7 @@
                 <w:color w:val="1C3A36"/>
                 <w:sz w:val="17"/>
               </w:rPr>
-              <w:t>EGP 72.01 a share</w:t>
+              <w:t>EGP 90.66 a share</w:t>
             </w:r>
           </w:p>
         </w:tc>
@@ -23640,7 +23712,7 @@
                 <w:color w:val="1C3A36"/>
                 <w:sz w:val="17"/>
               </w:rPr>
-              <w:t>EGP 12,152m</w:t>
+              <w:t>EGP 15,299m</w:t>
             </w:r>
           </w:p>
         </w:tc>
@@ -23677,7 +23749,7 @@
                 <w:color w:val="1C3A36"/>
                 <w:sz w:val="17"/>
               </w:rPr>
-              <w:t>EGP 6,931m</w:t>
+              <w:t>EGP 7,983m</w:t>
             </w:r>
           </w:p>
         </w:tc>
@@ -23714,7 +23786,7 @@
                 <w:color w:val="1C3A36"/>
                 <w:sz w:val="17"/>
               </w:rPr>
-              <w:t>28%</w:t>
+              <w:t>30%</w:t>
             </w:r>
           </w:p>
         </w:tc>
@@ -23751,7 +23823,7 @@
                 <w:color w:val="1C3A36"/>
                 <w:sz w:val="17"/>
               </w:rPr>
-              <w:t>USD 120m</w:t>
+              <w:t>USD 114m</w:t>
             </w:r>
           </w:p>
         </w:tc>
@@ -23788,7 +23860,7 @@
                 <w:color w:val="1C3A36"/>
                 <w:sz w:val="17"/>
               </w:rPr>
-              <w:t>1.20x asset turn</w:t>
+              <w:t>1.14x asset turn</w:t>
             </w:r>
           </w:p>
         </w:tc>
@@ -23825,7 +23897,7 @@
                 <w:color w:val="1C3A36"/>
                 <w:sz w:val="17"/>
               </w:rPr>
-              <w:t>EGP 130.05</w:t>
+              <w:t>EGP 127.30</w:t>
             </w:r>
           </w:p>
         </w:tc>
@@ -23847,7 +23919,7 @@
           <w:color w:val="1C3A36"/>
           <w:sz w:val="21"/>
         </w:rPr>
-        <w:t>Named sensitivity: the contribution margin assumed on the new revenue. At 35% rather than 45%, the required revenue rises to about EGP 8,911 million, or USD 154 million a year.</w:t>
+        <w:t>Named sensitivity: the contribution margin assumed on the new revenue. At 35% rather than 45%, the required revenue rises to about EGP 10,264 million, or USD 146 million a year.</w:t>
       </w:r>
     </w:p>
     <w:p>
@@ -23976,7 +24048,7 @@
                 <w:color w:val="1C3A36"/>
                 <w:sz w:val="16"/>
               </w:rPr>
-              <w:t>CONCEDED. Expert 1 accepts the terminal weight is high and points to the sensitivity table as the honest response: the published grid across a plausible terminal cost of equity and growth combination runs EGP 43 to EGP 91 a share, and the WHOLE of that range is published rather than its comfortable half.</w:t>
+              <w:t>CONCEDED. Expert 1 accepts the terminal weight is high and points to the sensitivity table as the honest response: the published grid across a plausible terminal cost of equity and growth combination runs EGP 18 to EGP 53 a share, and the WHOLE of that range is published rather than its comfortable half.</w:t>
             </w:r>
           </w:p>
         </w:tc>
@@ -24160,7 +24232,7 @@
           <w:color w:val="1C3A36"/>
           <w:sz w:val="21"/>
         </w:rPr>
-        <w:t>Put together, the disagreement narrows to a single question, which is a good sign. All three agree on the audited history, on the cost of capital construction, and on the fact that the depreciation step is real and has already arrived. On the existing business — 65% capacity utilisation, a growing export book earned in hard currency, an administered domestic price that at least tracks inflation — their own worked values run from EGP 58.04 to EGP 62.81 a share, and the study's own two centres, EGP 61.21 and EGP 68.70, sit inside that. Those are the numbers; no wider claim is made for the business than its own lenses support.</w:t>
+        <w:t>Put together, the disagreement narrows to a single question, which is a good sign. All three agree on the audited history, on the cost of capital construction, and on the fact that the depreciation step is real and has already arrived. On the existing business — 65% capacity utilisation, a growing export book earned in hard currency, an administered domestic price that at least tracks inflation — their own worked values run from EGP 36.64 to EGP 43.91 a share, and the study's own two centres, EGP 36.64 and EGP 54.24, sit inside that. Those are the numbers; no wider claim is made for the business than its own lenses support.</w:t>
       </w:r>
     </w:p>
     <w:p>
@@ -24174,7 +24246,7 @@
           <w:color w:val="1C3A36"/>
           <w:sz w:val="21"/>
         </w:rPr>
-        <w:t>Where they part is what the new plant is worth today. Expert 1 says: nothing until it produces cash, so EGP 58.04. Expert 2 says: nothing until it produces a return, so EGP 62.81. Expert 3 says: the market says EGP 72.01 a share, which requires USD 120 million a year of biosimilar sales, and that is a proposition rather than a valuation. The room does not resolve it. It converts it into something a reader can check in twelve months.</w:t>
+        <w:t>Where they part is what the new plant is worth today. Expert 1 says: nothing until it produces cash, so EGP 36.64. Expert 2 says: nothing until it produces a return, so EGP 43.91. Expert 3 says: the market says EGP 90.66 a share, which requires USD 114 million a year of biosimilar sales, and that is a proposition rather than a valuation. The room does not resolve it. It converts it into something a reader can check in twelve months.</w:t>
       </w:r>
     </w:p>
     <w:p>
@@ -24185,7 +24257,7 @@
       <w:r>
         <w:drawing>
           <wp:inline xmlns:a="http://schemas.openxmlformats.org/drawingml/2006/main" xmlns:pic="http://schemas.openxmlformats.org/drawingml/2006/picture">
-            <wp:extent cx="6035040" cy="2372099"/>
+            <wp:extent cx="6035040" cy="2408213"/>
             <wp:docPr id="8" name="Picture 8"/>
             <wp:cNvGraphicFramePr>
               <a:graphicFrameLocks noChangeAspect="1"/>
@@ -24206,7 +24278,7 @@
                   <pic:spPr>
                     <a:xfrm>
                       <a:off x="0" y="0"/>
-                      <a:ext cx="6035040" cy="2372099"/>
+                      <a:ext cx="6035040" cy="2408213"/>
                     </a:xfrm>
                     <a:prstGeom prst="rect"/>
                   </pic:spPr>
@@ -24363,7 +24435,7 @@
                 <w:color w:val="1C3A36"/>
                 <w:sz w:val="16"/>
               </w:rPr>
-              <w:t>-4.76</w:t>
+              <w:t>-7.27</w:t>
             </w:r>
           </w:p>
         </w:tc>
@@ -24418,7 +24490,7 @@
                 <w:color w:val="1C3A36"/>
                 <w:sz w:val="16"/>
               </w:rPr>
-              <w:t>72.01</w:t>
+              <w:t>90.66</w:t>
             </w:r>
           </w:p>
         </w:tc>
@@ -24473,7 +24545,7 @@
                 <w:color w:val="1C3A36"/>
                 <w:sz w:val="16"/>
               </w:rPr>
-              <w:t>-14.99</w:t>
+              <w:t>-17.60</w:t>
             </w:r>
           </w:p>
         </w:tc>
@@ -24528,7 +24600,7 @@
                 <w:color w:val="1C3A36"/>
                 <w:sz w:val="16"/>
               </w:rPr>
-              <w:t>-68.84</w:t>
+              <w:t>-90.66</w:t>
             </w:r>
           </w:p>
         </w:tc>
@@ -24583,7 +24655,7 @@
                 <w:color w:val="1C3A36"/>
                 <w:sz w:val="16"/>
               </w:rPr>
-              <w:t>-61.35</w:t>
+              <w:t>-73.06</w:t>
             </w:r>
           </w:p>
         </w:tc>
@@ -24638,7 +24710,7 @@
                 <w:color w:val="1C3A36"/>
                 <w:sz w:val="16"/>
               </w:rPr>
-              <w:t>-7.50</w:t>
+              <w:t>-17.60</w:t>
             </w:r>
           </w:p>
         </w:tc>

--- a/engine/phar_study/EIPICO_Valuation_Study_09-08-2026.docx
+++ b/engine/phar_study/EIPICO_Valuation_Study_09-08-2026.docx
@@ -21315,6 +21315,2234 @@
     </w:p>
     <w:p>
       <w:pPr>
+        <w:spacing w:after="80" w:before="200"/>
+      </w:pPr>
+      <w:r>
+        <w:rPr>
+          <w:b/>
+          <w:i w:val="0"/>
+          <w:color w:val="1C3A36"/>
+          <w:sz w:val="24"/>
+        </w:rPr>
+        <w:t>A.4 The far forecast years as ranges, and the years that carry none</w:t>
+      </w:r>
+    </w:p>
+    <w:p>
+      <w:pPr>
+        <w:spacing w:after="120" w:before="0"/>
+      </w:pPr>
+      <w:r>
+        <w:rPr>
+          <w:b w:val="0"/>
+          <w:i w:val="0"/>
+          <w:color w:val="1C3A36"/>
+          <w:sz w:val="21"/>
+        </w:rPr>
+        <w:t>The method behind this forecast has been replayed on the company's own past — rebuilt year-end by year-end under the same mechanical rules, projected forward and scored against what the company later reported. That exercise measures how far out this method has been, and the far forecast years are published here as the RANGE that measurement supports rather than as points. It covers one, two and three years ahead, so the third forecast year carries a measured range and the fourth and fifth carry NONE. No range is invented for them: an invented one would corrupt the very error it is scored against.</w:t>
+      </w:r>
+    </w:p>
+    <w:tbl>
+      <w:tblPr>
+        <w:tblW w:type="auto" w:w="0"/>
+        <w:jc w:val="center"/>
+        <w:tblLook w:firstColumn="1" w:firstRow="1" w:lastColumn="0" w:lastRow="0" w:noHBand="0" w:noVBand="1" w:val="04A0"/>
+        <w:tblLayout w:type="fixed"/>
+        <w:tblCellMar>
+          <w:top w:w="40" w:type="dxa"/>
+          <w:left w:w="90" w:type="dxa"/>
+          <w:bottom w:w="40" w:type="dxa"/>
+          <w:right w:w="90" w:type="dxa"/>
+        </w:tblCellMar>
+        <w:tblBorders>
+          <w:top w:val="single" w:sz="4" w:space="0" w:color="C9D4D1"/>
+          <w:left w:val="single" w:sz="4" w:space="0" w:color="C9D4D1"/>
+          <w:bottom w:val="single" w:sz="4" w:space="0" w:color="C9D4D1"/>
+          <w:right w:val="single" w:sz="4" w:space="0" w:color="C9D4D1"/>
+          <w:insideH w:val="single" w:sz="4" w:space="0" w:color="C9D4D1"/>
+          <w:insideV w:val="single" w:sz="4" w:space="0" w:color="C9D4D1"/>
+        </w:tblBorders>
+        <w:tblLayout w:type="fixed"/>
+      </w:tblPr>
+      <w:tblGrid>
+        <w:gridCol w:w="3312"/>
+        <w:gridCol w:w="1469"/>
+        <w:gridCol w:w="1469"/>
+        <w:gridCol w:w="1469"/>
+        <w:gridCol w:w="1354"/>
+        <w:gridCol w:w="1008"/>
+      </w:tblGrid>
+      <w:tr>
+        <w:tc>
+          <w:tcPr>
+            <w:tcW w:type="dxa" w:w="3312"/>
+            <w:shd w:val="clear" w:color="auto" w:fill="EAF0EE"/>
+          </w:tcPr>
+          <w:p>
+            <w:pPr>
+              <w:spacing w:after="20"/>
+            </w:pPr>
+            <w:r>
+              <w:rPr>
+                <w:b/>
+                <w:color w:val="1C3A36"/>
+                <w:sz w:val="15"/>
+              </w:rPr>
+              <w:t>EGP million</w:t>
+            </w:r>
+          </w:p>
+        </w:tc>
+        <w:tc>
+          <w:tcPr>
+            <w:tcW w:type="dxa" w:w="1469"/>
+            <w:shd w:val="clear" w:color="auto" w:fill="EAF0EE"/>
+          </w:tcPr>
+          <w:p>
+            <w:pPr>
+              <w:spacing w:after="20"/>
+            </w:pPr>
+            <w:r>
+              <w:rPr>
+                <w:b/>
+                <w:color w:val="1C3A36"/>
+                <w:sz w:val="15"/>
+              </w:rPr>
+              <w:t>2028E</w:t>
+            </w:r>
+          </w:p>
+        </w:tc>
+        <w:tc>
+          <w:tcPr>
+            <w:tcW w:type="dxa" w:w="1469"/>
+            <w:shd w:val="clear" w:color="auto" w:fill="EAF0EE"/>
+          </w:tcPr>
+          <w:p>
+            <w:pPr>
+              <w:spacing w:after="20"/>
+            </w:pPr>
+            <w:r>
+              <w:rPr>
+                <w:b/>
+                <w:color w:val="1C3A36"/>
+                <w:sz w:val="15"/>
+              </w:rPr>
+              <w:t>2029E</w:t>
+            </w:r>
+          </w:p>
+        </w:tc>
+        <w:tc>
+          <w:tcPr>
+            <w:tcW w:type="dxa" w:w="1469"/>
+            <w:shd w:val="clear" w:color="auto" w:fill="EAF0EE"/>
+          </w:tcPr>
+          <w:p>
+            <w:pPr>
+              <w:spacing w:after="20"/>
+            </w:pPr>
+            <w:r>
+              <w:rPr>
+                <w:b/>
+                <w:color w:val="1C3A36"/>
+                <w:sz w:val="15"/>
+              </w:rPr>
+              <w:t>2030E</w:t>
+            </w:r>
+          </w:p>
+        </w:tc>
+        <w:tc>
+          <w:tcPr>
+            <w:tcW w:type="dxa" w:w="1354"/>
+            <w:shd w:val="clear" w:color="auto" w:fill="EAF0EE"/>
+          </w:tcPr>
+          <w:p>
+            <w:pPr>
+              <w:spacing w:after="20"/>
+            </w:pPr>
+            <w:r>
+              <w:rPr>
+                <w:b/>
+                <w:color w:val="1C3A36"/>
+                <w:sz w:val="15"/>
+              </w:rPr>
+              <w:t>Basis of the range</w:t>
+            </w:r>
+          </w:p>
+        </w:tc>
+        <w:tc>
+          <w:tcPr>
+            <w:tcW w:type="dxa" w:w="1008"/>
+            <w:shd w:val="clear" w:color="auto" w:fill="EAF0EE"/>
+          </w:tcPr>
+          <w:p>
+            <w:pPr>
+              <w:spacing w:after="20"/>
+            </w:pPr>
+            <w:r>
+              <w:rPr>
+                <w:b/>
+                <w:color w:val="1C3A36"/>
+                <w:sz w:val="15"/>
+              </w:rPr>
+              <w:t>Readings behind it</w:t>
+            </w:r>
+          </w:p>
+        </w:tc>
+      </w:tr>
+      <w:tr>
+        <w:tc>
+          <w:tcPr>
+            <w:tcW w:type="dxa" w:w="3312"/>
+            <w:shd w:val="clear" w:color="auto" w:fill="F6F1E6"/>
+          </w:tcPr>
+          <w:p>
+            <w:pPr>
+              <w:spacing w:after="20"/>
+            </w:pPr>
+            <w:r>
+              <w:rPr>
+                <w:b/>
+                <w:color w:val="1C3A36"/>
+                <w:sz w:val="15"/>
+              </w:rPr>
+              <w:t>Revenue — as published</w:t>
+            </w:r>
+          </w:p>
+        </w:tc>
+        <w:tc>
+          <w:tcPr>
+            <w:tcW w:type="dxa" w:w="1469"/>
+            <w:shd w:val="clear" w:color="auto" w:fill="F6F1E6"/>
+          </w:tcPr>
+          <w:p>
+            <w:pPr>
+              <w:spacing w:after="20"/>
+              <w:jc w:val="right"/>
+            </w:pPr>
+            <w:r>
+              <w:rPr>
+                <w:b/>
+                <w:color w:val="1C3A36"/>
+                <w:sz w:val="15"/>
+              </w:rPr>
+              <w:t>14,621</w:t>
+            </w:r>
+          </w:p>
+        </w:tc>
+        <w:tc>
+          <w:tcPr>
+            <w:tcW w:type="dxa" w:w="1469"/>
+            <w:shd w:val="clear" w:color="auto" w:fill="F6F1E6"/>
+          </w:tcPr>
+          <w:p>
+            <w:pPr>
+              <w:spacing w:after="20"/>
+              <w:jc w:val="right"/>
+            </w:pPr>
+            <w:r>
+              <w:rPr>
+                <w:b/>
+                <w:color w:val="1C3A36"/>
+                <w:sz w:val="15"/>
+              </w:rPr>
+              <w:t>16,637</w:t>
+            </w:r>
+          </w:p>
+        </w:tc>
+        <w:tc>
+          <w:tcPr>
+            <w:tcW w:type="dxa" w:w="1469"/>
+            <w:shd w:val="clear" w:color="auto" w:fill="F6F1E6"/>
+          </w:tcPr>
+          <w:p>
+            <w:pPr>
+              <w:spacing w:after="20"/>
+              <w:jc w:val="right"/>
+            </w:pPr>
+            <w:r>
+              <w:rPr>
+                <w:b/>
+                <w:color w:val="1C3A36"/>
+                <w:sz w:val="15"/>
+              </w:rPr>
+              <w:t>18,608</w:t>
+            </w:r>
+          </w:p>
+        </w:tc>
+        <w:tc>
+          <w:tcPr>
+            <w:tcW w:type="dxa" w:w="1354"/>
+            <w:shd w:val="clear" w:color="auto" w:fill="F6F1E6"/>
+          </w:tcPr>
+          <w:p>
+            <w:pPr>
+              <w:spacing w:after="20"/>
+              <w:jc w:val="right"/>
+            </w:pPr>
+            <w:r>
+              <w:rPr>
+                <w:b/>
+                <w:color w:val="1C3A36"/>
+                <w:sz w:val="15"/>
+              </w:rPr>
+              <w:t>—</w:t>
+            </w:r>
+          </w:p>
+        </w:tc>
+        <w:tc>
+          <w:tcPr>
+            <w:tcW w:type="dxa" w:w="1008"/>
+            <w:shd w:val="clear" w:color="auto" w:fill="F6F1E6"/>
+          </w:tcPr>
+          <w:p>
+            <w:pPr>
+              <w:spacing w:after="20"/>
+              <w:jc w:val="right"/>
+            </w:pPr>
+            <w:r>
+              <w:rPr>
+                <w:b/>
+                <w:color w:val="1C3A36"/>
+                <w:sz w:val="15"/>
+              </w:rPr>
+              <w:t>—</w:t>
+            </w:r>
+          </w:p>
+        </w:tc>
+      </w:tr>
+      <w:tr>
+        <w:tc>
+          <w:tcPr>
+            <w:tcW w:type="dxa" w:w="3312"/>
+          </w:tcPr>
+          <w:p>
+            <w:pPr>
+              <w:spacing w:after="20"/>
+            </w:pPr>
+            <w:r>
+              <w:rPr>
+                <w:color w:val="1C3A36"/>
+                <w:sz w:val="15"/>
+              </w:rPr>
+              <w:t>Revenue — low of the range</w:t>
+            </w:r>
+          </w:p>
+        </w:tc>
+        <w:tc>
+          <w:tcPr>
+            <w:tcW w:type="dxa" w:w="1469"/>
+          </w:tcPr>
+          <w:p>
+            <w:pPr>
+              <w:spacing w:after="20"/>
+              <w:jc w:val="right"/>
+            </w:pPr>
+            <w:r>
+              <w:rPr>
+                <w:color w:val="1C3A36"/>
+                <w:sz w:val="15"/>
+              </w:rPr>
+              <w:t>25,318</w:t>
+            </w:r>
+          </w:p>
+        </w:tc>
+        <w:tc>
+          <w:tcPr>
+            <w:tcW w:type="dxa" w:w="1469"/>
+          </w:tcPr>
+          <w:p>
+            <w:pPr>
+              <w:spacing w:after="20"/>
+              <w:jc w:val="right"/>
+            </w:pPr>
+            <w:r>
+              <w:rPr>
+                <w:color w:val="1C3A36"/>
+                <w:sz w:val="15"/>
+              </w:rPr>
+              <w:t>no measured range</w:t>
+            </w:r>
+          </w:p>
+        </w:tc>
+        <w:tc>
+          <w:tcPr>
+            <w:tcW w:type="dxa" w:w="1469"/>
+          </w:tcPr>
+          <w:p>
+            <w:pPr>
+              <w:spacing w:after="20"/>
+              <w:jc w:val="right"/>
+            </w:pPr>
+            <w:r>
+              <w:rPr>
+                <w:color w:val="1C3A36"/>
+                <w:sz w:val="15"/>
+              </w:rPr>
+              <w:t>no measured range</w:t>
+            </w:r>
+          </w:p>
+        </w:tc>
+        <w:tc>
+          <w:tcPr>
+            <w:tcW w:type="dxa" w:w="1354"/>
+          </w:tcPr>
+          <w:p>
+            <w:pPr>
+              <w:spacing w:after="20"/>
+              <w:jc w:val="right"/>
+            </w:pPr>
+            <w:r>
+              <w:rPr>
+                <w:color w:val="1C3A36"/>
+                <w:sz w:val="15"/>
+              </w:rPr>
+              <w:t>span</w:t>
+            </w:r>
+          </w:p>
+        </w:tc>
+        <w:tc>
+          <w:tcPr>
+            <w:tcW w:type="dxa" w:w="1008"/>
+          </w:tcPr>
+          <w:p>
+            <w:pPr>
+              <w:spacing w:after="20"/>
+              <w:jc w:val="right"/>
+            </w:pPr>
+            <w:r>
+              <w:rPr>
+                <w:color w:val="1C3A36"/>
+                <w:sz w:val="15"/>
+              </w:rPr>
+              <w:t>3</w:t>
+            </w:r>
+          </w:p>
+        </w:tc>
+      </w:tr>
+      <w:tr>
+        <w:tc>
+          <w:tcPr>
+            <w:tcW w:type="dxa" w:w="3312"/>
+          </w:tcPr>
+          <w:p>
+            <w:pPr>
+              <w:spacing w:after="20"/>
+            </w:pPr>
+            <w:r>
+              <w:rPr>
+                <w:color w:val="1C3A36"/>
+                <w:sz w:val="15"/>
+              </w:rPr>
+              <w:t>Revenue — high of the range</w:t>
+            </w:r>
+          </w:p>
+        </w:tc>
+        <w:tc>
+          <w:tcPr>
+            <w:tcW w:type="dxa" w:w="1469"/>
+          </w:tcPr>
+          <w:p>
+            <w:pPr>
+              <w:spacing w:after="20"/>
+              <w:jc w:val="right"/>
+            </w:pPr>
+            <w:r>
+              <w:rPr>
+                <w:color w:val="1C3A36"/>
+                <w:sz w:val="15"/>
+              </w:rPr>
+              <w:t>29,586</w:t>
+            </w:r>
+          </w:p>
+        </w:tc>
+        <w:tc>
+          <w:tcPr>
+            <w:tcW w:type="dxa" w:w="1469"/>
+          </w:tcPr>
+          <w:p>
+            <w:pPr>
+              <w:spacing w:after="20"/>
+              <w:jc w:val="right"/>
+            </w:pPr>
+            <w:r>
+              <w:rPr>
+                <w:color w:val="1C3A36"/>
+                <w:sz w:val="15"/>
+              </w:rPr>
+              <w:t>no measured range</w:t>
+            </w:r>
+          </w:p>
+        </w:tc>
+        <w:tc>
+          <w:tcPr>
+            <w:tcW w:type="dxa" w:w="1469"/>
+          </w:tcPr>
+          <w:p>
+            <w:pPr>
+              <w:spacing w:after="20"/>
+              <w:jc w:val="right"/>
+            </w:pPr>
+            <w:r>
+              <w:rPr>
+                <w:color w:val="1C3A36"/>
+                <w:sz w:val="15"/>
+              </w:rPr>
+              <w:t>no measured range</w:t>
+            </w:r>
+          </w:p>
+        </w:tc>
+        <w:tc>
+          <w:tcPr>
+            <w:tcW w:type="dxa" w:w="1354"/>
+          </w:tcPr>
+          <w:p>
+            <w:pPr>
+              <w:spacing w:after="20"/>
+              <w:jc w:val="right"/>
+            </w:pPr>
+            <w:r>
+              <w:rPr>
+                <w:color w:val="1C3A36"/>
+                <w:sz w:val="15"/>
+              </w:rPr>
+              <w:t>span</w:t>
+            </w:r>
+          </w:p>
+        </w:tc>
+        <w:tc>
+          <w:tcPr>
+            <w:tcW w:type="dxa" w:w="1008"/>
+          </w:tcPr>
+          <w:p>
+            <w:pPr>
+              <w:spacing w:after="20"/>
+              <w:jc w:val="right"/>
+            </w:pPr>
+            <w:r>
+              <w:rPr>
+                <w:color w:val="1C3A36"/>
+                <w:sz w:val="15"/>
+              </w:rPr>
+              <w:t>3</w:t>
+            </w:r>
+          </w:p>
+        </w:tc>
+      </w:tr>
+      <w:tr>
+        <w:tc>
+          <w:tcPr>
+            <w:tcW w:type="dxa" w:w="3312"/>
+            <w:shd w:val="clear" w:color="auto" w:fill="F6F1E6"/>
+          </w:tcPr>
+          <w:p>
+            <w:pPr>
+              <w:spacing w:after="20"/>
+            </w:pPr>
+            <w:r>
+              <w:rPr>
+                <w:b/>
+                <w:color w:val="1C3A36"/>
+                <w:sz w:val="15"/>
+              </w:rPr>
+              <w:t>Cost of sales — as published</w:t>
+            </w:r>
+          </w:p>
+        </w:tc>
+        <w:tc>
+          <w:tcPr>
+            <w:tcW w:type="dxa" w:w="1469"/>
+            <w:shd w:val="clear" w:color="auto" w:fill="F6F1E6"/>
+          </w:tcPr>
+          <w:p>
+            <w:pPr>
+              <w:spacing w:after="20"/>
+              <w:jc w:val="right"/>
+            </w:pPr>
+            <w:r>
+              <w:rPr>
+                <w:b/>
+                <w:color w:val="1C3A36"/>
+                <w:sz w:val="15"/>
+              </w:rPr>
+              <w:t>9,231</w:t>
+            </w:r>
+          </w:p>
+        </w:tc>
+        <w:tc>
+          <w:tcPr>
+            <w:tcW w:type="dxa" w:w="1469"/>
+            <w:shd w:val="clear" w:color="auto" w:fill="F6F1E6"/>
+          </w:tcPr>
+          <w:p>
+            <w:pPr>
+              <w:spacing w:after="20"/>
+              <w:jc w:val="right"/>
+            </w:pPr>
+            <w:r>
+              <w:rPr>
+                <w:b/>
+                <w:color w:val="1C3A36"/>
+                <w:sz w:val="15"/>
+              </w:rPr>
+              <w:t>10,522</w:t>
+            </w:r>
+          </w:p>
+        </w:tc>
+        <w:tc>
+          <w:tcPr>
+            <w:tcW w:type="dxa" w:w="1469"/>
+            <w:shd w:val="clear" w:color="auto" w:fill="F6F1E6"/>
+          </w:tcPr>
+          <w:p>
+            <w:pPr>
+              <w:spacing w:after="20"/>
+              <w:jc w:val="right"/>
+            </w:pPr>
+            <w:r>
+              <w:rPr>
+                <w:b/>
+                <w:color w:val="1C3A36"/>
+                <w:sz w:val="15"/>
+              </w:rPr>
+              <w:t>11,823</w:t>
+            </w:r>
+          </w:p>
+        </w:tc>
+        <w:tc>
+          <w:tcPr>
+            <w:tcW w:type="dxa" w:w="1354"/>
+            <w:shd w:val="clear" w:color="auto" w:fill="F6F1E6"/>
+          </w:tcPr>
+          <w:p>
+            <w:pPr>
+              <w:spacing w:after="20"/>
+              <w:jc w:val="right"/>
+            </w:pPr>
+            <w:r>
+              <w:rPr>
+                <w:b/>
+                <w:color w:val="1C3A36"/>
+                <w:sz w:val="15"/>
+              </w:rPr>
+              <w:t>—</w:t>
+            </w:r>
+          </w:p>
+        </w:tc>
+        <w:tc>
+          <w:tcPr>
+            <w:tcW w:type="dxa" w:w="1008"/>
+            <w:shd w:val="clear" w:color="auto" w:fill="F6F1E6"/>
+          </w:tcPr>
+          <w:p>
+            <w:pPr>
+              <w:spacing w:after="20"/>
+              <w:jc w:val="right"/>
+            </w:pPr>
+            <w:r>
+              <w:rPr>
+                <w:b/>
+                <w:color w:val="1C3A36"/>
+                <w:sz w:val="15"/>
+              </w:rPr>
+              <w:t>—</w:t>
+            </w:r>
+          </w:p>
+        </w:tc>
+      </w:tr>
+      <w:tr>
+        <w:tc>
+          <w:tcPr>
+            <w:tcW w:type="dxa" w:w="3312"/>
+          </w:tcPr>
+          <w:p>
+            <w:pPr>
+              <w:spacing w:after="20"/>
+            </w:pPr>
+            <w:r>
+              <w:rPr>
+                <w:color w:val="1C3A36"/>
+                <w:sz w:val="15"/>
+              </w:rPr>
+              <w:t>Cost of sales — low of the range</w:t>
+            </w:r>
+          </w:p>
+        </w:tc>
+        <w:tc>
+          <w:tcPr>
+            <w:tcW w:type="dxa" w:w="1469"/>
+          </w:tcPr>
+          <w:p>
+            <w:pPr>
+              <w:spacing w:after="20"/>
+              <w:jc w:val="right"/>
+            </w:pPr>
+            <w:r>
+              <w:rPr>
+                <w:color w:val="1C3A36"/>
+                <w:sz w:val="15"/>
+              </w:rPr>
+              <w:t>15,199</w:t>
+            </w:r>
+          </w:p>
+        </w:tc>
+        <w:tc>
+          <w:tcPr>
+            <w:tcW w:type="dxa" w:w="1469"/>
+          </w:tcPr>
+          <w:p>
+            <w:pPr>
+              <w:spacing w:after="20"/>
+              <w:jc w:val="right"/>
+            </w:pPr>
+            <w:r>
+              <w:rPr>
+                <w:color w:val="1C3A36"/>
+                <w:sz w:val="15"/>
+              </w:rPr>
+              <w:t>no measured range</w:t>
+            </w:r>
+          </w:p>
+        </w:tc>
+        <w:tc>
+          <w:tcPr>
+            <w:tcW w:type="dxa" w:w="1469"/>
+          </w:tcPr>
+          <w:p>
+            <w:pPr>
+              <w:spacing w:after="20"/>
+              <w:jc w:val="right"/>
+            </w:pPr>
+            <w:r>
+              <w:rPr>
+                <w:color w:val="1C3A36"/>
+                <w:sz w:val="15"/>
+              </w:rPr>
+              <w:t>no measured range</w:t>
+            </w:r>
+          </w:p>
+        </w:tc>
+        <w:tc>
+          <w:tcPr>
+            <w:tcW w:type="dxa" w:w="1354"/>
+          </w:tcPr>
+          <w:p>
+            <w:pPr>
+              <w:spacing w:after="20"/>
+              <w:jc w:val="right"/>
+            </w:pPr>
+            <w:r>
+              <w:rPr>
+                <w:color w:val="1C3A36"/>
+                <w:sz w:val="15"/>
+              </w:rPr>
+              <w:t>span</w:t>
+            </w:r>
+          </w:p>
+        </w:tc>
+        <w:tc>
+          <w:tcPr>
+            <w:tcW w:type="dxa" w:w="1008"/>
+          </w:tcPr>
+          <w:p>
+            <w:pPr>
+              <w:spacing w:after="20"/>
+              <w:jc w:val="right"/>
+            </w:pPr>
+            <w:r>
+              <w:rPr>
+                <w:color w:val="1C3A36"/>
+                <w:sz w:val="15"/>
+              </w:rPr>
+              <w:t>3</w:t>
+            </w:r>
+          </w:p>
+        </w:tc>
+      </w:tr>
+      <w:tr>
+        <w:tc>
+          <w:tcPr>
+            <w:tcW w:type="dxa" w:w="3312"/>
+          </w:tcPr>
+          <w:p>
+            <w:pPr>
+              <w:spacing w:after="20"/>
+            </w:pPr>
+            <w:r>
+              <w:rPr>
+                <w:color w:val="1C3A36"/>
+                <w:sz w:val="15"/>
+              </w:rPr>
+              <w:t>Cost of sales — high of the range</w:t>
+            </w:r>
+          </w:p>
+        </w:tc>
+        <w:tc>
+          <w:tcPr>
+            <w:tcW w:type="dxa" w:w="1469"/>
+          </w:tcPr>
+          <w:p>
+            <w:pPr>
+              <w:spacing w:after="20"/>
+              <w:jc w:val="right"/>
+            </w:pPr>
+            <w:r>
+              <w:rPr>
+                <w:color w:val="1C3A36"/>
+                <w:sz w:val="15"/>
+              </w:rPr>
+              <w:t>17,973</w:t>
+            </w:r>
+          </w:p>
+        </w:tc>
+        <w:tc>
+          <w:tcPr>
+            <w:tcW w:type="dxa" w:w="1469"/>
+          </w:tcPr>
+          <w:p>
+            <w:pPr>
+              <w:spacing w:after="20"/>
+              <w:jc w:val="right"/>
+            </w:pPr>
+            <w:r>
+              <w:rPr>
+                <w:color w:val="1C3A36"/>
+                <w:sz w:val="15"/>
+              </w:rPr>
+              <w:t>no measured range</w:t>
+            </w:r>
+          </w:p>
+        </w:tc>
+        <w:tc>
+          <w:tcPr>
+            <w:tcW w:type="dxa" w:w="1469"/>
+          </w:tcPr>
+          <w:p>
+            <w:pPr>
+              <w:spacing w:after="20"/>
+              <w:jc w:val="right"/>
+            </w:pPr>
+            <w:r>
+              <w:rPr>
+                <w:color w:val="1C3A36"/>
+                <w:sz w:val="15"/>
+              </w:rPr>
+              <w:t>no measured range</w:t>
+            </w:r>
+          </w:p>
+        </w:tc>
+        <w:tc>
+          <w:tcPr>
+            <w:tcW w:type="dxa" w:w="1354"/>
+          </w:tcPr>
+          <w:p>
+            <w:pPr>
+              <w:spacing w:after="20"/>
+              <w:jc w:val="right"/>
+            </w:pPr>
+            <w:r>
+              <w:rPr>
+                <w:color w:val="1C3A36"/>
+                <w:sz w:val="15"/>
+              </w:rPr>
+              <w:t>span</w:t>
+            </w:r>
+          </w:p>
+        </w:tc>
+        <w:tc>
+          <w:tcPr>
+            <w:tcW w:type="dxa" w:w="1008"/>
+          </w:tcPr>
+          <w:p>
+            <w:pPr>
+              <w:spacing w:after="20"/>
+              <w:jc w:val="right"/>
+            </w:pPr>
+            <w:r>
+              <w:rPr>
+                <w:color w:val="1C3A36"/>
+                <w:sz w:val="15"/>
+              </w:rPr>
+              <w:t>3</w:t>
+            </w:r>
+          </w:p>
+        </w:tc>
+      </w:tr>
+      <w:tr>
+        <w:tc>
+          <w:tcPr>
+            <w:tcW w:type="dxa" w:w="3312"/>
+            <w:shd w:val="clear" w:color="auto" w:fill="F6F1E6"/>
+          </w:tcPr>
+          <w:p>
+            <w:pPr>
+              <w:spacing w:after="20"/>
+            </w:pPr>
+            <w:r>
+              <w:rPr>
+                <w:b/>
+                <w:color w:val="1C3A36"/>
+                <w:sz w:val="15"/>
+              </w:rPr>
+              <w:t>Gross profit — as published</w:t>
+            </w:r>
+          </w:p>
+        </w:tc>
+        <w:tc>
+          <w:tcPr>
+            <w:tcW w:type="dxa" w:w="1469"/>
+            <w:shd w:val="clear" w:color="auto" w:fill="F6F1E6"/>
+          </w:tcPr>
+          <w:p>
+            <w:pPr>
+              <w:spacing w:after="20"/>
+              <w:jc w:val="right"/>
+            </w:pPr>
+            <w:r>
+              <w:rPr>
+                <w:b/>
+                <w:color w:val="1C3A36"/>
+                <w:sz w:val="15"/>
+              </w:rPr>
+              <w:t>5,390</w:t>
+            </w:r>
+          </w:p>
+        </w:tc>
+        <w:tc>
+          <w:tcPr>
+            <w:tcW w:type="dxa" w:w="1469"/>
+            <w:shd w:val="clear" w:color="auto" w:fill="F6F1E6"/>
+          </w:tcPr>
+          <w:p>
+            <w:pPr>
+              <w:spacing w:after="20"/>
+              <w:jc w:val="right"/>
+            </w:pPr>
+            <w:r>
+              <w:rPr>
+                <w:b/>
+                <w:color w:val="1C3A36"/>
+                <w:sz w:val="15"/>
+              </w:rPr>
+              <w:t>6,115</w:t>
+            </w:r>
+          </w:p>
+        </w:tc>
+        <w:tc>
+          <w:tcPr>
+            <w:tcW w:type="dxa" w:w="1469"/>
+            <w:shd w:val="clear" w:color="auto" w:fill="F6F1E6"/>
+          </w:tcPr>
+          <w:p>
+            <w:pPr>
+              <w:spacing w:after="20"/>
+              <w:jc w:val="right"/>
+            </w:pPr>
+            <w:r>
+              <w:rPr>
+                <w:b/>
+                <w:color w:val="1C3A36"/>
+                <w:sz w:val="15"/>
+              </w:rPr>
+              <w:t>6,785</w:t>
+            </w:r>
+          </w:p>
+        </w:tc>
+        <w:tc>
+          <w:tcPr>
+            <w:tcW w:type="dxa" w:w="1354"/>
+            <w:shd w:val="clear" w:color="auto" w:fill="F6F1E6"/>
+          </w:tcPr>
+          <w:p>
+            <w:pPr>
+              <w:spacing w:after="20"/>
+              <w:jc w:val="right"/>
+            </w:pPr>
+            <w:r>
+              <w:rPr>
+                <w:b/>
+                <w:color w:val="1C3A36"/>
+                <w:sz w:val="15"/>
+              </w:rPr>
+              <w:t>—</w:t>
+            </w:r>
+          </w:p>
+        </w:tc>
+        <w:tc>
+          <w:tcPr>
+            <w:tcW w:type="dxa" w:w="1008"/>
+            <w:shd w:val="clear" w:color="auto" w:fill="F6F1E6"/>
+          </w:tcPr>
+          <w:p>
+            <w:pPr>
+              <w:spacing w:after="20"/>
+              <w:jc w:val="right"/>
+            </w:pPr>
+            <w:r>
+              <w:rPr>
+                <w:b/>
+                <w:color w:val="1C3A36"/>
+                <w:sz w:val="15"/>
+              </w:rPr>
+              <w:t>—</w:t>
+            </w:r>
+          </w:p>
+        </w:tc>
+      </w:tr>
+      <w:tr>
+        <w:tc>
+          <w:tcPr>
+            <w:tcW w:type="dxa" w:w="3312"/>
+          </w:tcPr>
+          <w:p>
+            <w:pPr>
+              <w:spacing w:after="20"/>
+            </w:pPr>
+            <w:r>
+              <w:rPr>
+                <w:color w:val="1C3A36"/>
+                <w:sz w:val="15"/>
+              </w:rPr>
+              <w:t>Gross profit — low of the range</w:t>
+            </w:r>
+          </w:p>
+        </w:tc>
+        <w:tc>
+          <w:tcPr>
+            <w:tcW w:type="dxa" w:w="1469"/>
+          </w:tcPr>
+          <w:p>
+            <w:pPr>
+              <w:spacing w:after="20"/>
+              <w:jc w:val="right"/>
+            </w:pPr>
+            <w:r>
+              <w:rPr>
+                <w:color w:val="1C3A36"/>
+                <w:sz w:val="15"/>
+              </w:rPr>
+              <w:t>9,866</w:t>
+            </w:r>
+          </w:p>
+        </w:tc>
+        <w:tc>
+          <w:tcPr>
+            <w:tcW w:type="dxa" w:w="1469"/>
+          </w:tcPr>
+          <w:p>
+            <w:pPr>
+              <w:spacing w:after="20"/>
+              <w:jc w:val="right"/>
+            </w:pPr>
+            <w:r>
+              <w:rPr>
+                <w:color w:val="1C3A36"/>
+                <w:sz w:val="15"/>
+              </w:rPr>
+              <w:t>no measured range</w:t>
+            </w:r>
+          </w:p>
+        </w:tc>
+        <w:tc>
+          <w:tcPr>
+            <w:tcW w:type="dxa" w:w="1469"/>
+          </w:tcPr>
+          <w:p>
+            <w:pPr>
+              <w:spacing w:after="20"/>
+              <w:jc w:val="right"/>
+            </w:pPr>
+            <w:r>
+              <w:rPr>
+                <w:color w:val="1C3A36"/>
+                <w:sz w:val="15"/>
+              </w:rPr>
+              <w:t>no measured range</w:t>
+            </w:r>
+          </w:p>
+        </w:tc>
+        <w:tc>
+          <w:tcPr>
+            <w:tcW w:type="dxa" w:w="1354"/>
+          </w:tcPr>
+          <w:p>
+            <w:pPr>
+              <w:spacing w:after="20"/>
+              <w:jc w:val="right"/>
+            </w:pPr>
+            <w:r>
+              <w:rPr>
+                <w:color w:val="1C3A36"/>
+                <w:sz w:val="15"/>
+              </w:rPr>
+              <w:t>span</w:t>
+            </w:r>
+          </w:p>
+        </w:tc>
+        <w:tc>
+          <w:tcPr>
+            <w:tcW w:type="dxa" w:w="1008"/>
+          </w:tcPr>
+          <w:p>
+            <w:pPr>
+              <w:spacing w:after="20"/>
+              <w:jc w:val="right"/>
+            </w:pPr>
+            <w:r>
+              <w:rPr>
+                <w:color w:val="1C3A36"/>
+                <w:sz w:val="15"/>
+              </w:rPr>
+              <w:t>3</w:t>
+            </w:r>
+          </w:p>
+        </w:tc>
+      </w:tr>
+      <w:tr>
+        <w:tc>
+          <w:tcPr>
+            <w:tcW w:type="dxa" w:w="3312"/>
+          </w:tcPr>
+          <w:p>
+            <w:pPr>
+              <w:spacing w:after="20"/>
+            </w:pPr>
+            <w:r>
+              <w:rPr>
+                <w:color w:val="1C3A36"/>
+                <w:sz w:val="15"/>
+              </w:rPr>
+              <w:t>Gross profit — high of the range</w:t>
+            </w:r>
+          </w:p>
+        </w:tc>
+        <w:tc>
+          <w:tcPr>
+            <w:tcW w:type="dxa" w:w="1469"/>
+          </w:tcPr>
+          <w:p>
+            <w:pPr>
+              <w:spacing w:after="20"/>
+              <w:jc w:val="right"/>
+            </w:pPr>
+            <w:r>
+              <w:rPr>
+                <w:color w:val="1C3A36"/>
+                <w:sz w:val="15"/>
+              </w:rPr>
+              <w:t>11,481</w:t>
+            </w:r>
+          </w:p>
+        </w:tc>
+        <w:tc>
+          <w:tcPr>
+            <w:tcW w:type="dxa" w:w="1469"/>
+          </w:tcPr>
+          <w:p>
+            <w:pPr>
+              <w:spacing w:after="20"/>
+              <w:jc w:val="right"/>
+            </w:pPr>
+            <w:r>
+              <w:rPr>
+                <w:color w:val="1C3A36"/>
+                <w:sz w:val="15"/>
+              </w:rPr>
+              <w:t>no measured range</w:t>
+            </w:r>
+          </w:p>
+        </w:tc>
+        <w:tc>
+          <w:tcPr>
+            <w:tcW w:type="dxa" w:w="1469"/>
+          </w:tcPr>
+          <w:p>
+            <w:pPr>
+              <w:spacing w:after="20"/>
+              <w:jc w:val="right"/>
+            </w:pPr>
+            <w:r>
+              <w:rPr>
+                <w:color w:val="1C3A36"/>
+                <w:sz w:val="15"/>
+              </w:rPr>
+              <w:t>no measured range</w:t>
+            </w:r>
+          </w:p>
+        </w:tc>
+        <w:tc>
+          <w:tcPr>
+            <w:tcW w:type="dxa" w:w="1354"/>
+          </w:tcPr>
+          <w:p>
+            <w:pPr>
+              <w:spacing w:after="20"/>
+              <w:jc w:val="right"/>
+            </w:pPr>
+            <w:r>
+              <w:rPr>
+                <w:color w:val="1C3A36"/>
+                <w:sz w:val="15"/>
+              </w:rPr>
+              <w:t>span</w:t>
+            </w:r>
+          </w:p>
+        </w:tc>
+        <w:tc>
+          <w:tcPr>
+            <w:tcW w:type="dxa" w:w="1008"/>
+          </w:tcPr>
+          <w:p>
+            <w:pPr>
+              <w:spacing w:after="20"/>
+              <w:jc w:val="right"/>
+            </w:pPr>
+            <w:r>
+              <w:rPr>
+                <w:color w:val="1C3A36"/>
+                <w:sz w:val="15"/>
+              </w:rPr>
+              <w:t>3</w:t>
+            </w:r>
+          </w:p>
+        </w:tc>
+      </w:tr>
+      <w:tr>
+        <w:tc>
+          <w:tcPr>
+            <w:tcW w:type="dxa" w:w="3312"/>
+            <w:shd w:val="clear" w:color="auto" w:fill="F6F1E6"/>
+          </w:tcPr>
+          <w:p>
+            <w:pPr>
+              <w:spacing w:after="20"/>
+            </w:pPr>
+            <w:r>
+              <w:rPr>
+                <w:b/>
+                <w:color w:val="1C3A36"/>
+                <w:sz w:val="15"/>
+              </w:rPr>
+              <w:t>Profit for the year — as published</w:t>
+            </w:r>
+          </w:p>
+        </w:tc>
+        <w:tc>
+          <w:tcPr>
+            <w:tcW w:type="dxa" w:w="1469"/>
+            <w:shd w:val="clear" w:color="auto" w:fill="F6F1E6"/>
+          </w:tcPr>
+          <w:p>
+            <w:pPr>
+              <w:spacing w:after="20"/>
+              <w:jc w:val="right"/>
+            </w:pPr>
+            <w:r>
+              <w:rPr>
+                <w:b/>
+                <w:color w:val="1C3A36"/>
+                <w:sz w:val="15"/>
+              </w:rPr>
+              <w:t>1,353</w:t>
+            </w:r>
+          </w:p>
+        </w:tc>
+        <w:tc>
+          <w:tcPr>
+            <w:tcW w:type="dxa" w:w="1469"/>
+            <w:shd w:val="clear" w:color="auto" w:fill="F6F1E6"/>
+          </w:tcPr>
+          <w:p>
+            <w:pPr>
+              <w:spacing w:after="20"/>
+              <w:jc w:val="right"/>
+            </w:pPr>
+            <w:r>
+              <w:rPr>
+                <w:b/>
+                <w:color w:val="1C3A36"/>
+                <w:sz w:val="15"/>
+              </w:rPr>
+              <w:t>1,678</w:t>
+            </w:r>
+          </w:p>
+        </w:tc>
+        <w:tc>
+          <w:tcPr>
+            <w:tcW w:type="dxa" w:w="1469"/>
+            <w:shd w:val="clear" w:color="auto" w:fill="F6F1E6"/>
+          </w:tcPr>
+          <w:p>
+            <w:pPr>
+              <w:spacing w:after="20"/>
+              <w:jc w:val="right"/>
+            </w:pPr>
+            <w:r>
+              <w:rPr>
+                <w:b/>
+                <w:color w:val="1C3A36"/>
+                <w:sz w:val="15"/>
+              </w:rPr>
+              <w:t>1,979</w:t>
+            </w:r>
+          </w:p>
+        </w:tc>
+        <w:tc>
+          <w:tcPr>
+            <w:tcW w:type="dxa" w:w="1354"/>
+            <w:shd w:val="clear" w:color="auto" w:fill="F6F1E6"/>
+          </w:tcPr>
+          <w:p>
+            <w:pPr>
+              <w:spacing w:after="20"/>
+              <w:jc w:val="right"/>
+            </w:pPr>
+            <w:r>
+              <w:rPr>
+                <w:b/>
+                <w:color w:val="1C3A36"/>
+                <w:sz w:val="15"/>
+              </w:rPr>
+              <w:t>—</w:t>
+            </w:r>
+          </w:p>
+        </w:tc>
+        <w:tc>
+          <w:tcPr>
+            <w:tcW w:type="dxa" w:w="1008"/>
+            <w:shd w:val="clear" w:color="auto" w:fill="F6F1E6"/>
+          </w:tcPr>
+          <w:p>
+            <w:pPr>
+              <w:spacing w:after="20"/>
+              <w:jc w:val="right"/>
+            </w:pPr>
+            <w:r>
+              <w:rPr>
+                <w:b/>
+                <w:color w:val="1C3A36"/>
+                <w:sz w:val="15"/>
+              </w:rPr>
+              <w:t>—</w:t>
+            </w:r>
+          </w:p>
+        </w:tc>
+      </w:tr>
+      <w:tr>
+        <w:tc>
+          <w:tcPr>
+            <w:tcW w:type="dxa" w:w="3312"/>
+          </w:tcPr>
+          <w:p>
+            <w:pPr>
+              <w:spacing w:after="20"/>
+            </w:pPr>
+            <w:r>
+              <w:rPr>
+                <w:color w:val="1C3A36"/>
+                <w:sz w:val="15"/>
+              </w:rPr>
+              <w:t>Profit for the year — low of the range</w:t>
+            </w:r>
+          </w:p>
+        </w:tc>
+        <w:tc>
+          <w:tcPr>
+            <w:tcW w:type="dxa" w:w="1469"/>
+          </w:tcPr>
+          <w:p>
+            <w:pPr>
+              <w:spacing w:after="20"/>
+              <w:jc w:val="right"/>
+            </w:pPr>
+            <w:r>
+              <w:rPr>
+                <w:color w:val="1C3A36"/>
+                <w:sz w:val="15"/>
+              </w:rPr>
+              <w:t>2,326</w:t>
+            </w:r>
+          </w:p>
+        </w:tc>
+        <w:tc>
+          <w:tcPr>
+            <w:tcW w:type="dxa" w:w="1469"/>
+          </w:tcPr>
+          <w:p>
+            <w:pPr>
+              <w:spacing w:after="20"/>
+              <w:jc w:val="right"/>
+            </w:pPr>
+            <w:r>
+              <w:rPr>
+                <w:color w:val="1C3A36"/>
+                <w:sz w:val="15"/>
+              </w:rPr>
+              <w:t>no measured range</w:t>
+            </w:r>
+          </w:p>
+        </w:tc>
+        <w:tc>
+          <w:tcPr>
+            <w:tcW w:type="dxa" w:w="1469"/>
+          </w:tcPr>
+          <w:p>
+            <w:pPr>
+              <w:spacing w:after="20"/>
+              <w:jc w:val="right"/>
+            </w:pPr>
+            <w:r>
+              <w:rPr>
+                <w:color w:val="1C3A36"/>
+                <w:sz w:val="15"/>
+              </w:rPr>
+              <w:t>no measured range</w:t>
+            </w:r>
+          </w:p>
+        </w:tc>
+        <w:tc>
+          <w:tcPr>
+            <w:tcW w:type="dxa" w:w="1354"/>
+          </w:tcPr>
+          <w:p>
+            <w:pPr>
+              <w:spacing w:after="20"/>
+              <w:jc w:val="right"/>
+            </w:pPr>
+            <w:r>
+              <w:rPr>
+                <w:color w:val="1C3A36"/>
+                <w:sz w:val="15"/>
+              </w:rPr>
+              <w:t>span</w:t>
+            </w:r>
+          </w:p>
+        </w:tc>
+        <w:tc>
+          <w:tcPr>
+            <w:tcW w:type="dxa" w:w="1008"/>
+          </w:tcPr>
+          <w:p>
+            <w:pPr>
+              <w:spacing w:after="20"/>
+              <w:jc w:val="right"/>
+            </w:pPr>
+            <w:r>
+              <w:rPr>
+                <w:color w:val="1C3A36"/>
+                <w:sz w:val="15"/>
+              </w:rPr>
+              <w:t>3</w:t>
+            </w:r>
+          </w:p>
+        </w:tc>
+      </w:tr>
+      <w:tr>
+        <w:tc>
+          <w:tcPr>
+            <w:tcW w:type="dxa" w:w="3312"/>
+          </w:tcPr>
+          <w:p>
+            <w:pPr>
+              <w:spacing w:after="20"/>
+            </w:pPr>
+            <w:r>
+              <w:rPr>
+                <w:color w:val="1C3A36"/>
+                <w:sz w:val="15"/>
+              </w:rPr>
+              <w:t>Profit for the year — high of the range</w:t>
+            </w:r>
+          </w:p>
+        </w:tc>
+        <w:tc>
+          <w:tcPr>
+            <w:tcW w:type="dxa" w:w="1469"/>
+          </w:tcPr>
+          <w:p>
+            <w:pPr>
+              <w:spacing w:after="20"/>
+              <w:jc w:val="right"/>
+            </w:pPr>
+            <w:r>
+              <w:rPr>
+                <w:color w:val="1C3A36"/>
+                <w:sz w:val="15"/>
+              </w:rPr>
+              <w:t>4,606</w:t>
+            </w:r>
+          </w:p>
+        </w:tc>
+        <w:tc>
+          <w:tcPr>
+            <w:tcW w:type="dxa" w:w="1469"/>
+          </w:tcPr>
+          <w:p>
+            <w:pPr>
+              <w:spacing w:after="20"/>
+              <w:jc w:val="right"/>
+            </w:pPr>
+            <w:r>
+              <w:rPr>
+                <w:color w:val="1C3A36"/>
+                <w:sz w:val="15"/>
+              </w:rPr>
+              <w:t>no measured range</w:t>
+            </w:r>
+          </w:p>
+        </w:tc>
+        <w:tc>
+          <w:tcPr>
+            <w:tcW w:type="dxa" w:w="1469"/>
+          </w:tcPr>
+          <w:p>
+            <w:pPr>
+              <w:spacing w:after="20"/>
+              <w:jc w:val="right"/>
+            </w:pPr>
+            <w:r>
+              <w:rPr>
+                <w:color w:val="1C3A36"/>
+                <w:sz w:val="15"/>
+              </w:rPr>
+              <w:t>no measured range</w:t>
+            </w:r>
+          </w:p>
+        </w:tc>
+        <w:tc>
+          <w:tcPr>
+            <w:tcW w:type="dxa" w:w="1354"/>
+          </w:tcPr>
+          <w:p>
+            <w:pPr>
+              <w:spacing w:after="20"/>
+              <w:jc w:val="right"/>
+            </w:pPr>
+            <w:r>
+              <w:rPr>
+                <w:color w:val="1C3A36"/>
+                <w:sz w:val="15"/>
+              </w:rPr>
+              <w:t>span</w:t>
+            </w:r>
+          </w:p>
+        </w:tc>
+        <w:tc>
+          <w:tcPr>
+            <w:tcW w:type="dxa" w:w="1008"/>
+          </w:tcPr>
+          <w:p>
+            <w:pPr>
+              <w:spacing w:after="20"/>
+              <w:jc w:val="right"/>
+            </w:pPr>
+            <w:r>
+              <w:rPr>
+                <w:color w:val="1C3A36"/>
+                <w:sz w:val="15"/>
+              </w:rPr>
+              <w:t>3</w:t>
+            </w:r>
+          </w:p>
+        </w:tc>
+      </w:tr>
+      <w:tr>
+        <w:tc>
+          <w:tcPr>
+            <w:tcW w:type="dxa" w:w="3312"/>
+            <w:shd w:val="clear" w:color="auto" w:fill="F6F1E6"/>
+          </w:tcPr>
+          <w:p>
+            <w:pPr>
+              <w:spacing w:after="20"/>
+            </w:pPr>
+            <w:r>
+              <w:rPr>
+                <w:b/>
+                <w:color w:val="1C3A36"/>
+                <w:sz w:val="15"/>
+              </w:rPr>
+              <w:t>Depreciation and amortisation — as published</w:t>
+            </w:r>
+          </w:p>
+        </w:tc>
+        <w:tc>
+          <w:tcPr>
+            <w:tcW w:type="dxa" w:w="1469"/>
+            <w:shd w:val="clear" w:color="auto" w:fill="F6F1E6"/>
+          </w:tcPr>
+          <w:p>
+            <w:pPr>
+              <w:spacing w:after="20"/>
+              <w:jc w:val="right"/>
+            </w:pPr>
+            <w:r>
+              <w:rPr>
+                <w:b/>
+                <w:color w:val="1C3A36"/>
+                <w:sz w:val="15"/>
+              </w:rPr>
+              <w:t>446</w:t>
+            </w:r>
+          </w:p>
+        </w:tc>
+        <w:tc>
+          <w:tcPr>
+            <w:tcW w:type="dxa" w:w="1469"/>
+            <w:shd w:val="clear" w:color="auto" w:fill="F6F1E6"/>
+          </w:tcPr>
+          <w:p>
+            <w:pPr>
+              <w:spacing w:after="20"/>
+              <w:jc w:val="right"/>
+            </w:pPr>
+            <w:r>
+              <w:rPr>
+                <w:b/>
+                <w:color w:val="1C3A36"/>
+                <w:sz w:val="15"/>
+              </w:rPr>
+              <w:t>437</w:t>
+            </w:r>
+          </w:p>
+        </w:tc>
+        <w:tc>
+          <w:tcPr>
+            <w:tcW w:type="dxa" w:w="1469"/>
+            <w:shd w:val="clear" w:color="auto" w:fill="F6F1E6"/>
+          </w:tcPr>
+          <w:p>
+            <w:pPr>
+              <w:spacing w:after="20"/>
+              <w:jc w:val="right"/>
+            </w:pPr>
+            <w:r>
+              <w:rPr>
+                <w:b/>
+                <w:color w:val="1C3A36"/>
+                <w:sz w:val="15"/>
+              </w:rPr>
+              <w:t>423</w:t>
+            </w:r>
+          </w:p>
+        </w:tc>
+        <w:tc>
+          <w:tcPr>
+            <w:tcW w:type="dxa" w:w="1354"/>
+            <w:shd w:val="clear" w:color="auto" w:fill="F6F1E6"/>
+          </w:tcPr>
+          <w:p>
+            <w:pPr>
+              <w:spacing w:after="20"/>
+              <w:jc w:val="right"/>
+            </w:pPr>
+            <w:r>
+              <w:rPr>
+                <w:b/>
+                <w:color w:val="1C3A36"/>
+                <w:sz w:val="15"/>
+              </w:rPr>
+              <w:t>—</w:t>
+            </w:r>
+          </w:p>
+        </w:tc>
+        <w:tc>
+          <w:tcPr>
+            <w:tcW w:type="dxa" w:w="1008"/>
+            <w:shd w:val="clear" w:color="auto" w:fill="F6F1E6"/>
+          </w:tcPr>
+          <w:p>
+            <w:pPr>
+              <w:spacing w:after="20"/>
+              <w:jc w:val="right"/>
+            </w:pPr>
+            <w:r>
+              <w:rPr>
+                <w:b/>
+                <w:color w:val="1C3A36"/>
+                <w:sz w:val="15"/>
+              </w:rPr>
+              <w:t>—</w:t>
+            </w:r>
+          </w:p>
+        </w:tc>
+      </w:tr>
+      <w:tr>
+        <w:tc>
+          <w:tcPr>
+            <w:tcW w:type="dxa" w:w="3312"/>
+          </w:tcPr>
+          <w:p>
+            <w:pPr>
+              <w:spacing w:after="20"/>
+            </w:pPr>
+            <w:r>
+              <w:rPr>
+                <w:color w:val="1C3A36"/>
+                <w:sz w:val="15"/>
+              </w:rPr>
+              <w:t>Depreciation and amortisation — low of the range</w:t>
+            </w:r>
+          </w:p>
+        </w:tc>
+        <w:tc>
+          <w:tcPr>
+            <w:tcW w:type="dxa" w:w="1469"/>
+          </w:tcPr>
+          <w:p>
+            <w:pPr>
+              <w:spacing w:after="20"/>
+              <w:jc w:val="right"/>
+            </w:pPr>
+            <w:r>
+              <w:rPr>
+                <w:color w:val="1C3A36"/>
+                <w:sz w:val="15"/>
+              </w:rPr>
+              <w:t>250</w:t>
+            </w:r>
+          </w:p>
+        </w:tc>
+        <w:tc>
+          <w:tcPr>
+            <w:tcW w:type="dxa" w:w="1469"/>
+          </w:tcPr>
+          <w:p>
+            <w:pPr>
+              <w:spacing w:after="20"/>
+              <w:jc w:val="right"/>
+            </w:pPr>
+            <w:r>
+              <w:rPr>
+                <w:color w:val="1C3A36"/>
+                <w:sz w:val="15"/>
+              </w:rPr>
+              <w:t>no measured range</w:t>
+            </w:r>
+          </w:p>
+        </w:tc>
+        <w:tc>
+          <w:tcPr>
+            <w:tcW w:type="dxa" w:w="1469"/>
+          </w:tcPr>
+          <w:p>
+            <w:pPr>
+              <w:spacing w:after="20"/>
+              <w:jc w:val="right"/>
+            </w:pPr>
+            <w:r>
+              <w:rPr>
+                <w:color w:val="1C3A36"/>
+                <w:sz w:val="15"/>
+              </w:rPr>
+              <w:t>no measured range</w:t>
+            </w:r>
+          </w:p>
+        </w:tc>
+        <w:tc>
+          <w:tcPr>
+            <w:tcW w:type="dxa" w:w="1354"/>
+          </w:tcPr>
+          <w:p>
+            <w:pPr>
+              <w:spacing w:after="20"/>
+              <w:jc w:val="right"/>
+            </w:pPr>
+            <w:r>
+              <w:rPr>
+                <w:color w:val="1C3A36"/>
+                <w:sz w:val="15"/>
+              </w:rPr>
+              <w:t>span</w:t>
+            </w:r>
+          </w:p>
+        </w:tc>
+        <w:tc>
+          <w:tcPr>
+            <w:tcW w:type="dxa" w:w="1008"/>
+          </w:tcPr>
+          <w:p>
+            <w:pPr>
+              <w:spacing w:after="20"/>
+              <w:jc w:val="right"/>
+            </w:pPr>
+            <w:r>
+              <w:rPr>
+                <w:color w:val="1C3A36"/>
+                <w:sz w:val="15"/>
+              </w:rPr>
+              <w:t>2</w:t>
+            </w:r>
+          </w:p>
+        </w:tc>
+      </w:tr>
+      <w:tr>
+        <w:tc>
+          <w:tcPr>
+            <w:tcW w:type="dxa" w:w="3312"/>
+          </w:tcPr>
+          <w:p>
+            <w:pPr>
+              <w:spacing w:after="20"/>
+            </w:pPr>
+            <w:r>
+              <w:rPr>
+                <w:color w:val="1C3A36"/>
+                <w:sz w:val="15"/>
+              </w:rPr>
+              <w:t>Depreciation and amortisation — high of the range</w:t>
+            </w:r>
+          </w:p>
+        </w:tc>
+        <w:tc>
+          <w:tcPr>
+            <w:tcW w:type="dxa" w:w="1469"/>
+          </w:tcPr>
+          <w:p>
+            <w:pPr>
+              <w:spacing w:after="20"/>
+              <w:jc w:val="right"/>
+            </w:pPr>
+            <w:r>
+              <w:rPr>
+                <w:color w:val="1C3A36"/>
+                <w:sz w:val="15"/>
+              </w:rPr>
+              <w:t>269</w:t>
+            </w:r>
+          </w:p>
+        </w:tc>
+        <w:tc>
+          <w:tcPr>
+            <w:tcW w:type="dxa" w:w="1469"/>
+          </w:tcPr>
+          <w:p>
+            <w:pPr>
+              <w:spacing w:after="20"/>
+              <w:jc w:val="right"/>
+            </w:pPr>
+            <w:r>
+              <w:rPr>
+                <w:color w:val="1C3A36"/>
+                <w:sz w:val="15"/>
+              </w:rPr>
+              <w:t>no measured range</w:t>
+            </w:r>
+          </w:p>
+        </w:tc>
+        <w:tc>
+          <w:tcPr>
+            <w:tcW w:type="dxa" w:w="1469"/>
+          </w:tcPr>
+          <w:p>
+            <w:pPr>
+              <w:spacing w:after="20"/>
+              <w:jc w:val="right"/>
+            </w:pPr>
+            <w:r>
+              <w:rPr>
+                <w:color w:val="1C3A36"/>
+                <w:sz w:val="15"/>
+              </w:rPr>
+              <w:t>no measured range</w:t>
+            </w:r>
+          </w:p>
+        </w:tc>
+        <w:tc>
+          <w:tcPr>
+            <w:tcW w:type="dxa" w:w="1354"/>
+          </w:tcPr>
+          <w:p>
+            <w:pPr>
+              <w:spacing w:after="20"/>
+              <w:jc w:val="right"/>
+            </w:pPr>
+            <w:r>
+              <w:rPr>
+                <w:color w:val="1C3A36"/>
+                <w:sz w:val="15"/>
+              </w:rPr>
+              <w:t>span</w:t>
+            </w:r>
+          </w:p>
+        </w:tc>
+        <w:tc>
+          <w:tcPr>
+            <w:tcW w:type="dxa" w:w="1008"/>
+          </w:tcPr>
+          <w:p>
+            <w:pPr>
+              <w:spacing w:after="20"/>
+              <w:jc w:val="right"/>
+            </w:pPr>
+            <w:r>
+              <w:rPr>
+                <w:color w:val="1C3A36"/>
+                <w:sz w:val="15"/>
+              </w:rPr>
+              <w:t>2</w:t>
+            </w:r>
+          </w:p>
+        </w:tc>
+      </w:tr>
+      <w:tr>
+        <w:tc>
+          <w:tcPr>
+            <w:tcW w:type="dxa" w:w="3312"/>
+            <w:shd w:val="clear" w:color="auto" w:fill="F6F1E6"/>
+          </w:tcPr>
+          <w:p>
+            <w:pPr>
+              <w:spacing w:after="20"/>
+            </w:pPr>
+            <w:r>
+              <w:rPr>
+                <w:b/>
+                <w:color w:val="1C3A36"/>
+                <w:sz w:val="15"/>
+              </w:rPr>
+              <w:t>Capital expenditure — as published</w:t>
+            </w:r>
+          </w:p>
+        </w:tc>
+        <w:tc>
+          <w:tcPr>
+            <w:tcW w:type="dxa" w:w="1469"/>
+            <w:shd w:val="clear" w:color="auto" w:fill="F6F1E6"/>
+          </w:tcPr>
+          <w:p>
+            <w:pPr>
+              <w:spacing w:after="20"/>
+              <w:jc w:val="right"/>
+            </w:pPr>
+            <w:r>
+              <w:rPr>
+                <w:b/>
+                <w:color w:val="1C3A36"/>
+                <w:sz w:val="15"/>
+              </w:rPr>
+              <w:t>512</w:t>
+            </w:r>
+          </w:p>
+        </w:tc>
+        <w:tc>
+          <w:tcPr>
+            <w:tcW w:type="dxa" w:w="1469"/>
+            <w:shd w:val="clear" w:color="auto" w:fill="F6F1E6"/>
+          </w:tcPr>
+          <w:p>
+            <w:pPr>
+              <w:spacing w:after="20"/>
+              <w:jc w:val="right"/>
+            </w:pPr>
+            <w:r>
+              <w:rPr>
+                <w:b/>
+                <w:color w:val="1C3A36"/>
+                <w:sz w:val="15"/>
+              </w:rPr>
+              <w:t>532</w:t>
+            </w:r>
+          </w:p>
+        </w:tc>
+        <w:tc>
+          <w:tcPr>
+            <w:tcW w:type="dxa" w:w="1469"/>
+            <w:shd w:val="clear" w:color="auto" w:fill="F6F1E6"/>
+          </w:tcPr>
+          <w:p>
+            <w:pPr>
+              <w:spacing w:after="20"/>
+              <w:jc w:val="right"/>
+            </w:pPr>
+            <w:r>
+              <w:rPr>
+                <w:b/>
+                <w:color w:val="1C3A36"/>
+                <w:sz w:val="15"/>
+              </w:rPr>
+              <w:t>558</w:t>
+            </w:r>
+          </w:p>
+        </w:tc>
+        <w:tc>
+          <w:tcPr>
+            <w:tcW w:type="dxa" w:w="1354"/>
+            <w:shd w:val="clear" w:color="auto" w:fill="F6F1E6"/>
+          </w:tcPr>
+          <w:p>
+            <w:pPr>
+              <w:spacing w:after="20"/>
+              <w:jc w:val="right"/>
+            </w:pPr>
+            <w:r>
+              <w:rPr>
+                <w:b/>
+                <w:color w:val="1C3A36"/>
+                <w:sz w:val="15"/>
+              </w:rPr>
+              <w:t>—</w:t>
+            </w:r>
+          </w:p>
+        </w:tc>
+        <w:tc>
+          <w:tcPr>
+            <w:tcW w:type="dxa" w:w="1008"/>
+            <w:shd w:val="clear" w:color="auto" w:fill="F6F1E6"/>
+          </w:tcPr>
+          <w:p>
+            <w:pPr>
+              <w:spacing w:after="20"/>
+              <w:jc w:val="right"/>
+            </w:pPr>
+            <w:r>
+              <w:rPr>
+                <w:b/>
+                <w:color w:val="1C3A36"/>
+                <w:sz w:val="15"/>
+              </w:rPr>
+              <w:t>—</w:t>
+            </w:r>
+          </w:p>
+        </w:tc>
+      </w:tr>
+      <w:tr>
+        <w:tc>
+          <w:tcPr>
+            <w:tcW w:type="dxa" w:w="3312"/>
+          </w:tcPr>
+          <w:p>
+            <w:pPr>
+              <w:spacing w:after="20"/>
+            </w:pPr>
+            <w:r>
+              <w:rPr>
+                <w:color w:val="1C3A36"/>
+                <w:sz w:val="15"/>
+              </w:rPr>
+              <w:t>Capital expenditure — low of the range</w:t>
+            </w:r>
+          </w:p>
+        </w:tc>
+        <w:tc>
+          <w:tcPr>
+            <w:tcW w:type="dxa" w:w="1469"/>
+          </w:tcPr>
+          <w:p>
+            <w:pPr>
+              <w:spacing w:after="20"/>
+              <w:jc w:val="right"/>
+            </w:pPr>
+            <w:r>
+              <w:rPr>
+                <w:color w:val="1C3A36"/>
+                <w:sz w:val="15"/>
+              </w:rPr>
+              <w:t>1,103</w:t>
+            </w:r>
+          </w:p>
+        </w:tc>
+        <w:tc>
+          <w:tcPr>
+            <w:tcW w:type="dxa" w:w="1469"/>
+          </w:tcPr>
+          <w:p>
+            <w:pPr>
+              <w:spacing w:after="20"/>
+              <w:jc w:val="right"/>
+            </w:pPr>
+            <w:r>
+              <w:rPr>
+                <w:color w:val="1C3A36"/>
+                <w:sz w:val="15"/>
+              </w:rPr>
+              <w:t>no measured range</w:t>
+            </w:r>
+          </w:p>
+        </w:tc>
+        <w:tc>
+          <w:tcPr>
+            <w:tcW w:type="dxa" w:w="1469"/>
+          </w:tcPr>
+          <w:p>
+            <w:pPr>
+              <w:spacing w:after="20"/>
+              <w:jc w:val="right"/>
+            </w:pPr>
+            <w:r>
+              <w:rPr>
+                <w:color w:val="1C3A36"/>
+                <w:sz w:val="15"/>
+              </w:rPr>
+              <w:t>no measured range</w:t>
+            </w:r>
+          </w:p>
+        </w:tc>
+        <w:tc>
+          <w:tcPr>
+            <w:tcW w:type="dxa" w:w="1354"/>
+          </w:tcPr>
+          <w:p>
+            <w:pPr>
+              <w:spacing w:after="20"/>
+              <w:jc w:val="right"/>
+            </w:pPr>
+            <w:r>
+              <w:rPr>
+                <w:color w:val="1C3A36"/>
+                <w:sz w:val="15"/>
+              </w:rPr>
+              <w:t>span</w:t>
+            </w:r>
+          </w:p>
+        </w:tc>
+        <w:tc>
+          <w:tcPr>
+            <w:tcW w:type="dxa" w:w="1008"/>
+          </w:tcPr>
+          <w:p>
+            <w:pPr>
+              <w:spacing w:after="20"/>
+              <w:jc w:val="right"/>
+            </w:pPr>
+            <w:r>
+              <w:rPr>
+                <w:color w:val="1C3A36"/>
+                <w:sz w:val="15"/>
+              </w:rPr>
+              <w:t>2</w:t>
+            </w:r>
+          </w:p>
+        </w:tc>
+      </w:tr>
+      <w:tr>
+        <w:tc>
+          <w:tcPr>
+            <w:tcW w:type="dxa" w:w="3312"/>
+          </w:tcPr>
+          <w:p>
+            <w:pPr>
+              <w:spacing w:after="20"/>
+            </w:pPr>
+            <w:r>
+              <w:rPr>
+                <w:color w:val="1C3A36"/>
+                <w:sz w:val="15"/>
+              </w:rPr>
+              <w:t>Capital expenditure — high of the range</w:t>
+            </w:r>
+          </w:p>
+        </w:tc>
+        <w:tc>
+          <w:tcPr>
+            <w:tcW w:type="dxa" w:w="1469"/>
+          </w:tcPr>
+          <w:p>
+            <w:pPr>
+              <w:spacing w:after="20"/>
+              <w:jc w:val="right"/>
+            </w:pPr>
+            <w:r>
+              <w:rPr>
+                <w:color w:val="1C3A36"/>
+                <w:sz w:val="15"/>
+              </w:rPr>
+              <w:t>2,722</w:t>
+            </w:r>
+          </w:p>
+        </w:tc>
+        <w:tc>
+          <w:tcPr>
+            <w:tcW w:type="dxa" w:w="1469"/>
+          </w:tcPr>
+          <w:p>
+            <w:pPr>
+              <w:spacing w:after="20"/>
+              <w:jc w:val="right"/>
+            </w:pPr>
+            <w:r>
+              <w:rPr>
+                <w:color w:val="1C3A36"/>
+                <w:sz w:val="15"/>
+              </w:rPr>
+              <w:t>no measured range</w:t>
+            </w:r>
+          </w:p>
+        </w:tc>
+        <w:tc>
+          <w:tcPr>
+            <w:tcW w:type="dxa" w:w="1469"/>
+          </w:tcPr>
+          <w:p>
+            <w:pPr>
+              <w:spacing w:after="20"/>
+              <w:jc w:val="right"/>
+            </w:pPr>
+            <w:r>
+              <w:rPr>
+                <w:color w:val="1C3A36"/>
+                <w:sz w:val="15"/>
+              </w:rPr>
+              <w:t>no measured range</w:t>
+            </w:r>
+          </w:p>
+        </w:tc>
+        <w:tc>
+          <w:tcPr>
+            <w:tcW w:type="dxa" w:w="1354"/>
+          </w:tcPr>
+          <w:p>
+            <w:pPr>
+              <w:spacing w:after="20"/>
+              <w:jc w:val="right"/>
+            </w:pPr>
+            <w:r>
+              <w:rPr>
+                <w:color w:val="1C3A36"/>
+                <w:sz w:val="15"/>
+              </w:rPr>
+              <w:t>span</w:t>
+            </w:r>
+          </w:p>
+        </w:tc>
+        <w:tc>
+          <w:tcPr>
+            <w:tcW w:type="dxa" w:w="1008"/>
+          </w:tcPr>
+          <w:p>
+            <w:pPr>
+              <w:spacing w:after="20"/>
+              <w:jc w:val="right"/>
+            </w:pPr>
+            <w:r>
+              <w:rPr>
+                <w:color w:val="1C3A36"/>
+                <w:sz w:val="15"/>
+              </w:rPr>
+              <w:t>2</w:t>
+            </w:r>
+          </w:p>
+        </w:tc>
+      </w:tr>
+    </w:tbl>
+    <w:p>
+      <w:pPr>
+        <w:spacing w:after="40"/>
+      </w:pPr>
+    </w:p>
+    <w:p>
+      <w:pPr>
+        <w:spacing w:after="200" w:before="0"/>
+      </w:pPr>
+      <w:r>
+        <w:rPr>
+          <w:b w:val="0"/>
+          <w:i/>
+          <w:color w:val="6E7B77"/>
+          <w:sz w:val="17"/>
+        </w:rPr>
+        <w:t>Table 23 — the third forecast year as a range, and the fourth and fifth stated as carrying none. The range is the point projection MULTIPLIED by how far the outturn came in from the projection at each replayed year-end, so a factor above one means the outturn came in ABOVE the projection — which is the direction almost every reading runs, because the method under-stated the scale of this company in a decade of currency moves rather than mis-stating its shape. Reading the multiplier the other way up would move a forecast the wrong way, and both values look equally ordinary on a page, which is why the direction is stated here rather than left to be inferred. The basis is a SPAN and is not called anything else: it is the widest and the narrowest of the readings behind it, not a percentile, because a percentile needs more readings than this record holds. The range at the third forecast year on revenue, cost of sales, gross profit and profit for the year is the full span of 3 past observations of this method's own error. That is too few to carry a probability, and none is claimed: it is the widest and narrowest this method has been on this company, not a confidence interval. The range at the third forecast year on depreciation and amortisation and capital expenditure is the full span of 2 past observations of this method's own error. That is too few to carry a probability, and none is claimed: it is the widest and narrowest this method has been on this company, not a confidence interval. The fourth and fifth forecast years are shown as published in Appendix A.1 and are marked here as carrying no measured range, because the replay covers three years ahead and no further. Nothing in this table changes the valuation: the fair-value range in the summary is struck on the point path above it, and this is the disclosure of how wide the method's own error has been around that path.</w:t>
+      </w:r>
+    </w:p>
+    <w:p>
+      <w:pPr>
         <w:spacing w:after="120" w:before="280"/>
       </w:pPr>
       <w:r>
@@ -21902,7 +24130,7 @@
           <w:color w:val="6E7B77"/>
           <w:sz w:val="17"/>
         </w:rPr>
-        <w:t>Table 23 — the peer set. No peer figure is used to build any historical number for EIPICO; peers appear only as a cross-check.</w:t>
+        <w:t>Table 24 — the peer set. No peer figure is used to build any historical number for EIPICO; peers appear only as a cross-check.</w:t>
       </w:r>
     </w:p>
     <w:p>
@@ -24750,7 +26978,7 @@
           <w:color w:val="6E7B77"/>
           <w:sz w:val="17"/>
         </w:rPr>
-        <w:t>Table 24 — every gap in this study isolated to the assumption that causes it.</w:t>
+        <w:t>Table 25 — every gap in this study isolated to the assumption that causes it.</w:t>
       </w:r>
     </w:p>
     <w:p>

--- a/engine/phar_study/EIPICO_Valuation_Study_09-08-2026.docx
+++ b/engine/phar_study/EIPICO_Valuation_Study_09-08-2026.docx
@@ -190,7 +190,7 @@
                 <w:color w:val="1C3A36"/>
                 <w:sz w:val="19"/>
               </w:rPr>
-              <w:t>There is no single number, and that is deliberate. Five readings put fair value between EGP 37 and EGP 57 a share. Because the contested judgement below is carried BOTH ways and the two are never averaged, the study publishes TWO weighted centres: EGP 36.64 a share on the permanent-provision reading and EGP 54.24 on the normalising one. The market price is EGP 127.30. That gap is the study, and section 1.7 states exactly what would have to be true for the market to be right.</w:t>
+              <w:t>There is no single number, and that is deliberate. Five readings put fair value between EGP 33 and EGP 57 a share. Because the contested judgement below is carried BOTH ways and the two are never averaged, the study publishes TWO weighted centres: EGP 33.00 a share on the permanent-provision reading and EGP 49.68 on the normalising one. The market price is EGP 127.30. That gap is the study, and section 1.7 states exactly what would have to be true for the market to be right.</w:t>
             </w:r>
           </w:p>
           <w:p>
@@ -230,7 +230,7 @@
                 <w:color w:val="1C3A36"/>
                 <w:sz w:val="19"/>
               </w:rPr>
-              <w:t>It folds in the reviewed first quarter of 2026 and the separately issued audited FY2023 and FY2024 statements, obtained after the first issue. The first quarter CONFIRMED the study's central mechanism — the construction balance is transferring and the depreciation charge has more than doubled — but it also came in softer than the first edition assumed on revenue, associates and capital spending. The weighted centre moves from a single EGP 79.64 to a PAIR — EGP 36.64 and EGP 54.24 a share. Section 7 lists what changed and by how much.</w:t>
+              <w:t>It folds in the reviewed first quarter of 2026 and the separately issued audited FY2023 and FY2024 statements, obtained after the first issue. The first quarter CONFIRMED the study's central mechanism — the construction balance is transferring and the depreciation charge has more than doubled — but it also came in softer than the first edition assumed on revenue, associates and capital spending. The weighted centre moves from a single EGP 79.64 to a PAIR — EGP 33.00 and EGP 49.68 a share. Section 7 lists what changed and by how much.</w:t>
             </w:r>
           </w:p>
           <w:p>
@@ -334,7 +334,7 @@
           <w:color w:val="1C3A36"/>
           <w:sz w:val="21"/>
         </w:rPr>
-        <w:t>Against that, four methods that do not depend on the new plant at all — discounted cash flow, run on two framings of the provision charge and so giving five readings in total; book value against sustainable return; triangulated multiples; and normalised earnings power — cluster between EGP 37 and EGP 57. The market is above all of them.</w:t>
+        <w:t>Against that, four methods that do not depend on the new plant at all — discounted cash flow, run on two framings of the provision charge and so giving five readings in total; book value against sustainable return; triangulated multiples; and normalised earnings power — cluster between EGP 33 and EGP 57. The market is above all of them.</w:t>
       </w:r>
     </w:p>
     <w:p>
@@ -557,7 +557,7 @@
                 <w:color w:val="1C3A36"/>
                 <w:sz w:val="18"/>
               </w:rPr>
-              <w:t>36.64</w:t>
+              <w:t>33.00</w:t>
             </w:r>
           </w:p>
         </w:tc>
@@ -575,7 +575,7 @@
                 <w:color w:val="1C3A36"/>
                 <w:sz w:val="18"/>
               </w:rPr>
-              <w:t>-71%</w:t>
+              <w:t>-74%</w:t>
             </w:r>
           </w:p>
         </w:tc>
@@ -630,7 +630,7 @@
                 <w:color w:val="1C3A36"/>
                 <w:sz w:val="18"/>
               </w:rPr>
-              <w:t>54.24</w:t>
+              <w:t>49.68</w:t>
             </w:r>
           </w:p>
         </w:tc>
@@ -648,7 +648,7 @@
                 <w:color w:val="1C3A36"/>
                 <w:sz w:val="18"/>
               </w:rPr>
-              <w:t>-57%</w:t>
+              <w:t>-61%</w:t>
             </w:r>
           </w:p>
         </w:tc>
@@ -926,7 +926,7 @@
                 <w:color w:val="1C3A36"/>
                 <w:sz w:val="18"/>
               </w:rPr>
-              <w:t>36.64</w:t>
+              <w:t>33.00</w:t>
             </w:r>
           </w:p>
         </w:tc>
@@ -946,7 +946,7 @@
                 <w:color w:val="1C3A36"/>
                 <w:sz w:val="18"/>
               </w:rPr>
-              <w:t>-71%</w:t>
+              <w:t>-74%</w:t>
             </w:r>
           </w:p>
         </w:tc>
@@ -1007,7 +1007,7 @@
                 <w:color w:val="1C3A36"/>
                 <w:sz w:val="18"/>
               </w:rPr>
-              <w:t>54.24</w:t>
+              <w:t>49.68</w:t>
             </w:r>
           </w:p>
         </w:tc>
@@ -1027,7 +1027,7 @@
                 <w:color w:val="1C3A36"/>
                 <w:sz w:val="18"/>
               </w:rPr>
-              <w:t>-57%</w:t>
+              <w:t>-61%</w:t>
             </w:r>
           </w:p>
         </w:tc>
@@ -1084,7 +1084,7 @@
                 <w:color w:val="1C3A36"/>
                 <w:sz w:val="18"/>
               </w:rPr>
-              <w:t>42.92 / 51.72</w:t>
+              <w:t>41.10 / 49.44</w:t>
             </w:r>
           </w:p>
         </w:tc>
@@ -1160,7 +1160,7 @@
                 <w:color w:val="1C3A36"/>
                 <w:sz w:val="18"/>
               </w:rPr>
-              <w:t>36.64 – 56.78</w:t>
+              <w:t>33.00 – 56.78</w:t>
             </w:r>
           </w:p>
         </w:tc>
@@ -4561,7 +4561,7 @@
                 <w:color w:val="1C3A36"/>
                 <w:sz w:val="18"/>
               </w:rPr>
-              <w:t>8,559</w:t>
+              <w:t>7,944</w:t>
             </w:r>
           </w:p>
         </w:tc>
@@ -4579,7 +4579,7 @@
                 <w:color w:val="1C3A36"/>
                 <w:sz w:val="18"/>
               </w:rPr>
-              <w:t>50.72</w:t>
+              <w:t>47.07</w:t>
             </w:r>
           </w:p>
         </w:tc>
@@ -4616,7 +4616,7 @@
                 <w:color w:val="1C3A36"/>
                 <w:sz w:val="18"/>
               </w:rPr>
-              <w:t>10,561</w:t>
+              <w:t>9,946</w:t>
             </w:r>
           </w:p>
         </w:tc>
@@ -4634,7 +4634,7 @@
                 <w:color w:val="1C3A36"/>
                 <w:sz w:val="18"/>
               </w:rPr>
-              <w:t>62.58</w:t>
+              <w:t>58.94</w:t>
             </w:r>
           </w:p>
         </w:tc>
@@ -4675,7 +4675,7 @@
                 <w:color w:val="1C3A36"/>
                 <w:sz w:val="18"/>
               </w:rPr>
-              <w:t>81%</w:t>
+              <w:t>80%</w:t>
             </w:r>
           </w:p>
         </w:tc>
@@ -4896,7 +4896,7 @@
                 <w:color w:val="1C3A36"/>
                 <w:sz w:val="18"/>
               </w:rPr>
-              <w:t>13,551</w:t>
+              <w:t>12,937</w:t>
             </w:r>
           </w:p>
         </w:tc>
@@ -4914,7 +4914,7 @@
                 <w:color w:val="1C3A36"/>
                 <w:sz w:val="18"/>
               </w:rPr>
-              <w:t>80.30</w:t>
+              <w:t>76.66</w:t>
             </w:r>
           </w:p>
         </w:tc>
@@ -4955,7 +4955,7 @@
                 <w:color w:val="1C3A36"/>
                 <w:sz w:val="18"/>
               </w:rPr>
-              <w:t>63%</w:t>
+              <w:t>61%</w:t>
             </w:r>
           </w:p>
         </w:tc>
@@ -5127,7 +5127,7 @@
                 <w:color w:val="1C3A36"/>
                 <w:sz w:val="18"/>
               </w:rPr>
-              <w:t>6,183</w:t>
+              <w:t>5,569</w:t>
             </w:r>
           </w:p>
         </w:tc>
@@ -5145,7 +5145,7 @@
                 <w:color w:val="1C3A36"/>
                 <w:sz w:val="18"/>
               </w:rPr>
-              <w:t>36.64</w:t>
+              <w:t>33.00</w:t>
             </w:r>
           </w:p>
         </w:tc>
@@ -5186,7 +5186,7 @@
                 <w:color w:val="1C3A36"/>
                 <w:sz w:val="18"/>
               </w:rPr>
-              <w:t>9,154</w:t>
+              <w:t>8,384</w:t>
             </w:r>
           </w:p>
         </w:tc>
@@ -5206,7 +5206,7 @@
                 <w:color w:val="1C3A36"/>
                 <w:sz w:val="18"/>
               </w:rPr>
-              <w:t>54.24</w:t>
+              <w:t>49.68</w:t>
             </w:r>
           </w:p>
         </w:tc>
@@ -5228,7 +5228,7 @@
           <w:color w:val="6E7B77"/>
           <w:sz w:val="17"/>
         </w:rPr>
-        <w:t>Table 5 — the enterprise-to-equity bridge. The terminal share is shown on BOTH bases, as a line of the bridge rather than a footnote: it is 81% of the CORE operating value and 63% of the total, which also carries the associates and the assets held for sale. The pre-revenue active-ingredient company sits on its OWN line at carrying cost — it is not earnings, and it is not folded into a line that says it is. The non-controlling interest deducted is the post-deconsolidation figure; the audited 31 December 2025 minority of EGP 288.7 million belonged to the subsidiary that was deconsolidated in the first quarter, and section 7 records that the net debt above is the December balance while this deduction is the March one.</w:t>
+        <w:t>Table 5 — the enterprise-to-equity bridge. The terminal share is shown on BOTH bases, as a line of the bridge rather than a footnote: it is 80% of the CORE operating value and 61% of the total, which also carries the associates and the assets held for sale. The pre-revenue active-ingredient company sits on its OWN line at carrying cost — it is not earnings, and it is not folded into a line that says it is. The non-controlling interest deducted is the post-deconsolidation figure; the audited 31 December 2025 minority of EGP 288.7 million belonged to the subsidiary that was deconsolidated in the first quarter, and section 7 records that the net debt above is the December balance while this deduction is the March one.</w:t>
       </w:r>
     </w:p>
     <w:p>
@@ -5820,7 +5820,7 @@
           <w:color w:val="1C3A36"/>
           <w:sz w:val="21"/>
         </w:rPr>
-        <w:t>Four methods produce five readings, because the cash-flow method is run on both framings of the contested provision judgement. They run from EGP 37 to EGP 57. That spread is not a failure of the methods; it is the honest measure of how much the answer depends on which question you ask.</w:t>
+        <w:t>Four methods produce five readings, because the cash-flow method is run on both framings of the contested provision judgement. They run from EGP 33 to EGP 57. That spread is not a failure of the methods; it is the honest measure of how much the answer depends on which question you ask.</w:t>
       </w:r>
     </w:p>
     <w:p>
@@ -5834,7 +5834,7 @@
           <w:color w:val="1C3A36"/>
           <w:sz w:val="21"/>
         </w:rPr>
-        <w:t>There is no single weighted centre, and the absence is deliberate. The two provision frames are never averaged, and weighting both of them inside one number averages them. So the cash-flow weight of 50% is carried in full on ONE frame at a time, beside the three lenses that do not turn on the judgement at all — book value against sustainable return at 20%, relative multiples at 15%, and normalised earnings power at 15%. That gives EGP 36.64 a share on Frame A and EGP 54.24 on Frame B, against a market price of EGP 127.30. Which of the two a reader uses is a judgement about the debtor book, and it belongs to the reader.</w:t>
+        <w:t>There is no single weighted centre, and the absence is deliberate. The two provision frames are never averaged, and weighting both of them inside one number averages them. So the cash-flow weight of 50% is carried in full on ONE frame at a time, beside the three lenses that do not turn on the judgement at all — book value against sustainable return at 20%, relative multiples at 15%, and normalised earnings power at 15%. That gives EGP 33.00 a share on Frame A and EGP 49.68 on Frame B, against a market price of EGP 127.30. Which of the two a reader uses is a judgement about the debtor book, and it belongs to the reader.</w:t>
       </w:r>
     </w:p>
     <w:p>
@@ -7772,7 +7772,7 @@
           <w:color w:val="1C3A36"/>
           <w:sz w:val="21"/>
         </w:rPr>
-        <w:t>So the honest question is not what the plant is worth. It is how much it must sell. Solving the same model for the market price: an additional EGP 7,983 million of revenue by FY2030 at a 45% contribution margin closes the gap from EGP 36.64 to EGP 127.30. That is 30% of FY2030 revenue, or about USD 114 million a year — 1.14 times the USD 100 million the company says it invested in the plant.</w:t>
+        <w:t>So the honest question is not what the plant is worth. It is how much it must sell. Solving the same model for the market price: an additional EGP 8,871 million of revenue by FY2030 at a 45% contribution margin closes the gap from EGP 33.00 to EGP 127.30. That is 32% of FY2030 revenue, or about USD 127 million a year — 1.27 times the USD 100 million the company says it invested in the plant.</w:t>
       </w:r>
     </w:p>
     <w:p>
@@ -7786,7 +7786,7 @@
           <w:color w:val="1C3A36"/>
           <w:sz w:val="21"/>
         </w:rPr>
-        <w:t>Two things have to be published for that hurdle to be checkable, and they are. THE RAMP: the incremental revenue is not dropped into the final year. It is phased 0% / 10% / 30% / 60% / 100% of the FY2030 level across FY2026E to FY2030E. The same total placed entirely in the final year would be a materially LOWER and easier hurdle, so a reverse valuation that does not state its ramp cannot be audited. THE REINVESTMENT: the incremental revenue is charged capital expenditure at the same share of revenue as the existing business, and working capital on the same day ratios, so it meets the identical reinvestment discipline. Left uncharged — which is how the first cut of this model ran it — the hurdle prices out about USD 115 million a year instead of USD 114 million, which understates what the market is actually asking of the plant.</w:t>
+        <w:t>Two things have to be published for that hurdle to be checkable, and they are. THE RAMP: the incremental revenue is not dropped into the final year. It is phased 0% / 10% / 30% / 60% / 100% of the FY2030 level across FY2026E to FY2030E. The same total placed entirely in the final year would be a materially LOWER and easier hurdle, so a reverse valuation that does not state its ramp cannot be audited. THE REINVESTMENT: the incremental revenue is charged capital expenditure at the same share of revenue as the existing business, and working capital on the same day ratios, so it meets the identical reinvestment discipline. Left uncharged — which is how the first cut of this model ran it — the hurdle prices out about USD 115 million a year instead of USD 127 million, which understates what the market is actually asking of the plant.</w:t>
       </w:r>
     </w:p>
     <w:p>
@@ -7800,7 +7800,7 @@
           <w:color w:val="1C3A36"/>
           <w:sz w:val="21"/>
         </w:rPr>
-        <w:t>The same arithmetic read the other way is worth stating, because it is the plainest summary of what is at issue. At EGP 127.30 the market is paying EGP 90.66 a share — EGP 15,299 million, 71% of the entire share price — for a plant this study values at nothing, against a stated build cost of USD 100 million, about EGP 7,011 million. The market is not merely paying for the plant to work; it is paying roughly 2.2 times what the plant cost to build. That is the proposition, stated as a multiple of an observable outlay rather than as a valuation.</w:t>
+        <w:t>The same arithmetic read the other way is worth stating, because it is the plainest summary of what is at issue. At EGP 127.30 the market is paying EGP 94.30 a share — EGP 15,914 million, 74% of the entire share price — for a plant this study values at nothing, against a stated build cost of USD 100 million, about EGP 7,011 million. The market is not merely paying for the plant to work; it is paying roughly 2.3 times what the plant cost to build. That is the proposition, stated as a multiple of an observable outlay rather than as a valuation.</w:t>
       </w:r>
     </w:p>
     <w:tbl>
@@ -7849,7 +7849,7 @@
                 <w:color w:val="1C3A36"/>
                 <w:sz w:val="19"/>
               </w:rPr>
-              <w:t>It is observable. Roughly USD 114 million a year of biosimilar revenue by 2030 is a figure the company will eventually disclose, and a reader can check this study against it. An asset turn of 1.14 times on a specialist biologics facility is demanding but not absurd; whether it is achievable in Egypt, at Egyptian reimbursement prices, on a product set still moving through registration, is the question the market is answering yes to and this study is declining to answer either way.</w:t>
+              <w:t>It is observable. Roughly USD 127 million a year of biosimilar revenue by 2030 is a figure the company will eventually disclose, and a reader can check this study against it. An asset turn of 1.27 times on a specialist biologics facility is demanding but not absurd; whether it is achievable in Egypt, at Egyptian reimbursement prices, on a product set still moving through registration, is the question the market is answering yes to and this study is declining to answer either way.</w:t>
             </w:r>
           </w:p>
         </w:tc>
@@ -10394,7 +10394,7 @@
                 <w:color w:val="1C3A36"/>
                 <w:sz w:val="17"/>
               </w:rPr>
-              <w:t>36.64</w:t>
+              <w:t>33.00</w:t>
             </w:r>
           </w:p>
         </w:tc>
@@ -10449,7 +10449,7 @@
                 <w:color w:val="1C3A36"/>
                 <w:sz w:val="17"/>
               </w:rPr>
-              <w:t>27.77</w:t>
+              <w:t>24.55</w:t>
             </w:r>
           </w:p>
         </w:tc>
@@ -10504,7 +10504,7 @@
                 <w:color w:val="1C3A36"/>
                 <w:sz w:val="17"/>
               </w:rPr>
-              <w:t>52.23</w:t>
+              <w:t>47.84</w:t>
             </w:r>
           </w:p>
         </w:tc>
@@ -10559,7 +10559,7 @@
                 <w:color w:val="1C3A36"/>
                 <w:sz w:val="17"/>
               </w:rPr>
-              <w:t>37.34</w:t>
+              <w:t>33.67</w:t>
             </w:r>
           </w:p>
         </w:tc>
@@ -10816,7 +10816,7 @@
                 <w:color w:val="1C3A36"/>
                 <w:sz w:val="17"/>
               </w:rPr>
-              <w:t>34</w:t>
+              <w:t>33</w:t>
             </w:r>
           </w:p>
         </w:tc>
@@ -10834,7 +10834,7 @@
                 <w:color w:val="1C3A36"/>
                 <w:sz w:val="17"/>
               </w:rPr>
-              <w:t>37</w:t>
+              <w:t>35</w:t>
             </w:r>
           </w:p>
         </w:tc>
@@ -10852,7 +10852,7 @@
                 <w:color w:val="1C3A36"/>
                 <w:sz w:val="17"/>
               </w:rPr>
-              <w:t>41</w:t>
+              <w:t>39</w:t>
             </w:r>
           </w:p>
         </w:tc>
@@ -10870,7 +10870,7 @@
                 <w:color w:val="1C3A36"/>
                 <w:sz w:val="17"/>
               </w:rPr>
-              <w:t>46</w:t>
+              <w:t>43</w:t>
             </w:r>
           </w:p>
         </w:tc>
@@ -10888,7 +10888,7 @@
                 <w:color w:val="1C3A36"/>
                 <w:sz w:val="17"/>
               </w:rPr>
-              <w:t>53</w:t>
+              <w:t>48</w:t>
             </w:r>
           </w:p>
         </w:tc>
@@ -10925,7 +10925,7 @@
                 <w:color w:val="1C3A36"/>
                 <w:sz w:val="17"/>
               </w:rPr>
-              <w:t>29</w:t>
+              <w:t>28</w:t>
             </w:r>
           </w:p>
         </w:tc>
@@ -10943,7 +10943,7 @@
                 <w:color w:val="1C3A36"/>
                 <w:sz w:val="17"/>
               </w:rPr>
-              <w:t>32</w:t>
+              <w:t>30</w:t>
             </w:r>
           </w:p>
         </w:tc>
@@ -10961,7 +10961,7 @@
                 <w:color w:val="1C3A36"/>
                 <w:sz w:val="17"/>
               </w:rPr>
-              <w:t>35</w:t>
+              <w:t>33</w:t>
             </w:r>
           </w:p>
         </w:tc>
@@ -10979,7 +10979,7 @@
                 <w:color w:val="1C3A36"/>
                 <w:sz w:val="17"/>
               </w:rPr>
-              <w:t>39</w:t>
+              <w:t>36</w:t>
             </w:r>
           </w:p>
         </w:tc>
@@ -10997,7 +10997,7 @@
                 <w:color w:val="1C3A36"/>
                 <w:sz w:val="17"/>
               </w:rPr>
-              <w:t>44</w:t>
+              <w:t>40</w:t>
             </w:r>
           </w:p>
         </w:tc>
@@ -11034,7 +11034,7 @@
                 <w:color w:val="1C3A36"/>
                 <w:sz w:val="17"/>
               </w:rPr>
-              <w:t>25</w:t>
+              <w:t>24</w:t>
             </w:r>
           </w:p>
         </w:tc>
@@ -11052,7 +11052,7 @@
                 <w:color w:val="1C3A36"/>
                 <w:sz w:val="17"/>
               </w:rPr>
-              <w:t>27</w:t>
+              <w:t>26</w:t>
             </w:r>
           </w:p>
         </w:tc>
@@ -11070,6 +11070,24 @@
                 <w:color w:val="1C3A36"/>
                 <w:sz w:val="17"/>
               </w:rPr>
+              <w:t>28</w:t>
+            </w:r>
+          </w:p>
+        </w:tc>
+        <w:tc>
+          <w:tcPr>
+            <w:tcW w:type="dxa" w:w="1368"/>
+          </w:tcPr>
+          <w:p>
+            <w:pPr>
+              <w:spacing w:after="20"/>
+              <w:jc w:val="right"/>
+            </w:pPr>
+            <w:r>
+              <w:rPr>
+                <w:color w:val="1C3A36"/>
+                <w:sz w:val="17"/>
+              </w:rPr>
               <w:t>30</w:t>
             </w:r>
           </w:p>
@@ -11089,24 +11107,6 @@
                 <w:sz w:val="17"/>
               </w:rPr>
               <w:t>33</w:t>
-            </w:r>
-          </w:p>
-        </w:tc>
-        <w:tc>
-          <w:tcPr>
-            <w:tcW w:type="dxa" w:w="1368"/>
-          </w:tcPr>
-          <w:p>
-            <w:pPr>
-              <w:spacing w:after="20"/>
-              <w:jc w:val="right"/>
-            </w:pPr>
-            <w:r>
-              <w:rPr>
-                <w:color w:val="1C3A36"/>
-                <w:sz w:val="17"/>
-              </w:rPr>
-              <w:t>37</w:t>
             </w:r>
           </w:p>
         </w:tc>
@@ -11143,7 +11143,7 @@
                 <w:color w:val="1C3A36"/>
                 <w:sz w:val="17"/>
               </w:rPr>
-              <w:t>21</w:t>
+              <w:t>20</w:t>
             </w:r>
           </w:p>
         </w:tc>
@@ -11161,6 +11161,24 @@
                 <w:color w:val="1C3A36"/>
                 <w:sz w:val="17"/>
               </w:rPr>
+              <w:t>22</w:t>
+            </w:r>
+          </w:p>
+        </w:tc>
+        <w:tc>
+          <w:tcPr>
+            <w:tcW w:type="dxa" w:w="1368"/>
+          </w:tcPr>
+          <w:p>
+            <w:pPr>
+              <w:spacing w:after="20"/>
+              <w:jc w:val="right"/>
+            </w:pPr>
+            <w:r>
+              <w:rPr>
+                <w:color w:val="1C3A36"/>
+                <w:sz w:val="17"/>
+              </w:rPr>
               <w:t>23</w:t>
             </w:r>
           </w:p>
@@ -11197,25 +11215,7 @@
                 <w:color w:val="1C3A36"/>
                 <w:sz w:val="17"/>
               </w:rPr>
-              <w:t>28</w:t>
-            </w:r>
-          </w:p>
-        </w:tc>
-        <w:tc>
-          <w:tcPr>
-            <w:tcW w:type="dxa" w:w="1368"/>
-          </w:tcPr>
-          <w:p>
-            <w:pPr>
-              <w:spacing w:after="20"/>
-              <w:jc w:val="right"/>
-            </w:pPr>
-            <w:r>
-              <w:rPr>
-                <w:color w:val="1C3A36"/>
-                <w:sz w:val="17"/>
-              </w:rPr>
-              <w:t>31</w:t>
+              <w:t>27</w:t>
             </w:r>
           </w:p>
         </w:tc>
@@ -11252,6 +11252,24 @@
                 <w:color w:val="1C3A36"/>
                 <w:sz w:val="17"/>
               </w:rPr>
+              <w:t>17</w:t>
+            </w:r>
+          </w:p>
+        </w:tc>
+        <w:tc>
+          <w:tcPr>
+            <w:tcW w:type="dxa" w:w="1368"/>
+          </w:tcPr>
+          <w:p>
+            <w:pPr>
+              <w:spacing w:after="20"/>
+              <w:jc w:val="right"/>
+            </w:pPr>
+            <w:r>
+              <w:rPr>
+                <w:color w:val="1C3A36"/>
+                <w:sz w:val="17"/>
+              </w:rPr>
               <w:t>18</w:t>
             </w:r>
           </w:p>
@@ -11307,24 +11325,6 @@
                 <w:sz w:val="17"/>
               </w:rPr>
               <w:t>23</w:t>
-            </w:r>
-          </w:p>
-        </w:tc>
-        <w:tc>
-          <w:tcPr>
-            <w:tcW w:type="dxa" w:w="1368"/>
-          </w:tcPr>
-          <w:p>
-            <w:pPr>
-              <w:spacing w:after="20"/>
-              <w:jc w:val="right"/>
-            </w:pPr>
-            <w:r>
-              <w:rPr>
-                <w:color w:val="1C3A36"/>
-                <w:sz w:val="17"/>
-              </w:rPr>
-              <w:t>26</w:t>
             </w:r>
           </w:p>
         </w:tc>
@@ -11346,7 +11346,7 @@
           <w:color w:val="6E7B77"/>
           <w:sz w:val="17"/>
         </w:rPr>
-        <w:t>Table 12 — the value per share across the cost of equity and terminal growth together. Every cell is a complete revaluation. The grid runs from EGP 18 to EGP 53 a share, and that FULL range is what is published — quoting only its upper part would delete the half of the study's own risk display that matters most.</w:t>
+        <w:t>Table 12 — the value per share across the cost of equity and terminal growth together. Every cell is a complete revaluation. The grid runs from EGP 17 to EGP 48 a share, and that FULL range is what is published — quoting only its upper part would delete the half of the study's own risk display that matters most.</w:t>
       </w:r>
     </w:p>
     <w:p>
@@ -11360,7 +11360,7 @@
           <w:color w:val="1C3A36"/>
           <w:sz w:val="21"/>
         </w:rPr>
-        <w:t>The crux is sensitised in real observable units rather than in percentage points. On the published ramp and with the incremental revenue charged the same reinvestment identity as the existing business, a quarter of the required revenue — EGP 1,996 million of FY2030 sales, or USD 28 million a year — is worth about EGP 22.67 a share.</w:t>
+        <w:t>The crux is sensitised in real observable units rather than in percentage points. On the published ramp and with the incremental revenue charged the same reinvestment identity as the existing business, a quarter of the required revenue — EGP 2,218 million of FY2030 sales, or USD 32 million a year — is worth about EGP 23.58 a share.</w:t>
       </w:r>
     </w:p>
     <w:p>
@@ -12775,7 +12775,7 @@
       <w:r>
         <w:drawing>
           <wp:inline xmlns:a="http://schemas.openxmlformats.org/drawingml/2006/main" xmlns:pic="http://schemas.openxmlformats.org/drawingml/2006/picture">
-            <wp:extent cx="6309360" cy="2641600"/>
+            <wp:extent cx="6309360" cy="2636520"/>
             <wp:docPr id="7" name="Picture 7"/>
             <wp:cNvGraphicFramePr>
               <a:graphicFrameLocks noChangeAspect="1"/>
@@ -12796,7 +12796,7 @@
                   <pic:spPr>
                     <a:xfrm>
                       <a:off x="0" y="0"/>
-                      <a:ext cx="6309360" cy="2641600"/>
+                      <a:ext cx="6309360" cy="2636520"/>
                     </a:xfrm>
                     <a:prstGeom prst="rect"/>
                   </pic:spPr>
@@ -13015,7 +13015,7 @@
                 <w:color w:val="1C3A36"/>
                 <w:sz w:val="16"/>
               </w:rPr>
-              <w:t>36.64</w:t>
+              <w:t>33.00</w:t>
             </w:r>
           </w:p>
         </w:tc>
@@ -13033,7 +13033,7 @@
                 <w:color w:val="1C3A36"/>
                 <w:sz w:val="16"/>
               </w:rPr>
-              <w:t>the terminal discount rate and the terminal growth rate — 81% of the value is in the terminal block</w:t>
+              <w:t>the terminal discount rate and the terminal growth rate — 80% of the value is in the terminal block</w:t>
             </w:r>
           </w:p>
         </w:tc>
@@ -13088,7 +13088,7 @@
                 <w:color w:val="1C3A36"/>
                 <w:sz w:val="16"/>
               </w:rPr>
-              <w:t>54.24</w:t>
+              <w:t>49.68</w:t>
             </w:r>
           </w:p>
         </w:tc>
@@ -13379,7 +13379,7 @@
           <w:color w:val="1C3A36"/>
           <w:sz w:val="21"/>
         </w:rPr>
-        <w:t>The readings disagree in an informative direction. The lowest is the cash-flow reading on the permanent-provision frame at EGP 36.64; the highest is the normalised-earnings lens at EGP 56.78. The cash-flow readings charge the new plant's full cost and credit it with nothing, so they sit low despite capturing five years of the volume and price growth the existing business is already delivering. The relative lens prices the company on what a 18.8% return and a 16.9% perpetual cost of equity can justify, which supports about 6.33 times forward earnings against the 14.90 times trailing the market pays. None of them is wrong. The gap between them is the value of growth, and the market is paying for more of it than any of them contains.</w:t>
+        <w:t>The readings disagree in an informative direction. The lowest is the cash-flow reading on the permanent-provision frame at EGP 33.00; the highest is the normalised-earnings lens at EGP 56.78. The cash-flow readings charge the new plant's full cost and credit it with nothing, so they sit low despite capturing five years of the volume and price growth the existing business is already delivering. The relative lens prices the company on what a 18.8% return and a 16.9% perpetual cost of equity can justify, which supports about 6.33 times forward earnings against the 14.90 times trailing the market pays. None of them is wrong. The gap between them is the value of growth, and the market is paying for more of it than any of them contains.</w:t>
       </w:r>
     </w:p>
     <w:p>
@@ -13514,7 +13514,7 @@
                 <w:color w:val="1C3A36"/>
                 <w:sz w:val="16"/>
               </w:rPr>
-              <w:t>the whole crux. Section 1.7 says roughly USD 114 million a year by 2030 is required to justify the market price; the first disclosure calibrates how plausible that is</w:t>
+              <w:t>the whole crux. Section 1.7 says roughly USD 127 million a year by 2030 is required to justify the market price; the first disclosure calibrates how plausible that is</w:t>
             </w:r>
           </w:p>
         </w:tc>
@@ -14017,7 +14017,7 @@
           <w:color w:val="1C3A36"/>
           <w:sz w:val="21"/>
         </w:rPr>
-        <w:t>the bands describe where the PRICE may go. The valuation describes what the BUSINESS appears to be worth. They are different questions and this study keeps them apart on purpose. BOTH fundamental centres — EGP 36.64 and EGP 54.24 — sit below the entire three-month band, and that is worth noticing rather than reconciling away.</w:t>
+        <w:t>the bands describe where the PRICE may go. The valuation describes what the BUSINESS appears to be worth. They are different questions and this study keeps them apart on purpose. BOTH fundamental centres — EGP 33.00 and EGP 49.68 — sit below the entire three-month band, and that is worth noticing rather than reconciling away.</w:t>
       </w:r>
     </w:p>
     <w:p>
@@ -14751,6 +14751,43 @@
         <w:tc>
           <w:tcPr>
             <w:tcW w:type="dxa" w:w="3888"/>
+          </w:tcPr>
+          <w:p>
+            <w:pPr>
+              <w:spacing w:after="20"/>
+            </w:pPr>
+            <w:r>
+              <w:rPr>
+                <w:color w:val="1C3A36"/>
+                <w:sz w:val="16"/>
+              </w:rPr>
+              <w:t>The terminal is fed the LAST forecast year’s cash flow, not a year already grown</w:t>
+            </w:r>
+          </w:p>
+        </w:tc>
+        <w:tc>
+          <w:tcPr>
+            <w:tcW w:type="dxa" w:w="6048"/>
+          </w:tcPr>
+          <w:p>
+            <w:pPr>
+              <w:spacing w:after="20"/>
+              <w:jc w:val="right"/>
+            </w:pPr>
+            <w:r>
+              <w:rPr>
+                <w:color w:val="1C3A36"/>
+                <w:sz w:val="16"/>
+              </w:rPr>
+              <w:t>the terminal formula grows the free cash flow one year itself and values the result at the end of the last forecast year, which is where the discount factor lands it. The profit, the depreciation and the working capital handed to it had already been grown once, so the terminal capitalised a flow a year further out than the factor it was discounted at. Correcting it lowers the terminal by -7.2% on Frame A and -7.0% on Frame B, and the value per share by -9.9% and -8.4% — the larger share effect is gearing, not a second change</w:t>
+            </w:r>
+          </w:p>
+        </w:tc>
+      </w:tr>
+      <w:tr>
+        <w:tc>
+          <w:tcPr>
+            <w:tcW w:type="dxa" w:w="3888"/>
             <w:shd w:val="clear" w:color="auto" w:fill="F6F1E6"/>
           </w:tcPr>
           <w:p>
@@ -14783,7 +14820,7 @@
                 <w:color w:val="1C3A36"/>
                 <w:sz w:val="16"/>
               </w:rPr>
-              <w:t>a single EGP 79.64 becomes a PAIR: EGP 36.64 on Frame A (-54%) and EGP 54.24 on Frame B (-32%)</w:t>
+              <w:t>a single EGP 79.64 becomes a PAIR: EGP 33.00 on Frame A (-59%) and EGP 49.68 on Frame B (-38%)</w:t>
             </w:r>
           </w:p>
         </w:tc>
@@ -15421,7 +15458,7 @@
                 <w:color w:val="1C3A36"/>
                 <w:sz w:val="16"/>
               </w:rPr>
-              <w:t>the 36-name equal-weighted local composite the beta is regressed against includes this company at about 2.8% weight, which biases the coefficient toward one. Removing it gives 0.565 rather than 0.629, which would RAISE the two centres by about EGP 28.40 and EGP 18.62 a share. The in-index coefficient is carried because it is the more conservative of the two and because it is what a real local index produces; both are published in the bibliography</w:t>
+              <w:t>the 36-name equal-weighted local composite the beta is regressed against includes this company at about 2.8% weight, which biases the coefficient toward one. Removing it gives 0.565 rather than 0.629, which would RAISE the two centres by about EGP 32.04 and EGP 23.18 a share. The in-index coefficient is carried because it is the more conservative of the two and because it is what a real local index produces; both are published in the bibliography</w:t>
             </w:r>
           </w:p>
         </w:tc>
@@ -15544,7 +15581,7 @@
           <w:color w:val="1C3A36"/>
           <w:sz w:val="21"/>
         </w:rPr>
-        <w:t>What would change the conclusion, stated in advance so it can be checked: if the company disclosed biosimilar revenue on a path toward USD 114 million a year, the cash-flow lenses would move to the market price and this study would be wrong to have flagged the gap. If the FY2026 depreciation charge came in near EGP 118 million rather than EGP 304 million, the plant is not in service and the whole timetable in this study shifts out a year.</w:t>
+        <w:t>What would change the conclusion, stated in advance so it can be checked: if the company disclosed biosimilar revenue on a path toward USD 127 million a year, the cash-flow lenses would move to the market price and this study would be wrong to have flagged the gap. If the FY2026 depreciation charge came in near EGP 118 million rather than EGP 304 million, the plant is not in service and the whole timetable in this study shifts out a year.</w:t>
       </w:r>
     </w:p>
     <w:p>
@@ -24430,7 +24467,7 @@
                 <w:color w:val="1C3A36"/>
                 <w:sz w:val="16"/>
               </w:rPr>
-              <w:t>the provision charge stays near 5.25% of revenue permanently; this is Frame A, and it is already the more conservative of the two published cases. A charge at the three-year mean of 6.52% instead would put Frame A at EGP 27.77 a share</w:t>
+              <w:t>the provision charge stays near 5.25% of revenue permanently; this is Frame A, and it is already the more conservative of the two published cases. A charge at the three-year mean of 6.52% instead would put Frame A at EGP 24.55 a share</w:t>
             </w:r>
           </w:p>
         </w:tc>
@@ -24719,7 +24756,7 @@
           <w:color w:val="1C3A36"/>
           <w:sz w:val="21"/>
         </w:rPr>
-        <w:t>When it works: for a business with a stable, forecastable operating model and a capital structure that is not about to change. When it fails: when most of the value sits beyond the explicit forecast — which is the case here, at 81% of enterprise value in the terminal block.</w:t>
+        <w:t>When it works: for a business with a stable, forecastable operating model and a capital structure that is not about to change. When it fails: when most of the value sits beyond the explicit forecast — which is the case here, at 80% of enterprise value in the terminal block.</w:t>
       </w:r>
     </w:p>
     <w:tbl>
@@ -24857,7 +24894,7 @@
                 <w:color w:val="1C3A36"/>
                 <w:sz w:val="17"/>
               </w:rPr>
-              <w:t>1,509</w:t>
+              <w:t>1,401</w:t>
             </w:r>
           </w:p>
         </w:tc>
@@ -24931,7 +24968,7 @@
                 <w:color w:val="1C3A36"/>
                 <w:sz w:val="17"/>
               </w:rPr>
-              <w:t>20,109</w:t>
+              <w:t>18,665</w:t>
             </w:r>
           </w:p>
         </w:tc>
@@ -24968,7 +25005,7 @@
                 <w:color w:val="1C3A36"/>
                 <w:sz w:val="17"/>
               </w:rPr>
-              <w:t>8,559</w:t>
+              <w:t>7,944</w:t>
             </w:r>
           </w:p>
         </w:tc>
@@ -25005,7 +25042,7 @@
                 <w:color w:val="1C3A36"/>
                 <w:sz w:val="17"/>
               </w:rPr>
-              <w:t>10,561</w:t>
+              <w:t>9,946</w:t>
             </w:r>
           </w:p>
         </w:tc>
@@ -25120,7 +25157,7 @@
                 <w:color w:val="1C3A36"/>
                 <w:sz w:val="17"/>
               </w:rPr>
-              <w:t>6,183</w:t>
+              <w:t>5,569</w:t>
             </w:r>
           </w:p>
         </w:tc>
@@ -25157,7 +25194,7 @@
                 <w:color w:val="1C3A36"/>
                 <w:sz w:val="17"/>
               </w:rPr>
-              <w:t>36.64</w:t>
+              <w:t>33.00</w:t>
             </w:r>
           </w:p>
         </w:tc>
@@ -25179,7 +25216,7 @@
           <w:color w:val="1C3A36"/>
           <w:sz w:val="21"/>
         </w:rPr>
-        <w:t>Named sensitivity: the terminal discount rate. Every 100 basis points on it is worth roughly EGP 6 a share. At 81% terminal weight, this expert is mostly forecasting one number.</w:t>
+        <w:t>Named sensitivity: the terminal discount rate. Every 100 basis points on it is worth roughly EGP 6 a share. At 80% terminal weight, this expert is mostly forecasting one number.</w:t>
       </w:r>
     </w:p>
     <w:p>
@@ -25866,7 +25903,7 @@
                 <w:color w:val="1C3A36"/>
                 <w:sz w:val="17"/>
               </w:rPr>
-              <w:t>EGP 36.64</w:t>
+              <w:t>EGP 33.00</w:t>
             </w:r>
           </w:p>
         </w:tc>
@@ -25903,7 +25940,7 @@
                 <w:color w:val="1C3A36"/>
                 <w:sz w:val="17"/>
               </w:rPr>
-              <w:t>EGP 90.66 a share</w:t>
+              <w:t>EGP 94.30 a share</w:t>
             </w:r>
           </w:p>
         </w:tc>
@@ -25940,7 +25977,7 @@
                 <w:color w:val="1C3A36"/>
                 <w:sz w:val="17"/>
               </w:rPr>
-              <w:t>EGP 15,299m</w:t>
+              <w:t>EGP 15,914m</w:t>
             </w:r>
           </w:p>
         </w:tc>
@@ -25977,7 +26014,7 @@
                 <w:color w:val="1C3A36"/>
                 <w:sz w:val="17"/>
               </w:rPr>
-              <w:t>EGP 7,983m</w:t>
+              <w:t>EGP 8,871m</w:t>
             </w:r>
           </w:p>
         </w:tc>
@@ -26014,7 +26051,7 @@
                 <w:color w:val="1C3A36"/>
                 <w:sz w:val="17"/>
               </w:rPr>
-              <w:t>30%</w:t>
+              <w:t>32%</w:t>
             </w:r>
           </w:p>
         </w:tc>
@@ -26051,7 +26088,7 @@
                 <w:color w:val="1C3A36"/>
                 <w:sz w:val="17"/>
               </w:rPr>
-              <w:t>USD 114m</w:t>
+              <w:t>USD 127m</w:t>
             </w:r>
           </w:p>
         </w:tc>
@@ -26088,7 +26125,7 @@
                 <w:color w:val="1C3A36"/>
                 <w:sz w:val="17"/>
               </w:rPr>
-              <w:t>1.14x asset turn</w:t>
+              <w:t>1.27x asset turn</w:t>
             </w:r>
           </w:p>
         </w:tc>
@@ -26147,7 +26184,7 @@
           <w:color w:val="1C3A36"/>
           <w:sz w:val="21"/>
         </w:rPr>
-        <w:t>Named sensitivity: the contribution margin assumed on the new revenue. At 35% rather than 45%, the required revenue rises to about EGP 10,264 million, or USD 146 million a year.</w:t>
+        <w:t>Named sensitivity: the contribution margin assumed on the new revenue. At 35% rather than 45%, the required revenue rises to about EGP 11,405 million, or USD 163 million a year.</w:t>
       </w:r>
     </w:p>
     <w:p>
@@ -26276,7 +26313,7 @@
                 <w:color w:val="1C3A36"/>
                 <w:sz w:val="16"/>
               </w:rPr>
-              <w:t>CONCEDED. Expert 1 accepts the terminal weight is high and points to the sensitivity table as the honest response: the published grid across a plausible terminal cost of equity and growth combination runs EGP 18 to EGP 53 a share, and the WHOLE of that range is published rather than its comfortable half.</w:t>
+              <w:t>CONCEDED. Expert 1 accepts the terminal weight is high and points to the sensitivity table as the honest response: the published grid across a plausible terminal cost of equity and growth combination runs EGP 17 to EGP 48 a share, and the WHOLE of that range is published rather than its comfortable half.</w:t>
             </w:r>
           </w:p>
         </w:tc>
@@ -26460,7 +26497,7 @@
           <w:color w:val="1C3A36"/>
           <w:sz w:val="21"/>
         </w:rPr>
-        <w:t>Put together, the disagreement narrows to a single question, which is a good sign. All three agree on the audited history, on the cost of capital construction, and on the fact that the depreciation step is real and has already arrived. On the existing business — 65% capacity utilisation, a growing export book earned in hard currency, an administered domestic price that at least tracks inflation — their own worked values run from EGP 36.64 to EGP 43.91 a share, and the study's own two centres, EGP 36.64 and EGP 54.24, sit inside that. Those are the numbers; no wider claim is made for the business than its own lenses support.</w:t>
+        <w:t>Put together, the disagreement narrows to a single question, which is a good sign. All three agree on the audited history, on the cost of capital construction, and on the fact that the depreciation step is real and has already arrived. On the existing business — 65% capacity utilisation, a growing export book earned in hard currency, an administered domestic price that at least tracks inflation — their own worked values run from EGP 33.00 to EGP 43.91 a share, and the study's own two centres, EGP 33.00 and EGP 49.68, sit inside that. Those are the numbers; no wider claim is made for the business than its own lenses support.</w:t>
       </w:r>
     </w:p>
     <w:p>
@@ -26474,7 +26511,7 @@
           <w:color w:val="1C3A36"/>
           <w:sz w:val="21"/>
         </w:rPr>
-        <w:t>Where they part is what the new plant is worth today. Expert 1 says: nothing until it produces cash, so EGP 36.64. Expert 2 says: nothing until it produces a return, so EGP 43.91. Expert 3 says: the market says EGP 90.66 a share, which requires USD 114 million a year of biosimilar sales, and that is a proposition rather than a valuation. The room does not resolve it. It converts it into something a reader can check in twelve months.</w:t>
+        <w:t>Where they part is what the new plant is worth today. Expert 1 says: nothing until it produces cash, so EGP 33.00. Expert 2 says: nothing until it produces a return, so EGP 43.91. Expert 3 says: the market says EGP 94.30 a share, which requires USD 127 million a year of biosimilar sales, and that is a proposition rather than a valuation. The room does not resolve it. It converts it into something a reader can check in twelve months.</w:t>
       </w:r>
     </w:p>
     <w:p>
@@ -26663,7 +26700,7 @@
                 <w:color w:val="1C3A36"/>
                 <w:sz w:val="16"/>
               </w:rPr>
-              <w:t>-7.27</w:t>
+              <w:t>-10.92</w:t>
             </w:r>
           </w:p>
         </w:tc>
@@ -26718,7 +26755,7 @@
                 <w:color w:val="1C3A36"/>
                 <w:sz w:val="16"/>
               </w:rPr>
-              <w:t>90.66</w:t>
+              <w:t>94.30</w:t>
             </w:r>
           </w:p>
         </w:tc>
@@ -26773,7 +26810,7 @@
                 <w:color w:val="1C3A36"/>
                 <w:sz w:val="16"/>
               </w:rPr>
-              <w:t>-17.60</w:t>
+              <w:t>-16.68</w:t>
             </w:r>
           </w:p>
         </w:tc>
@@ -26828,7 +26865,7 @@
                 <w:color w:val="1C3A36"/>
                 <w:sz w:val="16"/>
               </w:rPr>
-              <w:t>-90.66</w:t>
+              <w:t>-94.30</w:t>
             </w:r>
           </w:p>
         </w:tc>
@@ -26883,7 +26920,7 @@
                 <w:color w:val="1C3A36"/>
                 <w:sz w:val="16"/>
               </w:rPr>
-              <w:t>-73.06</w:t>
+              <w:t>-77.62</w:t>
             </w:r>
           </w:p>
         </w:tc>
@@ -26938,7 +26975,7 @@
                 <w:color w:val="1C3A36"/>
                 <w:sz w:val="16"/>
               </w:rPr>
-              <w:t>-17.60</w:t>
+              <w:t>-16.68</w:t>
             </w:r>
           </w:p>
         </w:tc>

--- a/engine/phar_study/EIPICO_Valuation_Study_09-08-2026.docx
+++ b/engine/phar_study/EIPICO_Valuation_Study_09-08-2026.docx
@@ -190,7 +190,7 @@
                 <w:color w:val="1C3A36"/>
                 <w:sz w:val="19"/>
               </w:rPr>
-              <w:t>There is no single number, and that is deliberate. Five readings put fair value between EGP 33 and EGP 57 a share. Because the contested judgement below is carried BOTH ways and the two are never averaged, the study publishes TWO weighted centres: EGP 33.00 a share on the permanent-provision reading and EGP 49.68 on the normalising one. The market price is EGP 127.30. That gap is the study, and section 1.7 states exactly what would have to be true for the market to be right.</w:t>
+              <w:t>There is no single number, and that is deliberate. Five readings put fair value between EGP 31 and EGP 55 a share. Because the contested judgement below is carried BOTH ways and the two are never averaged, the study publishes TWO weighted centres: EGP 31.37 a share on the permanent-provision reading and EGP 47.60 on the normalising one. The market price is EGP 127.30. That gap is the study, and section 1.7 states exactly what would have to be true for the market to be right.</w:t>
             </w:r>
           </w:p>
           <w:p>
@@ -230,7 +230,7 @@
                 <w:color w:val="1C3A36"/>
                 <w:sz w:val="19"/>
               </w:rPr>
-              <w:t>It folds in the reviewed first quarter of 2026 and the separately issued audited FY2023 and FY2024 statements, obtained after the first issue. The first quarter CONFIRMED the study's central mechanism — the construction balance is transferring and the depreciation charge has more than doubled — but it also came in softer than the first edition assumed on revenue, associates and capital spending. The weighted centre moves from a single EGP 79.64 to a PAIR — EGP 33.00 and EGP 49.68 a share. Section 7 lists what changed and by how much.</w:t>
+              <w:t>It folds in the reviewed first quarter of 2026 and the separately issued audited FY2023 and FY2024 statements, obtained after the first issue. The first quarter CONFIRMED the study's central mechanism — the construction balance is transferring and the depreciation charge has more than doubled — but it also came in softer than the first edition assumed on revenue, associates and capital spending. The weighted centre moves from a single EGP 79.64 to a PAIR — EGP 31.37 and EGP 47.60 a share. Section 7 lists what changed and by how much.</w:t>
             </w:r>
           </w:p>
           <w:p>
@@ -334,7 +334,7 @@
           <w:color w:val="1C3A36"/>
           <w:sz w:val="21"/>
         </w:rPr>
-        <w:t>Against that, four methods that do not depend on the new plant at all — discounted cash flow, run on two framings of the provision charge and so giving five readings in total; book value against sustainable return; triangulated multiples; and normalised earnings power — cluster between EGP 33 and EGP 57. The market is above all of them.</w:t>
+        <w:t>Against that, four methods that do not depend on the new plant at all — discounted cash flow, run on two framings of the provision charge and so giving five readings in total; book value against sustainable return; triangulated multiples; and normalised earnings power — cluster between EGP 31 and EGP 55. The market is above all of them.</w:t>
       </w:r>
     </w:p>
     <w:p>
@@ -557,7 +557,7 @@
                 <w:color w:val="1C3A36"/>
                 <w:sz w:val="18"/>
               </w:rPr>
-              <w:t>33.00</w:t>
+              <w:t>31.37</w:t>
             </w:r>
           </w:p>
         </w:tc>
@@ -575,7 +575,7 @@
                 <w:color w:val="1C3A36"/>
                 <w:sz w:val="18"/>
               </w:rPr>
-              <w:t>-74%</w:t>
+              <w:t>-75%</w:t>
             </w:r>
           </w:p>
         </w:tc>
@@ -630,7 +630,7 @@
                 <w:color w:val="1C3A36"/>
                 <w:sz w:val="18"/>
               </w:rPr>
-              <w:t>49.68</w:t>
+              <w:t>47.60</w:t>
             </w:r>
           </w:p>
         </w:tc>
@@ -648,7 +648,7 @@
                 <w:color w:val="1C3A36"/>
                 <w:sz w:val="18"/>
               </w:rPr>
-              <w:t>-61%</w:t>
+              <w:t>-63%</w:t>
             </w:r>
           </w:p>
         </w:tc>
@@ -703,7 +703,7 @@
                 <w:color w:val="1C3A36"/>
                 <w:sz w:val="18"/>
               </w:rPr>
-              <w:t>43.91</w:t>
+              <w:t>42.80</w:t>
             </w:r>
           </w:p>
         </w:tc>
@@ -739,7 +739,7 @@
                 <w:color w:val="1C3A36"/>
                 <w:sz w:val="18"/>
               </w:rPr>
-              <w:t>justified 1.19x book of EGP 37.00</w:t>
+              <w:t>justified 1.16x book of EGP 37.00</w:t>
             </w:r>
           </w:p>
         </w:tc>
@@ -776,7 +776,7 @@
                 <w:color w:val="1C3A36"/>
                 <w:sz w:val="18"/>
               </w:rPr>
-              <w:t>48.65</w:t>
+              <w:t>47.89</w:t>
             </w:r>
           </w:p>
         </w:tc>
@@ -849,7 +849,7 @@
                 <w:color w:val="1C3A36"/>
                 <w:sz w:val="18"/>
               </w:rPr>
-              <w:t>56.78</w:t>
+              <w:t>55.34</w:t>
             </w:r>
           </w:p>
         </w:tc>
@@ -867,7 +867,7 @@
                 <w:color w:val="1C3A36"/>
                 <w:sz w:val="18"/>
               </w:rPr>
-              <w:t>-55%</w:t>
+              <w:t>-57%</w:t>
             </w:r>
           </w:p>
         </w:tc>
@@ -926,7 +926,7 @@
                 <w:color w:val="1C3A36"/>
                 <w:sz w:val="18"/>
               </w:rPr>
-              <w:t>33.00</w:t>
+              <w:t>31.37</w:t>
             </w:r>
           </w:p>
         </w:tc>
@@ -946,7 +946,7 @@
                 <w:color w:val="1C3A36"/>
                 <w:sz w:val="18"/>
               </w:rPr>
-              <w:t>-74%</w:t>
+              <w:t>-75%</w:t>
             </w:r>
           </w:p>
         </w:tc>
@@ -1007,7 +1007,7 @@
                 <w:color w:val="1C3A36"/>
                 <w:sz w:val="18"/>
               </w:rPr>
-              <w:t>49.68</w:t>
+              <w:t>47.60</w:t>
             </w:r>
           </w:p>
         </w:tc>
@@ -1027,7 +1027,7 @@
                 <w:color w:val="1C3A36"/>
                 <w:sz w:val="18"/>
               </w:rPr>
-              <w:t>-61%</w:t>
+              <w:t>-63%</w:t>
             </w:r>
           </w:p>
         </w:tc>
@@ -1084,7 +1084,7 @@
                 <w:color w:val="1C3A36"/>
                 <w:sz w:val="18"/>
               </w:rPr>
-              <w:t>41.10 / 49.44</w:t>
+              <w:t>39.73 / 47.85</w:t>
             </w:r>
           </w:p>
         </w:tc>
@@ -1160,7 +1160,7 @@
                 <w:color w:val="1C3A36"/>
                 <w:sz w:val="18"/>
               </w:rPr>
-              <w:t>33.00 – 56.78</w:t>
+              <w:t>31.37 – 55.34</w:t>
             </w:r>
           </w:p>
         </w:tc>
@@ -1726,7 +1726,7 @@
                 <w:color w:val="1C3A36"/>
                 <w:sz w:val="18"/>
               </w:rPr>
-              <w:t>25.57%</w:t>
+              <w:t>25.92%</w:t>
             </w:r>
           </w:p>
         </w:tc>
@@ -1762,7 +1762,7 @@
                 <w:color w:val="1C3A36"/>
                 <w:sz w:val="18"/>
               </w:rPr>
-              <w:t>22.71%</w:t>
+              <w:t>22.97%</w:t>
             </w:r>
           </w:p>
         </w:tc>
@@ -1799,7 +1799,7 @@
                 <w:color w:val="1C3A36"/>
                 <w:sz w:val="18"/>
               </w:rPr>
-              <w:t>15.03%</w:t>
+              <w:t>15.22%</w:t>
             </w:r>
           </w:p>
         </w:tc>
@@ -4065,7 +4065,7 @@
                 <w:color w:val="1C3A36"/>
                 <w:sz w:val="17"/>
               </w:rPr>
-              <w:t>22.71%</w:t>
+              <w:t>22.97%</w:t>
             </w:r>
           </w:p>
         </w:tc>
@@ -4085,7 +4085,7 @@
                 <w:color w:val="1C3A36"/>
                 <w:sz w:val="17"/>
               </w:rPr>
-              <w:t>20.65%</w:t>
+              <w:t>20.89%</w:t>
             </w:r>
           </w:p>
         </w:tc>
@@ -4105,7 +4105,7 @@
                 <w:color w:val="1C3A36"/>
                 <w:sz w:val="17"/>
               </w:rPr>
-              <w:t>18.40%</w:t>
+              <w:t>18.62%</w:t>
             </w:r>
           </w:p>
         </w:tc>
@@ -4125,7 +4125,7 @@
                 <w:color w:val="1C3A36"/>
                 <w:sz w:val="17"/>
               </w:rPr>
-              <w:t>16.53%</w:t>
+              <w:t>16.73%</w:t>
             </w:r>
           </w:p>
         </w:tc>
@@ -4145,7 +4145,7 @@
                 <w:color w:val="1C3A36"/>
                 <w:sz w:val="17"/>
               </w:rPr>
-              <w:t>15.03%</w:t>
+              <w:t>15.22%</w:t>
             </w:r>
           </w:p>
         </w:tc>
@@ -4182,7 +4182,7 @@
                 <w:color w:val="1C3A36"/>
                 <w:sz w:val="17"/>
               </w:rPr>
-              <w:t>0.8149</w:t>
+              <w:t>0.8132</w:t>
             </w:r>
           </w:p>
         </w:tc>
@@ -4200,7 +4200,7 @@
                 <w:color w:val="1C3A36"/>
                 <w:sz w:val="17"/>
               </w:rPr>
-              <w:t>0.6755</w:t>
+              <w:t>0.6727</w:t>
             </w:r>
           </w:p>
         </w:tc>
@@ -4218,7 +4218,7 @@
                 <w:color w:val="1C3A36"/>
                 <w:sz w:val="17"/>
               </w:rPr>
-              <w:t>0.5705</w:t>
+              <w:t>0.5671</w:t>
             </w:r>
           </w:p>
         </w:tc>
@@ -4236,7 +4236,7 @@
                 <w:color w:val="1C3A36"/>
                 <w:sz w:val="17"/>
               </w:rPr>
-              <w:t>0.4896</w:t>
+              <w:t>0.4858</w:t>
             </w:r>
           </w:p>
         </w:tc>
@@ -4254,7 +4254,7 @@
                 <w:color w:val="1C3A36"/>
                 <w:sz w:val="17"/>
               </w:rPr>
-              <w:t>0.4256</w:t>
+              <w:t>0.4216</w:t>
             </w:r>
           </w:p>
         </w:tc>
@@ -4291,7 +4291,7 @@
                 <w:color w:val="1C3A36"/>
                 <w:sz w:val="17"/>
               </w:rPr>
-              <w:t>-268</w:t>
+              <w:t>-267</w:t>
             </w:r>
           </w:p>
         </w:tc>
@@ -4309,7 +4309,7 @@
                 <w:color w:val="1C3A36"/>
                 <w:sz w:val="17"/>
               </w:rPr>
-              <w:t>380</w:t>
+              <w:t>378</w:t>
             </w:r>
           </w:p>
         </w:tc>
@@ -4327,7 +4327,7 @@
                 <w:color w:val="1C3A36"/>
                 <w:sz w:val="17"/>
               </w:rPr>
-              <w:t>598</w:t>
+              <w:t>594</w:t>
             </w:r>
           </w:p>
         </w:tc>
@@ -4345,7 +4345,7 @@
                 <w:color w:val="1C3A36"/>
                 <w:sz w:val="17"/>
               </w:rPr>
-              <w:t>631</w:t>
+              <w:t>627</w:t>
             </w:r>
           </w:p>
         </w:tc>
@@ -4363,7 +4363,7 @@
                 <w:color w:val="1C3A36"/>
                 <w:sz w:val="17"/>
               </w:rPr>
-              <w:t>661</w:t>
+              <w:t>655</w:t>
             </w:r>
           </w:p>
         </w:tc>
@@ -4506,7 +4506,7 @@
                 <w:color w:val="1C3A36"/>
                 <w:sz w:val="18"/>
               </w:rPr>
-              <w:t>2,002</w:t>
+              <w:t>1,986</w:t>
             </w:r>
           </w:p>
         </w:tc>
@@ -4524,7 +4524,7 @@
                 <w:color w:val="1C3A36"/>
                 <w:sz w:val="18"/>
               </w:rPr>
-              <w:t>11.86</w:t>
+              <w:t>11.77</w:t>
             </w:r>
           </w:p>
         </w:tc>
@@ -4561,7 +4561,7 @@
                 <w:color w:val="1C3A36"/>
                 <w:sz w:val="18"/>
               </w:rPr>
-              <w:t>7,944</w:t>
+              <w:t>7,686</w:t>
             </w:r>
           </w:p>
         </w:tc>
@@ -4579,7 +4579,7 @@
                 <w:color w:val="1C3A36"/>
                 <w:sz w:val="18"/>
               </w:rPr>
-              <w:t>47.07</w:t>
+              <w:t>45.54</w:t>
             </w:r>
           </w:p>
         </w:tc>
@@ -4616,7 +4616,7 @@
                 <w:color w:val="1C3A36"/>
                 <w:sz w:val="18"/>
               </w:rPr>
-              <w:t>9,946</w:t>
+              <w:t>9,672</w:t>
             </w:r>
           </w:p>
         </w:tc>
@@ -4634,7 +4634,7 @@
                 <w:color w:val="1C3A36"/>
                 <w:sz w:val="18"/>
               </w:rPr>
-              <w:t>58.94</w:t>
+              <w:t>57.31</w:t>
             </w:r>
           </w:p>
         </w:tc>
@@ -4675,7 +4675,7 @@
                 <w:color w:val="1C3A36"/>
                 <w:sz w:val="18"/>
               </w:rPr>
-              <w:t>80%</w:t>
+              <w:t>79%</w:t>
             </w:r>
           </w:p>
         </w:tc>
@@ -4896,7 +4896,7 @@
                 <w:color w:val="1C3A36"/>
                 <w:sz w:val="18"/>
               </w:rPr>
-              <w:t>12,937</w:t>
+              <w:t>12,663</w:t>
             </w:r>
           </w:p>
         </w:tc>
@@ -4914,7 +4914,7 @@
                 <w:color w:val="1C3A36"/>
                 <w:sz w:val="18"/>
               </w:rPr>
-              <w:t>76.66</w:t>
+              <w:t>75.04</w:t>
             </w:r>
           </w:p>
         </w:tc>
@@ -5127,7 +5127,7 @@
                 <w:color w:val="1C3A36"/>
                 <w:sz w:val="18"/>
               </w:rPr>
-              <w:t>5,569</w:t>
+              <w:t>5,295</w:t>
             </w:r>
           </w:p>
         </w:tc>
@@ -5145,7 +5145,7 @@
                 <w:color w:val="1C3A36"/>
                 <w:sz w:val="18"/>
               </w:rPr>
-              <w:t>33.00</w:t>
+              <w:t>31.37</w:t>
             </w:r>
           </w:p>
         </w:tc>
@@ -5186,7 +5186,7 @@
                 <w:color w:val="1C3A36"/>
                 <w:sz w:val="18"/>
               </w:rPr>
-              <w:t>8,384</w:t>
+              <w:t>8,033</w:t>
             </w:r>
           </w:p>
         </w:tc>
@@ -5206,7 +5206,7 @@
                 <w:color w:val="1C3A36"/>
                 <w:sz w:val="18"/>
               </w:rPr>
-              <w:t>49.68</w:t>
+              <w:t>47.60</w:t>
             </w:r>
           </w:p>
         </w:tc>
@@ -5228,7 +5228,7 @@
           <w:color w:val="6E7B77"/>
           <w:sz w:val="17"/>
         </w:rPr>
-        <w:t>Table 5 — the enterprise-to-equity bridge. The terminal share is shown on BOTH bases, as a line of the bridge rather than a footnote: it is 80% of the CORE operating value and 61% of the total, which also carries the associates and the assets held for sale. The pre-revenue active-ingredient company sits on its OWN line at carrying cost — it is not earnings, and it is not folded into a line that says it is. The non-controlling interest deducted is the post-deconsolidation figure; the audited 31 December 2025 minority of EGP 288.7 million belonged to the subsidiary that was deconsolidated in the first quarter, and section 7 records that the net debt above is the December balance while this deduction is the March one.</w:t>
+        <w:t>Table 5 — the enterprise-to-equity bridge. The terminal share is shown on BOTH bases, as a line of the bridge rather than a footnote: it is 79% of the CORE operating value and 61% of the total, which also carries the associates and the assets held for sale. The pre-revenue active-ingredient company sits on its OWN line at carrying cost — it is not earnings, and it is not folded into a line that says it is. The non-controlling interest deducted is the post-deconsolidation figure; the audited 31 December 2025 minority of EGP 288.7 million belonged to the subsidiary that was deconsolidated in the first quarter, and section 7 records that the net debt above is the December balance while this deduction is the March one.</w:t>
       </w:r>
     </w:p>
     <w:p>
@@ -5256,7 +5256,7 @@
           <w:color w:val="1C3A36"/>
           <w:sz w:val="21"/>
         </w:rPr>
-        <w:t>Book value attributable to shareholders was EGP 6,243 million at the year end, EGP 37.00 a share. Return on average equity was 24.6% in FY2024 and 26.5% in FY2025. The forecast path is 13.7% / 14.5% / 17.1% / 19.1% / 20.1% — it RISES through the window rather than settling, so the sustainable return used here is the mean of its last three years, 18.75%, read off that path rather than chosen. A business earning 18.8% on equity while its perpetual cost of equity is 16.90% is worth more than its book: the multiple that relationship justifies is (return less growth) over (cost of equity less growth), or 1.19 times book — EGP 43.91 a share.</w:t>
+        <w:t>Book value attributable to shareholders was EGP 6,243 million at the year end, EGP 37.00 a share. Return on average equity was 24.6% in FY2024 and 26.5% in FY2025. The forecast path is 13.7% / 14.5% / 17.1% / 19.1% / 20.1% — it RISES through the window rather than settling, so the sustainable return used here is the mean of its last three years, 18.75%, read off that path rather than chosen. A business earning 18.8% on equity while its perpetual cost of equity is 17.16% is worth more than its book: the multiple that relationship justifies is (return less growth) over (cost of equity less growth), or 1.16 times book — EGP 42.80 a share.</w:t>
       </w:r>
     </w:p>
     <w:p>
@@ -5425,7 +5425,7 @@
                 <w:color w:val="1C3A36"/>
                 <w:sz w:val="17"/>
               </w:rPr>
-              <w:t>6.33x</w:t>
+              <w:t>6.17x</w:t>
             </w:r>
           </w:p>
         </w:tc>
@@ -5443,7 +5443,7 @@
                 <w:color w:val="1C3A36"/>
                 <w:sz w:val="17"/>
               </w:rPr>
-              <w:t>34.55</w:t>
+              <w:t>33.67</w:t>
             </w:r>
           </w:p>
         </w:tc>
@@ -5571,7 +5571,7 @@
                 <w:color w:val="1C3A36"/>
                 <w:sz w:val="17"/>
               </w:rPr>
-              <w:t>6.47x</w:t>
+              <w:t>6.30x</w:t>
             </w:r>
           </w:p>
         </w:tc>
@@ -5589,7 +5589,7 @@
                 <w:color w:val="1C3A36"/>
                 <w:sz w:val="17"/>
               </w:rPr>
-              <w:t>55.25</w:t>
+              <w:t>53.85</w:t>
             </w:r>
           </w:p>
         </w:tc>
@@ -5607,7 +5607,7 @@
                 <w:color w:val="1C3A36"/>
                 <w:sz w:val="17"/>
               </w:rPr>
-              <w:t>a TRAILING multiple on TRAILING earnings. The midpoint of the only two disclosed observations, 26.7x and 16.0x — not a median of a peer set. Those companies face a cost of equity near 10%, not 16.9%</w:t>
+              <w:t>a TRAILING multiple on TRAILING earnings. The midpoint of the only two disclosed observations, 26.7x and 16.0x — not a median of a peer set. Those companies face a cost of equity near 10%, not 17.2%</w:t>
             </w:r>
           </w:p>
         </w:tc>
@@ -5648,7 +5648,7 @@
                 <w:color w:val="1C3A36"/>
                 <w:sz w:val="17"/>
               </w:rPr>
-              <w:t>6.46x</w:t>
+              <w:t>6.35x</w:t>
             </w:r>
           </w:p>
         </w:tc>
@@ -5668,7 +5668,7 @@
                 <w:color w:val="1C3A36"/>
                 <w:sz w:val="17"/>
               </w:rPr>
-              <w:t>48.65</w:t>
+              <w:t>47.89</w:t>
             </w:r>
           </w:p>
         </w:tc>
@@ -5792,7 +5792,7 @@
           <w:color w:val="1C3A36"/>
           <w:sz w:val="21"/>
         </w:rPr>
-        <w:t>FY2025 was the best operating year in the company's history: a 25.1% operating margin against 23.5% in FY2023 and 20.1% in FY2024. This lens deliberately gives part of that back. Applying the three-year average margin of 22.9% to FY2027 revenue, financing it at that year's cost of debt, taxing it at 23.5% and adding the normalised associate contribution gives EGP 8.97 a share of sustainable earnings. Capitalised at the PERPETUAL cost of equity of 16.90% less 7% growth, on the 63% payout that growth rate permits, that is EGP 56.78 a share. Using today's crisis-level cost of equity of 25.57% in a perpetuity would be a category error: a steady-state multiple takes a steady-state rate.</w:t>
+        <w:t>FY2025 was the best operating year in the company's history: a 25.1% operating margin against 23.5% in FY2023 and 20.1% in FY2024. This lens deliberately gives part of that back. Applying the three-year average margin of 22.9% to FY2027 revenue, financing it at that year's cost of debt, taxing it at 23.5% and adding the normalised associate contribution gives EGP 8.97 a share of sustainable earnings. Capitalised at the PERPETUAL cost of equity of 17.16% less 7% growth, on the 63% payout that growth rate permits, that is EGP 55.34 a share. Using today's crisis-level cost of equity of 25.92% in a perpetuity would be a category error: a steady-state multiple takes a steady-state rate.</w:t>
       </w:r>
     </w:p>
     <w:p>
@@ -5820,7 +5820,7 @@
           <w:color w:val="1C3A36"/>
           <w:sz w:val="21"/>
         </w:rPr>
-        <w:t>Four methods produce five readings, because the cash-flow method is run on both framings of the contested provision judgement. They run from EGP 33 to EGP 57. That spread is not a failure of the methods; it is the honest measure of how much the answer depends on which question you ask.</w:t>
+        <w:t>Four methods produce five readings, because the cash-flow method is run on both framings of the contested provision judgement. They run from EGP 31 to EGP 55. That spread is not a failure of the methods; it is the honest measure of how much the answer depends on which question you ask.</w:t>
       </w:r>
     </w:p>
     <w:p>
@@ -5834,7 +5834,7 @@
           <w:color w:val="1C3A36"/>
           <w:sz w:val="21"/>
         </w:rPr>
-        <w:t>There is no single weighted centre, and the absence is deliberate. The two provision frames are never averaged, and weighting both of them inside one number averages them. So the cash-flow weight of 50% is carried in full on ONE frame at a time, beside the three lenses that do not turn on the judgement at all — book value against sustainable return at 20%, relative multiples at 15%, and normalised earnings power at 15%. That gives EGP 33.00 a share on Frame A and EGP 49.68 on Frame B, against a market price of EGP 127.30. Which of the two a reader uses is a judgement about the debtor book, and it belongs to the reader.</w:t>
+        <w:t>There is no single weighted centre, and the absence is deliberate. The two provision frames are never averaged, and weighting both of them inside one number averages them. So the cash-flow weight of 50% is carried in full on ONE frame at a time, beside the three lenses that do not turn on the judgement at all — book value against sustainable return at 20%, relative multiples at 15%, and normalised earnings power at 15%. That gives EGP 31.37 a share on Frame A and EGP 47.60 on Frame B, against a market price of EGP 127.30. Which of the two a reader uses is a judgement about the debtor book, and it belongs to the reader.</w:t>
       </w:r>
     </w:p>
     <w:p>
@@ -7772,7 +7772,7 @@
           <w:color w:val="1C3A36"/>
           <w:sz w:val="21"/>
         </w:rPr>
-        <w:t>So the honest question is not what the plant is worth. It is how much it must sell. Solving the same model for the market price: an additional EGP 8,871 million of revenue by FY2030 at a 45% contribution margin closes the gap from EGP 33.00 to EGP 127.30. That is 32% of FY2030 revenue, or about USD 127 million a year — 1.27 times the USD 100 million the company says it invested in the plant.</w:t>
+        <w:t>So the honest question is not what the plant is worth. It is how much it must sell. Solving the same model for the market price: an additional EGP 9,322 million of revenue by FY2030 at a 45% contribution margin closes the gap from EGP 31.37 to EGP 127.30. That is 33% of FY2030 revenue, or about USD 133 million a year — 1.33 times the USD 100 million the company says it invested in the plant.</w:t>
       </w:r>
     </w:p>
     <w:p>
@@ -7786,7 +7786,7 @@
           <w:color w:val="1C3A36"/>
           <w:sz w:val="21"/>
         </w:rPr>
-        <w:t>Two things have to be published for that hurdle to be checkable, and they are. THE RAMP: the incremental revenue is not dropped into the final year. It is phased 0% / 10% / 30% / 60% / 100% of the FY2030 level across FY2026E to FY2030E. The same total placed entirely in the final year would be a materially LOWER and easier hurdle, so a reverse valuation that does not state its ramp cannot be audited. THE REINVESTMENT: the incremental revenue is charged capital expenditure at the same share of revenue as the existing business, and working capital on the same day ratios, so it meets the identical reinvestment discipline. Left uncharged — which is how the first cut of this model ran it — the hurdle prices out about USD 115 million a year instead of USD 127 million, which understates what the market is actually asking of the plant.</w:t>
+        <w:t>Two things have to be published for that hurdle to be checkable, and they are. THE RAMP: the incremental revenue is not dropped into the final year. It is phased 0% / 10% / 30% / 60% / 100% of the FY2030 level across FY2026E to FY2030E. The same total placed entirely in the final year would be a materially LOWER and easier hurdle, so a reverse valuation that does not state its ramp cannot be audited. THE REINVESTMENT: the incremental revenue is charged capital expenditure at the same share of revenue as the existing business, and working capital on the same day ratios, so it meets the identical reinvestment discipline. Left uncharged — which is how the first cut of this model ran it — the hurdle prices out about USD 115 million a year instead of USD 133 million, which understates what the market is actually asking of the plant.</w:t>
       </w:r>
     </w:p>
     <w:p>
@@ -7800,7 +7800,7 @@
           <w:color w:val="1C3A36"/>
           <w:sz w:val="21"/>
         </w:rPr>
-        <w:t>The same arithmetic read the other way is worth stating, because it is the plainest summary of what is at issue. At EGP 127.30 the market is paying EGP 94.30 a share — EGP 15,914 million, 74% of the entire share price — for a plant this study values at nothing, against a stated build cost of USD 100 million, about EGP 7,011 million. The market is not merely paying for the plant to work; it is paying roughly 2.3 times what the plant cost to build. That is the proposition, stated as a multiple of an observable outlay rather than as a valuation.</w:t>
+        <w:t>The same arithmetic read the other way is worth stating, because it is the plainest summary of what is at issue. At EGP 127.30 the market is paying EGP 95.93 a share — EGP 16,188 million, 75% of the entire share price — for a plant this study values at nothing, against a stated build cost of USD 100 million, about EGP 7,011 million. The market is not merely paying for the plant to work; it is paying roughly 2.3 times what the plant cost to build. That is the proposition, stated as a multiple of an observable outlay rather than as a valuation.</w:t>
       </w:r>
     </w:p>
     <w:tbl>
@@ -7849,7 +7849,7 @@
                 <w:color w:val="1C3A36"/>
                 <w:sz w:val="19"/>
               </w:rPr>
-              <w:t>It is observable. Roughly USD 127 million a year of biosimilar revenue by 2030 is a figure the company will eventually disclose, and a reader can check this study against it. An asset turn of 1.27 times on a specialist biologics facility is demanding but not absurd; whether it is achievable in Egypt, at Egyptian reimbursement prices, on a product set still moving through registration, is the question the market is answering yes to and this study is declining to answer either way.</w:t>
+              <w:t>It is observable. Roughly USD 133 million a year of biosimilar revenue by 2030 is a figure the company will eventually disclose, and a reader can check this study against it. An asset turn of 1.33 times on a specialist biologics facility is demanding but not absurd; whether it is achievable in Egypt, at Egyptian reimbursement prices, on a product set still moving through registration, is the question the market is answering yes to and this study is declining to answer either way.</w:t>
             </w:r>
           </w:p>
         </w:tc>
@@ -9023,7 +9023,7 @@
           <w:color w:val="1C3A36"/>
           <w:sz w:val="21"/>
         </w:rPr>
-        <w:t>The quoted ten-year Egyptian local-currency government yield is 23.00%. That yield is not riskless: it contains the sovereign's own default risk. Subtracting Egypt's sovereign credit-default-swap spread of 3.42% leaves a normalised risk-free rate of 19.58%. Adding beta times the TOTAL equity risk premium gives the cost of equity. Charging the raw 23.00% yield AND a country-loaded premium would give 28.99% and would count sovereign risk twice; that construction is not used here.</w:t>
+        <w:t>The quoted ten-year Egyptian local-currency government yield is 23.00%. That yield is not riskless: it contains the sovereign's own default risk. Subtracting Egypt's sovereign credit-default-swap spread of 3.42% leaves a normalised risk-free rate of 19.58%. Adding beta times the TOTAL equity risk premium gives the cost of equity. Charging the raw 23.00% yield AND a country-loaded premium would give 29.34% and would count sovereign risk twice; that construction is not used here.</w:t>
       </w:r>
     </w:p>
     <w:tbl>
@@ -9529,7 +9529,7 @@
                 <w:color w:val="1C3A36"/>
                 <w:sz w:val="16"/>
               </w:rPr>
-              <w:t>0.629</w:t>
+              <w:t>0.666</w:t>
             </w:r>
           </w:p>
         </w:tc>
@@ -9547,7 +9547,7 @@
                 <w:color w:val="1C3A36"/>
                 <w:sz w:val="16"/>
               </w:rPr>
-              <w:t>0.629</w:t>
+              <w:t>0.666</w:t>
             </w:r>
           </w:p>
         </w:tc>
@@ -9606,7 +9606,7 @@
                 <w:color w:val="1C3A36"/>
                 <w:sz w:val="16"/>
               </w:rPr>
-              <w:t>25.57%</w:t>
+              <w:t>25.92%</w:t>
             </w:r>
           </w:p>
         </w:tc>
@@ -9626,7 +9626,7 @@
                 <w:color w:val="1C3A36"/>
                 <w:sz w:val="16"/>
               </w:rPr>
-              <w:t>25.51%</w:t>
+              <w:t>26.01%</w:t>
             </w:r>
           </w:p>
         </w:tc>
@@ -9646,7 +9646,7 @@
                 <w:color w:val="1C3A36"/>
                 <w:sz w:val="16"/>
               </w:rPr>
-              <w:t>The two bases agree to 6 basis points</w:t>
+              <w:t>The two bases agree to 9 basis points</w:t>
             </w:r>
           </w:p>
         </w:tc>
@@ -10052,7 +10052,7 @@
                 <w:color w:val="1C3A36"/>
                 <w:sz w:val="16"/>
               </w:rPr>
-              <w:t>22.71%</w:t>
+              <w:t>22.97%</w:t>
             </w:r>
           </w:p>
         </w:tc>
@@ -10091,7 +10091,7 @@
                 <w:color w:val="1C3A36"/>
                 <w:sz w:val="16"/>
               </w:rPr>
-              <w:t>On gross debt: 22.31% — both published</w:t>
+              <w:t>On gross debt: 22.56% — both published</w:t>
             </w:r>
           </w:p>
         </w:tc>
@@ -10132,7 +10132,7 @@
                 <w:color w:val="1C3A36"/>
                 <w:sz w:val="16"/>
               </w:rPr>
-              <w:t>15.03%</w:t>
+              <w:t>15.22%</w:t>
             </w:r>
           </w:p>
         </w:tc>
@@ -10171,7 +10171,7 @@
                 <w:color w:val="1C3A36"/>
                 <w:sz w:val="16"/>
               </w:rPr>
-              <w:t>cost of equity 16.90%, cost of debt after tax 9.56%, DERIVED debt weight 25.5% on today's market values. The forecast balance sheet, once funded, carries 47.9% on book at FY2030E, which would give 13.38% — both are published and neither is 20%</w:t>
+              <w:t>cost of equity 17.16%, cost of debt after tax 9.56%, DERIVED debt weight 25.5% on today's market values. The forecast balance sheet, once funded, carries 47.9% on book at FY2030E, which would give 13.52% — both are published and neither is 20%</w:t>
             </w:r>
           </w:p>
         </w:tc>
@@ -10221,7 +10221,7 @@
           <w:color w:val="1C3A36"/>
           <w:sz w:val="21"/>
         </w:rPr>
-        <w:t>One arithmetic point that looks wrong and is not. The first-year discount rate of 22.71% sits close to the 23.00% quoted government yield. That is a consequence of the normalisation, not an error: the quoted yield contains default risk that this build strips out and re-charges inside the equity premium, where it belongs. Comparing a cost of capital built on a normalised risk-free rate to a raw quoted yield is comparing two different things.</w:t>
+        <w:t>One arithmetic point that looks wrong and is not. The first-year discount rate of 22.97% sits close to the 23.00% quoted government yield. That is a consequence of the normalisation, not an error: the quoted yield contains default risk that this build strips out and re-charges inside the equity premium, where it belongs. Comparing a cost of capital built on a normalised risk-free rate to a raw quoted yield is comparing two different things.</w:t>
       </w:r>
     </w:p>
     <w:p>
@@ -10394,7 +10394,7 @@
                 <w:color w:val="1C3A36"/>
                 <w:sz w:val="17"/>
               </w:rPr>
-              <w:t>33.00</w:t>
+              <w:t>31.37</w:t>
             </w:r>
           </w:p>
         </w:tc>
@@ -10449,7 +10449,7 @@
                 <w:color w:val="1C3A36"/>
                 <w:sz w:val="17"/>
               </w:rPr>
-              <w:t>24.55</w:t>
+              <w:t>23.14</w:t>
             </w:r>
           </w:p>
         </w:tc>
@@ -10504,7 +10504,7 @@
                 <w:color w:val="1C3A36"/>
                 <w:sz w:val="17"/>
               </w:rPr>
-              <w:t>47.84</w:t>
+              <w:t>45.84</w:t>
             </w:r>
           </w:p>
         </w:tc>
@@ -10559,7 +10559,7 @@
                 <w:color w:val="1C3A36"/>
                 <w:sz w:val="17"/>
               </w:rPr>
-              <w:t>33.67</w:t>
+              <w:t>32.02</w:t>
             </w:r>
           </w:p>
         </w:tc>
@@ -10816,7 +10816,7 @@
                 <w:color w:val="1C3A36"/>
                 <w:sz w:val="17"/>
               </w:rPr>
-              <w:t>33</w:t>
+              <w:t>31</w:t>
             </w:r>
           </w:p>
         </w:tc>
@@ -10834,7 +10834,7 @@
                 <w:color w:val="1C3A36"/>
                 <w:sz w:val="17"/>
               </w:rPr>
-              <w:t>35</w:t>
+              <w:t>34</w:t>
             </w:r>
           </w:p>
         </w:tc>
@@ -10852,7 +10852,7 @@
                 <w:color w:val="1C3A36"/>
                 <w:sz w:val="17"/>
               </w:rPr>
-              <w:t>39</w:t>
+              <w:t>37</w:t>
             </w:r>
           </w:p>
         </w:tc>
@@ -10870,7 +10870,7 @@
                 <w:color w:val="1C3A36"/>
                 <w:sz w:val="17"/>
               </w:rPr>
-              <w:t>43</w:t>
+              <w:t>41</w:t>
             </w:r>
           </w:p>
         </w:tc>
@@ -10888,7 +10888,7 @@
                 <w:color w:val="1C3A36"/>
                 <w:sz w:val="17"/>
               </w:rPr>
-              <w:t>48</w:t>
+              <w:t>46</w:t>
             </w:r>
           </w:p>
         </w:tc>
@@ -10925,7 +10925,7 @@
                 <w:color w:val="1C3A36"/>
                 <w:sz w:val="17"/>
               </w:rPr>
-              <w:t>28</w:t>
+              <w:t>27</w:t>
             </w:r>
           </w:p>
         </w:tc>
@@ -10943,7 +10943,7 @@
                 <w:color w:val="1C3A36"/>
                 <w:sz w:val="17"/>
               </w:rPr>
-              <w:t>30</w:t>
+              <w:t>29</w:t>
             </w:r>
           </w:p>
         </w:tc>
@@ -10961,7 +10961,7 @@
                 <w:color w:val="1C3A36"/>
                 <w:sz w:val="17"/>
               </w:rPr>
-              <w:t>33</w:t>
+              <w:t>31</w:t>
             </w:r>
           </w:p>
         </w:tc>
@@ -10979,7 +10979,7 @@
                 <w:color w:val="1C3A36"/>
                 <w:sz w:val="17"/>
               </w:rPr>
-              <w:t>36</w:t>
+              <w:t>34</w:t>
             </w:r>
           </w:p>
         </w:tc>
@@ -10997,7 +10997,7 @@
                 <w:color w:val="1C3A36"/>
                 <w:sz w:val="17"/>
               </w:rPr>
-              <w:t>40</w:t>
+              <w:t>38</w:t>
             </w:r>
           </w:p>
         </w:tc>
@@ -11034,6 +11034,24 @@
                 <w:color w:val="1C3A36"/>
                 <w:sz w:val="17"/>
               </w:rPr>
+              <w:t>23</w:t>
+            </w:r>
+          </w:p>
+        </w:tc>
+        <w:tc>
+          <w:tcPr>
+            <w:tcW w:type="dxa" w:w="1368"/>
+          </w:tcPr>
+          <w:p>
+            <w:pPr>
+              <w:spacing w:after="20"/>
+              <w:jc w:val="right"/>
+            </w:pPr>
+            <w:r>
+              <w:rPr>
+                <w:color w:val="1C3A36"/>
+                <w:sz w:val="17"/>
+              </w:rPr>
               <w:t>24</w:t>
             </w:r>
           </w:p>
@@ -11070,7 +11088,7 @@
                 <w:color w:val="1C3A36"/>
                 <w:sz w:val="17"/>
               </w:rPr>
-              <w:t>28</w:t>
+              <w:t>29</w:t>
             </w:r>
           </w:p>
         </w:tc>
@@ -11088,25 +11106,7 @@
                 <w:color w:val="1C3A36"/>
                 <w:sz w:val="17"/>
               </w:rPr>
-              <w:t>30</w:t>
-            </w:r>
-          </w:p>
-        </w:tc>
-        <w:tc>
-          <w:tcPr>
-            <w:tcW w:type="dxa" w:w="1368"/>
-          </w:tcPr>
-          <w:p>
-            <w:pPr>
-              <w:spacing w:after="20"/>
-              <w:jc w:val="right"/>
-            </w:pPr>
-            <w:r>
-              <w:rPr>
-                <w:color w:val="1C3A36"/>
-                <w:sz w:val="17"/>
-              </w:rPr>
-              <w:t>33</w:t>
+              <w:t>31</w:t>
             </w:r>
           </w:p>
         </w:tc>
@@ -11143,7 +11143,7 @@
                 <w:color w:val="1C3A36"/>
                 <w:sz w:val="17"/>
               </w:rPr>
-              <w:t>20</w:t>
+              <w:t>19</w:t>
             </w:r>
           </w:p>
         </w:tc>
@@ -11161,6 +11161,24 @@
                 <w:color w:val="1C3A36"/>
                 <w:sz w:val="17"/>
               </w:rPr>
+              <w:t>21</w:t>
+            </w:r>
+          </w:p>
+        </w:tc>
+        <w:tc>
+          <w:tcPr>
+            <w:tcW w:type="dxa" w:w="1368"/>
+          </w:tcPr>
+          <w:p>
+            <w:pPr>
+              <w:spacing w:after="20"/>
+              <w:jc w:val="right"/>
+            </w:pPr>
+            <w:r>
+              <w:rPr>
+                <w:color w:val="1C3A36"/>
+                <w:sz w:val="17"/>
+              </w:rPr>
               <w:t>22</w:t>
             </w:r>
           </w:p>
@@ -11179,7 +11197,7 @@
                 <w:color w:val="1C3A36"/>
                 <w:sz w:val="17"/>
               </w:rPr>
-              <w:t>23</w:t>
+              <w:t>24</w:t>
             </w:r>
           </w:p>
         </w:tc>
@@ -11197,25 +11215,7 @@
                 <w:color w:val="1C3A36"/>
                 <w:sz w:val="17"/>
               </w:rPr>
-              <w:t>25</w:t>
-            </w:r>
-          </w:p>
-        </w:tc>
-        <w:tc>
-          <w:tcPr>
-            <w:tcW w:type="dxa" w:w="1368"/>
-          </w:tcPr>
-          <w:p>
-            <w:pPr>
-              <w:spacing w:after="20"/>
-              <w:jc w:val="right"/>
-            </w:pPr>
-            <w:r>
-              <w:rPr>
-                <w:color w:val="1C3A36"/>
-                <w:sz w:val="17"/>
-              </w:rPr>
-              <w:t>27</w:t>
+              <w:t>26</w:t>
             </w:r>
           </w:p>
         </w:tc>
@@ -11252,6 +11252,24 @@
                 <w:color w:val="1C3A36"/>
                 <w:sz w:val="17"/>
               </w:rPr>
+              <w:t>16</w:t>
+            </w:r>
+          </w:p>
+        </w:tc>
+        <w:tc>
+          <w:tcPr>
+            <w:tcW w:type="dxa" w:w="1368"/>
+          </w:tcPr>
+          <w:p>
+            <w:pPr>
+              <w:spacing w:after="20"/>
+              <w:jc w:val="right"/>
+            </w:pPr>
+            <w:r>
+              <w:rPr>
+                <w:color w:val="1C3A36"/>
+                <w:sz w:val="17"/>
+              </w:rPr>
               <w:t>17</w:t>
             </w:r>
           </w:p>
@@ -11288,7 +11306,7 @@
                 <w:color w:val="1C3A36"/>
                 <w:sz w:val="17"/>
               </w:rPr>
-              <w:t>19</w:t>
+              <w:t>20</w:t>
             </w:r>
           </w:p>
         </w:tc>
@@ -11307,24 +11325,6 @@
                 <w:sz w:val="17"/>
               </w:rPr>
               <w:t>21</w:t>
-            </w:r>
-          </w:p>
-        </w:tc>
-        <w:tc>
-          <w:tcPr>
-            <w:tcW w:type="dxa" w:w="1368"/>
-          </w:tcPr>
-          <w:p>
-            <w:pPr>
-              <w:spacing w:after="20"/>
-              <w:jc w:val="right"/>
-            </w:pPr>
-            <w:r>
-              <w:rPr>
-                <w:color w:val="1C3A36"/>
-                <w:sz w:val="17"/>
-              </w:rPr>
-              <w:t>23</w:t>
             </w:r>
           </w:p>
         </w:tc>
@@ -11346,7 +11346,7 @@
           <w:color w:val="6E7B77"/>
           <w:sz w:val="17"/>
         </w:rPr>
-        <w:t>Table 12 — the value per share across the cost of equity and terminal growth together. Every cell is a complete revaluation. The grid runs from EGP 17 to EGP 48 a share, and that FULL range is what is published — quoting only its upper part would delete the half of the study's own risk display that matters most.</w:t>
+        <w:t>Table 12 — the value per share across the cost of equity and terminal growth together. Every cell is a complete revaluation. The grid runs from EGP 16 to EGP 46 a share, and that FULL range is what is published — quoting only its upper part would delete the half of the study's own risk display that matters most.</w:t>
       </w:r>
     </w:p>
     <w:p>
@@ -11360,7 +11360,7 @@
           <w:color w:val="1C3A36"/>
           <w:sz w:val="21"/>
         </w:rPr>
-        <w:t>The crux is sensitised in real observable units rather than in percentage points. On the published ramp and with the incremental revenue charged the same reinvestment identity as the existing business, a quarter of the required revenue — EGP 2,218 million of FY2030 sales, or USD 32 million a year — is worth about EGP 23.58 a share.</w:t>
+        <w:t>The crux is sensitised in real observable units rather than in percentage points. On the published ramp and with the incremental revenue charged the same reinvestment identity as the existing business, a quarter of the required revenue — EGP 2,330 million of FY2030 sales, or USD 33 million a year — is worth about EGP 23.98 a share.</w:t>
       </w:r>
     </w:p>
     <w:p>
@@ -13015,7 +13015,7 @@
                 <w:color w:val="1C3A36"/>
                 <w:sz w:val="16"/>
               </w:rPr>
-              <w:t>33.00</w:t>
+              <w:t>31.37</w:t>
             </w:r>
           </w:p>
         </w:tc>
@@ -13033,7 +13033,7 @@
                 <w:color w:val="1C3A36"/>
                 <w:sz w:val="16"/>
               </w:rPr>
-              <w:t>the terminal discount rate and the terminal growth rate — 80% of the value is in the terminal block</w:t>
+              <w:t>the terminal discount rate and the terminal growth rate — 79% of the value is in the terminal block</w:t>
             </w:r>
           </w:p>
         </w:tc>
@@ -13088,7 +13088,7 @@
                 <w:color w:val="1C3A36"/>
                 <w:sz w:val="16"/>
               </w:rPr>
-              <w:t>49.68</w:t>
+              <w:t>47.60</w:t>
             </w:r>
           </w:p>
         </w:tc>
@@ -13161,7 +13161,7 @@
                 <w:color w:val="1C3A36"/>
                 <w:sz w:val="16"/>
               </w:rPr>
-              <w:t>43.91</w:t>
+              <w:t>42.80</w:t>
             </w:r>
           </w:p>
         </w:tc>
@@ -13234,7 +13234,7 @@
                 <w:color w:val="1C3A36"/>
                 <w:sz w:val="16"/>
               </w:rPr>
-              <w:t>48.65</w:t>
+              <w:t>47.89</w:t>
             </w:r>
           </w:p>
         </w:tc>
@@ -13307,7 +13307,7 @@
                 <w:color w:val="1C3A36"/>
                 <w:sz w:val="16"/>
               </w:rPr>
-              <w:t>56.78</w:t>
+              <w:t>55.34</w:t>
             </w:r>
           </w:p>
         </w:tc>
@@ -13379,7 +13379,7 @@
           <w:color w:val="1C3A36"/>
           <w:sz w:val="21"/>
         </w:rPr>
-        <w:t>The readings disagree in an informative direction. The lowest is the cash-flow reading on the permanent-provision frame at EGP 33.00; the highest is the normalised-earnings lens at EGP 56.78. The cash-flow readings charge the new plant's full cost and credit it with nothing, so they sit low despite capturing five years of the volume and price growth the existing business is already delivering. The relative lens prices the company on what a 18.8% return and a 16.9% perpetual cost of equity can justify, which supports about 6.33 times forward earnings against the 14.90 times trailing the market pays. None of them is wrong. The gap between them is the value of growth, and the market is paying for more of it than any of them contains.</w:t>
+        <w:t>The readings disagree in an informative direction. The lowest is the cash-flow reading on the permanent-provision frame at EGP 31.37; the highest is the normalised-earnings lens at EGP 55.34. The cash-flow readings charge the new plant's full cost and credit it with nothing, so they sit low despite capturing five years of the volume and price growth the existing business is already delivering. The relative lens prices the company on what a 18.8% return and a 17.2% perpetual cost of equity can justify, which supports about 6.17 times forward earnings against the 14.90 times trailing the market pays. None of them is wrong. The gap between them is the value of growth, and the market is paying for more of it than any of them contains.</w:t>
       </w:r>
     </w:p>
     <w:p>
@@ -13514,7 +13514,7 @@
                 <w:color w:val="1C3A36"/>
                 <w:sz w:val="16"/>
               </w:rPr>
-              <w:t>the whole crux. Section 1.7 says roughly USD 127 million a year by 2030 is required to justify the market price; the first disclosure calibrates how plausible that is</w:t>
+              <w:t>the whole crux. Section 1.7 says roughly USD 133 million a year by 2030 is required to justify the market price; the first disclosure calibrates how plausible that is</w:t>
             </w:r>
           </w:p>
         </w:tc>
@@ -14017,7 +14017,7 @@
           <w:color w:val="1C3A36"/>
           <w:sz w:val="21"/>
         </w:rPr>
-        <w:t>the bands describe where the PRICE may go. The valuation describes what the BUSINESS appears to be worth. They are different questions and this study keeps them apart on purpose. BOTH fundamental centres — EGP 33.00 and EGP 49.68 — sit below the entire three-month band, and that is worth noticing rather than reconciling away.</w:t>
+        <w:t>the bands describe where the PRICE may go. The valuation describes what the BUSINESS appears to be worth. They are different questions and this study keeps them apart on purpose. BOTH fundamental centres — EGP 31.37 and EGP 47.60 — sit below the entire three-month band, and that is worth noticing rather than reconciling away.</w:t>
       </w:r>
     </w:p>
     <w:p>
@@ -14779,7 +14779,7 @@
                 <w:color w:val="1C3A36"/>
                 <w:sz w:val="16"/>
               </w:rPr>
-              <w:t>the terminal formula grows the free cash flow one year itself and values the result at the end of the last forecast year, which is where the discount factor lands it. The profit, the depreciation and the working capital handed to it had already been grown once, so the terminal capitalised a flow a year further out than the factor it was discounted at. Correcting it lowers the terminal by -7.2% on Frame A and -7.0% on Frame B, and the value per share by -9.9% and -8.4% — the larger share effect is gearing, not a second change</w:t>
+              <w:t>the terminal formula grows the free cash flow one year itself and values the result at the end of the last forecast year, which is where the discount factor lands it. The profit, the depreciation and the working capital handed to it had already been grown once, so the terminal capitalised a flow a year further out than the factor it was discounted at. Correcting it lowers the terminal by -7.2% on Frame A and -7.0% on Frame B, and the value per share by -10.1% and -8.5% — the larger share effect is gearing, not a second change</w:t>
             </w:r>
           </w:p>
         </w:tc>
@@ -14820,7 +14820,7 @@
                 <w:color w:val="1C3A36"/>
                 <w:sz w:val="16"/>
               </w:rPr>
-              <w:t>a single EGP 79.64 becomes a PAIR: EGP 33.00 on Frame A (-59%) and EGP 49.68 on Frame B (-38%)</w:t>
+              <w:t>a single EGP 79.64 becomes a PAIR: EGP 31.37 on Frame A (-61%) and EGP 47.60 on Frame B (-40%)</w:t>
             </w:r>
           </w:p>
         </w:tc>
@@ -15440,7 +15440,7 @@
                 <w:color w:val="1C3A36"/>
                 <w:sz w:val="16"/>
               </w:rPr>
-              <w:t>The beta composite contains the subject itself</w:t>
+              <w:t>The market index explains little of this share’s week-to-week movement</w:t>
             </w:r>
           </w:p>
         </w:tc>
@@ -15458,7 +15458,7 @@
                 <w:color w:val="1C3A36"/>
                 <w:sz w:val="16"/>
               </w:rPr>
-              <w:t>the 36-name equal-weighted local composite the beta is regressed against includes this company at about 2.8% weight, which biases the coefficient toward one. Removing it gives 0.565 rather than 0.629, which would RAISE the two centres by about EGP 32.04 and EGP 23.18 a share. The in-index coefficient is carried because it is the more conservative of the two and because it is what a real local index produces; both are published in the bibliography</w:t>
+              <w:t>the beta is regressed against the published index of the exchange the shares are listed on, and that index explains 14.3% of the weekly variation over 256 observations. The coefficient is 0.666 with a 90% range of 0.443 to 0.889, and that range is wide enough to matter to the valuation. A previous edition regressed against an equal-weighted basket of 36 local names, which fit better — 23.5% — and gave 0.629. That basket is not a market: it changes whenever a share is added to it and it shares members with the very set it is used to price, so it tracks any one of them more closely than a real index does. A better fit against the wrong yardstick is not a reason to use the wrong yardstick. Both figures and their statistics are published in the bibliography</w:t>
             </w:r>
           </w:p>
         </w:tc>
@@ -15476,7 +15476,7 @@
                 <w:color w:val="1C3A36"/>
                 <w:sz w:val="16"/>
               </w:rPr>
-              <w:t>a published local index that excludes the constituent under study</w:t>
+              <w:t>a longer price history, or a defensible set of listed peers whose own betas clear the same usability test</w:t>
             </w:r>
           </w:p>
         </w:tc>
@@ -15581,7 +15581,7 @@
           <w:color w:val="1C3A36"/>
           <w:sz w:val="21"/>
         </w:rPr>
-        <w:t>What would change the conclusion, stated in advance so it can be checked: if the company disclosed biosimilar revenue on a path toward USD 127 million a year, the cash-flow lenses would move to the market price and this study would be wrong to have flagged the gap. If the FY2026 depreciation charge came in near EGP 118 million rather than EGP 304 million, the plant is not in service and the whole timetable in this study shifts out a year.</w:t>
+        <w:t>What would change the conclusion, stated in advance so it can be checked: if the company disclosed biosimilar revenue on a path toward USD 133 million a year, the cash-flow lenses would move to the market price and this study would be wrong to have flagged the gap. If the FY2026 depreciation charge came in near EGP 118 million rather than EGP 304 million, the plant is not in service and the whole timetable in this study shifts out a year.</w:t>
       </w:r>
     </w:p>
     <w:p>
@@ -24467,7 +24467,7 @@
                 <w:color w:val="1C3A36"/>
                 <w:sz w:val="16"/>
               </w:rPr>
-              <w:t>the provision charge stays near 5.25% of revenue permanently; this is Frame A, and it is already the more conservative of the two published cases. A charge at the three-year mean of 6.52% instead would put Frame A at EGP 24.55 a share</w:t>
+              <w:t>the provision charge stays near 5.25% of revenue permanently; this is Frame A, and it is already the more conservative of the two published cases. A charge at the three-year mean of 6.52% instead would put Frame A at EGP 23.14 a share</w:t>
             </w:r>
           </w:p>
         </w:tc>
@@ -24756,7 +24756,7 @@
           <w:color w:val="1C3A36"/>
           <w:sz w:val="21"/>
         </w:rPr>
-        <w:t>When it works: for a business with a stable, forecastable operating model and a capital structure that is not about to change. When it fails: when most of the value sits beyond the explicit forecast — which is the case here, at 80% of enterprise value in the terminal block.</w:t>
+        <w:t>When it works: for a business with a stable, forecastable operating model and a capital structure that is not about to change. When it fails: when most of the value sits beyond the explicit forecast — which is the case here, at 79% of enterprise value in the terminal block.</w:t>
       </w:r>
     </w:p>
     <w:tbl>
@@ -24857,7 +24857,7 @@
                 <w:color w:val="1C3A36"/>
                 <w:sz w:val="17"/>
               </w:rPr>
-              <w:t>2,002</w:t>
+              <w:t>1,986</w:t>
             </w:r>
           </w:p>
         </w:tc>
@@ -24931,7 +24931,7 @@
                 <w:color w:val="1C3A36"/>
                 <w:sz w:val="17"/>
               </w:rPr>
-              <w:t>15.03% − 7% = 8.03%</w:t>
+              <w:t>15.22% − 7% = 8.22%</w:t>
             </w:r>
           </w:p>
         </w:tc>
@@ -24968,7 +24968,7 @@
                 <w:color w:val="1C3A36"/>
                 <w:sz w:val="17"/>
               </w:rPr>
-              <w:t>18,665</w:t>
+              <w:t>18,229</w:t>
             </w:r>
           </w:p>
         </w:tc>
@@ -25005,7 +25005,7 @@
                 <w:color w:val="1C3A36"/>
                 <w:sz w:val="17"/>
               </w:rPr>
-              <w:t>7,944</w:t>
+              <w:t>7,686</w:t>
             </w:r>
           </w:p>
         </w:tc>
@@ -25042,7 +25042,7 @@
                 <w:color w:val="1C3A36"/>
                 <w:sz w:val="17"/>
               </w:rPr>
-              <w:t>9,946</w:t>
+              <w:t>9,672</w:t>
             </w:r>
           </w:p>
         </w:tc>
@@ -25157,7 +25157,7 @@
                 <w:color w:val="1C3A36"/>
                 <w:sz w:val="17"/>
               </w:rPr>
-              <w:t>5,569</w:t>
+              <w:t>5,295</w:t>
             </w:r>
           </w:p>
         </w:tc>
@@ -25194,7 +25194,7 @@
                 <w:color w:val="1C3A36"/>
                 <w:sz w:val="17"/>
               </w:rPr>
-              <w:t>33.00</w:t>
+              <w:t>31.37</w:t>
             </w:r>
           </w:p>
         </w:tc>
@@ -25216,7 +25216,7 @@
           <w:color w:val="1C3A36"/>
           <w:sz w:val="21"/>
         </w:rPr>
-        <w:t>Named sensitivity: the terminal discount rate. Every 100 basis points on it is worth roughly EGP 6 a share. At 80% terminal weight, this expert is mostly forecasting one number.</w:t>
+        <w:t>Named sensitivity: the terminal discount rate. Every 100 basis points on it is worth roughly EGP 5 a share. At 79% terminal weight, this expert is mostly forecasting one number.</w:t>
       </w:r>
     </w:p>
     <w:p>
@@ -25558,7 +25558,7 @@
                 <w:color w:val="1C3A36"/>
                 <w:sz w:val="17"/>
               </w:rPr>
-              <w:t>16.90%</w:t>
+              <w:t>17.16%</w:t>
             </w:r>
           </w:p>
         </w:tc>
@@ -25632,7 +25632,7 @@
                 <w:color w:val="1C3A36"/>
                 <w:sz w:val="17"/>
               </w:rPr>
-              <w:t>1.19x</w:t>
+              <w:t>1.16x</w:t>
             </w:r>
           </w:p>
         </w:tc>
@@ -25673,7 +25673,7 @@
                 <w:color w:val="1C3A36"/>
                 <w:sz w:val="17"/>
               </w:rPr>
-              <w:t>43.91</w:t>
+              <w:t>42.80</w:t>
             </w:r>
           </w:p>
         </w:tc>
@@ -25695,7 +25695,7 @@
           <w:color w:val="1C3A36"/>
           <w:sz w:val="21"/>
         </w:rPr>
-        <w:t>Named sensitivity: the sustainable return. If it settles at 20% rather than 18.8%, the justified multiple falls to 1.31 times and the value to EGP 48.56 a share.</w:t>
+        <w:t>Named sensitivity: the sustainable return. If it settles at 20% rather than 18.8%, the justified multiple falls to 1.28 times and the value to EGP 47.33 a share.</w:t>
       </w:r>
     </w:p>
     <w:p>
@@ -25903,7 +25903,7 @@
                 <w:color w:val="1C3A36"/>
                 <w:sz w:val="17"/>
               </w:rPr>
-              <w:t>EGP 33.00</w:t>
+              <w:t>EGP 31.37</w:t>
             </w:r>
           </w:p>
         </w:tc>
@@ -25940,7 +25940,7 @@
                 <w:color w:val="1C3A36"/>
                 <w:sz w:val="17"/>
               </w:rPr>
-              <w:t>EGP 94.30 a share</w:t>
+              <w:t>EGP 95.93 a share</w:t>
             </w:r>
           </w:p>
         </w:tc>
@@ -25977,7 +25977,7 @@
                 <w:color w:val="1C3A36"/>
                 <w:sz w:val="17"/>
               </w:rPr>
-              <w:t>EGP 15,914m</w:t>
+              <w:t>EGP 16,188m</w:t>
             </w:r>
           </w:p>
         </w:tc>
@@ -26014,7 +26014,7 @@
                 <w:color w:val="1C3A36"/>
                 <w:sz w:val="17"/>
               </w:rPr>
-              <w:t>EGP 8,871m</w:t>
+              <w:t>EGP 9,322m</w:t>
             </w:r>
           </w:p>
         </w:tc>
@@ -26051,7 +26051,7 @@
                 <w:color w:val="1C3A36"/>
                 <w:sz w:val="17"/>
               </w:rPr>
-              <w:t>32%</w:t>
+              <w:t>33%</w:t>
             </w:r>
           </w:p>
         </w:tc>
@@ -26088,7 +26088,7 @@
                 <w:color w:val="1C3A36"/>
                 <w:sz w:val="17"/>
               </w:rPr>
-              <w:t>USD 127m</w:t>
+              <w:t>USD 133m</w:t>
             </w:r>
           </w:p>
         </w:tc>
@@ -26125,7 +26125,7 @@
                 <w:color w:val="1C3A36"/>
                 <w:sz w:val="17"/>
               </w:rPr>
-              <w:t>1.27x asset turn</w:t>
+              <w:t>1.33x asset turn</w:t>
             </w:r>
           </w:p>
         </w:tc>
@@ -26184,7 +26184,7 @@
           <w:color w:val="1C3A36"/>
           <w:sz w:val="21"/>
         </w:rPr>
-        <w:t>Named sensitivity: the contribution margin assumed on the new revenue. At 35% rather than 45%, the required revenue rises to about EGP 11,405 million, or USD 163 million a year.</w:t>
+        <w:t>Named sensitivity: the contribution margin assumed on the new revenue. At 35% rather than 45%, the required revenue rises to about EGP 11,985 million, or USD 171 million a year.</w:t>
       </w:r>
     </w:p>
     <w:p>
@@ -26313,7 +26313,7 @@
                 <w:color w:val="1C3A36"/>
                 <w:sz w:val="16"/>
               </w:rPr>
-              <w:t>CONCEDED. Expert 1 accepts the terminal weight is high and points to the sensitivity table as the honest response: the published grid across a plausible terminal cost of equity and growth combination runs EGP 17 to EGP 48 a share, and the WHOLE of that range is published rather than its comfortable half.</w:t>
+              <w:t>CONCEDED. Expert 1 accepts the terminal weight is high and points to the sensitivity table as the honest response: the published grid across a plausible terminal cost of equity and growth combination runs EGP 16 to EGP 46 a share, and the WHOLE of that range is published rather than its comfortable half.</w:t>
             </w:r>
           </w:p>
         </w:tc>
@@ -26497,7 +26497,7 @@
           <w:color w:val="1C3A36"/>
           <w:sz w:val="21"/>
         </w:rPr>
-        <w:t>Put together, the disagreement narrows to a single question, which is a good sign. All three agree on the audited history, on the cost of capital construction, and on the fact that the depreciation step is real and has already arrived. On the existing business — 65% capacity utilisation, a growing export book earned in hard currency, an administered domestic price that at least tracks inflation — their own worked values run from EGP 33.00 to EGP 43.91 a share, and the study's own two centres, EGP 33.00 and EGP 49.68, sit inside that. Those are the numbers; no wider claim is made for the business than its own lenses support.</w:t>
+        <w:t>Put together, the disagreement narrows to a single question, which is a good sign. All three agree on the audited history, on the cost of capital construction, and on the fact that the depreciation step is real and has already arrived. On the existing business — 65% capacity utilisation, a growing export book earned in hard currency, an administered domestic price that at least tracks inflation — their own worked values run from EGP 31.37 to EGP 42.80 a share, and the study's own two centres, EGP 31.37 and EGP 47.60, sit inside that. Those are the numbers; no wider claim is made for the business than its own lenses support.</w:t>
       </w:r>
     </w:p>
     <w:p>
@@ -26511,7 +26511,7 @@
           <w:color w:val="1C3A36"/>
           <w:sz w:val="21"/>
         </w:rPr>
-        <w:t>Where they part is what the new plant is worth today. Expert 1 says: nothing until it produces cash, so EGP 33.00. Expert 2 says: nothing until it produces a return, so EGP 43.91. Expert 3 says: the market says EGP 94.30 a share, which requires USD 127 million a year of biosimilar sales, and that is a proposition rather than a valuation. The room does not resolve it. It converts it into something a reader can check in twelve months.</w:t>
+        <w:t>Where they part is what the new plant is worth today. Expert 1 says: nothing until it produces cash, so EGP 31.37. Expert 2 says: nothing until it produces a return, so EGP 42.80. Expert 3 says: the market says EGP 95.93 a share, which requires USD 133 million a year of biosimilar sales, and that is a proposition rather than a valuation. The room does not resolve it. It converts it into something a reader can check in twelve months.</w:t>
       </w:r>
     </w:p>
     <w:p>
@@ -26700,7 +26700,7 @@
                 <w:color w:val="1C3A36"/>
                 <w:sz w:val="16"/>
               </w:rPr>
-              <w:t>-10.92</w:t>
+              <w:t>-11.42</w:t>
             </w:r>
           </w:p>
         </w:tc>
@@ -26755,7 +26755,7 @@
                 <w:color w:val="1C3A36"/>
                 <w:sz w:val="16"/>
               </w:rPr>
-              <w:t>94.30</w:t>
+              <w:t>95.93</w:t>
             </w:r>
           </w:p>
         </w:tc>
@@ -26810,7 +26810,7 @@
                 <w:color w:val="1C3A36"/>
                 <w:sz w:val="16"/>
               </w:rPr>
-              <w:t>-16.68</w:t>
+              <w:t>-16.23</w:t>
             </w:r>
           </w:p>
         </w:tc>
@@ -26865,7 +26865,7 @@
                 <w:color w:val="1C3A36"/>
                 <w:sz w:val="16"/>
               </w:rPr>
-              <w:t>-94.30</w:t>
+              <w:t>-95.93</w:t>
             </w:r>
           </w:p>
         </w:tc>
@@ -26920,7 +26920,7 @@
                 <w:color w:val="1C3A36"/>
                 <w:sz w:val="16"/>
               </w:rPr>
-              <w:t>-77.62</w:t>
+              <w:t>-79.70</w:t>
             </w:r>
           </w:p>
         </w:tc>
@@ -26975,7 +26975,7 @@
                 <w:color w:val="1C3A36"/>
                 <w:sz w:val="16"/>
               </w:rPr>
-              <w:t>-16.68</w:t>
+              <w:t>-16.23</w:t>
             </w:r>
           </w:p>
         </w:tc>
